--- a/3-能力管理/流程制度规范类文件/JXTX-03-01-运维服务能力管理制度.docx
+++ b/3-能力管理/流程制度规范类文件/JXTX-03-01-运维服务能力管理制度.docx
@@ -22,6 +22,59 @@
         <w:textAlignment w:val="baseline"/>
       </w:pPr>
       <w:bookmarkStart w:id="0" w:name="_Toc26498"/>
+      <w:bookmarkStart w:id="21" w:name="_GoBack"/>
+      <w:r>
+        <w:drawing>
+          <wp:anchor distT="0" distB="0" distL="114300" distR="114300" simplePos="0" relativeHeight="251660288" behindDoc="1" locked="0" layoutInCell="1" allowOverlap="1">
+            <wp:simplePos x="0" y="0"/>
+            <wp:positionH relativeFrom="column">
+              <wp:posOffset>-19050</wp:posOffset>
+            </wp:positionH>
+            <wp:positionV relativeFrom="paragraph">
+              <wp:posOffset>-22225</wp:posOffset>
+            </wp:positionV>
+            <wp:extent cx="5304790" cy="8893810"/>
+            <wp:effectExtent l="0" t="0" r="13970" b="6350"/>
+            <wp:wrapNone/>
+            <wp:docPr id="1" name="图片 1"/>
+            <wp:cNvGraphicFramePr>
+              <a:graphicFrameLocks xmlns:a="http://schemas.openxmlformats.org/drawingml/2006/main" noChangeAspect="1"/>
+            </wp:cNvGraphicFramePr>
+            <a:graphic xmlns:a="http://schemas.openxmlformats.org/drawingml/2006/main">
+              <a:graphicData uri="http://schemas.openxmlformats.org/drawingml/2006/picture">
+                <pic:pic xmlns:pic="http://schemas.openxmlformats.org/drawingml/2006/picture">
+                  <pic:nvPicPr>
+                    <pic:cNvPr id="1" name="图片 1"/>
+                    <pic:cNvPicPr>
+                      <a:picLocks noChangeAspect="1"/>
+                    </pic:cNvPicPr>
+                  </pic:nvPicPr>
+                  <pic:blipFill>
+                    <a:blip r:embed="rId7"/>
+                    <a:stretch>
+                      <a:fillRect/>
+                    </a:stretch>
+                  </pic:blipFill>
+                  <pic:spPr>
+                    <a:xfrm>
+                      <a:off x="0" y="0"/>
+                      <a:ext cx="5304790" cy="8893810"/>
+                    </a:xfrm>
+                    <a:prstGeom prst="rect">
+                      <a:avLst/>
+                    </a:prstGeom>
+                    <a:noFill/>
+                    <a:ln>
+                      <a:noFill/>
+                    </a:ln>
+                  </pic:spPr>
+                </pic:pic>
+              </a:graphicData>
+            </a:graphic>
+          </wp:anchor>
+        </w:drawing>
+      </w:r>
+      <w:bookmarkEnd w:id="21"/>
       <w:r>
         <w:drawing>
           <wp:anchor distT="0" distB="0" distL="114300" distR="114300" simplePos="0" relativeHeight="251659264" behindDoc="1" locked="0" layoutInCell="1" allowOverlap="1">
@@ -49,7 +102,7 @@
                     </pic:cNvPicPr>
                   </pic:nvPicPr>
                   <pic:blipFill>
-                    <a:blip r:embed="rId7"/>
+                    <a:blip r:embed="rId8"/>
                     <a:stretch>
                       <a:fillRect/>
                     </a:stretch>
@@ -1853,8 +1906,6 @@
         <w:snapToGrid w:val="0"/>
         <w:textAlignment w:val="baseline"/>
       </w:pPr>
-      <w:bookmarkStart w:id="21" w:name="_GoBack"/>
-      <w:bookmarkEnd w:id="21"/>
       <w:r>
         <w:br w:type="page"/>
       </w:r>

--- a/3-能力管理/流程制度规范类文件/JXTX-03-01-运维服务能力管理制度.docx
+++ b/3-能力管理/流程制度规范类文件/JXTX-03-01-运维服务能力管理制度.docx
@@ -1,10 +1,11 @@
 
 <file path=word/document.xml><?xml version="1.0" encoding="utf-8"?>
-<w:document xmlns:wpc="http://schemas.microsoft.com/office/word/2010/wordprocessingCanvas" xmlns:mc="http://schemas.openxmlformats.org/markup-compatibility/2006" xmlns:o="urn:schemas-microsoft-com:office:office" xmlns:r="http://schemas.openxmlformats.org/officeDocument/2006/relationships" xmlns:m="http://schemas.openxmlformats.org/officeDocument/2006/math" xmlns:v="urn:schemas-microsoft-com:vml" xmlns:wp14="http://schemas.microsoft.com/office/word/2010/wordprocessingDrawing" xmlns:wp="http://schemas.openxmlformats.org/drawingml/2006/wordprocessingDrawing" xmlns:w="http://schemas.openxmlformats.org/wordprocessingml/2006/main" xmlns:w14="http://schemas.microsoft.com/office/word/2010/wordml" xmlns:w10="urn:schemas-microsoft-com:office:word" xmlns:w15="http://schemas.microsoft.com/office/word/2012/wordml" xmlns:wpg="http://schemas.microsoft.com/office/word/2010/wordprocessingGroup" xmlns:wpi="http://schemas.microsoft.com/office/word/2010/wordprocessingInk" xmlns:wne="http://schemas.microsoft.com/office/word/2006/wordml" xmlns:wps="http://schemas.microsoft.com/office/word/2010/wordprocessingShape" xmlns:wpsCustomData="http://www.wps.cn/officeDocument/2013/wpsCustomData" mc:Ignorable="w14 w15 wp14">
+<w:document xmlns:wpc="http://schemas.microsoft.com/office/word/2010/wordprocessingCanvas" xmlns:mc="http://schemas.openxmlformats.org/markup-compatibility/2006" xmlns:o="urn:schemas-microsoft-com:office:office" xmlns:r="http://schemas.openxmlformats.org/officeDocument/2006/relationships" xmlns:m="http://schemas.openxmlformats.org/officeDocument/2006/math" xmlns:v="urn:schemas-microsoft-com:vml" xmlns:wp14="http://schemas.microsoft.com/office/word/2010/wordprocessingDrawing" xmlns:wp="http://schemas.openxmlformats.org/drawingml/2006/wordprocessingDrawing" xmlns:w10="urn:schemas-microsoft-com:office:word" xmlns:w="http://schemas.openxmlformats.org/wordprocessingml/2006/main" xmlns:w14="http://schemas.microsoft.com/office/word/2010/wordml" xmlns:w15="http://schemas.microsoft.com/office/word/2012/wordml" xmlns:wne="http://schemas.microsoft.com/office/word/2006/wordml" xmlns:wpg="http://schemas.microsoft.com/office/word/2010/wordprocessingGroup" xmlns:wpi="http://schemas.microsoft.com/office/word/2010/wordprocessingInk" xmlns:wps="http://schemas.microsoft.com/office/word/2010/wordprocessingShape" mc:Ignorable="w14 w15 wp14">
+  <!-- Generated by Aspose.Words for .NET 13.3.0.1 -->
   <w:body>
     <w:p>
       <w:pPr>
-        <w:pStyle w:val="24"/>
+        <w:pStyle w:val="a"/>
         <w:keepNext w:val="0"/>
         <w:keepLines w:val="0"/>
         <w:pageBreakBefore w:val="0"/>
@@ -22,10 +23,10 @@
         <w:textAlignment w:val="baseline"/>
       </w:pPr>
       <w:bookmarkStart w:id="0" w:name="_Toc26498"/>
-      <w:bookmarkStart w:id="21" w:name="_GoBack"/>
+      <w:bookmarkStart w:id="1" w:name="_GoBack"/>
       <w:r>
         <w:drawing>
-          <wp:anchor distT="0" distB="0" distL="114300" distR="114300" simplePos="0" relativeHeight="251660288" behindDoc="1" locked="0" layoutInCell="1" allowOverlap="1">
+          <wp:anchor distT="0" distB="0" distL="114300" distR="114300" simplePos="0" relativeHeight="251659264" behindDoc="1" locked="0" layoutInCell="1" allowOverlap="1">
             <wp:simplePos x="0" y="0"/>
             <wp:positionH relativeFrom="column">
               <wp:posOffset>-19050</wp:posOffset>
@@ -50,7 +51,7 @@
                     </pic:cNvPicPr>
                   </pic:nvPicPr>
                   <pic:blipFill>
-                    <a:blip r:embed="rId7"/>
+                    <a:blip xmlns:r="http://schemas.openxmlformats.org/officeDocument/2006/relationships" r:embed="rId4"/>
                     <a:stretch>
                       <a:fillRect/>
                     </a:stretch>
@@ -74,10 +75,10 @@
           </wp:anchor>
         </w:drawing>
       </w:r>
-      <w:bookmarkEnd w:id="21"/>
+      <w:bookmarkEnd w:id="1"/>
       <w:r>
         <w:drawing>
-          <wp:anchor distT="0" distB="0" distL="114300" distR="114300" simplePos="0" relativeHeight="251659264" behindDoc="1" locked="0" layoutInCell="1" allowOverlap="1">
+          <wp:anchor distT="0" distB="0" distL="114300" distR="114300" simplePos="0" relativeHeight="251658240" behindDoc="1" locked="0" layoutInCell="1" allowOverlap="1">
             <wp:simplePos x="0" y="0"/>
             <wp:positionH relativeFrom="column">
               <wp:posOffset>0</wp:posOffset>
@@ -102,7 +103,7 @@
                     </pic:cNvPicPr>
                   </pic:nvPicPr>
                   <pic:blipFill>
-                    <a:blip r:embed="rId8"/>
+                    <a:blip xmlns:r="http://schemas.openxmlformats.org/officeDocument/2006/relationships" r:embed="rId5"/>
                     <a:stretch>
                       <a:fillRect/>
                     </a:stretch>
@@ -137,7 +138,7 @@
     </w:p>
     <w:p>
       <w:pPr>
-        <w:pStyle w:val="25"/>
+        <w:pStyle w:val="a0"/>
         <w:keepNext w:val="0"/>
         <w:keepLines w:val="0"/>
         <w:pageBreakBefore w:val="0"/>
@@ -158,7 +159,7 @@
           <w:lang w:val="en-US" w:eastAsia="zh-CN"/>
         </w:rPr>
       </w:pPr>
-      <w:bookmarkStart w:id="1" w:name="_Toc19276"/>
+      <w:bookmarkStart w:id="2" w:name="_Toc19276"/>
       <w:r>
         <w:rPr>
           <w:rFonts w:hint="eastAsia"/>
@@ -166,7 +167,7 @@
         </w:rPr>
         <w:t>运维服务能力管理制度</w:t>
       </w:r>
-      <w:bookmarkEnd w:id="1"/>
+      <w:bookmarkEnd w:id="2"/>
     </w:p>
     <w:p>
       <w:pPr>
@@ -184,11 +185,11 @@
         <w:adjustRightInd w:val="0"/>
         <w:snapToGrid w:val="0"/>
         <w:spacing w:after="624" w:afterLines="200" w:line="219" w:lineRule="auto"/>
-        <w:ind w:left="0" w:leftChars="0" w:right="0" w:rightChars="0" w:firstLine="0" w:firstLineChars="0"/>
+        <w:ind w:left="0" w:right="0" w:firstLine="0" w:leftChars="0" w:rightChars="0" w:firstLineChars="0"/>
         <w:jc w:val="center"/>
         <w:textAlignment w:val="baseline"/>
         <w:rPr>
-          <w:rFonts w:hint="default" w:ascii="宋体" w:hAnsi="宋体" w:eastAsia="宋体" w:cs="宋体"/>
+          <w:rFonts w:ascii="宋体" w:eastAsia="宋体" w:hAnsi="宋体" w:cs="宋体" w:hint="default"/>
           <w:sz w:val="24"/>
           <w:szCs w:val="24"/>
           <w:lang w:val="en-US" w:eastAsia="zh-CN"/>
@@ -196,7 +197,7 @@
       </w:pPr>
       <w:r>
         <w:rPr>
-          <w:rFonts w:ascii="宋体" w:hAnsi="宋体" w:eastAsia="宋体" w:cs="宋体"/>
+          <w:rFonts w:ascii="宋体" w:eastAsia="宋体" w:hAnsi="宋体" w:cs="宋体"/>
           <w:b/>
           <w:bCs/>
           <w:spacing w:val="-3"/>
@@ -207,7 +208,7 @@
       </w:r>
       <w:r>
         <w:rPr>
-          <w:rFonts w:hint="eastAsia" w:ascii="宋体" w:hAnsi="宋体" w:eastAsia="宋体" w:cs="宋体"/>
+          <w:rFonts w:ascii="宋体" w:eastAsia="宋体" w:hAnsi="宋体" w:cs="宋体" w:hint="eastAsia"/>
           <w:b/>
           <w:bCs/>
           <w:spacing w:val="-3"/>
@@ -219,7 +220,7 @@
       </w:r>
       <w:r>
         <w:rPr>
-          <w:rFonts w:ascii="宋体" w:hAnsi="宋体" w:eastAsia="宋体" w:cs="宋体"/>
+          <w:rFonts w:ascii="宋体" w:eastAsia="宋体" w:hAnsi="宋体" w:cs="宋体"/>
           <w:b/>
           <w:bCs/>
           <w:spacing w:val="-3"/>
@@ -230,7 +231,7 @@
       </w:r>
       <w:r>
         <w:rPr>
-          <w:rFonts w:hint="eastAsia" w:ascii="宋体" w:hAnsi="宋体" w:cs="宋体"/>
+          <w:rFonts w:ascii="宋体" w:hAnsi="宋体" w:cs="宋体" w:hint="eastAsia"/>
           <w:b/>
           <w:bCs/>
           <w:spacing w:val="-3"/>
@@ -242,7 +243,7 @@
       </w:r>
       <w:r>
         <w:rPr>
-          <w:rFonts w:ascii="宋体" w:hAnsi="宋体" w:eastAsia="宋体" w:cs="宋体"/>
+          <w:rFonts w:ascii="宋体" w:eastAsia="宋体" w:hAnsi="宋体" w:cs="宋体"/>
           <w:b/>
           <w:bCs/>
           <w:spacing w:val="-3"/>
@@ -254,18 +255,17 @@
     </w:p>
     <w:tbl>
       <w:tblPr>
-        <w:tblStyle w:val="21"/>
+        <w:tblStyle w:val="TableGrid"/>
         <w:tblW w:w="0" w:type="auto"/>
         <w:jc w:val="center"/>
         <w:tblBorders>
-          <w:top w:val="none" w:color="auto" w:sz="0" w:space="0"/>
-          <w:left w:val="none" w:color="auto" w:sz="0" w:space="0"/>
-          <w:bottom w:val="none" w:color="auto" w:sz="0" w:space="0"/>
-          <w:right w:val="none" w:color="auto" w:sz="0" w:space="0"/>
-          <w:insideH w:val="none" w:color="auto" w:sz="0" w:space="0"/>
-          <w:insideV w:val="none" w:color="auto" w:sz="0" w:space="0"/>
+          <w:top w:val="nil"/>
+          <w:left w:val="nil"/>
+          <w:bottom w:val="nil"/>
+          <w:right w:val="nil"/>
+          <w:insideH w:val="nil"/>
+          <w:insideV w:val="nil"/>
         </w:tblBorders>
-        <w:tblLayout w:type="autofit"/>
         <w:tblCellMar>
           <w:top w:w="0" w:type="dxa"/>
           <w:left w:w="108" w:type="dxa"/>
@@ -279,13 +279,15 @@
       </w:tblGrid>
       <w:tr>
         <w:tblPrEx>
+          <w:tblW w:w="0" w:type="auto"/>
+          <w:jc w:val="center"/>
           <w:tblBorders>
-            <w:top w:val="none" w:color="auto" w:sz="0" w:space="0"/>
-            <w:left w:val="none" w:color="auto" w:sz="0" w:space="0"/>
-            <w:bottom w:val="none" w:color="auto" w:sz="0" w:space="0"/>
-            <w:right w:val="none" w:color="auto" w:sz="0" w:space="0"/>
-            <w:insideH w:val="none" w:color="auto" w:sz="0" w:space="0"/>
-            <w:insideV w:val="none" w:color="auto" w:sz="0" w:space="0"/>
+            <w:top w:val="nil"/>
+            <w:left w:val="nil"/>
+            <w:bottom w:val="nil"/>
+            <w:right w:val="nil"/>
+            <w:insideH w:val="nil"/>
+            <w:insideV w:val="nil"/>
           </w:tblBorders>
           <w:tblCellMar>
             <w:top w:w="0" w:type="dxa"/>
@@ -295,7 +297,7 @@
           </w:tblCellMar>
         </w:tblPrEx>
         <w:trPr>
-          <w:trHeight w:val="810" w:hRule="atLeast"/>
+          <w:trHeight w:val="810"/>
           <w:jc w:val="center"/>
         </w:trPr>
         <w:tc>
@@ -333,7 +335,7 @@
             </w:r>
             <w:r>
               <w:rPr>
-                <w:rFonts w:hint="default" w:asciiTheme="minorAscii" w:hAnsiTheme="minorAscii" w:eastAsiaTheme="minorEastAsia"/>
+                <w:rFonts w:asciiTheme="minorAscii" w:eastAsiaTheme="minorEastAsia" w:hAnsiTheme="minorAscii" w:hint="default"/>
                 <w:spacing w:val="227"/>
                 <w:sz w:val="21"/>
                 <w:vertAlign w:val="baseline"/>
@@ -387,7 +389,7 @@
             </w:r>
             <w:r>
               <w:rPr>
-                <w:rFonts w:hint="eastAsia" w:asciiTheme="minorAscii" w:hAnsiTheme="minorAscii" w:eastAsiaTheme="minorEastAsia"/>
+                <w:rFonts w:asciiTheme="minorAscii" w:eastAsiaTheme="minorEastAsia" w:hAnsiTheme="minorAscii" w:hint="eastAsia"/>
                 <w:spacing w:val="227"/>
                 <w:sz w:val="21"/>
                 <w:vertAlign w:val="baseline"/>
@@ -409,14 +411,8 @@
       </w:tr>
       <w:tr>
         <w:tblPrEx>
-          <w:tblBorders>
-            <w:top w:val="none" w:color="auto" w:sz="0" w:space="0"/>
-            <w:left w:val="none" w:color="auto" w:sz="0" w:space="0"/>
-            <w:bottom w:val="none" w:color="auto" w:sz="0" w:space="0"/>
-            <w:right w:val="none" w:color="auto" w:sz="0" w:space="0"/>
-            <w:insideH w:val="none" w:color="auto" w:sz="0" w:space="0"/>
-            <w:insideV w:val="none" w:color="auto" w:sz="0" w:space="0"/>
-          </w:tblBorders>
+          <w:tblW w:w="0" w:type="auto"/>
+          <w:jc w:val="center"/>
           <w:tblCellMar>
             <w:top w:w="0" w:type="dxa"/>
             <w:left w:w="108" w:type="dxa"/>
@@ -425,7 +421,7 @@
           </w:tblCellMar>
         </w:tblPrEx>
         <w:trPr>
-          <w:trHeight w:val="810" w:hRule="atLeast"/>
+          <w:trHeight w:val="810"/>
           <w:jc w:val="center"/>
         </w:trPr>
         <w:tc>
@@ -449,7 +445,7 @@
               <w:snapToGrid w:val="0"/>
               <w:textAlignment w:val="baseline"/>
               <w:rPr>
-                <w:rFonts w:hint="default" w:ascii="Arial" w:hAnsi="Arial" w:eastAsia="Arial" w:cs="Arial"/>
+                <w:rFonts w:ascii="Arial" w:eastAsia="Arial" w:hAnsi="Arial" w:cs="Arial" w:hint="default"/>
                 <w:snapToGrid w:val="0"/>
                 <w:color w:val="000000"/>
                 <w:kern w:val="0"/>
@@ -481,7 +477,7 @@
             </w:r>
             <w:r>
               <w:rPr>
-                <w:rFonts w:hint="default" w:asciiTheme="minorAscii" w:hAnsiTheme="minorAscii" w:eastAsiaTheme="minorEastAsia"/>
+                <w:rFonts w:asciiTheme="minorAscii" w:eastAsiaTheme="minorEastAsia" w:hAnsiTheme="minorAscii" w:hint="default"/>
                 <w:spacing w:val="227"/>
                 <w:sz w:val="21"/>
                 <w:vertAlign w:val="baseline"/>
@@ -534,7 +530,7 @@
               <w:snapToGrid w:val="0"/>
               <w:textAlignment w:val="baseline"/>
               <w:rPr>
-                <w:rFonts w:hint="default" w:ascii="Arial" w:hAnsi="Arial" w:eastAsia="Arial" w:cs="Arial"/>
+                <w:rFonts w:ascii="Arial" w:eastAsia="Arial" w:hAnsi="Arial" w:cs="Arial" w:hint="default"/>
                 <w:snapToGrid w:val="0"/>
                 <w:color w:val="000000"/>
                 <w:kern w:val="0"/>
@@ -554,7 +550,7 @@
             </w:r>
             <w:r>
               <w:rPr>
-                <w:rFonts w:hint="eastAsia" w:asciiTheme="minorAscii" w:hAnsiTheme="minorAscii" w:eastAsiaTheme="minorEastAsia"/>
+                <w:rFonts w:asciiTheme="minorAscii" w:eastAsiaTheme="minorEastAsia" w:hAnsiTheme="minorAscii" w:hint="eastAsia"/>
                 <w:spacing w:val="227"/>
                 <w:sz w:val="21"/>
                 <w:vertAlign w:val="baseline"/>
@@ -576,14 +572,8 @@
       </w:tr>
       <w:tr>
         <w:tblPrEx>
-          <w:tblBorders>
-            <w:top w:val="none" w:color="auto" w:sz="0" w:space="0"/>
-            <w:left w:val="none" w:color="auto" w:sz="0" w:space="0"/>
-            <w:bottom w:val="none" w:color="auto" w:sz="0" w:space="0"/>
-            <w:right w:val="none" w:color="auto" w:sz="0" w:space="0"/>
-            <w:insideH w:val="none" w:color="auto" w:sz="0" w:space="0"/>
-            <w:insideV w:val="none" w:color="auto" w:sz="0" w:space="0"/>
-          </w:tblBorders>
+          <w:tblW w:w="0" w:type="auto"/>
+          <w:jc w:val="center"/>
           <w:tblCellMar>
             <w:top w:w="0" w:type="dxa"/>
             <w:left w:w="108" w:type="dxa"/>
@@ -592,7 +582,7 @@
           </w:tblCellMar>
         </w:tblPrEx>
         <w:trPr>
-          <w:trHeight w:val="635" w:hRule="atLeast"/>
+          <w:trHeight w:val="635"/>
           <w:jc w:val="center"/>
         </w:trPr>
         <w:tc>
@@ -642,7 +632,7 @@
             </w:r>
             <w:r>
               <w:rPr>
-                <w:rFonts w:hint="eastAsia" w:asciiTheme="minorAscii" w:hAnsiTheme="minorAscii" w:eastAsiaTheme="minorEastAsia"/>
+                <w:rFonts w:asciiTheme="minorAscii" w:eastAsiaTheme="minorEastAsia" w:hAnsiTheme="minorAscii" w:hint="eastAsia"/>
                 <w:spacing w:val="227"/>
                 <w:sz w:val="21"/>
                 <w:vertAlign w:val="baseline"/>
@@ -695,7 +685,7 @@
             </w:r>
             <w:r>
               <w:rPr>
-                <w:rFonts w:hint="eastAsia" w:asciiTheme="minorAscii" w:hAnsiTheme="minorAscii" w:eastAsiaTheme="minorEastAsia"/>
+                <w:rFonts w:asciiTheme="minorAscii" w:eastAsiaTheme="minorEastAsia" w:hAnsiTheme="minorAscii" w:hint="eastAsia"/>
                 <w:spacing w:val="227"/>
                 <w:sz w:val="21"/>
                 <w:vertAlign w:val="baseline"/>
@@ -754,14 +744,14 @@
         <w:ind w:left="3634"/>
         <w:textAlignment w:val="baseline"/>
         <w:rPr>
-          <w:rFonts w:ascii="宋体" w:hAnsi="宋体" w:eastAsia="宋体" w:cs="宋体"/>
+          <w:rFonts w:ascii="宋体" w:eastAsia="宋体" w:hAnsi="宋体" w:cs="宋体"/>
           <w:sz w:val="31"/>
           <w:szCs w:val="31"/>
         </w:rPr>
       </w:pPr>
       <w:r>
         <w:rPr>
-          <w:rFonts w:ascii="宋体" w:hAnsi="宋体" w:eastAsia="宋体" w:cs="宋体"/>
+          <w:rFonts w:ascii="宋体" w:eastAsia="宋体" w:hAnsi="宋体" w:cs="宋体"/>
           <w:b/>
           <w:bCs/>
           <w:spacing w:val="4"/>
@@ -773,16 +763,16 @@
     </w:p>
     <w:tbl>
       <w:tblPr>
-        <w:tblStyle w:val="26"/>
+        <w:tblStyle w:val="TableNormal0"/>
         <w:tblW w:w="8214" w:type="dxa"/>
         <w:jc w:val="center"/>
         <w:tblBorders>
-          <w:top w:val="single" w:color="000000" w:sz="2" w:space="0"/>
-          <w:left w:val="single" w:color="000000" w:sz="2" w:space="0"/>
-          <w:bottom w:val="single" w:color="000000" w:sz="2" w:space="0"/>
-          <w:right w:val="single" w:color="000000" w:sz="2" w:space="0"/>
-          <w:insideH w:val="single" w:color="000000" w:sz="2" w:space="0"/>
-          <w:insideV w:val="single" w:color="000000" w:sz="2" w:space="0"/>
+          <w:top w:val="single" w:sz="2" w:space="0" w:color="000000"/>
+          <w:left w:val="single" w:sz="2" w:space="0" w:color="000000"/>
+          <w:bottom w:val="single" w:sz="2" w:space="0" w:color="000000"/>
+          <w:right w:val="single" w:sz="2" w:space="0" w:color="000000"/>
+          <w:insideH w:val="single" w:sz="2" w:space="0" w:color="000000"/>
+          <w:insideV w:val="single" w:sz="2" w:space="0" w:color="000000"/>
         </w:tblBorders>
         <w:tblLayout w:type="fixed"/>
         <w:tblCellMar>
@@ -802,14 +792,17 @@
       </w:tblGrid>
       <w:tr>
         <w:tblPrEx>
+          <w:tblW w:w="8214" w:type="dxa"/>
+          <w:jc w:val="center"/>
           <w:tblBorders>
-            <w:top w:val="single" w:color="000000" w:sz="2" w:space="0"/>
-            <w:left w:val="single" w:color="000000" w:sz="2" w:space="0"/>
-            <w:bottom w:val="single" w:color="000000" w:sz="2" w:space="0"/>
-            <w:right w:val="single" w:color="000000" w:sz="2" w:space="0"/>
-            <w:insideH w:val="single" w:color="000000" w:sz="2" w:space="0"/>
-            <w:insideV w:val="single" w:color="000000" w:sz="2" w:space="0"/>
+            <w:top w:val="single" w:sz="2" w:space="0" w:color="000000"/>
+            <w:left w:val="single" w:sz="2" w:space="0" w:color="000000"/>
+            <w:bottom w:val="single" w:sz="2" w:space="0" w:color="000000"/>
+            <w:right w:val="single" w:sz="2" w:space="0" w:color="000000"/>
+            <w:insideH w:val="single" w:sz="2" w:space="0" w:color="000000"/>
+            <w:insideV w:val="single" w:sz="2" w:space="0" w:color="000000"/>
           </w:tblBorders>
+          <w:tblLayout w:type="fixed"/>
           <w:tblCellMar>
             <w:top w:w="0" w:type="dxa"/>
             <w:left w:w="0" w:type="dxa"/>
@@ -818,7 +811,7 @@
           </w:tblCellMar>
         </w:tblPrEx>
         <w:trPr>
-          <w:trHeight w:val="593" w:hRule="atLeast"/>
+          <w:trHeight w:val="593"/>
           <w:jc w:val="center"/>
         </w:trPr>
         <w:tc>
@@ -840,18 +833,18 @@
               <w:adjustRightInd w:val="0"/>
               <w:snapToGrid w:val="0"/>
               <w:spacing w:before="176" w:line="228" w:lineRule="auto"/>
-              <w:ind w:left="0" w:leftChars="0" w:right="0" w:rightChars="0" w:firstLine="0" w:firstLineChars="0"/>
+              <w:ind w:left="0" w:right="0" w:firstLine="0" w:leftChars="0" w:rightChars="0" w:firstLineChars="0"/>
               <w:jc w:val="center"/>
               <w:textAlignment w:val="baseline"/>
               <w:rPr>
-                <w:rFonts w:ascii="宋体" w:hAnsi="宋体" w:eastAsia="宋体" w:cs="宋体"/>
+                <w:rFonts w:ascii="宋体" w:eastAsia="宋体" w:hAnsi="宋体" w:cs="宋体"/>
                 <w:sz w:val="20"/>
                 <w:szCs w:val="20"/>
               </w:rPr>
             </w:pPr>
             <w:r>
               <w:rPr>
-                <w:rFonts w:hint="eastAsia" w:ascii="宋体" w:hAnsi="宋体" w:cs="宋体"/>
+                <w:rFonts w:ascii="宋体" w:hAnsi="宋体" w:cs="宋体" w:hint="eastAsia"/>
                 <w:spacing w:val="-14"/>
                 <w:sz w:val="20"/>
                 <w:szCs w:val="20"/>
@@ -861,7 +854,7 @@
             </w:r>
             <w:r>
               <w:rPr>
-                <w:rFonts w:ascii="宋体" w:hAnsi="宋体" w:eastAsia="宋体" w:cs="宋体"/>
+                <w:rFonts w:ascii="宋体" w:eastAsia="宋体" w:hAnsi="宋体" w:cs="宋体"/>
                 <w:spacing w:val="-14"/>
                 <w:sz w:val="20"/>
                 <w:szCs w:val="20"/>
@@ -889,18 +882,18 @@
               <w:adjustRightInd w:val="0"/>
               <w:snapToGrid w:val="0"/>
               <w:spacing w:before="175" w:line="227" w:lineRule="auto"/>
-              <w:ind w:left="0" w:leftChars="0" w:right="0" w:rightChars="0" w:firstLine="0" w:firstLineChars="0"/>
+              <w:ind w:left="0" w:right="0" w:firstLine="0" w:leftChars="0" w:rightChars="0" w:firstLineChars="0"/>
               <w:jc w:val="center"/>
               <w:textAlignment w:val="baseline"/>
               <w:rPr>
-                <w:rFonts w:ascii="宋体" w:hAnsi="宋体" w:eastAsia="宋体" w:cs="宋体"/>
+                <w:rFonts w:ascii="宋体" w:eastAsia="宋体" w:hAnsi="宋体" w:cs="宋体"/>
                 <w:sz w:val="20"/>
                 <w:szCs w:val="20"/>
               </w:rPr>
             </w:pPr>
             <w:r>
               <w:rPr>
-                <w:rFonts w:ascii="宋体" w:hAnsi="宋体" w:eastAsia="宋体" w:cs="宋体"/>
+                <w:rFonts w:ascii="宋体" w:eastAsia="宋体" w:hAnsi="宋体" w:cs="宋体"/>
                 <w:spacing w:val="4"/>
                 <w:sz w:val="20"/>
                 <w:szCs w:val="20"/>
@@ -928,18 +921,18 @@
               <w:adjustRightInd w:val="0"/>
               <w:snapToGrid w:val="0"/>
               <w:spacing w:before="175" w:line="228" w:lineRule="auto"/>
-              <w:ind w:left="0" w:leftChars="0" w:right="0" w:rightChars="0" w:firstLine="0" w:firstLineChars="0"/>
+              <w:ind w:left="0" w:right="0" w:firstLine="0" w:leftChars="0" w:rightChars="0" w:firstLineChars="0"/>
               <w:jc w:val="center"/>
               <w:textAlignment w:val="baseline"/>
               <w:rPr>
-                <w:rFonts w:ascii="宋体" w:hAnsi="宋体" w:eastAsia="宋体" w:cs="宋体"/>
+                <w:rFonts w:ascii="宋体" w:eastAsia="宋体" w:hAnsi="宋体" w:cs="宋体"/>
                 <w:sz w:val="20"/>
                 <w:szCs w:val="20"/>
               </w:rPr>
             </w:pPr>
             <w:r>
               <w:rPr>
-                <w:rFonts w:ascii="宋体" w:hAnsi="宋体" w:eastAsia="宋体" w:cs="宋体"/>
+                <w:rFonts w:ascii="宋体" w:eastAsia="宋体" w:hAnsi="宋体" w:cs="宋体"/>
                 <w:spacing w:val="7"/>
                 <w:sz w:val="20"/>
                 <w:szCs w:val="20"/>
@@ -967,11 +960,11 @@
               <w:adjustRightInd w:val="0"/>
               <w:snapToGrid w:val="0"/>
               <w:spacing w:before="175" w:line="228" w:lineRule="auto"/>
-              <w:ind w:left="0" w:leftChars="0" w:right="0" w:rightChars="0" w:firstLine="0" w:firstLineChars="0"/>
+              <w:ind w:left="0" w:right="0" w:firstLine="0" w:leftChars="0" w:rightChars="0" w:firstLineChars="0"/>
               <w:jc w:val="center"/>
               <w:textAlignment w:val="baseline"/>
               <w:rPr>
-                <w:rFonts w:hint="eastAsia" w:ascii="宋体" w:hAnsi="宋体" w:eastAsia="宋体" w:cs="宋体"/>
+                <w:rFonts w:ascii="宋体" w:eastAsia="宋体" w:hAnsi="宋体" w:cs="宋体" w:hint="eastAsia"/>
                 <w:spacing w:val="7"/>
                 <w:sz w:val="20"/>
                 <w:szCs w:val="20"/>
@@ -980,7 +973,7 @@
             </w:pPr>
             <w:r>
               <w:rPr>
-                <w:rFonts w:hint="eastAsia" w:ascii="宋体" w:hAnsi="宋体" w:cs="宋体"/>
+                <w:rFonts w:ascii="宋体" w:hAnsi="宋体" w:cs="宋体" w:hint="eastAsia"/>
                 <w:spacing w:val="7"/>
                 <w:sz w:val="20"/>
                 <w:szCs w:val="20"/>
@@ -1009,11 +1002,11 @@
               <w:adjustRightInd w:val="0"/>
               <w:snapToGrid w:val="0"/>
               <w:spacing w:before="175" w:line="228" w:lineRule="auto"/>
-              <w:ind w:left="0" w:leftChars="0" w:right="0" w:rightChars="0" w:firstLine="0" w:firstLineChars="0"/>
+              <w:ind w:left="0" w:right="0" w:firstLine="0" w:leftChars="0" w:rightChars="0" w:firstLineChars="0"/>
               <w:jc w:val="center"/>
               <w:textAlignment w:val="baseline"/>
               <w:rPr>
-                <w:rFonts w:hint="default" w:ascii="宋体" w:hAnsi="宋体" w:cs="宋体"/>
+                <w:rFonts w:ascii="宋体" w:hAnsi="宋体" w:cs="宋体" w:hint="default"/>
                 <w:spacing w:val="7"/>
                 <w:sz w:val="20"/>
                 <w:szCs w:val="20"/>
@@ -1022,7 +1015,7 @@
             </w:pPr>
             <w:r>
               <w:rPr>
-                <w:rFonts w:hint="eastAsia" w:ascii="宋体" w:hAnsi="宋体" w:cs="宋体"/>
+                <w:rFonts w:ascii="宋体" w:hAnsi="宋体" w:cs="宋体" w:hint="eastAsia"/>
                 <w:spacing w:val="7"/>
                 <w:sz w:val="20"/>
                 <w:szCs w:val="20"/>
@@ -1051,18 +1044,18 @@
               <w:adjustRightInd w:val="0"/>
               <w:snapToGrid w:val="0"/>
               <w:spacing w:before="176" w:line="229" w:lineRule="auto"/>
-              <w:ind w:left="0" w:leftChars="0" w:right="0" w:rightChars="0" w:firstLine="0" w:firstLineChars="0"/>
+              <w:ind w:left="0" w:right="0" w:firstLine="0" w:leftChars="0" w:rightChars="0" w:firstLineChars="0"/>
               <w:jc w:val="center"/>
               <w:textAlignment w:val="baseline"/>
               <w:rPr>
-                <w:rFonts w:ascii="宋体" w:hAnsi="宋体" w:eastAsia="宋体" w:cs="宋体"/>
+                <w:rFonts w:ascii="宋体" w:eastAsia="宋体" w:hAnsi="宋体" w:cs="宋体"/>
                 <w:sz w:val="20"/>
                 <w:szCs w:val="20"/>
               </w:rPr>
             </w:pPr>
             <w:r>
               <w:rPr>
-                <w:rFonts w:ascii="宋体" w:hAnsi="宋体" w:eastAsia="宋体" w:cs="宋体"/>
+                <w:rFonts w:ascii="宋体" w:eastAsia="宋体" w:hAnsi="宋体" w:cs="宋体"/>
                 <w:spacing w:val="7"/>
                 <w:sz w:val="20"/>
                 <w:szCs w:val="20"/>
@@ -1074,14 +1067,9 @@
       </w:tr>
       <w:tr>
         <w:tblPrEx>
-          <w:tblBorders>
-            <w:top w:val="single" w:color="000000" w:sz="2" w:space="0"/>
-            <w:left w:val="single" w:color="000000" w:sz="2" w:space="0"/>
-            <w:bottom w:val="single" w:color="000000" w:sz="2" w:space="0"/>
-            <w:right w:val="single" w:color="000000" w:sz="2" w:space="0"/>
-            <w:insideH w:val="single" w:color="000000" w:sz="2" w:space="0"/>
-            <w:insideV w:val="single" w:color="000000" w:sz="2" w:space="0"/>
-          </w:tblBorders>
+          <w:tblW w:w="8214" w:type="dxa"/>
+          <w:jc w:val="center"/>
+          <w:tblLayout w:type="fixed"/>
           <w:tblCellMar>
             <w:top w:w="0" w:type="dxa"/>
             <w:left w:w="0" w:type="dxa"/>
@@ -1090,7 +1078,7 @@
           </w:tblCellMar>
         </w:tblPrEx>
         <w:trPr>
-          <w:trHeight w:val="516" w:hRule="atLeast"/>
+          <w:trHeight w:val="516"/>
           <w:jc w:val="center"/>
         </w:trPr>
         <w:tc>
@@ -1112,11 +1100,11 @@
               <w:adjustRightInd w:val="0"/>
               <w:snapToGrid w:val="0"/>
               <w:spacing w:before="173" w:line="267" w:lineRule="exact"/>
-              <w:ind w:left="0" w:leftChars="0" w:right="0" w:rightChars="0" w:firstLine="0" w:firstLineChars="0"/>
+              <w:ind w:left="0" w:right="0" w:firstLine="0" w:leftChars="0" w:rightChars="0" w:firstLineChars="0"/>
               <w:jc w:val="center"/>
               <w:textAlignment w:val="baseline"/>
               <w:rPr>
-                <w:rFonts w:hint="default" w:ascii="宋体" w:hAnsi="宋体" w:eastAsia="宋体" w:cs="宋体"/>
+                <w:rFonts w:ascii="宋体" w:eastAsia="宋体" w:hAnsi="宋体" w:cs="宋体" w:hint="default"/>
                 <w:sz w:val="20"/>
                 <w:szCs w:val="20"/>
                 <w:lang w:val="en-US"/>
@@ -1124,7 +1112,7 @@
             </w:pPr>
             <w:r>
               <w:rPr>
-                <w:rFonts w:ascii="宋体" w:hAnsi="宋体" w:eastAsia="宋体" w:cs="宋体"/>
+                <w:rFonts w:ascii="宋体" w:eastAsia="宋体" w:hAnsi="宋体" w:cs="宋体"/>
                 <w:spacing w:val="3"/>
                 <w:position w:val="1"/>
                 <w:sz w:val="20"/>
@@ -1134,7 +1122,7 @@
             </w:r>
             <w:r>
               <w:rPr>
-                <w:rFonts w:hint="eastAsia" w:ascii="宋体" w:hAnsi="宋体" w:cs="宋体"/>
+                <w:rFonts w:ascii="宋体" w:hAnsi="宋体" w:cs="宋体" w:hint="eastAsia"/>
                 <w:spacing w:val="3"/>
                 <w:position w:val="1"/>
                 <w:sz w:val="20"/>
@@ -1164,18 +1152,18 @@
               <w:adjustRightInd w:val="0"/>
               <w:snapToGrid w:val="0"/>
               <w:spacing w:before="173" w:line="267" w:lineRule="exact"/>
-              <w:ind w:left="0" w:leftChars="0" w:right="0" w:rightChars="0" w:firstLine="0" w:firstLineChars="0"/>
+              <w:ind w:left="0" w:right="0" w:firstLine="0" w:leftChars="0" w:rightChars="0" w:firstLineChars="0"/>
               <w:jc w:val="center"/>
               <w:textAlignment w:val="baseline"/>
               <w:rPr>
-                <w:rFonts w:ascii="宋体" w:hAnsi="宋体" w:eastAsia="宋体" w:cs="宋体"/>
+                <w:rFonts w:ascii="宋体" w:eastAsia="宋体" w:hAnsi="宋体" w:cs="宋体"/>
                 <w:sz w:val="20"/>
                 <w:szCs w:val="20"/>
               </w:rPr>
             </w:pPr>
             <w:r>
               <w:rPr>
-                <w:rFonts w:ascii="宋体" w:hAnsi="宋体" w:eastAsia="宋体" w:cs="宋体"/>
+                <w:rFonts w:ascii="宋体" w:eastAsia="宋体" w:hAnsi="宋体" w:cs="宋体"/>
                 <w:spacing w:val="4"/>
                 <w:position w:val="1"/>
                 <w:sz w:val="20"/>
@@ -1204,18 +1192,18 @@
               <w:adjustRightInd w:val="0"/>
               <w:snapToGrid w:val="0"/>
               <w:spacing w:before="172" w:line="228" w:lineRule="auto"/>
-              <w:ind w:left="0" w:leftChars="0" w:right="0" w:rightChars="0" w:firstLine="0" w:firstLineChars="0"/>
+              <w:ind w:left="0" w:right="0" w:firstLine="0" w:leftChars="0" w:rightChars="0" w:firstLineChars="0"/>
               <w:jc w:val="center"/>
               <w:textAlignment w:val="baseline"/>
               <w:rPr>
-                <w:rFonts w:ascii="宋体" w:hAnsi="宋体" w:eastAsia="宋体" w:cs="宋体"/>
+                <w:rFonts w:ascii="宋体" w:eastAsia="宋体" w:hAnsi="宋体" w:cs="宋体"/>
                 <w:sz w:val="20"/>
                 <w:szCs w:val="20"/>
               </w:rPr>
             </w:pPr>
             <w:r>
               <w:rPr>
-                <w:rFonts w:ascii="宋体" w:hAnsi="宋体" w:eastAsia="宋体" w:cs="宋体"/>
+                <w:rFonts w:ascii="宋体" w:eastAsia="宋体" w:hAnsi="宋体" w:cs="宋体"/>
                 <w:spacing w:val="200"/>
                 <w:kern w:val="0"/>
                 <w:sz w:val="20"/>
@@ -1225,7 +1213,7 @@
             </w:r>
             <w:r>
               <w:rPr>
-                <w:rFonts w:ascii="宋体" w:hAnsi="宋体" w:eastAsia="宋体" w:cs="宋体"/>
+                <w:rFonts w:ascii="宋体" w:eastAsia="宋体" w:hAnsi="宋体" w:cs="宋体"/>
                 <w:spacing w:val="0"/>
                 <w:kern w:val="0"/>
                 <w:sz w:val="20"/>
@@ -1254,11 +1242,11 @@
               <w:adjustRightInd w:val="0"/>
               <w:snapToGrid w:val="0"/>
               <w:spacing w:before="173" w:line="229" w:lineRule="auto"/>
-              <w:ind w:left="0" w:leftChars="0" w:right="0" w:rightChars="0" w:firstLine="0" w:firstLineChars="0"/>
+              <w:ind w:left="0" w:right="0" w:firstLine="0" w:leftChars="0" w:rightChars="0" w:firstLineChars="0"/>
               <w:jc w:val="center"/>
               <w:textAlignment w:val="baseline"/>
               <w:rPr>
-                <w:rFonts w:ascii="宋体" w:hAnsi="宋体" w:eastAsia="宋体" w:cs="宋体"/>
+                <w:rFonts w:ascii="宋体" w:eastAsia="宋体" w:hAnsi="宋体" w:cs="宋体"/>
                 <w:spacing w:val="200"/>
                 <w:kern w:val="0"/>
                 <w:sz w:val="20"/>
@@ -1267,7 +1255,7 @@
             </w:pPr>
             <w:r>
               <w:rPr>
-                <w:rFonts w:hint="eastAsia" w:asciiTheme="minorAscii" w:hAnsiTheme="minorAscii" w:eastAsiaTheme="minorEastAsia"/>
+                <w:rFonts w:asciiTheme="minorAscii" w:eastAsiaTheme="minorEastAsia" w:hAnsiTheme="minorAscii" w:hint="eastAsia"/>
                 <w:spacing w:val="0"/>
                 <w:kern w:val="0"/>
                 <w:sz w:val="21"/>
@@ -1297,11 +1285,11 @@
               <w:adjustRightInd w:val="0"/>
               <w:snapToGrid w:val="0"/>
               <w:spacing w:before="172" w:line="228" w:lineRule="auto"/>
-              <w:ind w:left="0" w:leftChars="0" w:right="0" w:rightChars="0" w:firstLine="0" w:firstLineChars="0"/>
+              <w:ind w:left="0" w:right="0" w:firstLine="0" w:leftChars="0" w:rightChars="0" w:firstLineChars="0"/>
               <w:jc w:val="center"/>
               <w:textAlignment w:val="baseline"/>
               <w:rPr>
-                <w:rFonts w:ascii="宋体" w:hAnsi="宋体" w:eastAsia="宋体" w:cs="宋体"/>
+                <w:rFonts w:ascii="宋体" w:eastAsia="宋体" w:hAnsi="宋体" w:cs="宋体"/>
                 <w:spacing w:val="200"/>
                 <w:kern w:val="0"/>
                 <w:sz w:val="20"/>
@@ -1310,7 +1298,7 @@
             </w:pPr>
             <w:r>
               <w:rPr>
-                <w:rFonts w:hint="eastAsia" w:ascii="宋体" w:hAnsi="宋体" w:eastAsia="宋体" w:cs="宋体"/>
+                <w:rFonts w:ascii="宋体" w:eastAsia="宋体" w:hAnsi="宋体" w:cs="宋体" w:hint="eastAsia"/>
                 <w:spacing w:val="200"/>
                 <w:kern w:val="0"/>
                 <w:sz w:val="20"/>
@@ -1320,7 +1308,7 @@
             </w:r>
             <w:r>
               <w:rPr>
-                <w:rFonts w:hint="eastAsia" w:asciiTheme="minorAscii" w:hAnsiTheme="minorAscii" w:eastAsiaTheme="minorEastAsia"/>
+                <w:rFonts w:asciiTheme="minorAscii" w:eastAsiaTheme="minorEastAsia" w:hAnsiTheme="minorAscii" w:hint="eastAsia"/>
                 <w:spacing w:val="0"/>
                 <w:kern w:val="0"/>
                 <w:sz w:val="21"/>
@@ -1350,18 +1338,18 @@
               <w:adjustRightInd w:val="0"/>
               <w:snapToGrid w:val="0"/>
               <w:spacing w:before="173" w:line="229" w:lineRule="auto"/>
-              <w:ind w:left="0" w:leftChars="0" w:right="0" w:rightChars="0" w:firstLine="0" w:firstLineChars="0"/>
+              <w:ind w:left="0" w:right="0" w:firstLine="0" w:leftChars="0" w:rightChars="0" w:firstLineChars="0"/>
               <w:jc w:val="center"/>
               <w:textAlignment w:val="baseline"/>
               <w:rPr>
-                <w:rFonts w:ascii="宋体" w:hAnsi="宋体" w:eastAsia="宋体" w:cs="宋体"/>
+                <w:rFonts w:ascii="宋体" w:eastAsia="宋体" w:hAnsi="宋体" w:cs="宋体"/>
                 <w:sz w:val="20"/>
                 <w:szCs w:val="20"/>
               </w:rPr>
             </w:pPr>
             <w:r>
               <w:rPr>
-                <w:rFonts w:hint="eastAsia" w:asciiTheme="minorAscii" w:hAnsiTheme="minorAscii" w:eastAsiaTheme="minorEastAsia"/>
+                <w:rFonts w:asciiTheme="minorAscii" w:eastAsiaTheme="minorEastAsia" w:hAnsiTheme="minorAscii" w:hint="eastAsia"/>
                 <w:spacing w:val="0"/>
                 <w:kern w:val="0"/>
                 <w:sz w:val="21"/>
@@ -1375,14 +1363,9 @@
       </w:tr>
       <w:tr>
         <w:tblPrEx>
-          <w:tblBorders>
-            <w:top w:val="single" w:color="000000" w:sz="2" w:space="0"/>
-            <w:left w:val="single" w:color="000000" w:sz="2" w:space="0"/>
-            <w:bottom w:val="single" w:color="000000" w:sz="2" w:space="0"/>
-            <w:right w:val="single" w:color="000000" w:sz="2" w:space="0"/>
-            <w:insideH w:val="single" w:color="000000" w:sz="2" w:space="0"/>
-            <w:insideV w:val="single" w:color="000000" w:sz="2" w:space="0"/>
-          </w:tblBorders>
+          <w:tblW w:w="8214" w:type="dxa"/>
+          <w:jc w:val="center"/>
+          <w:tblLayout w:type="fixed"/>
           <w:tblCellMar>
             <w:top w:w="0" w:type="dxa"/>
             <w:left w:w="0" w:type="dxa"/>
@@ -1391,7 +1374,7 @@
           </w:tblCellMar>
         </w:tblPrEx>
         <w:trPr>
-          <w:trHeight w:val="556" w:hRule="atLeast"/>
+          <w:trHeight w:val="556"/>
           <w:jc w:val="center"/>
         </w:trPr>
         <w:tc>
@@ -1400,7 +1383,7 @@
           </w:tcPr>
           <w:p>
             <w:pPr>
-              <w:pStyle w:val="27"/>
+              <w:pStyle w:val="TableText"/>
               <w:keepNext w:val="0"/>
               <w:keepLines w:val="0"/>
               <w:pageBreakBefore w:val="0"/>
@@ -1413,7 +1396,7 @@
               <w:bidi w:val="0"/>
               <w:adjustRightInd w:val="0"/>
               <w:snapToGrid w:val="0"/>
-              <w:ind w:left="0" w:leftChars="0" w:right="0" w:rightChars="0" w:firstLine="0" w:firstLineChars="0"/>
+              <w:ind w:left="0" w:right="0" w:firstLine="0" w:leftChars="0" w:rightChars="0" w:firstLineChars="0"/>
               <w:jc w:val="center"/>
               <w:textAlignment w:val="baseline"/>
             </w:pPr>
@@ -1425,7 +1408,7 @@
           </w:tcPr>
           <w:p>
             <w:pPr>
-              <w:pStyle w:val="27"/>
+              <w:pStyle w:val="TableText"/>
               <w:keepNext w:val="0"/>
               <w:keepLines w:val="0"/>
               <w:pageBreakBefore w:val="0"/>
@@ -1438,7 +1421,7 @@
               <w:bidi w:val="0"/>
               <w:adjustRightInd w:val="0"/>
               <w:snapToGrid w:val="0"/>
-              <w:ind w:left="0" w:leftChars="0" w:right="0" w:rightChars="0" w:firstLine="0" w:firstLineChars="0"/>
+              <w:ind w:left="0" w:right="0" w:firstLine="0" w:leftChars="0" w:rightChars="0" w:firstLineChars="0"/>
               <w:jc w:val="center"/>
               <w:textAlignment w:val="baseline"/>
             </w:pPr>
@@ -1450,7 +1433,7 @@
           </w:tcPr>
           <w:p>
             <w:pPr>
-              <w:pStyle w:val="27"/>
+              <w:pStyle w:val="TableText"/>
               <w:keepNext w:val="0"/>
               <w:keepLines w:val="0"/>
               <w:pageBreakBefore w:val="0"/>
@@ -1463,7 +1446,7 @@
               <w:bidi w:val="0"/>
               <w:adjustRightInd w:val="0"/>
               <w:snapToGrid w:val="0"/>
-              <w:ind w:left="0" w:leftChars="0" w:right="0" w:rightChars="0" w:firstLine="0" w:firstLineChars="0"/>
+              <w:ind w:left="0" w:right="0" w:firstLine="0" w:leftChars="0" w:rightChars="0" w:firstLineChars="0"/>
               <w:jc w:val="center"/>
               <w:textAlignment w:val="baseline"/>
             </w:pPr>
@@ -1475,7 +1458,7 @@
           </w:tcPr>
           <w:p>
             <w:pPr>
-              <w:pStyle w:val="27"/>
+              <w:pStyle w:val="TableText"/>
               <w:keepNext w:val="0"/>
               <w:keepLines w:val="0"/>
               <w:pageBreakBefore w:val="0"/>
@@ -1488,7 +1471,7 @@
               <w:bidi w:val="0"/>
               <w:adjustRightInd w:val="0"/>
               <w:snapToGrid w:val="0"/>
-              <w:ind w:left="0" w:leftChars="0" w:right="0" w:rightChars="0" w:firstLine="0" w:firstLineChars="0"/>
+              <w:ind w:left="0" w:right="0" w:firstLine="0" w:leftChars="0" w:rightChars="0" w:firstLineChars="0"/>
               <w:jc w:val="center"/>
               <w:textAlignment w:val="baseline"/>
             </w:pPr>
@@ -1500,7 +1483,7 @@
           </w:tcPr>
           <w:p>
             <w:pPr>
-              <w:pStyle w:val="27"/>
+              <w:pStyle w:val="TableText"/>
               <w:keepNext w:val="0"/>
               <w:keepLines w:val="0"/>
               <w:pageBreakBefore w:val="0"/>
@@ -1513,7 +1496,7 @@
               <w:bidi w:val="0"/>
               <w:adjustRightInd w:val="0"/>
               <w:snapToGrid w:val="0"/>
-              <w:ind w:left="0" w:leftChars="0" w:right="0" w:rightChars="0" w:firstLine="0" w:firstLineChars="0"/>
+              <w:ind w:left="0" w:right="0" w:firstLine="0" w:leftChars="0" w:rightChars="0" w:firstLineChars="0"/>
               <w:jc w:val="center"/>
               <w:textAlignment w:val="baseline"/>
             </w:pPr>
@@ -1525,7 +1508,7 @@
           </w:tcPr>
           <w:p>
             <w:pPr>
-              <w:pStyle w:val="27"/>
+              <w:pStyle w:val="TableText"/>
               <w:keepNext w:val="0"/>
               <w:keepLines w:val="0"/>
               <w:pageBreakBefore w:val="0"/>
@@ -1538,7 +1521,7 @@
               <w:bidi w:val="0"/>
               <w:adjustRightInd w:val="0"/>
               <w:snapToGrid w:val="0"/>
-              <w:ind w:left="0" w:leftChars="0" w:right="0" w:rightChars="0" w:firstLine="0" w:firstLineChars="0"/>
+              <w:ind w:left="0" w:right="0" w:firstLine="0" w:leftChars="0" w:rightChars="0" w:firstLineChars="0"/>
               <w:jc w:val="center"/>
               <w:textAlignment w:val="baseline"/>
             </w:pPr>
@@ -1547,14 +1530,9 @@
       </w:tr>
       <w:tr>
         <w:tblPrEx>
-          <w:tblBorders>
-            <w:top w:val="single" w:color="000000" w:sz="2" w:space="0"/>
-            <w:left w:val="single" w:color="000000" w:sz="2" w:space="0"/>
-            <w:bottom w:val="single" w:color="000000" w:sz="2" w:space="0"/>
-            <w:right w:val="single" w:color="000000" w:sz="2" w:space="0"/>
-            <w:insideH w:val="single" w:color="000000" w:sz="2" w:space="0"/>
-            <w:insideV w:val="single" w:color="000000" w:sz="2" w:space="0"/>
-          </w:tblBorders>
+          <w:tblW w:w="8214" w:type="dxa"/>
+          <w:jc w:val="center"/>
+          <w:tblLayout w:type="fixed"/>
           <w:tblCellMar>
             <w:top w:w="0" w:type="dxa"/>
             <w:left w:w="0" w:type="dxa"/>
@@ -1563,7 +1541,7 @@
           </w:tblCellMar>
         </w:tblPrEx>
         <w:trPr>
-          <w:trHeight w:val="556" w:hRule="atLeast"/>
+          <w:trHeight w:val="556"/>
           <w:jc w:val="center"/>
         </w:trPr>
         <w:tc>
@@ -1572,7 +1550,7 @@
           </w:tcPr>
           <w:p>
             <w:pPr>
-              <w:pStyle w:val="27"/>
+              <w:pStyle w:val="TableText"/>
               <w:keepNext w:val="0"/>
               <w:keepLines w:val="0"/>
               <w:pageBreakBefore w:val="0"/>
@@ -1585,7 +1563,7 @@
               <w:bidi w:val="0"/>
               <w:adjustRightInd w:val="0"/>
               <w:snapToGrid w:val="0"/>
-              <w:ind w:left="0" w:leftChars="0" w:right="0" w:rightChars="0" w:firstLine="0" w:firstLineChars="0"/>
+              <w:ind w:left="0" w:right="0" w:firstLine="0" w:leftChars="0" w:rightChars="0" w:firstLineChars="0"/>
               <w:jc w:val="center"/>
               <w:textAlignment w:val="baseline"/>
             </w:pPr>
@@ -1597,7 +1575,7 @@
           </w:tcPr>
           <w:p>
             <w:pPr>
-              <w:pStyle w:val="27"/>
+              <w:pStyle w:val="TableText"/>
               <w:keepNext w:val="0"/>
               <w:keepLines w:val="0"/>
               <w:pageBreakBefore w:val="0"/>
@@ -1610,7 +1588,7 @@
               <w:bidi w:val="0"/>
               <w:adjustRightInd w:val="0"/>
               <w:snapToGrid w:val="0"/>
-              <w:ind w:left="0" w:leftChars="0" w:right="0" w:rightChars="0" w:firstLine="0" w:firstLineChars="0"/>
+              <w:ind w:left="0" w:right="0" w:firstLine="0" w:leftChars="0" w:rightChars="0" w:firstLineChars="0"/>
               <w:jc w:val="center"/>
               <w:textAlignment w:val="baseline"/>
             </w:pPr>
@@ -1622,7 +1600,7 @@
           </w:tcPr>
           <w:p>
             <w:pPr>
-              <w:pStyle w:val="27"/>
+              <w:pStyle w:val="TableText"/>
               <w:keepNext w:val="0"/>
               <w:keepLines w:val="0"/>
               <w:pageBreakBefore w:val="0"/>
@@ -1635,7 +1613,7 @@
               <w:bidi w:val="0"/>
               <w:adjustRightInd w:val="0"/>
               <w:snapToGrid w:val="0"/>
-              <w:ind w:left="0" w:leftChars="0" w:right="0" w:rightChars="0" w:firstLine="0" w:firstLineChars="0"/>
+              <w:ind w:left="0" w:right="0" w:firstLine="0" w:leftChars="0" w:rightChars="0" w:firstLineChars="0"/>
               <w:jc w:val="center"/>
               <w:textAlignment w:val="baseline"/>
             </w:pPr>
@@ -1647,7 +1625,7 @@
           </w:tcPr>
           <w:p>
             <w:pPr>
-              <w:pStyle w:val="27"/>
+              <w:pStyle w:val="TableText"/>
               <w:keepNext w:val="0"/>
               <w:keepLines w:val="0"/>
               <w:pageBreakBefore w:val="0"/>
@@ -1660,7 +1638,7 @@
               <w:bidi w:val="0"/>
               <w:adjustRightInd w:val="0"/>
               <w:snapToGrid w:val="0"/>
-              <w:ind w:left="0" w:leftChars="0" w:right="0" w:rightChars="0" w:firstLine="0" w:firstLineChars="0"/>
+              <w:ind w:left="0" w:right="0" w:firstLine="0" w:leftChars="0" w:rightChars="0" w:firstLineChars="0"/>
               <w:jc w:val="center"/>
               <w:textAlignment w:val="baseline"/>
             </w:pPr>
@@ -1672,7 +1650,7 @@
           </w:tcPr>
           <w:p>
             <w:pPr>
-              <w:pStyle w:val="27"/>
+              <w:pStyle w:val="TableText"/>
               <w:keepNext w:val="0"/>
               <w:keepLines w:val="0"/>
               <w:pageBreakBefore w:val="0"/>
@@ -1685,7 +1663,7 @@
               <w:bidi w:val="0"/>
               <w:adjustRightInd w:val="0"/>
               <w:snapToGrid w:val="0"/>
-              <w:ind w:left="0" w:leftChars="0" w:right="0" w:rightChars="0" w:firstLine="0" w:firstLineChars="0"/>
+              <w:ind w:left="0" w:right="0" w:firstLine="0" w:leftChars="0" w:rightChars="0" w:firstLineChars="0"/>
               <w:jc w:val="center"/>
               <w:textAlignment w:val="baseline"/>
             </w:pPr>
@@ -1697,7 +1675,7 @@
           </w:tcPr>
           <w:p>
             <w:pPr>
-              <w:pStyle w:val="27"/>
+              <w:pStyle w:val="TableText"/>
               <w:keepNext w:val="0"/>
               <w:keepLines w:val="0"/>
               <w:pageBreakBefore w:val="0"/>
@@ -1710,7 +1688,7 @@
               <w:bidi w:val="0"/>
               <w:adjustRightInd w:val="0"/>
               <w:snapToGrid w:val="0"/>
-              <w:ind w:left="0" w:leftChars="0" w:right="0" w:rightChars="0" w:firstLine="0" w:firstLineChars="0"/>
+              <w:ind w:left="0" w:right="0" w:firstLine="0" w:leftChars="0" w:rightChars="0" w:firstLineChars="0"/>
               <w:jc w:val="center"/>
               <w:textAlignment w:val="baseline"/>
             </w:pPr>
@@ -1719,14 +1697,9 @@
       </w:tr>
       <w:tr>
         <w:tblPrEx>
-          <w:tblBorders>
-            <w:top w:val="single" w:color="000000" w:sz="2" w:space="0"/>
-            <w:left w:val="single" w:color="000000" w:sz="2" w:space="0"/>
-            <w:bottom w:val="single" w:color="000000" w:sz="2" w:space="0"/>
-            <w:right w:val="single" w:color="000000" w:sz="2" w:space="0"/>
-            <w:insideH w:val="single" w:color="000000" w:sz="2" w:space="0"/>
-            <w:insideV w:val="single" w:color="000000" w:sz="2" w:space="0"/>
-          </w:tblBorders>
+          <w:tblW w:w="8214" w:type="dxa"/>
+          <w:jc w:val="center"/>
+          <w:tblLayout w:type="fixed"/>
           <w:tblCellMar>
             <w:top w:w="0" w:type="dxa"/>
             <w:left w:w="0" w:type="dxa"/>
@@ -1735,7 +1708,7 @@
           </w:tblCellMar>
         </w:tblPrEx>
         <w:trPr>
-          <w:trHeight w:val="557" w:hRule="atLeast"/>
+          <w:trHeight w:val="557"/>
           <w:jc w:val="center"/>
         </w:trPr>
         <w:tc>
@@ -1744,7 +1717,7 @@
           </w:tcPr>
           <w:p>
             <w:pPr>
-              <w:pStyle w:val="27"/>
+              <w:pStyle w:val="TableText"/>
               <w:keepNext w:val="0"/>
               <w:keepLines w:val="0"/>
               <w:pageBreakBefore w:val="0"/>
@@ -1757,7 +1730,7 @@
               <w:bidi w:val="0"/>
               <w:adjustRightInd w:val="0"/>
               <w:snapToGrid w:val="0"/>
-              <w:ind w:left="0" w:leftChars="0" w:right="0" w:rightChars="0" w:firstLine="0" w:firstLineChars="0"/>
+              <w:ind w:left="0" w:right="0" w:firstLine="0" w:leftChars="0" w:rightChars="0" w:firstLineChars="0"/>
               <w:jc w:val="center"/>
               <w:textAlignment w:val="baseline"/>
             </w:pPr>
@@ -1769,7 +1742,7 @@
           </w:tcPr>
           <w:p>
             <w:pPr>
-              <w:pStyle w:val="27"/>
+              <w:pStyle w:val="TableText"/>
               <w:keepNext w:val="0"/>
               <w:keepLines w:val="0"/>
               <w:pageBreakBefore w:val="0"/>
@@ -1782,7 +1755,7 @@
               <w:bidi w:val="0"/>
               <w:adjustRightInd w:val="0"/>
               <w:snapToGrid w:val="0"/>
-              <w:ind w:left="0" w:leftChars="0" w:right="0" w:rightChars="0" w:firstLine="0" w:firstLineChars="0"/>
+              <w:ind w:left="0" w:right="0" w:firstLine="0" w:leftChars="0" w:rightChars="0" w:firstLineChars="0"/>
               <w:jc w:val="center"/>
               <w:textAlignment w:val="baseline"/>
             </w:pPr>
@@ -1794,7 +1767,7 @@
           </w:tcPr>
           <w:p>
             <w:pPr>
-              <w:pStyle w:val="27"/>
+              <w:pStyle w:val="TableText"/>
               <w:keepNext w:val="0"/>
               <w:keepLines w:val="0"/>
               <w:pageBreakBefore w:val="0"/>
@@ -1807,7 +1780,7 @@
               <w:bidi w:val="0"/>
               <w:adjustRightInd w:val="0"/>
               <w:snapToGrid w:val="0"/>
-              <w:ind w:left="0" w:leftChars="0" w:right="0" w:rightChars="0" w:firstLine="0" w:firstLineChars="0"/>
+              <w:ind w:left="0" w:right="0" w:firstLine="0" w:leftChars="0" w:rightChars="0" w:firstLineChars="0"/>
               <w:jc w:val="center"/>
               <w:textAlignment w:val="baseline"/>
             </w:pPr>
@@ -1819,7 +1792,7 @@
           </w:tcPr>
           <w:p>
             <w:pPr>
-              <w:pStyle w:val="27"/>
+              <w:pStyle w:val="TableText"/>
               <w:keepNext w:val="0"/>
               <w:keepLines w:val="0"/>
               <w:pageBreakBefore w:val="0"/>
@@ -1832,7 +1805,7 @@
               <w:bidi w:val="0"/>
               <w:adjustRightInd w:val="0"/>
               <w:snapToGrid w:val="0"/>
-              <w:ind w:left="0" w:leftChars="0" w:right="0" w:rightChars="0" w:firstLine="0" w:firstLineChars="0"/>
+              <w:ind w:left="0" w:right="0" w:firstLine="0" w:leftChars="0" w:rightChars="0" w:firstLineChars="0"/>
               <w:jc w:val="center"/>
               <w:textAlignment w:val="baseline"/>
             </w:pPr>
@@ -1844,7 +1817,7 @@
           </w:tcPr>
           <w:p>
             <w:pPr>
-              <w:pStyle w:val="27"/>
+              <w:pStyle w:val="TableText"/>
               <w:keepNext w:val="0"/>
               <w:keepLines w:val="0"/>
               <w:pageBreakBefore w:val="0"/>
@@ -1857,7 +1830,7 @@
               <w:bidi w:val="0"/>
               <w:adjustRightInd w:val="0"/>
               <w:snapToGrid w:val="0"/>
-              <w:ind w:left="0" w:leftChars="0" w:right="0" w:rightChars="0" w:firstLine="0" w:firstLineChars="0"/>
+              <w:ind w:left="0" w:right="0" w:firstLine="0" w:leftChars="0" w:rightChars="0" w:firstLineChars="0"/>
               <w:jc w:val="center"/>
               <w:textAlignment w:val="baseline"/>
             </w:pPr>
@@ -1869,7 +1842,7 @@
           </w:tcPr>
           <w:p>
             <w:pPr>
-              <w:pStyle w:val="27"/>
+              <w:pStyle w:val="TableText"/>
               <w:keepNext w:val="0"/>
               <w:keepLines w:val="0"/>
               <w:pageBreakBefore w:val="0"/>
@@ -1882,7 +1855,7 @@
               <w:bidi w:val="0"/>
               <w:adjustRightInd w:val="0"/>
               <w:snapToGrid w:val="0"/>
-              <w:ind w:left="0" w:leftChars="0" w:right="0" w:rightChars="0" w:firstLine="0" w:firstLineChars="0"/>
+              <w:ind w:left="0" w:right="0" w:firstLine="0" w:leftChars="0" w:rightChars="0" w:firstLineChars="0"/>
               <w:jc w:val="center"/>
               <w:textAlignment w:val="baseline"/>
             </w:pPr>
@@ -1913,7 +1886,7 @@
     <w:sdt>
       <w:sdtPr>
         <w:rPr>
-          <w:rFonts w:ascii="宋体" w:hAnsi="宋体" w:eastAsia="宋体" w:cs="Arial"/>
+          <w:rFonts w:ascii="宋体" w:eastAsia="宋体" w:hAnsi="宋体" w:cs="Arial"/>
           <w:snapToGrid w:val="0"/>
           <w:color w:val="000000"/>
           <w:kern w:val="0"/>
@@ -1929,7 +1902,7 @@
       </w:sdtPr>
       <w:sdtEndPr>
         <w:rPr>
-          <w:rFonts w:hint="eastAsia" w:ascii="宋体" w:hAnsi="宋体" w:eastAsia="宋体" w:cs="宋体"/>
+          <w:rFonts w:ascii="宋体" w:eastAsia="宋体" w:hAnsi="宋体" w:cs="宋体" w:hint="eastAsia"/>
           <w:snapToGrid w:val="0"/>
           <w:color w:val="000000"/>
           <w:kern w:val="0"/>
@@ -1954,18 +1927,18 @@
             <w:adjustRightInd w:val="0"/>
             <w:snapToGrid w:val="0"/>
             <w:spacing w:before="0" w:beforeLines="0" w:after="0" w:afterLines="0" w:line="240" w:lineRule="auto"/>
-            <w:ind w:left="0" w:leftChars="0" w:right="0" w:rightChars="0" w:firstLine="0" w:firstLineChars="0"/>
+            <w:ind w:left="0" w:right="0" w:firstLine="0" w:leftChars="0" w:rightChars="0" w:firstLineChars="0"/>
             <w:jc w:val="center"/>
             <w:textAlignment w:val="baseline"/>
             <w:rPr>
-              <w:rFonts w:hint="eastAsia" w:ascii="宋体" w:hAnsi="宋体" w:eastAsia="宋体" w:cs="宋体"/>
+              <w:rFonts w:ascii="宋体" w:eastAsia="宋体" w:hAnsi="宋体" w:cs="宋体" w:hint="eastAsia"/>
               <w:sz w:val="24"/>
               <w:szCs w:val="24"/>
             </w:rPr>
           </w:pPr>
           <w:r>
             <w:rPr>
-              <w:rFonts w:hint="eastAsia" w:ascii="宋体" w:hAnsi="宋体" w:eastAsia="宋体" w:cs="宋体"/>
+              <w:rFonts w:ascii="宋体" w:eastAsia="宋体" w:hAnsi="宋体" w:cs="宋体" w:hint="eastAsia"/>
               <w:sz w:val="24"/>
               <w:szCs w:val="24"/>
             </w:rPr>
@@ -1974,14 +1947,14 @@
         </w:p>
         <w:p>
           <w:pPr>
-            <w:pStyle w:val="16"/>
+            <w:pStyle w:val="TOC1"/>
             <w:tabs>
               <w:tab w:val="right" w:leader="dot" w:pos="8306"/>
             </w:tabs>
           </w:pPr>
           <w:r>
             <w:rPr>
-              <w:rFonts w:hint="eastAsia" w:ascii="宋体" w:hAnsi="宋体" w:eastAsia="宋体" w:cs="宋体"/>
+              <w:rFonts w:ascii="宋体" w:eastAsia="宋体" w:hAnsi="宋体" w:cs="宋体" w:hint="eastAsia"/>
               <w:sz w:val="24"/>
               <w:szCs w:val="24"/>
             </w:rPr>
@@ -1989,7 +1962,7 @@
           </w:r>
           <w:r>
             <w:rPr>
-              <w:rFonts w:hint="eastAsia" w:ascii="宋体" w:hAnsi="宋体" w:eastAsia="宋体" w:cs="宋体"/>
+              <w:rFonts w:ascii="宋体" w:eastAsia="宋体" w:hAnsi="宋体" w:cs="宋体" w:hint="eastAsia"/>
               <w:sz w:val="24"/>
               <w:szCs w:val="24"/>
             </w:rPr>
@@ -1997,7 +1970,7 @@
           </w:r>
           <w:r>
             <w:rPr>
-              <w:rFonts w:hint="eastAsia" w:ascii="宋体" w:hAnsi="宋体" w:eastAsia="宋体" w:cs="宋体"/>
+              <w:rFonts w:ascii="宋体" w:eastAsia="宋体" w:hAnsi="宋体" w:cs="宋体" w:hint="eastAsia"/>
               <w:sz w:val="24"/>
               <w:szCs w:val="24"/>
             </w:rPr>
@@ -2005,21 +1978,21 @@
           </w:r>
           <w:r>
             <w:rPr>
-              <w:rFonts w:hint="eastAsia" w:ascii="宋体" w:hAnsi="宋体" w:eastAsia="宋体" w:cs="宋体"/>
+              <w:rFonts w:ascii="宋体" w:eastAsia="宋体" w:hAnsi="宋体" w:cs="宋体" w:hint="eastAsia"/>
               <w:szCs w:val="24"/>
             </w:rPr>
             <w:fldChar w:fldCharType="begin"/>
           </w:r>
           <w:r>
             <w:rPr>
-              <w:rFonts w:hint="eastAsia" w:ascii="宋体" w:hAnsi="宋体" w:eastAsia="宋体" w:cs="宋体"/>
+              <w:rFonts w:ascii="宋体" w:eastAsia="宋体" w:hAnsi="宋体" w:cs="宋体" w:hint="eastAsia"/>
               <w:szCs w:val="24"/>
             </w:rPr>
             <w:instrText xml:space="preserve"> HYPERLINK \l _Toc26498 </w:instrText>
           </w:r>
           <w:r>
             <w:rPr>
-              <w:rFonts w:hint="eastAsia" w:ascii="宋体" w:hAnsi="宋体" w:eastAsia="宋体" w:cs="宋体"/>
+              <w:rFonts w:ascii="宋体" w:eastAsia="宋体" w:hAnsi="宋体" w:cs="宋体" w:hint="eastAsia"/>
               <w:szCs w:val="24"/>
             </w:rPr>
             <w:fldChar w:fldCharType="separate"/>
@@ -2051,7 +2024,7 @@
           </w:r>
           <w:r>
             <w:rPr>
-              <w:rFonts w:hint="eastAsia" w:ascii="宋体" w:hAnsi="宋体" w:eastAsia="宋体" w:cs="宋体"/>
+              <w:rFonts w:ascii="宋体" w:eastAsia="宋体" w:hAnsi="宋体" w:cs="宋体" w:hint="eastAsia"/>
               <w:szCs w:val="24"/>
             </w:rPr>
             <w:fldChar w:fldCharType="end"/>
@@ -2059,28 +2032,28 @@
         </w:p>
         <w:p>
           <w:pPr>
-            <w:pStyle w:val="16"/>
+            <w:pStyle w:val="TOC1"/>
             <w:tabs>
               <w:tab w:val="right" w:leader="dot" w:pos="8306"/>
             </w:tabs>
           </w:pPr>
           <w:r>
             <w:rPr>
-              <w:rFonts w:hint="eastAsia" w:ascii="宋体" w:hAnsi="宋体" w:eastAsia="宋体" w:cs="宋体"/>
+              <w:rFonts w:ascii="宋体" w:eastAsia="宋体" w:hAnsi="宋体" w:cs="宋体" w:hint="eastAsia"/>
               <w:szCs w:val="24"/>
             </w:rPr>
             <w:fldChar w:fldCharType="begin"/>
           </w:r>
           <w:r>
             <w:rPr>
-              <w:rFonts w:hint="eastAsia" w:ascii="宋体" w:hAnsi="宋体" w:eastAsia="宋体" w:cs="宋体"/>
+              <w:rFonts w:ascii="宋体" w:eastAsia="宋体" w:hAnsi="宋体" w:cs="宋体" w:hint="eastAsia"/>
               <w:szCs w:val="24"/>
             </w:rPr>
             <w:instrText xml:space="preserve"> HYPERLINK \l _Toc19276 </w:instrText>
           </w:r>
           <w:r>
             <w:rPr>
-              <w:rFonts w:hint="eastAsia" w:ascii="宋体" w:hAnsi="宋体" w:eastAsia="宋体" w:cs="宋体"/>
+              <w:rFonts w:ascii="宋体" w:eastAsia="宋体" w:hAnsi="宋体" w:cs="宋体" w:hint="eastAsia"/>
               <w:szCs w:val="24"/>
             </w:rPr>
             <w:fldChar w:fldCharType="separate"/>
@@ -2112,7 +2085,7 @@
           </w:r>
           <w:r>
             <w:rPr>
-              <w:rFonts w:hint="eastAsia" w:ascii="宋体" w:hAnsi="宋体" w:eastAsia="宋体" w:cs="宋体"/>
+              <w:rFonts w:ascii="宋体" w:eastAsia="宋体" w:hAnsi="宋体" w:cs="宋体" w:hint="eastAsia"/>
               <w:szCs w:val="24"/>
             </w:rPr>
             <w:fldChar w:fldCharType="end"/>
@@ -2120,28 +2093,28 @@
         </w:p>
         <w:p>
           <w:pPr>
-            <w:pStyle w:val="16"/>
+            <w:pStyle w:val="TOC1"/>
             <w:tabs>
               <w:tab w:val="right" w:leader="dot" w:pos="8306"/>
             </w:tabs>
           </w:pPr>
           <w:r>
             <w:rPr>
-              <w:rFonts w:hint="eastAsia" w:ascii="宋体" w:hAnsi="宋体" w:eastAsia="宋体" w:cs="宋体"/>
+              <w:rFonts w:ascii="宋体" w:eastAsia="宋体" w:hAnsi="宋体" w:cs="宋体" w:hint="eastAsia"/>
               <w:szCs w:val="24"/>
             </w:rPr>
             <w:fldChar w:fldCharType="begin"/>
           </w:r>
           <w:r>
             <w:rPr>
-              <w:rFonts w:hint="eastAsia" w:ascii="宋体" w:hAnsi="宋体" w:eastAsia="宋体" w:cs="宋体"/>
+              <w:rFonts w:ascii="宋体" w:eastAsia="宋体" w:hAnsi="宋体" w:cs="宋体" w:hint="eastAsia"/>
               <w:szCs w:val="24"/>
             </w:rPr>
             <w:instrText xml:space="preserve"> HYPERLINK \l _Toc22557 </w:instrText>
           </w:r>
           <w:r>
             <w:rPr>
-              <w:rFonts w:hint="eastAsia" w:ascii="宋体" w:hAnsi="宋体" w:eastAsia="宋体" w:cs="宋体"/>
+              <w:rFonts w:ascii="宋体" w:eastAsia="宋体" w:hAnsi="宋体" w:cs="宋体" w:hint="eastAsia"/>
               <w:szCs w:val="24"/>
             </w:rPr>
             <w:fldChar w:fldCharType="separate"/>
@@ -2173,7 +2146,7 @@
           </w:r>
           <w:r>
             <w:rPr>
-              <w:rFonts w:hint="eastAsia" w:ascii="宋体" w:hAnsi="宋体" w:eastAsia="宋体" w:cs="宋体"/>
+              <w:rFonts w:ascii="宋体" w:eastAsia="宋体" w:hAnsi="宋体" w:cs="宋体" w:hint="eastAsia"/>
               <w:szCs w:val="24"/>
             </w:rPr>
             <w:fldChar w:fldCharType="end"/>
@@ -2181,28 +2154,28 @@
         </w:p>
         <w:p>
           <w:pPr>
-            <w:pStyle w:val="17"/>
+            <w:pStyle w:val="TOC2"/>
             <w:tabs>
               <w:tab w:val="right" w:leader="dot" w:pos="8306"/>
             </w:tabs>
           </w:pPr>
           <w:r>
             <w:rPr>
-              <w:rFonts w:hint="eastAsia" w:ascii="宋体" w:hAnsi="宋体" w:eastAsia="宋体" w:cs="宋体"/>
+              <w:rFonts w:ascii="宋体" w:eastAsia="宋体" w:hAnsi="宋体" w:cs="宋体" w:hint="eastAsia"/>
               <w:szCs w:val="24"/>
             </w:rPr>
             <w:fldChar w:fldCharType="begin"/>
           </w:r>
           <w:r>
             <w:rPr>
-              <w:rFonts w:hint="eastAsia" w:ascii="宋体" w:hAnsi="宋体" w:eastAsia="宋体" w:cs="宋体"/>
+              <w:rFonts w:ascii="宋体" w:eastAsia="宋体" w:hAnsi="宋体" w:cs="宋体" w:hint="eastAsia"/>
               <w:szCs w:val="24"/>
             </w:rPr>
             <w:instrText xml:space="preserve"> HYPERLINK \l _Toc12684 </w:instrText>
           </w:r>
           <w:r>
             <w:rPr>
-              <w:rFonts w:hint="eastAsia" w:ascii="宋体" w:hAnsi="宋体" w:eastAsia="宋体" w:cs="宋体"/>
+              <w:rFonts w:ascii="宋体" w:eastAsia="宋体" w:hAnsi="宋体" w:cs="宋体" w:hint="eastAsia"/>
               <w:szCs w:val="24"/>
             </w:rPr>
             <w:fldChar w:fldCharType="separate"/>
@@ -2234,7 +2207,7 @@
           </w:r>
           <w:r>
             <w:rPr>
-              <w:rFonts w:hint="eastAsia" w:ascii="宋体" w:hAnsi="宋体" w:eastAsia="宋体" w:cs="宋体"/>
+              <w:rFonts w:ascii="宋体" w:eastAsia="宋体" w:hAnsi="宋体" w:cs="宋体" w:hint="eastAsia"/>
               <w:szCs w:val="24"/>
             </w:rPr>
             <w:fldChar w:fldCharType="end"/>
@@ -2242,28 +2215,28 @@
         </w:p>
         <w:p>
           <w:pPr>
-            <w:pStyle w:val="17"/>
+            <w:pStyle w:val="TOC2"/>
             <w:tabs>
               <w:tab w:val="right" w:leader="dot" w:pos="8306"/>
             </w:tabs>
           </w:pPr>
           <w:r>
             <w:rPr>
-              <w:rFonts w:hint="eastAsia" w:ascii="宋体" w:hAnsi="宋体" w:eastAsia="宋体" w:cs="宋体"/>
+              <w:rFonts w:ascii="宋体" w:eastAsia="宋体" w:hAnsi="宋体" w:cs="宋体" w:hint="eastAsia"/>
               <w:szCs w:val="24"/>
             </w:rPr>
             <w:fldChar w:fldCharType="begin"/>
           </w:r>
           <w:r>
             <w:rPr>
-              <w:rFonts w:hint="eastAsia" w:ascii="宋体" w:hAnsi="宋体" w:eastAsia="宋体" w:cs="宋体"/>
+              <w:rFonts w:ascii="宋体" w:eastAsia="宋体" w:hAnsi="宋体" w:cs="宋体" w:hint="eastAsia"/>
               <w:szCs w:val="24"/>
             </w:rPr>
             <w:instrText xml:space="preserve"> HYPERLINK \l _Toc27720 </w:instrText>
           </w:r>
           <w:r>
             <w:rPr>
-              <w:rFonts w:hint="eastAsia" w:ascii="宋体" w:hAnsi="宋体" w:eastAsia="宋体" w:cs="宋体"/>
+              <w:rFonts w:ascii="宋体" w:eastAsia="宋体" w:hAnsi="宋体" w:cs="宋体" w:hint="eastAsia"/>
               <w:szCs w:val="24"/>
             </w:rPr>
             <w:fldChar w:fldCharType="separate"/>
@@ -2295,7 +2268,7 @@
           </w:r>
           <w:r>
             <w:rPr>
-              <w:rFonts w:hint="eastAsia" w:ascii="宋体" w:hAnsi="宋体" w:eastAsia="宋体" w:cs="宋体"/>
+              <w:rFonts w:ascii="宋体" w:eastAsia="宋体" w:hAnsi="宋体" w:cs="宋体" w:hint="eastAsia"/>
               <w:szCs w:val="24"/>
             </w:rPr>
             <w:fldChar w:fldCharType="end"/>
@@ -2303,28 +2276,28 @@
         </w:p>
         <w:p>
           <w:pPr>
-            <w:pStyle w:val="17"/>
+            <w:pStyle w:val="TOC2"/>
             <w:tabs>
               <w:tab w:val="right" w:leader="dot" w:pos="8306"/>
             </w:tabs>
           </w:pPr>
           <w:r>
             <w:rPr>
-              <w:rFonts w:hint="eastAsia" w:ascii="宋体" w:hAnsi="宋体" w:eastAsia="宋体" w:cs="宋体"/>
+              <w:rFonts w:ascii="宋体" w:eastAsia="宋体" w:hAnsi="宋体" w:cs="宋体" w:hint="eastAsia"/>
               <w:szCs w:val="24"/>
             </w:rPr>
             <w:fldChar w:fldCharType="begin"/>
           </w:r>
           <w:r>
             <w:rPr>
-              <w:rFonts w:hint="eastAsia" w:ascii="宋体" w:hAnsi="宋体" w:eastAsia="宋体" w:cs="宋体"/>
+              <w:rFonts w:ascii="宋体" w:eastAsia="宋体" w:hAnsi="宋体" w:cs="宋体" w:hint="eastAsia"/>
               <w:szCs w:val="24"/>
             </w:rPr>
             <w:instrText xml:space="preserve"> HYPERLINK \l _Toc21222 </w:instrText>
           </w:r>
           <w:r>
             <w:rPr>
-              <w:rFonts w:hint="eastAsia" w:ascii="宋体" w:hAnsi="宋体" w:eastAsia="宋体" w:cs="宋体"/>
+              <w:rFonts w:ascii="宋体" w:eastAsia="宋体" w:hAnsi="宋体" w:cs="宋体" w:hint="eastAsia"/>
               <w:szCs w:val="24"/>
             </w:rPr>
             <w:fldChar w:fldCharType="separate"/>
@@ -2356,7 +2329,7 @@
           </w:r>
           <w:r>
             <w:rPr>
-              <w:rFonts w:hint="eastAsia" w:ascii="宋体" w:hAnsi="宋体" w:eastAsia="宋体" w:cs="宋体"/>
+              <w:rFonts w:ascii="宋体" w:eastAsia="宋体" w:hAnsi="宋体" w:cs="宋体" w:hint="eastAsia"/>
               <w:szCs w:val="24"/>
             </w:rPr>
             <w:fldChar w:fldCharType="end"/>
@@ -2364,28 +2337,28 @@
         </w:p>
         <w:p>
           <w:pPr>
-            <w:pStyle w:val="16"/>
+            <w:pStyle w:val="TOC1"/>
             <w:tabs>
               <w:tab w:val="right" w:leader="dot" w:pos="8306"/>
             </w:tabs>
           </w:pPr>
           <w:r>
             <w:rPr>
-              <w:rFonts w:hint="eastAsia" w:ascii="宋体" w:hAnsi="宋体" w:eastAsia="宋体" w:cs="宋体"/>
+              <w:rFonts w:ascii="宋体" w:eastAsia="宋体" w:hAnsi="宋体" w:cs="宋体" w:hint="eastAsia"/>
               <w:szCs w:val="24"/>
             </w:rPr>
             <w:fldChar w:fldCharType="begin"/>
           </w:r>
           <w:r>
             <w:rPr>
-              <w:rFonts w:hint="eastAsia" w:ascii="宋体" w:hAnsi="宋体" w:eastAsia="宋体" w:cs="宋体"/>
+              <w:rFonts w:ascii="宋体" w:eastAsia="宋体" w:hAnsi="宋体" w:cs="宋体" w:hint="eastAsia"/>
               <w:szCs w:val="24"/>
             </w:rPr>
             <w:instrText xml:space="preserve"> HYPERLINK \l _Toc22218 </w:instrText>
           </w:r>
           <w:r>
             <w:rPr>
-              <w:rFonts w:hint="eastAsia" w:ascii="宋体" w:hAnsi="宋体" w:eastAsia="宋体" w:cs="宋体"/>
+              <w:rFonts w:ascii="宋体" w:eastAsia="宋体" w:hAnsi="宋体" w:cs="宋体" w:hint="eastAsia"/>
               <w:szCs w:val="24"/>
             </w:rPr>
             <w:fldChar w:fldCharType="separate"/>
@@ -2417,7 +2390,7 @@
           </w:r>
           <w:r>
             <w:rPr>
-              <w:rFonts w:hint="eastAsia" w:ascii="宋体" w:hAnsi="宋体" w:eastAsia="宋体" w:cs="宋体"/>
+              <w:rFonts w:ascii="宋体" w:eastAsia="宋体" w:hAnsi="宋体" w:cs="宋体" w:hint="eastAsia"/>
               <w:szCs w:val="24"/>
             </w:rPr>
             <w:fldChar w:fldCharType="end"/>
@@ -2425,28 +2398,28 @@
         </w:p>
         <w:p>
           <w:pPr>
-            <w:pStyle w:val="17"/>
+            <w:pStyle w:val="TOC2"/>
             <w:tabs>
               <w:tab w:val="right" w:leader="dot" w:pos="8306"/>
             </w:tabs>
           </w:pPr>
           <w:r>
             <w:rPr>
-              <w:rFonts w:hint="eastAsia" w:ascii="宋体" w:hAnsi="宋体" w:eastAsia="宋体" w:cs="宋体"/>
+              <w:rFonts w:ascii="宋体" w:eastAsia="宋体" w:hAnsi="宋体" w:cs="宋体" w:hint="eastAsia"/>
               <w:szCs w:val="24"/>
             </w:rPr>
             <w:fldChar w:fldCharType="begin"/>
           </w:r>
           <w:r>
             <w:rPr>
-              <w:rFonts w:hint="eastAsia" w:ascii="宋体" w:hAnsi="宋体" w:eastAsia="宋体" w:cs="宋体"/>
+              <w:rFonts w:ascii="宋体" w:eastAsia="宋体" w:hAnsi="宋体" w:cs="宋体" w:hint="eastAsia"/>
               <w:szCs w:val="24"/>
             </w:rPr>
             <w:instrText xml:space="preserve"> HYPERLINK \l _Toc28504 </w:instrText>
           </w:r>
           <w:r>
             <w:rPr>
-              <w:rFonts w:hint="eastAsia" w:ascii="宋体" w:hAnsi="宋体" w:eastAsia="宋体" w:cs="宋体"/>
+              <w:rFonts w:ascii="宋体" w:eastAsia="宋体" w:hAnsi="宋体" w:cs="宋体" w:hint="eastAsia"/>
               <w:szCs w:val="24"/>
             </w:rPr>
             <w:fldChar w:fldCharType="separate"/>
@@ -2478,7 +2451,7 @@
           </w:r>
           <w:r>
             <w:rPr>
-              <w:rFonts w:hint="eastAsia" w:ascii="宋体" w:hAnsi="宋体" w:eastAsia="宋体" w:cs="宋体"/>
+              <w:rFonts w:ascii="宋体" w:eastAsia="宋体" w:hAnsi="宋体" w:cs="宋体" w:hint="eastAsia"/>
               <w:szCs w:val="24"/>
             </w:rPr>
             <w:fldChar w:fldCharType="end"/>
@@ -2486,28 +2459,28 @@
         </w:p>
         <w:p>
           <w:pPr>
-            <w:pStyle w:val="17"/>
+            <w:pStyle w:val="TOC2"/>
             <w:tabs>
               <w:tab w:val="right" w:leader="dot" w:pos="8306"/>
             </w:tabs>
           </w:pPr>
           <w:r>
             <w:rPr>
-              <w:rFonts w:hint="eastAsia" w:ascii="宋体" w:hAnsi="宋体" w:eastAsia="宋体" w:cs="宋体"/>
+              <w:rFonts w:ascii="宋体" w:eastAsia="宋体" w:hAnsi="宋体" w:cs="宋体" w:hint="eastAsia"/>
               <w:szCs w:val="24"/>
             </w:rPr>
             <w:fldChar w:fldCharType="begin"/>
           </w:r>
           <w:r>
             <w:rPr>
-              <w:rFonts w:hint="eastAsia" w:ascii="宋体" w:hAnsi="宋体" w:eastAsia="宋体" w:cs="宋体"/>
+              <w:rFonts w:ascii="宋体" w:eastAsia="宋体" w:hAnsi="宋体" w:cs="宋体" w:hint="eastAsia"/>
               <w:szCs w:val="24"/>
             </w:rPr>
             <w:instrText xml:space="preserve"> HYPERLINK \l _Toc5804 </w:instrText>
           </w:r>
           <w:r>
             <w:rPr>
-              <w:rFonts w:hint="eastAsia" w:ascii="宋体" w:hAnsi="宋体" w:eastAsia="宋体" w:cs="宋体"/>
+              <w:rFonts w:ascii="宋体" w:eastAsia="宋体" w:hAnsi="宋体" w:cs="宋体" w:hint="eastAsia"/>
               <w:szCs w:val="24"/>
             </w:rPr>
             <w:fldChar w:fldCharType="separate"/>
@@ -2539,7 +2512,7 @@
           </w:r>
           <w:r>
             <w:rPr>
-              <w:rFonts w:hint="eastAsia" w:ascii="宋体" w:hAnsi="宋体" w:eastAsia="宋体" w:cs="宋体"/>
+              <w:rFonts w:ascii="宋体" w:eastAsia="宋体" w:hAnsi="宋体" w:cs="宋体" w:hint="eastAsia"/>
               <w:szCs w:val="24"/>
             </w:rPr>
             <w:fldChar w:fldCharType="end"/>
@@ -2547,28 +2520,28 @@
         </w:p>
         <w:p>
           <w:pPr>
-            <w:pStyle w:val="17"/>
+            <w:pStyle w:val="TOC2"/>
             <w:tabs>
               <w:tab w:val="right" w:leader="dot" w:pos="8306"/>
             </w:tabs>
           </w:pPr>
           <w:r>
             <w:rPr>
-              <w:rFonts w:hint="eastAsia" w:ascii="宋体" w:hAnsi="宋体" w:eastAsia="宋体" w:cs="宋体"/>
+              <w:rFonts w:ascii="宋体" w:eastAsia="宋体" w:hAnsi="宋体" w:cs="宋体" w:hint="eastAsia"/>
               <w:szCs w:val="24"/>
             </w:rPr>
             <w:fldChar w:fldCharType="begin"/>
           </w:r>
           <w:r>
             <w:rPr>
-              <w:rFonts w:hint="eastAsia" w:ascii="宋体" w:hAnsi="宋体" w:eastAsia="宋体" w:cs="宋体"/>
+              <w:rFonts w:ascii="宋体" w:eastAsia="宋体" w:hAnsi="宋体" w:cs="宋体" w:hint="eastAsia"/>
               <w:szCs w:val="24"/>
             </w:rPr>
             <w:instrText xml:space="preserve"> HYPERLINK \l _Toc29866 </w:instrText>
           </w:r>
           <w:r>
             <w:rPr>
-              <w:rFonts w:hint="eastAsia" w:ascii="宋体" w:hAnsi="宋体" w:eastAsia="宋体" w:cs="宋体"/>
+              <w:rFonts w:ascii="宋体" w:eastAsia="宋体" w:hAnsi="宋体" w:cs="宋体" w:hint="eastAsia"/>
               <w:szCs w:val="24"/>
             </w:rPr>
             <w:fldChar w:fldCharType="separate"/>
@@ -2600,7 +2573,7 @@
           </w:r>
           <w:r>
             <w:rPr>
-              <w:rFonts w:hint="eastAsia" w:ascii="宋体" w:hAnsi="宋体" w:eastAsia="宋体" w:cs="宋体"/>
+              <w:rFonts w:ascii="宋体" w:eastAsia="宋体" w:hAnsi="宋体" w:cs="宋体" w:hint="eastAsia"/>
               <w:szCs w:val="24"/>
             </w:rPr>
             <w:fldChar w:fldCharType="end"/>
@@ -2608,28 +2581,28 @@
         </w:p>
         <w:p>
           <w:pPr>
-            <w:pStyle w:val="17"/>
+            <w:pStyle w:val="TOC2"/>
             <w:tabs>
               <w:tab w:val="right" w:leader="dot" w:pos="8306"/>
             </w:tabs>
           </w:pPr>
           <w:r>
             <w:rPr>
-              <w:rFonts w:hint="eastAsia" w:ascii="宋体" w:hAnsi="宋体" w:eastAsia="宋体" w:cs="宋体"/>
+              <w:rFonts w:ascii="宋体" w:eastAsia="宋体" w:hAnsi="宋体" w:cs="宋体" w:hint="eastAsia"/>
               <w:szCs w:val="24"/>
             </w:rPr>
             <w:fldChar w:fldCharType="begin"/>
           </w:r>
           <w:r>
             <w:rPr>
-              <w:rFonts w:hint="eastAsia" w:ascii="宋体" w:hAnsi="宋体" w:eastAsia="宋体" w:cs="宋体"/>
+              <w:rFonts w:ascii="宋体" w:eastAsia="宋体" w:hAnsi="宋体" w:cs="宋体" w:hint="eastAsia"/>
               <w:szCs w:val="24"/>
             </w:rPr>
             <w:instrText xml:space="preserve"> HYPERLINK \l _Toc10741 </w:instrText>
           </w:r>
           <w:r>
             <w:rPr>
-              <w:rFonts w:hint="eastAsia" w:ascii="宋体" w:hAnsi="宋体" w:eastAsia="宋体" w:cs="宋体"/>
+              <w:rFonts w:ascii="宋体" w:eastAsia="宋体" w:hAnsi="宋体" w:cs="宋体" w:hint="eastAsia"/>
               <w:szCs w:val="24"/>
             </w:rPr>
             <w:fldChar w:fldCharType="separate"/>
@@ -2661,7 +2634,7 @@
           </w:r>
           <w:r>
             <w:rPr>
-              <w:rFonts w:hint="eastAsia" w:ascii="宋体" w:hAnsi="宋体" w:eastAsia="宋体" w:cs="宋体"/>
+              <w:rFonts w:ascii="宋体" w:eastAsia="宋体" w:hAnsi="宋体" w:cs="宋体" w:hint="eastAsia"/>
               <w:szCs w:val="24"/>
             </w:rPr>
             <w:fldChar w:fldCharType="end"/>
@@ -2669,28 +2642,28 @@
         </w:p>
         <w:p>
           <w:pPr>
-            <w:pStyle w:val="17"/>
+            <w:pStyle w:val="TOC2"/>
             <w:tabs>
               <w:tab w:val="right" w:leader="dot" w:pos="8306"/>
             </w:tabs>
           </w:pPr>
           <w:r>
             <w:rPr>
-              <w:rFonts w:hint="eastAsia" w:ascii="宋体" w:hAnsi="宋体" w:eastAsia="宋体" w:cs="宋体"/>
+              <w:rFonts w:ascii="宋体" w:eastAsia="宋体" w:hAnsi="宋体" w:cs="宋体" w:hint="eastAsia"/>
               <w:szCs w:val="24"/>
             </w:rPr>
             <w:fldChar w:fldCharType="begin"/>
           </w:r>
           <w:r>
             <w:rPr>
-              <w:rFonts w:hint="eastAsia" w:ascii="宋体" w:hAnsi="宋体" w:eastAsia="宋体" w:cs="宋体"/>
+              <w:rFonts w:ascii="宋体" w:eastAsia="宋体" w:hAnsi="宋体" w:cs="宋体" w:hint="eastAsia"/>
               <w:szCs w:val="24"/>
             </w:rPr>
             <w:instrText xml:space="preserve"> HYPERLINK \l _Toc31413 </w:instrText>
           </w:r>
           <w:r>
             <w:rPr>
-              <w:rFonts w:hint="eastAsia" w:ascii="宋体" w:hAnsi="宋体" w:eastAsia="宋体" w:cs="宋体"/>
+              <w:rFonts w:ascii="宋体" w:eastAsia="宋体" w:hAnsi="宋体" w:cs="宋体" w:hint="eastAsia"/>
               <w:szCs w:val="24"/>
             </w:rPr>
             <w:fldChar w:fldCharType="separate"/>
@@ -2722,7 +2695,7 @@
           </w:r>
           <w:r>
             <w:rPr>
-              <w:rFonts w:hint="eastAsia" w:ascii="宋体" w:hAnsi="宋体" w:eastAsia="宋体" w:cs="宋体"/>
+              <w:rFonts w:ascii="宋体" w:eastAsia="宋体" w:hAnsi="宋体" w:cs="宋体" w:hint="eastAsia"/>
               <w:szCs w:val="24"/>
             </w:rPr>
             <w:fldChar w:fldCharType="end"/>
@@ -2730,28 +2703,28 @@
         </w:p>
         <w:p>
           <w:pPr>
-            <w:pStyle w:val="17"/>
+            <w:pStyle w:val="TOC2"/>
             <w:tabs>
               <w:tab w:val="right" w:leader="dot" w:pos="8306"/>
             </w:tabs>
           </w:pPr>
           <w:r>
             <w:rPr>
-              <w:rFonts w:hint="eastAsia" w:ascii="宋体" w:hAnsi="宋体" w:eastAsia="宋体" w:cs="宋体"/>
+              <w:rFonts w:ascii="宋体" w:eastAsia="宋体" w:hAnsi="宋体" w:cs="宋体" w:hint="eastAsia"/>
               <w:szCs w:val="24"/>
             </w:rPr>
             <w:fldChar w:fldCharType="begin"/>
           </w:r>
           <w:r>
             <w:rPr>
-              <w:rFonts w:hint="eastAsia" w:ascii="宋体" w:hAnsi="宋体" w:eastAsia="宋体" w:cs="宋体"/>
+              <w:rFonts w:ascii="宋体" w:eastAsia="宋体" w:hAnsi="宋体" w:cs="宋体" w:hint="eastAsia"/>
               <w:szCs w:val="24"/>
             </w:rPr>
             <w:instrText xml:space="preserve"> HYPERLINK \l _Toc23360 </w:instrText>
           </w:r>
           <w:r>
             <w:rPr>
-              <w:rFonts w:hint="eastAsia" w:ascii="宋体" w:hAnsi="宋体" w:eastAsia="宋体" w:cs="宋体"/>
+              <w:rFonts w:ascii="宋体" w:eastAsia="宋体" w:hAnsi="宋体" w:cs="宋体" w:hint="eastAsia"/>
               <w:szCs w:val="24"/>
             </w:rPr>
             <w:fldChar w:fldCharType="separate"/>
@@ -2790,7 +2763,7 @@
           </w:r>
           <w:r>
             <w:rPr>
-              <w:rFonts w:hint="eastAsia" w:ascii="宋体" w:hAnsi="宋体" w:eastAsia="宋体" w:cs="宋体"/>
+              <w:rFonts w:ascii="宋体" w:eastAsia="宋体" w:hAnsi="宋体" w:cs="宋体" w:hint="eastAsia"/>
               <w:szCs w:val="24"/>
             </w:rPr>
             <w:fldChar w:fldCharType="end"/>
@@ -2798,28 +2771,28 @@
         </w:p>
         <w:p>
           <w:pPr>
-            <w:pStyle w:val="16"/>
+            <w:pStyle w:val="TOC1"/>
             <w:tabs>
               <w:tab w:val="right" w:leader="dot" w:pos="8306"/>
             </w:tabs>
           </w:pPr>
           <w:r>
             <w:rPr>
-              <w:rFonts w:hint="eastAsia" w:ascii="宋体" w:hAnsi="宋体" w:eastAsia="宋体" w:cs="宋体"/>
+              <w:rFonts w:ascii="宋体" w:eastAsia="宋体" w:hAnsi="宋体" w:cs="宋体" w:hint="eastAsia"/>
               <w:szCs w:val="24"/>
             </w:rPr>
             <w:fldChar w:fldCharType="begin"/>
           </w:r>
           <w:r>
             <w:rPr>
-              <w:rFonts w:hint="eastAsia" w:ascii="宋体" w:hAnsi="宋体" w:eastAsia="宋体" w:cs="宋体"/>
+              <w:rFonts w:ascii="宋体" w:eastAsia="宋体" w:hAnsi="宋体" w:cs="宋体" w:hint="eastAsia"/>
               <w:szCs w:val="24"/>
             </w:rPr>
             <w:instrText xml:space="preserve"> HYPERLINK \l _Toc4909 </w:instrText>
           </w:r>
           <w:r>
             <w:rPr>
-              <w:rFonts w:hint="eastAsia" w:ascii="宋体" w:hAnsi="宋体" w:eastAsia="宋体" w:cs="宋体"/>
+              <w:rFonts w:ascii="宋体" w:eastAsia="宋体" w:hAnsi="宋体" w:cs="宋体" w:hint="eastAsia"/>
               <w:szCs w:val="24"/>
             </w:rPr>
             <w:fldChar w:fldCharType="separate"/>
@@ -2851,7 +2824,7 @@
           </w:r>
           <w:r>
             <w:rPr>
-              <w:rFonts w:hint="eastAsia" w:ascii="宋体" w:hAnsi="宋体" w:eastAsia="宋体" w:cs="宋体"/>
+              <w:rFonts w:ascii="宋体" w:eastAsia="宋体" w:hAnsi="宋体" w:cs="宋体" w:hint="eastAsia"/>
               <w:szCs w:val="24"/>
             </w:rPr>
             <w:fldChar w:fldCharType="end"/>
@@ -2859,28 +2832,28 @@
         </w:p>
         <w:p>
           <w:pPr>
-            <w:pStyle w:val="17"/>
+            <w:pStyle w:val="TOC2"/>
             <w:tabs>
               <w:tab w:val="right" w:leader="dot" w:pos="8306"/>
             </w:tabs>
           </w:pPr>
           <w:r>
             <w:rPr>
-              <w:rFonts w:hint="eastAsia" w:ascii="宋体" w:hAnsi="宋体" w:eastAsia="宋体" w:cs="宋体"/>
+              <w:rFonts w:ascii="宋体" w:eastAsia="宋体" w:hAnsi="宋体" w:cs="宋体" w:hint="eastAsia"/>
               <w:szCs w:val="24"/>
             </w:rPr>
             <w:fldChar w:fldCharType="begin"/>
           </w:r>
           <w:r>
             <w:rPr>
-              <w:rFonts w:hint="eastAsia" w:ascii="宋体" w:hAnsi="宋体" w:eastAsia="宋体" w:cs="宋体"/>
+              <w:rFonts w:ascii="宋体" w:eastAsia="宋体" w:hAnsi="宋体" w:cs="宋体" w:hint="eastAsia"/>
               <w:szCs w:val="24"/>
             </w:rPr>
             <w:instrText xml:space="preserve"> HYPERLINK \l _Toc10479 </w:instrText>
           </w:r>
           <w:r>
             <w:rPr>
-              <w:rFonts w:hint="eastAsia" w:ascii="宋体" w:hAnsi="宋体" w:eastAsia="宋体" w:cs="宋体"/>
+              <w:rFonts w:ascii="宋体" w:eastAsia="宋体" w:hAnsi="宋体" w:cs="宋体" w:hint="eastAsia"/>
               <w:szCs w:val="24"/>
             </w:rPr>
             <w:fldChar w:fldCharType="separate"/>
@@ -2912,7 +2885,7 @@
           </w:r>
           <w:r>
             <w:rPr>
-              <w:rFonts w:hint="eastAsia" w:ascii="宋体" w:hAnsi="宋体" w:eastAsia="宋体" w:cs="宋体"/>
+              <w:rFonts w:ascii="宋体" w:eastAsia="宋体" w:hAnsi="宋体" w:cs="宋体" w:hint="eastAsia"/>
               <w:szCs w:val="24"/>
             </w:rPr>
             <w:fldChar w:fldCharType="end"/>
@@ -2920,28 +2893,28 @@
         </w:p>
         <w:p>
           <w:pPr>
-            <w:pStyle w:val="17"/>
+            <w:pStyle w:val="TOC2"/>
             <w:tabs>
               <w:tab w:val="right" w:leader="dot" w:pos="8306"/>
             </w:tabs>
           </w:pPr>
           <w:r>
             <w:rPr>
-              <w:rFonts w:hint="eastAsia" w:ascii="宋体" w:hAnsi="宋体" w:eastAsia="宋体" w:cs="宋体"/>
+              <w:rFonts w:ascii="宋体" w:eastAsia="宋体" w:hAnsi="宋体" w:cs="宋体" w:hint="eastAsia"/>
               <w:szCs w:val="24"/>
             </w:rPr>
             <w:fldChar w:fldCharType="begin"/>
           </w:r>
           <w:r>
             <w:rPr>
-              <w:rFonts w:hint="eastAsia" w:ascii="宋体" w:hAnsi="宋体" w:eastAsia="宋体" w:cs="宋体"/>
+              <w:rFonts w:ascii="宋体" w:eastAsia="宋体" w:hAnsi="宋体" w:cs="宋体" w:hint="eastAsia"/>
               <w:szCs w:val="24"/>
             </w:rPr>
             <w:instrText xml:space="preserve"> HYPERLINK \l _Toc4220 </w:instrText>
           </w:r>
           <w:r>
             <w:rPr>
-              <w:rFonts w:hint="eastAsia" w:ascii="宋体" w:hAnsi="宋体" w:eastAsia="宋体" w:cs="宋体"/>
+              <w:rFonts w:ascii="宋体" w:eastAsia="宋体" w:hAnsi="宋体" w:cs="宋体" w:hint="eastAsia"/>
               <w:szCs w:val="24"/>
             </w:rPr>
             <w:fldChar w:fldCharType="separate"/>
@@ -2973,7 +2946,7 @@
           </w:r>
           <w:r>
             <w:rPr>
-              <w:rFonts w:hint="eastAsia" w:ascii="宋体" w:hAnsi="宋体" w:eastAsia="宋体" w:cs="宋体"/>
+              <w:rFonts w:ascii="宋体" w:eastAsia="宋体" w:hAnsi="宋体" w:cs="宋体" w:hint="eastAsia"/>
               <w:szCs w:val="24"/>
             </w:rPr>
             <w:fldChar w:fldCharType="end"/>
@@ -2981,28 +2954,28 @@
         </w:p>
         <w:p>
           <w:pPr>
-            <w:pStyle w:val="17"/>
+            <w:pStyle w:val="TOC2"/>
             <w:tabs>
               <w:tab w:val="right" w:leader="dot" w:pos="8306"/>
             </w:tabs>
           </w:pPr>
           <w:r>
             <w:rPr>
-              <w:rFonts w:hint="eastAsia" w:ascii="宋体" w:hAnsi="宋体" w:eastAsia="宋体" w:cs="宋体"/>
+              <w:rFonts w:ascii="宋体" w:eastAsia="宋体" w:hAnsi="宋体" w:cs="宋体" w:hint="eastAsia"/>
               <w:szCs w:val="24"/>
             </w:rPr>
             <w:fldChar w:fldCharType="begin"/>
           </w:r>
           <w:r>
             <w:rPr>
-              <w:rFonts w:hint="eastAsia" w:ascii="宋体" w:hAnsi="宋体" w:eastAsia="宋体" w:cs="宋体"/>
+              <w:rFonts w:ascii="宋体" w:eastAsia="宋体" w:hAnsi="宋体" w:cs="宋体" w:hint="eastAsia"/>
               <w:szCs w:val="24"/>
             </w:rPr>
             <w:instrText xml:space="preserve"> HYPERLINK \l _Toc31498 </w:instrText>
           </w:r>
           <w:r>
             <w:rPr>
-              <w:rFonts w:hint="eastAsia" w:ascii="宋体" w:hAnsi="宋体" w:eastAsia="宋体" w:cs="宋体"/>
+              <w:rFonts w:ascii="宋体" w:eastAsia="宋体" w:hAnsi="宋体" w:cs="宋体" w:hint="eastAsia"/>
               <w:szCs w:val="24"/>
             </w:rPr>
             <w:fldChar w:fldCharType="separate"/>
@@ -3034,7 +3007,7 @@
           </w:r>
           <w:r>
             <w:rPr>
-              <w:rFonts w:hint="eastAsia" w:ascii="宋体" w:hAnsi="宋体" w:eastAsia="宋体" w:cs="宋体"/>
+              <w:rFonts w:ascii="宋体" w:eastAsia="宋体" w:hAnsi="宋体" w:cs="宋体" w:hint="eastAsia"/>
               <w:szCs w:val="24"/>
             </w:rPr>
             <w:fldChar w:fldCharType="end"/>
@@ -3042,28 +3015,28 @@
         </w:p>
         <w:p>
           <w:pPr>
-            <w:pStyle w:val="17"/>
+            <w:pStyle w:val="TOC2"/>
             <w:tabs>
               <w:tab w:val="right" w:leader="dot" w:pos="8306"/>
             </w:tabs>
           </w:pPr>
           <w:r>
             <w:rPr>
-              <w:rFonts w:hint="eastAsia" w:ascii="宋体" w:hAnsi="宋体" w:eastAsia="宋体" w:cs="宋体"/>
+              <w:rFonts w:ascii="宋体" w:eastAsia="宋体" w:hAnsi="宋体" w:cs="宋体" w:hint="eastAsia"/>
               <w:szCs w:val="24"/>
             </w:rPr>
             <w:fldChar w:fldCharType="begin"/>
           </w:r>
           <w:r>
             <w:rPr>
-              <w:rFonts w:hint="eastAsia" w:ascii="宋体" w:hAnsi="宋体" w:eastAsia="宋体" w:cs="宋体"/>
+              <w:rFonts w:ascii="宋体" w:eastAsia="宋体" w:hAnsi="宋体" w:cs="宋体" w:hint="eastAsia"/>
               <w:szCs w:val="24"/>
             </w:rPr>
             <w:instrText xml:space="preserve"> HYPERLINK \l _Toc17581 </w:instrText>
           </w:r>
           <w:r>
             <w:rPr>
-              <w:rFonts w:hint="eastAsia" w:ascii="宋体" w:hAnsi="宋体" w:eastAsia="宋体" w:cs="宋体"/>
+              <w:rFonts w:ascii="宋体" w:eastAsia="宋体" w:hAnsi="宋体" w:cs="宋体" w:hint="eastAsia"/>
               <w:szCs w:val="24"/>
             </w:rPr>
             <w:fldChar w:fldCharType="separate"/>
@@ -3095,7 +3068,7 @@
           </w:r>
           <w:r>
             <w:rPr>
-              <w:rFonts w:hint="eastAsia" w:ascii="宋体" w:hAnsi="宋体" w:eastAsia="宋体" w:cs="宋体"/>
+              <w:rFonts w:ascii="宋体" w:eastAsia="宋体" w:hAnsi="宋体" w:cs="宋体" w:hint="eastAsia"/>
               <w:szCs w:val="24"/>
             </w:rPr>
             <w:fldChar w:fldCharType="end"/>
@@ -3103,28 +3076,28 @@
         </w:p>
         <w:p>
           <w:pPr>
-            <w:pStyle w:val="17"/>
+            <w:pStyle w:val="TOC2"/>
             <w:tabs>
               <w:tab w:val="right" w:leader="dot" w:pos="8306"/>
             </w:tabs>
           </w:pPr>
           <w:r>
             <w:rPr>
-              <w:rFonts w:hint="eastAsia" w:ascii="宋体" w:hAnsi="宋体" w:eastAsia="宋体" w:cs="宋体"/>
+              <w:rFonts w:ascii="宋体" w:eastAsia="宋体" w:hAnsi="宋体" w:cs="宋体" w:hint="eastAsia"/>
               <w:szCs w:val="24"/>
             </w:rPr>
             <w:fldChar w:fldCharType="begin"/>
           </w:r>
           <w:r>
             <w:rPr>
-              <w:rFonts w:hint="eastAsia" w:ascii="宋体" w:hAnsi="宋体" w:eastAsia="宋体" w:cs="宋体"/>
+              <w:rFonts w:ascii="宋体" w:eastAsia="宋体" w:hAnsi="宋体" w:cs="宋体" w:hint="eastAsia"/>
               <w:szCs w:val="24"/>
             </w:rPr>
             <w:instrText xml:space="preserve"> HYPERLINK \l _Toc17679 </w:instrText>
           </w:r>
           <w:r>
             <w:rPr>
-              <w:rFonts w:hint="eastAsia" w:ascii="宋体" w:hAnsi="宋体" w:eastAsia="宋体" w:cs="宋体"/>
+              <w:rFonts w:ascii="宋体" w:eastAsia="宋体" w:hAnsi="宋体" w:cs="宋体" w:hint="eastAsia"/>
               <w:szCs w:val="24"/>
             </w:rPr>
             <w:fldChar w:fldCharType="separate"/>
@@ -3156,7 +3129,7 @@
           </w:r>
           <w:r>
             <w:rPr>
-              <w:rFonts w:hint="eastAsia" w:ascii="宋体" w:hAnsi="宋体" w:eastAsia="宋体" w:cs="宋体"/>
+              <w:rFonts w:ascii="宋体" w:eastAsia="宋体" w:hAnsi="宋体" w:cs="宋体" w:hint="eastAsia"/>
               <w:szCs w:val="24"/>
             </w:rPr>
             <w:fldChar w:fldCharType="end"/>
@@ -3164,28 +3137,28 @@
         </w:p>
         <w:p>
           <w:pPr>
-            <w:pStyle w:val="17"/>
+            <w:pStyle w:val="TOC2"/>
             <w:tabs>
               <w:tab w:val="right" w:leader="dot" w:pos="8306"/>
             </w:tabs>
           </w:pPr>
           <w:r>
             <w:rPr>
-              <w:rFonts w:hint="eastAsia" w:ascii="宋体" w:hAnsi="宋体" w:eastAsia="宋体" w:cs="宋体"/>
+              <w:rFonts w:ascii="宋体" w:eastAsia="宋体" w:hAnsi="宋体" w:cs="宋体" w:hint="eastAsia"/>
               <w:szCs w:val="24"/>
             </w:rPr>
             <w:fldChar w:fldCharType="begin"/>
           </w:r>
           <w:r>
             <w:rPr>
-              <w:rFonts w:hint="eastAsia" w:ascii="宋体" w:hAnsi="宋体" w:eastAsia="宋体" w:cs="宋体"/>
+              <w:rFonts w:ascii="宋体" w:eastAsia="宋体" w:hAnsi="宋体" w:cs="宋体" w:hint="eastAsia"/>
               <w:szCs w:val="24"/>
             </w:rPr>
             <w:instrText xml:space="preserve"> HYPERLINK \l _Toc121 </w:instrText>
           </w:r>
           <w:r>
             <w:rPr>
-              <w:rFonts w:hint="eastAsia" w:ascii="宋体" w:hAnsi="宋体" w:eastAsia="宋体" w:cs="宋体"/>
+              <w:rFonts w:ascii="宋体" w:eastAsia="宋体" w:hAnsi="宋体" w:cs="宋体" w:hint="eastAsia"/>
               <w:szCs w:val="24"/>
             </w:rPr>
             <w:fldChar w:fldCharType="separate"/>
@@ -3217,7 +3190,7 @@
           </w:r>
           <w:r>
             <w:rPr>
-              <w:rFonts w:hint="eastAsia" w:ascii="宋体" w:hAnsi="宋体" w:eastAsia="宋体" w:cs="宋体"/>
+              <w:rFonts w:ascii="宋体" w:eastAsia="宋体" w:hAnsi="宋体" w:cs="宋体" w:hint="eastAsia"/>
               <w:szCs w:val="24"/>
             </w:rPr>
             <w:fldChar w:fldCharType="end"/>
@@ -3225,28 +3198,28 @@
         </w:p>
         <w:p>
           <w:pPr>
-            <w:pStyle w:val="16"/>
+            <w:pStyle w:val="TOC1"/>
             <w:tabs>
               <w:tab w:val="right" w:leader="dot" w:pos="8306"/>
             </w:tabs>
           </w:pPr>
           <w:r>
             <w:rPr>
-              <w:rFonts w:hint="eastAsia" w:ascii="宋体" w:hAnsi="宋体" w:eastAsia="宋体" w:cs="宋体"/>
+              <w:rFonts w:ascii="宋体" w:eastAsia="宋体" w:hAnsi="宋体" w:cs="宋体" w:hint="eastAsia"/>
               <w:szCs w:val="24"/>
             </w:rPr>
             <w:fldChar w:fldCharType="begin"/>
           </w:r>
           <w:r>
             <w:rPr>
-              <w:rFonts w:hint="eastAsia" w:ascii="宋体" w:hAnsi="宋体" w:eastAsia="宋体" w:cs="宋体"/>
+              <w:rFonts w:ascii="宋体" w:eastAsia="宋体" w:hAnsi="宋体" w:cs="宋体" w:hint="eastAsia"/>
               <w:szCs w:val="24"/>
             </w:rPr>
             <w:instrText xml:space="preserve"> HYPERLINK \l _Toc23352 </w:instrText>
           </w:r>
           <w:r>
             <w:rPr>
-              <w:rFonts w:hint="eastAsia" w:ascii="宋体" w:hAnsi="宋体" w:eastAsia="宋体" w:cs="宋体"/>
+              <w:rFonts w:ascii="宋体" w:eastAsia="宋体" w:hAnsi="宋体" w:cs="宋体" w:hint="eastAsia"/>
               <w:szCs w:val="24"/>
             </w:rPr>
             <w:fldChar w:fldCharType="separate"/>
@@ -3278,7 +3251,7 @@
           </w:r>
           <w:r>
             <w:rPr>
-              <w:rFonts w:hint="eastAsia" w:ascii="宋体" w:hAnsi="宋体" w:eastAsia="宋体" w:cs="宋体"/>
+              <w:rFonts w:ascii="宋体" w:eastAsia="宋体" w:hAnsi="宋体" w:cs="宋体" w:hint="eastAsia"/>
               <w:szCs w:val="24"/>
             </w:rPr>
             <w:fldChar w:fldCharType="end"/>
@@ -3300,7 +3273,7 @@
             <w:snapToGrid w:val="0"/>
             <w:textAlignment w:val="baseline"/>
             <w:rPr>
-              <w:rFonts w:hint="eastAsia" w:ascii="宋体" w:hAnsi="宋体" w:eastAsia="宋体" w:cs="宋体"/>
+              <w:rFonts w:ascii="宋体" w:eastAsia="宋体" w:hAnsi="宋体" w:cs="宋体" w:hint="eastAsia"/>
               <w:snapToGrid w:val="0"/>
               <w:color w:val="000000"/>
               <w:kern w:val="0"/>
@@ -3311,7 +3284,7 @@
           </w:pPr>
           <w:r>
             <w:rPr>
-              <w:rFonts w:hint="eastAsia" w:ascii="宋体" w:hAnsi="宋体" w:eastAsia="宋体" w:cs="宋体"/>
+              <w:rFonts w:ascii="宋体" w:eastAsia="宋体" w:hAnsi="宋体" w:cs="宋体" w:hint="eastAsia"/>
               <w:szCs w:val="24"/>
             </w:rPr>
             <w:fldChar w:fldCharType="end"/>
@@ -3335,7 +3308,7 @@
         <w:snapToGrid w:val="0"/>
         <w:textAlignment w:val="baseline"/>
         <w:rPr>
-          <w:rFonts w:ascii="Arial" w:hAnsi="Arial" w:eastAsia="Arial" w:cs="Arial"/>
+          <w:rFonts w:ascii="Arial" w:eastAsia="Arial" w:hAnsi="Arial" w:cs="Arial"/>
           <w:snapToGrid w:val="0"/>
           <w:color w:val="000000"/>
           <w:kern w:val="0"/>
@@ -3346,7 +3319,7 @@
       </w:pPr>
       <w:r>
         <w:rPr>
-          <w:rFonts w:ascii="Arial" w:hAnsi="Arial" w:eastAsia="Arial" w:cs="Arial"/>
+          <w:rFonts w:ascii="Arial" w:eastAsia="Arial" w:hAnsi="Arial" w:cs="Arial"/>
           <w:snapToGrid w:val="0"/>
           <w:color w:val="000000"/>
           <w:kern w:val="0"/>
@@ -3359,14 +3332,14 @@
     </w:p>
     <w:p>
       <w:pPr>
-        <w:pStyle w:val="28"/>
-        <w:bidi w:val="0"/>
-        <w:rPr>
-          <w:rFonts w:hint="default"/>
-          <w:lang w:val="en-US" w:eastAsia="zh-CN"/>
-        </w:rPr>
-      </w:pPr>
-      <w:bookmarkStart w:id="2" w:name="_Toc22557"/>
+        <w:pStyle w:val="1"/>
+        <w:bidi w:val="0"/>
+        <w:rPr>
+          <w:rFonts w:hint="default"/>
+          <w:lang w:val="en-US" w:eastAsia="zh-CN"/>
+        </w:rPr>
+      </w:pPr>
+      <w:bookmarkStart w:id="3" w:name="_Toc22557"/>
       <w:r>
         <w:rPr>
           <w:rFonts w:hint="default"/>
@@ -3374,18 +3347,18 @@
         </w:rPr>
         <w:t>总则</w:t>
       </w:r>
-      <w:bookmarkEnd w:id="2"/>
-    </w:p>
-    <w:p>
-      <w:pPr>
-        <w:pStyle w:val="30"/>
-        <w:bidi w:val="0"/>
-        <w:rPr>
-          <w:rFonts w:hint="default"/>
-          <w:lang w:val="en-US" w:eastAsia="zh-CN"/>
-        </w:rPr>
-      </w:pPr>
-      <w:bookmarkStart w:id="3" w:name="_Toc12684"/>
+      <w:bookmarkEnd w:id="3"/>
+    </w:p>
+    <w:p>
+      <w:pPr>
+        <w:pStyle w:val="2"/>
+        <w:bidi w:val="0"/>
+        <w:rPr>
+          <w:rFonts w:hint="default"/>
+          <w:lang w:val="en-US" w:eastAsia="zh-CN"/>
+        </w:rPr>
+      </w:pPr>
+      <w:bookmarkStart w:id="4" w:name="_Toc12684"/>
       <w:r>
         <w:rPr>
           <w:rFonts w:hint="default"/>
@@ -3393,11 +3366,11 @@
         </w:rPr>
         <w:t>目的</w:t>
       </w:r>
-      <w:bookmarkEnd w:id="3"/>
-    </w:p>
-    <w:p>
-      <w:pPr>
-        <w:pStyle w:val="29"/>
+      <w:bookmarkEnd w:id="4"/>
+    </w:p>
+    <w:p>
+      <w:pPr>
+        <w:pStyle w:val="a1"/>
         <w:keepNext w:val="0"/>
         <w:keepLines w:val="0"/>
         <w:pageBreakBefore w:val="0"/>
@@ -3426,14 +3399,14 @@
     </w:p>
     <w:p>
       <w:pPr>
-        <w:pStyle w:val="30"/>
-        <w:bidi w:val="0"/>
-        <w:rPr>
-          <w:rFonts w:hint="default"/>
-          <w:lang w:val="en-US" w:eastAsia="zh-CN"/>
-        </w:rPr>
-      </w:pPr>
-      <w:bookmarkStart w:id="4" w:name="_Toc27720"/>
+        <w:pStyle w:val="2"/>
+        <w:bidi w:val="0"/>
+        <w:rPr>
+          <w:rFonts w:hint="default"/>
+          <w:lang w:val="en-US" w:eastAsia="zh-CN"/>
+        </w:rPr>
+      </w:pPr>
+      <w:bookmarkStart w:id="5" w:name="_Toc27720"/>
       <w:r>
         <w:rPr>
           <w:rFonts w:hint="default"/>
@@ -3441,11 +3414,11 @@
         </w:rPr>
         <w:t>适用范围</w:t>
       </w:r>
-      <w:bookmarkEnd w:id="4"/>
-    </w:p>
-    <w:p>
-      <w:pPr>
-        <w:pStyle w:val="29"/>
+      <w:bookmarkEnd w:id="5"/>
+    </w:p>
+    <w:p>
+      <w:pPr>
+        <w:pStyle w:val="a1"/>
         <w:keepNext w:val="0"/>
         <w:keepLines w:val="0"/>
         <w:pageBreakBefore w:val="0"/>
@@ -3488,14 +3461,14 @@
     </w:p>
     <w:p>
       <w:pPr>
-        <w:pStyle w:val="30"/>
-        <w:bidi w:val="0"/>
-        <w:rPr>
-          <w:rFonts w:hint="default"/>
-          <w:lang w:val="en-US" w:eastAsia="zh-CN"/>
-        </w:rPr>
-      </w:pPr>
-      <w:bookmarkStart w:id="5" w:name="_Toc21222"/>
+        <w:pStyle w:val="2"/>
+        <w:bidi w:val="0"/>
+        <w:rPr>
+          <w:rFonts w:hint="default"/>
+          <w:lang w:val="en-US" w:eastAsia="zh-CN"/>
+        </w:rPr>
+      </w:pPr>
+      <w:bookmarkStart w:id="6" w:name="_Toc21222"/>
       <w:r>
         <w:rPr>
           <w:rFonts w:hint="default"/>
@@ -3503,11 +3476,11 @@
         </w:rPr>
         <w:t>管理目标</w:t>
       </w:r>
-      <w:bookmarkEnd w:id="5"/>
-    </w:p>
-    <w:p>
-      <w:pPr>
-        <w:pStyle w:val="29"/>
+      <w:bookmarkEnd w:id="6"/>
+    </w:p>
+    <w:p>
+      <w:pPr>
+        <w:pStyle w:val="a1"/>
         <w:keepNext w:val="0"/>
         <w:keepLines w:val="0"/>
         <w:pageBreakBefore w:val="0"/>
@@ -3550,14 +3523,14 @@
     </w:p>
     <w:p>
       <w:pPr>
-        <w:pStyle w:val="28"/>
-        <w:bidi w:val="0"/>
-        <w:rPr>
-          <w:rFonts w:hint="default"/>
-          <w:lang w:val="en-US" w:eastAsia="zh-CN"/>
-        </w:rPr>
-      </w:pPr>
-      <w:bookmarkStart w:id="6" w:name="_Toc22218"/>
+        <w:pStyle w:val="1"/>
+        <w:bidi w:val="0"/>
+        <w:rPr>
+          <w:rFonts w:hint="default"/>
+          <w:lang w:val="en-US" w:eastAsia="zh-CN"/>
+        </w:rPr>
+      </w:pPr>
+      <w:bookmarkStart w:id="7" w:name="_Toc22218"/>
       <w:r>
         <w:rPr>
           <w:rFonts w:hint="default"/>
@@ -3565,18 +3538,18 @@
         </w:rPr>
         <w:t>组织与职责</w:t>
       </w:r>
-      <w:bookmarkEnd w:id="6"/>
-    </w:p>
-    <w:p>
-      <w:pPr>
-        <w:pStyle w:val="30"/>
-        <w:bidi w:val="0"/>
-        <w:rPr>
-          <w:rFonts w:hint="default"/>
-          <w:lang w:val="en-US" w:eastAsia="zh-CN"/>
-        </w:rPr>
-      </w:pPr>
-      <w:bookmarkStart w:id="7" w:name="_Toc28504"/>
+      <w:bookmarkEnd w:id="7"/>
+    </w:p>
+    <w:p>
+      <w:pPr>
+        <w:pStyle w:val="2"/>
+        <w:bidi w:val="0"/>
+        <w:rPr>
+          <w:rFonts w:hint="default"/>
+          <w:lang w:val="en-US" w:eastAsia="zh-CN"/>
+        </w:rPr>
+      </w:pPr>
+      <w:bookmarkStart w:id="8" w:name="_Toc28504"/>
       <w:r>
         <w:rPr>
           <w:rFonts w:hint="default"/>
@@ -3584,11 +3557,11 @@
         </w:rPr>
         <w:t>质量管理部</w:t>
       </w:r>
-      <w:bookmarkEnd w:id="7"/>
-    </w:p>
-    <w:p>
-      <w:pPr>
-        <w:pStyle w:val="29"/>
+      <w:bookmarkEnd w:id="8"/>
+    </w:p>
+    <w:p>
+      <w:pPr>
+        <w:pStyle w:val="a1"/>
         <w:keepNext w:val="0"/>
         <w:keepLines w:val="0"/>
         <w:pageBreakBefore w:val="0"/>
@@ -3617,7 +3590,7 @@
     </w:p>
     <w:p>
       <w:pPr>
-        <w:pStyle w:val="29"/>
+        <w:pStyle w:val="a1"/>
         <w:keepNext w:val="0"/>
         <w:keepLines w:val="0"/>
         <w:pageBreakBefore w:val="0"/>
@@ -3646,7 +3619,7 @@
     </w:p>
     <w:p>
       <w:pPr>
-        <w:pStyle w:val="29"/>
+        <w:pStyle w:val="a1"/>
         <w:keepNext w:val="0"/>
         <w:keepLines w:val="0"/>
         <w:pageBreakBefore w:val="0"/>
@@ -3675,7 +3648,7 @@
     </w:p>
     <w:p>
       <w:pPr>
-        <w:pStyle w:val="29"/>
+        <w:pStyle w:val="a1"/>
         <w:keepNext w:val="0"/>
         <w:keepLines w:val="0"/>
         <w:pageBreakBefore w:val="0"/>
@@ -3704,14 +3677,14 @@
     </w:p>
     <w:p>
       <w:pPr>
-        <w:pStyle w:val="30"/>
-        <w:bidi w:val="0"/>
-        <w:rPr>
-          <w:rFonts w:hint="default"/>
-          <w:lang w:val="en-US" w:eastAsia="zh-CN"/>
-        </w:rPr>
-      </w:pPr>
-      <w:bookmarkStart w:id="8" w:name="_Toc5804"/>
+        <w:pStyle w:val="2"/>
+        <w:bidi w:val="0"/>
+        <w:rPr>
+          <w:rFonts w:hint="default"/>
+          <w:lang w:val="en-US" w:eastAsia="zh-CN"/>
+        </w:rPr>
+      </w:pPr>
+      <w:bookmarkStart w:id="9" w:name="_Toc5804"/>
       <w:r>
         <w:rPr>
           <w:rFonts w:hint="default"/>
@@ -3719,11 +3692,11 @@
         </w:rPr>
         <w:t>数智运营部</w:t>
       </w:r>
-      <w:bookmarkEnd w:id="8"/>
-    </w:p>
-    <w:p>
-      <w:pPr>
-        <w:pStyle w:val="29"/>
+      <w:bookmarkEnd w:id="9"/>
+    </w:p>
+    <w:p>
+      <w:pPr>
+        <w:pStyle w:val="a1"/>
         <w:keepNext w:val="0"/>
         <w:keepLines w:val="0"/>
         <w:pageBreakBefore w:val="0"/>
@@ -3752,7 +3725,7 @@
     </w:p>
     <w:p>
       <w:pPr>
-        <w:pStyle w:val="29"/>
+        <w:pStyle w:val="a1"/>
         <w:keepNext w:val="0"/>
         <w:keepLines w:val="0"/>
         <w:pageBreakBefore w:val="0"/>
@@ -3781,7 +3754,7 @@
     </w:p>
     <w:p>
       <w:pPr>
-        <w:pStyle w:val="29"/>
+        <w:pStyle w:val="a1"/>
         <w:keepNext w:val="0"/>
         <w:keepLines w:val="0"/>
         <w:pageBreakBefore w:val="0"/>
@@ -3810,14 +3783,14 @@
     </w:p>
     <w:p>
       <w:pPr>
-        <w:pStyle w:val="30"/>
-        <w:bidi w:val="0"/>
-        <w:rPr>
-          <w:rFonts w:hint="default"/>
-          <w:lang w:val="en-US" w:eastAsia="zh-CN"/>
-        </w:rPr>
-      </w:pPr>
-      <w:bookmarkStart w:id="9" w:name="_Toc29866"/>
+        <w:pStyle w:val="2"/>
+        <w:bidi w:val="0"/>
+        <w:rPr>
+          <w:rFonts w:hint="default"/>
+          <w:lang w:val="en-US" w:eastAsia="zh-CN"/>
+        </w:rPr>
+      </w:pPr>
+      <w:bookmarkStart w:id="10" w:name="_Toc29866"/>
       <w:r>
         <w:rPr>
           <w:rFonts w:hint="default"/>
@@ -3825,11 +3798,11 @@
         </w:rPr>
         <w:t>研究总院</w:t>
       </w:r>
-      <w:bookmarkEnd w:id="9"/>
-    </w:p>
-    <w:p>
-      <w:pPr>
-        <w:pStyle w:val="29"/>
+      <w:bookmarkEnd w:id="10"/>
+    </w:p>
+    <w:p>
+      <w:pPr>
+        <w:pStyle w:val="a1"/>
         <w:keepNext w:val="0"/>
         <w:keepLines w:val="0"/>
         <w:pageBreakBefore w:val="0"/>
@@ -3858,7 +3831,7 @@
     </w:p>
     <w:p>
       <w:pPr>
-        <w:pStyle w:val="29"/>
+        <w:pStyle w:val="a1"/>
         <w:keepNext w:val="0"/>
         <w:keepLines w:val="0"/>
         <w:pageBreakBefore w:val="0"/>
@@ -3887,7 +3860,7 @@
     </w:p>
     <w:p>
       <w:pPr>
-        <w:pStyle w:val="29"/>
+        <w:pStyle w:val="a1"/>
         <w:keepNext w:val="0"/>
         <w:keepLines w:val="0"/>
         <w:pageBreakBefore w:val="0"/>
@@ -3916,14 +3889,14 @@
     </w:p>
     <w:p>
       <w:pPr>
-        <w:pStyle w:val="30"/>
-        <w:bidi w:val="0"/>
-        <w:rPr>
-          <w:rFonts w:hint="default"/>
-          <w:lang w:val="en-US" w:eastAsia="zh-CN"/>
-        </w:rPr>
-      </w:pPr>
-      <w:bookmarkStart w:id="10" w:name="_Toc10741"/>
+        <w:pStyle w:val="2"/>
+        <w:bidi w:val="0"/>
+        <w:rPr>
+          <w:rFonts w:hint="default"/>
+          <w:lang w:val="en-US" w:eastAsia="zh-CN"/>
+        </w:rPr>
+      </w:pPr>
+      <w:bookmarkStart w:id="11" w:name="_Toc10741"/>
       <w:r>
         <w:rPr>
           <w:rFonts w:hint="default"/>
@@ -3931,11 +3904,11 @@
         </w:rPr>
         <w:t>人力部</w:t>
       </w:r>
-      <w:bookmarkEnd w:id="10"/>
-    </w:p>
-    <w:p>
-      <w:pPr>
-        <w:pStyle w:val="29"/>
+      <w:bookmarkEnd w:id="11"/>
+    </w:p>
+    <w:p>
+      <w:pPr>
+        <w:pStyle w:val="a1"/>
         <w:keepNext w:val="0"/>
         <w:keepLines w:val="0"/>
         <w:pageBreakBefore w:val="0"/>
@@ -3964,7 +3937,7 @@
     </w:p>
     <w:p>
       <w:pPr>
-        <w:pStyle w:val="29"/>
+        <w:pStyle w:val="a1"/>
         <w:keepNext w:val="0"/>
         <w:keepLines w:val="0"/>
         <w:pageBreakBefore w:val="0"/>
@@ -3993,7 +3966,7 @@
     </w:p>
     <w:p>
       <w:pPr>
-        <w:pStyle w:val="29"/>
+        <w:pStyle w:val="a1"/>
         <w:keepNext w:val="0"/>
         <w:keepLines w:val="0"/>
         <w:pageBreakBefore w:val="0"/>
@@ -4022,14 +3995,14 @@
     </w:p>
     <w:p>
       <w:pPr>
-        <w:pStyle w:val="30"/>
-        <w:bidi w:val="0"/>
-        <w:rPr>
-          <w:rFonts w:hint="default"/>
-          <w:lang w:val="en-US" w:eastAsia="zh-CN"/>
-        </w:rPr>
-      </w:pPr>
-      <w:bookmarkStart w:id="11" w:name="_Toc31413"/>
+        <w:pStyle w:val="2"/>
+        <w:bidi w:val="0"/>
+        <w:rPr>
+          <w:rFonts w:hint="default"/>
+          <w:lang w:val="en-US" w:eastAsia="zh-CN"/>
+        </w:rPr>
+      </w:pPr>
+      <w:bookmarkStart w:id="12" w:name="_Toc31413"/>
       <w:r>
         <w:rPr>
           <w:rFonts w:hint="default"/>
@@ -4037,11 +4010,11 @@
         </w:rPr>
         <w:t>应急管理部</w:t>
       </w:r>
-      <w:bookmarkEnd w:id="11"/>
-    </w:p>
-    <w:p>
-      <w:pPr>
-        <w:pStyle w:val="29"/>
+      <w:bookmarkEnd w:id="12"/>
+    </w:p>
+    <w:p>
+      <w:pPr>
+        <w:pStyle w:val="a1"/>
         <w:keepNext w:val="0"/>
         <w:keepLines w:val="0"/>
         <w:pageBreakBefore w:val="0"/>
@@ -4070,7 +4043,7 @@
     </w:p>
     <w:p>
       <w:pPr>
-        <w:pStyle w:val="29"/>
+        <w:pStyle w:val="a1"/>
         <w:keepNext w:val="0"/>
         <w:keepLines w:val="0"/>
         <w:pageBreakBefore w:val="0"/>
@@ -4099,14 +4072,14 @@
     </w:p>
     <w:p>
       <w:pPr>
-        <w:pStyle w:val="30"/>
-        <w:bidi w:val="0"/>
-        <w:rPr>
-          <w:rFonts w:hint="default"/>
-          <w:lang w:val="en-US" w:eastAsia="zh-CN"/>
-        </w:rPr>
-      </w:pPr>
-      <w:bookmarkStart w:id="12" w:name="_Toc23360"/>
+        <w:pStyle w:val="2"/>
+        <w:bidi w:val="0"/>
+        <w:rPr>
+          <w:rFonts w:hint="default"/>
+          <w:lang w:val="en-US" w:eastAsia="zh-CN"/>
+        </w:rPr>
+      </w:pPr>
+      <w:bookmarkStart w:id="13" w:name="_Toc23360"/>
       <w:r>
         <w:rPr>
           <w:rFonts w:hint="eastAsia"/>
@@ -4114,11 +4087,11 @@
         </w:rPr>
         <w:t>管理者代表</w:t>
       </w:r>
-      <w:bookmarkEnd w:id="12"/>
-    </w:p>
-    <w:p>
-      <w:pPr>
-        <w:pStyle w:val="29"/>
+      <w:bookmarkEnd w:id="13"/>
+    </w:p>
+    <w:p>
+      <w:pPr>
+        <w:pStyle w:val="a1"/>
         <w:keepNext w:val="0"/>
         <w:keepLines w:val="0"/>
         <w:pageBreakBefore w:val="0"/>
@@ -4147,7 +4120,7 @@
     </w:p>
     <w:p>
       <w:pPr>
-        <w:pStyle w:val="29"/>
+        <w:pStyle w:val="a1"/>
         <w:keepNext w:val="0"/>
         <w:keepLines w:val="0"/>
         <w:pageBreakBefore w:val="0"/>
@@ -4176,14 +4149,14 @@
     </w:p>
     <w:p>
       <w:pPr>
-        <w:pStyle w:val="28"/>
-        <w:bidi w:val="0"/>
-        <w:rPr>
-          <w:rFonts w:hint="default"/>
-          <w:lang w:val="en-US" w:eastAsia="zh-CN"/>
-        </w:rPr>
-      </w:pPr>
-      <w:bookmarkStart w:id="13" w:name="_Toc4909"/>
+        <w:pStyle w:val="1"/>
+        <w:bidi w:val="0"/>
+        <w:rPr>
+          <w:rFonts w:hint="default"/>
+          <w:lang w:val="en-US" w:eastAsia="zh-CN"/>
+        </w:rPr>
+      </w:pPr>
+      <w:bookmarkStart w:id="14" w:name="_Toc4909"/>
       <w:r>
         <w:rPr>
           <w:rFonts w:hint="default"/>
@@ -4191,18 +4164,18 @@
         </w:rPr>
         <w:t>能力管理流程</w:t>
       </w:r>
-      <w:bookmarkEnd w:id="13"/>
-    </w:p>
-    <w:p>
-      <w:pPr>
-        <w:pStyle w:val="30"/>
-        <w:bidi w:val="0"/>
-        <w:rPr>
-          <w:rFonts w:hint="default"/>
-          <w:lang w:val="en-US" w:eastAsia="zh-CN"/>
-        </w:rPr>
-      </w:pPr>
-      <w:bookmarkStart w:id="14" w:name="_Toc10479"/>
+      <w:bookmarkEnd w:id="14"/>
+    </w:p>
+    <w:p>
+      <w:pPr>
+        <w:pStyle w:val="2"/>
+        <w:bidi w:val="0"/>
+        <w:rPr>
+          <w:rFonts w:hint="default"/>
+          <w:lang w:val="en-US" w:eastAsia="zh-CN"/>
+        </w:rPr>
+      </w:pPr>
+      <w:bookmarkStart w:id="15" w:name="_Toc10479"/>
       <w:r>
         <w:rPr>
           <w:rFonts w:hint="default"/>
@@ -4210,11 +4183,11 @@
         </w:rPr>
         <w:t>能力策划</w:t>
       </w:r>
-      <w:bookmarkEnd w:id="14"/>
-    </w:p>
-    <w:p>
-      <w:pPr>
-        <w:pStyle w:val="29"/>
+      <w:bookmarkEnd w:id="15"/>
+    </w:p>
+    <w:p>
+      <w:pPr>
+        <w:pStyle w:val="a1"/>
         <w:keepNext w:val="0"/>
         <w:keepLines w:val="0"/>
         <w:pageBreakBefore w:val="0"/>
@@ -4243,7 +4216,7 @@
     </w:p>
     <w:p>
       <w:pPr>
-        <w:pStyle w:val="29"/>
+        <w:pStyle w:val="a1"/>
         <w:keepNext w:val="0"/>
         <w:keepLines w:val="0"/>
         <w:pageBreakBefore w:val="0"/>
@@ -4272,7 +4245,7 @@
     </w:p>
     <w:p>
       <w:pPr>
-        <w:pStyle w:val="29"/>
+        <w:pStyle w:val="a1"/>
         <w:keepNext w:val="0"/>
         <w:keepLines w:val="0"/>
         <w:pageBreakBefore w:val="0"/>
@@ -4301,7 +4274,7 @@
     </w:p>
     <w:p>
       <w:pPr>
-        <w:pStyle w:val="29"/>
+        <w:pStyle w:val="a1"/>
         <w:keepNext w:val="0"/>
         <w:keepLines w:val="0"/>
         <w:pageBreakBefore w:val="0"/>
@@ -4318,7 +4291,7 @@
         <w:bidi w:val="0"/>
         <w:adjustRightInd w:val="0"/>
         <w:snapToGrid w:val="0"/>
-        <w:ind w:left="425" w:leftChars="0" w:hanging="425" w:firstLineChars="0"/>
+        <w:ind w:left="425" w:hanging="425" w:leftChars="0" w:firstLineChars="0"/>
         <w:textAlignment w:val="baseline"/>
         <w:rPr>
           <w:rFonts w:hint="default"/>
@@ -4335,7 +4308,7 @@
     </w:p>
     <w:p>
       <w:pPr>
-        <w:pStyle w:val="29"/>
+        <w:pStyle w:val="a1"/>
         <w:keepNext w:val="0"/>
         <w:keepLines w:val="0"/>
         <w:pageBreakBefore w:val="0"/>
@@ -4352,7 +4325,7 @@
         <w:bidi w:val="0"/>
         <w:adjustRightInd w:val="0"/>
         <w:snapToGrid w:val="0"/>
-        <w:ind w:left="425" w:leftChars="0" w:hanging="425" w:firstLineChars="0"/>
+        <w:ind w:left="425" w:hanging="425" w:leftChars="0" w:firstLineChars="0"/>
         <w:textAlignment w:val="baseline"/>
         <w:rPr>
           <w:rFonts w:hint="default"/>
@@ -4369,7 +4342,7 @@
     </w:p>
     <w:p>
       <w:pPr>
-        <w:pStyle w:val="29"/>
+        <w:pStyle w:val="a1"/>
         <w:keepNext w:val="0"/>
         <w:keepLines w:val="0"/>
         <w:pageBreakBefore w:val="0"/>
@@ -4386,7 +4359,7 @@
         <w:bidi w:val="0"/>
         <w:adjustRightInd w:val="0"/>
         <w:snapToGrid w:val="0"/>
-        <w:ind w:left="425" w:leftChars="0" w:hanging="425" w:firstLineChars="0"/>
+        <w:ind w:left="425" w:hanging="425" w:leftChars="0" w:firstLineChars="0"/>
         <w:textAlignment w:val="baseline"/>
         <w:rPr>
           <w:rFonts w:hint="default"/>
@@ -4403,7 +4376,7 @@
     </w:p>
     <w:p>
       <w:pPr>
-        <w:pStyle w:val="29"/>
+        <w:pStyle w:val="a1"/>
         <w:keepNext w:val="0"/>
         <w:keepLines w:val="0"/>
         <w:pageBreakBefore w:val="0"/>
@@ -4420,7 +4393,7 @@
         <w:bidi w:val="0"/>
         <w:adjustRightInd w:val="0"/>
         <w:snapToGrid w:val="0"/>
-        <w:ind w:left="425" w:leftChars="0" w:hanging="425" w:firstLineChars="0"/>
+        <w:ind w:left="425" w:hanging="425" w:leftChars="0" w:firstLineChars="0"/>
         <w:textAlignment w:val="baseline"/>
         <w:rPr>
           <w:rFonts w:hint="default"/>
@@ -4437,7 +4410,7 @@
     </w:p>
     <w:p>
       <w:pPr>
-        <w:pStyle w:val="29"/>
+        <w:pStyle w:val="a1"/>
         <w:keepNext w:val="0"/>
         <w:keepLines w:val="0"/>
         <w:pageBreakBefore w:val="0"/>
@@ -4454,7 +4427,7 @@
         <w:bidi w:val="0"/>
         <w:adjustRightInd w:val="0"/>
         <w:snapToGrid w:val="0"/>
-        <w:ind w:left="425" w:leftChars="0" w:hanging="425" w:firstLineChars="0"/>
+        <w:ind w:left="425" w:hanging="425" w:leftChars="0" w:firstLineChars="0"/>
         <w:textAlignment w:val="baseline"/>
         <w:rPr>
           <w:rFonts w:hint="default"/>
@@ -4471,7 +4444,7 @@
     </w:p>
     <w:p>
       <w:pPr>
-        <w:pStyle w:val="29"/>
+        <w:pStyle w:val="a1"/>
         <w:keepNext w:val="0"/>
         <w:keepLines w:val="0"/>
         <w:pageBreakBefore w:val="0"/>
@@ -4500,14 +4473,14 @@
     </w:p>
     <w:p>
       <w:pPr>
-        <w:pStyle w:val="30"/>
-        <w:bidi w:val="0"/>
-        <w:rPr>
-          <w:rFonts w:hint="default"/>
-          <w:lang w:val="en-US" w:eastAsia="zh-CN"/>
-        </w:rPr>
-      </w:pPr>
-      <w:bookmarkStart w:id="15" w:name="_Toc4220"/>
+        <w:pStyle w:val="2"/>
+        <w:bidi w:val="0"/>
+        <w:rPr>
+          <w:rFonts w:hint="default"/>
+          <w:lang w:val="en-US" w:eastAsia="zh-CN"/>
+        </w:rPr>
+      </w:pPr>
+      <w:bookmarkStart w:id="16" w:name="_Toc4220"/>
       <w:r>
         <w:rPr>
           <w:rFonts w:hint="default"/>
@@ -4515,11 +4488,11 @@
         </w:rPr>
         <w:t>计划审批</w:t>
       </w:r>
-      <w:bookmarkEnd w:id="15"/>
-    </w:p>
-    <w:p>
-      <w:pPr>
-        <w:pStyle w:val="29"/>
+      <w:bookmarkEnd w:id="16"/>
+    </w:p>
+    <w:p>
+      <w:pPr>
+        <w:pStyle w:val="a1"/>
         <w:keepNext w:val="0"/>
         <w:keepLines w:val="0"/>
         <w:pageBreakBefore w:val="0"/>
@@ -4548,7 +4521,7 @@
     </w:p>
     <w:p>
       <w:pPr>
-        <w:pStyle w:val="29"/>
+        <w:pStyle w:val="a1"/>
         <w:keepNext w:val="0"/>
         <w:keepLines w:val="0"/>
         <w:pageBreakBefore w:val="0"/>
@@ -4577,7 +4550,7 @@
     </w:p>
     <w:p>
       <w:pPr>
-        <w:pStyle w:val="29"/>
+        <w:pStyle w:val="a1"/>
         <w:keepNext w:val="0"/>
         <w:keepLines w:val="0"/>
         <w:pageBreakBefore w:val="0"/>
@@ -4606,14 +4579,14 @@
     </w:p>
     <w:p>
       <w:pPr>
-        <w:pStyle w:val="30"/>
-        <w:bidi w:val="0"/>
-        <w:rPr>
-          <w:rFonts w:hint="default"/>
-          <w:lang w:val="en-US" w:eastAsia="zh-CN"/>
-        </w:rPr>
-      </w:pPr>
-      <w:bookmarkStart w:id="16" w:name="_Toc31498"/>
+        <w:pStyle w:val="2"/>
+        <w:bidi w:val="0"/>
+        <w:rPr>
+          <w:rFonts w:hint="default"/>
+          <w:lang w:val="en-US" w:eastAsia="zh-CN"/>
+        </w:rPr>
+      </w:pPr>
+      <w:bookmarkStart w:id="17" w:name="_Toc31498"/>
       <w:r>
         <w:rPr>
           <w:rFonts w:hint="default"/>
@@ -4621,11 +4594,11 @@
         </w:rPr>
         <w:t>计划执行</w:t>
       </w:r>
-      <w:bookmarkEnd w:id="16"/>
-    </w:p>
-    <w:p>
-      <w:pPr>
-        <w:pStyle w:val="29"/>
+      <w:bookmarkEnd w:id="17"/>
+    </w:p>
+    <w:p>
+      <w:pPr>
+        <w:pStyle w:val="a1"/>
         <w:keepNext w:val="0"/>
         <w:keepLines w:val="0"/>
         <w:pageBreakBefore w:val="0"/>
@@ -4654,7 +4627,7 @@
     </w:p>
     <w:p>
       <w:pPr>
-        <w:pStyle w:val="29"/>
+        <w:pStyle w:val="a1"/>
         <w:keepNext w:val="0"/>
         <w:keepLines w:val="0"/>
         <w:pageBreakBefore w:val="0"/>
@@ -4683,7 +4656,7 @@
     </w:p>
     <w:p>
       <w:pPr>
-        <w:pStyle w:val="29"/>
+        <w:pStyle w:val="a1"/>
         <w:keepNext w:val="0"/>
         <w:keepLines w:val="0"/>
         <w:pageBreakBefore w:val="0"/>
@@ -4712,14 +4685,14 @@
     </w:p>
     <w:p>
       <w:pPr>
-        <w:pStyle w:val="30"/>
-        <w:bidi w:val="0"/>
-        <w:rPr>
-          <w:rFonts w:hint="default"/>
-          <w:lang w:val="en-US" w:eastAsia="zh-CN"/>
-        </w:rPr>
-      </w:pPr>
-      <w:bookmarkStart w:id="17" w:name="_Toc17581"/>
+        <w:pStyle w:val="2"/>
+        <w:bidi w:val="0"/>
+        <w:rPr>
+          <w:rFonts w:hint="default"/>
+          <w:lang w:val="en-US" w:eastAsia="zh-CN"/>
+        </w:rPr>
+      </w:pPr>
+      <w:bookmarkStart w:id="18" w:name="_Toc17581"/>
       <w:r>
         <w:rPr>
           <w:rFonts w:hint="default"/>
@@ -4727,11 +4700,11 @@
         </w:rPr>
         <w:t>过程监督</w:t>
       </w:r>
-      <w:bookmarkEnd w:id="17"/>
-    </w:p>
-    <w:p>
-      <w:pPr>
-        <w:pStyle w:val="29"/>
+      <w:bookmarkEnd w:id="18"/>
+    </w:p>
+    <w:p>
+      <w:pPr>
+        <w:pStyle w:val="a1"/>
         <w:keepNext w:val="0"/>
         <w:keepLines w:val="0"/>
         <w:pageBreakBefore w:val="0"/>
@@ -4760,7 +4733,7 @@
     </w:p>
     <w:p>
       <w:pPr>
-        <w:pStyle w:val="29"/>
+        <w:pStyle w:val="a1"/>
         <w:keepNext w:val="0"/>
         <w:keepLines w:val="0"/>
         <w:pageBreakBefore w:val="0"/>
@@ -4789,7 +4762,7 @@
     </w:p>
     <w:p>
       <w:pPr>
-        <w:pStyle w:val="29"/>
+        <w:pStyle w:val="a1"/>
         <w:keepNext w:val="0"/>
         <w:keepLines w:val="0"/>
         <w:pageBreakBefore w:val="0"/>
@@ -4818,14 +4791,14 @@
     </w:p>
     <w:p>
       <w:pPr>
-        <w:pStyle w:val="30"/>
-        <w:bidi w:val="0"/>
-        <w:rPr>
-          <w:rFonts w:hint="default"/>
-          <w:lang w:val="en-US" w:eastAsia="zh-CN"/>
-        </w:rPr>
-      </w:pPr>
-      <w:bookmarkStart w:id="18" w:name="_Toc17679"/>
+        <w:pStyle w:val="2"/>
+        <w:bidi w:val="0"/>
+        <w:rPr>
+          <w:rFonts w:hint="default"/>
+          <w:lang w:val="en-US" w:eastAsia="zh-CN"/>
+        </w:rPr>
+      </w:pPr>
+      <w:bookmarkStart w:id="19" w:name="_Toc17679"/>
       <w:r>
         <w:rPr>
           <w:rFonts w:hint="default"/>
@@ -4833,11 +4806,11 @@
         </w:rPr>
         <w:t>年度总结</w:t>
       </w:r>
-      <w:bookmarkEnd w:id="18"/>
-    </w:p>
-    <w:p>
-      <w:pPr>
-        <w:pStyle w:val="29"/>
+      <w:bookmarkEnd w:id="19"/>
+    </w:p>
+    <w:p>
+      <w:pPr>
+        <w:pStyle w:val="a1"/>
         <w:keepNext w:val="0"/>
         <w:keepLines w:val="0"/>
         <w:pageBreakBefore w:val="0"/>
@@ -4866,7 +4839,7 @@
     </w:p>
     <w:p>
       <w:pPr>
-        <w:pStyle w:val="29"/>
+        <w:pStyle w:val="a1"/>
         <w:keepNext w:val="0"/>
         <w:keepLines w:val="0"/>
         <w:pageBreakBefore w:val="0"/>
@@ -4895,7 +4868,7 @@
     </w:p>
     <w:p>
       <w:pPr>
-        <w:pStyle w:val="29"/>
+        <w:pStyle w:val="a1"/>
         <w:keepNext w:val="0"/>
         <w:keepLines w:val="0"/>
         <w:pageBreakBefore w:val="0"/>
@@ -4912,7 +4885,7 @@
         <w:bidi w:val="0"/>
         <w:adjustRightInd w:val="0"/>
         <w:snapToGrid w:val="0"/>
-        <w:ind w:left="425" w:leftChars="0" w:hanging="425" w:firstLineChars="0"/>
+        <w:ind w:left="425" w:hanging="425" w:leftChars="0" w:firstLineChars="0"/>
         <w:textAlignment w:val="baseline"/>
         <w:rPr>
           <w:rFonts w:hint="default"/>
@@ -4929,7 +4902,7 @@
     </w:p>
     <w:p>
       <w:pPr>
-        <w:pStyle w:val="29"/>
+        <w:pStyle w:val="a1"/>
         <w:keepNext w:val="0"/>
         <w:keepLines w:val="0"/>
         <w:pageBreakBefore w:val="0"/>
@@ -4946,7 +4919,7 @@
         <w:bidi w:val="0"/>
         <w:adjustRightInd w:val="0"/>
         <w:snapToGrid w:val="0"/>
-        <w:ind w:left="425" w:leftChars="0" w:hanging="425" w:firstLineChars="0"/>
+        <w:ind w:left="425" w:hanging="425" w:leftChars="0" w:firstLineChars="0"/>
         <w:textAlignment w:val="baseline"/>
         <w:rPr>
           <w:rFonts w:hint="default"/>
@@ -4963,7 +4936,7 @@
     </w:p>
     <w:p>
       <w:pPr>
-        <w:pStyle w:val="29"/>
+        <w:pStyle w:val="a1"/>
         <w:keepNext w:val="0"/>
         <w:keepLines w:val="0"/>
         <w:pageBreakBefore w:val="0"/>
@@ -4980,7 +4953,7 @@
         <w:bidi w:val="0"/>
         <w:adjustRightInd w:val="0"/>
         <w:snapToGrid w:val="0"/>
-        <w:ind w:left="425" w:leftChars="0" w:hanging="425" w:firstLineChars="0"/>
+        <w:ind w:left="425" w:hanging="425" w:leftChars="0" w:firstLineChars="0"/>
         <w:textAlignment w:val="baseline"/>
         <w:rPr>
           <w:rFonts w:hint="default"/>
@@ -4997,7 +4970,7 @@
     </w:p>
     <w:p>
       <w:pPr>
-        <w:pStyle w:val="29"/>
+        <w:pStyle w:val="a1"/>
         <w:keepNext w:val="0"/>
         <w:keepLines w:val="0"/>
         <w:pageBreakBefore w:val="0"/>
@@ -5014,7 +4987,7 @@
         <w:bidi w:val="0"/>
         <w:adjustRightInd w:val="0"/>
         <w:snapToGrid w:val="0"/>
-        <w:ind w:left="425" w:leftChars="0" w:hanging="425" w:firstLineChars="0"/>
+        <w:ind w:left="425" w:hanging="425" w:leftChars="0" w:firstLineChars="0"/>
         <w:textAlignment w:val="baseline"/>
         <w:rPr>
           <w:rFonts w:hint="default"/>
@@ -5031,7 +5004,7 @@
     </w:p>
     <w:p>
       <w:pPr>
-        <w:pStyle w:val="29"/>
+        <w:pStyle w:val="a1"/>
         <w:keepNext w:val="0"/>
         <w:keepLines w:val="0"/>
         <w:pageBreakBefore w:val="0"/>
@@ -5048,7 +5021,7 @@
         <w:bidi w:val="0"/>
         <w:adjustRightInd w:val="0"/>
         <w:snapToGrid w:val="0"/>
-        <w:ind w:left="425" w:leftChars="0" w:hanging="425" w:firstLineChars="0"/>
+        <w:ind w:left="425" w:hanging="425" w:leftChars="0" w:firstLineChars="0"/>
         <w:textAlignment w:val="baseline"/>
         <w:rPr>
           <w:rFonts w:hint="default"/>
@@ -5065,7 +5038,7 @@
     </w:p>
     <w:p>
       <w:pPr>
-        <w:pStyle w:val="29"/>
+        <w:pStyle w:val="a1"/>
         <w:keepNext w:val="0"/>
         <w:keepLines w:val="0"/>
         <w:pageBreakBefore w:val="0"/>
@@ -5094,14 +5067,14 @@
     </w:p>
     <w:p>
       <w:pPr>
-        <w:pStyle w:val="30"/>
-        <w:bidi w:val="0"/>
-        <w:rPr>
-          <w:rFonts w:hint="default"/>
-          <w:lang w:val="en-US" w:eastAsia="zh-CN"/>
-        </w:rPr>
-      </w:pPr>
-      <w:bookmarkStart w:id="19" w:name="_Toc121"/>
+        <w:pStyle w:val="2"/>
+        <w:bidi w:val="0"/>
+        <w:rPr>
+          <w:rFonts w:hint="default"/>
+          <w:lang w:val="en-US" w:eastAsia="zh-CN"/>
+        </w:rPr>
+      </w:pPr>
+      <w:bookmarkStart w:id="20" w:name="_Toc121"/>
       <w:r>
         <w:rPr>
           <w:rFonts w:hint="default"/>
@@ -5109,11 +5082,11 @@
         </w:rPr>
         <w:t>改进与优化</w:t>
       </w:r>
-      <w:bookmarkEnd w:id="19"/>
-    </w:p>
-    <w:p>
-      <w:pPr>
-        <w:pStyle w:val="29"/>
+      <w:bookmarkEnd w:id="20"/>
+    </w:p>
+    <w:p>
+      <w:pPr>
+        <w:pStyle w:val="a1"/>
         <w:keepNext w:val="0"/>
         <w:keepLines w:val="0"/>
         <w:pageBreakBefore w:val="0"/>
@@ -5142,7 +5115,7 @@
     </w:p>
     <w:p>
       <w:pPr>
-        <w:pStyle w:val="29"/>
+        <w:pStyle w:val="a1"/>
         <w:keepNext w:val="0"/>
         <w:keepLines w:val="0"/>
         <w:pageBreakBefore w:val="0"/>
@@ -5171,7 +5144,7 @@
     </w:p>
     <w:p>
       <w:pPr>
-        <w:pStyle w:val="29"/>
+        <w:pStyle w:val="a1"/>
         <w:keepNext w:val="0"/>
         <w:keepLines w:val="0"/>
         <w:pageBreakBefore w:val="0"/>
@@ -5200,14 +5173,14 @@
     </w:p>
     <w:p>
       <w:pPr>
-        <w:pStyle w:val="28"/>
-        <w:bidi w:val="0"/>
-        <w:rPr>
-          <w:rFonts w:hint="default"/>
-          <w:lang w:val="en-US" w:eastAsia="zh-CN"/>
-        </w:rPr>
-      </w:pPr>
-      <w:bookmarkStart w:id="20" w:name="_Toc23352"/>
+        <w:pStyle w:val="1"/>
+        <w:bidi w:val="0"/>
+        <w:rPr>
+          <w:rFonts w:hint="default"/>
+          <w:lang w:val="en-US" w:eastAsia="zh-CN"/>
+        </w:rPr>
+      </w:pPr>
+      <w:bookmarkStart w:id="21" w:name="_Toc23352"/>
       <w:r>
         <w:rPr>
           <w:rFonts w:hint="default"/>
@@ -5215,11 +5188,11 @@
         </w:rPr>
         <w:t>附则</w:t>
       </w:r>
-      <w:bookmarkEnd w:id="20"/>
-    </w:p>
-    <w:p>
-      <w:pPr>
-        <w:pStyle w:val="29"/>
+      <w:bookmarkEnd w:id="21"/>
+    </w:p>
+    <w:p>
+      <w:pPr>
+        <w:pStyle w:val="a1"/>
         <w:keepNext w:val="0"/>
         <w:keepLines w:val="0"/>
         <w:pageBreakBefore w:val="0"/>
@@ -5248,7 +5221,7 @@
     </w:p>
     <w:p>
       <w:pPr>
-        <w:pStyle w:val="29"/>
+        <w:pStyle w:val="a1"/>
         <w:keepNext w:val="0"/>
         <w:keepLines w:val="0"/>
         <w:pageBreakBefore w:val="0"/>
@@ -5277,7 +5250,7 @@
     </w:p>
     <w:p>
       <w:pPr>
-        <w:pStyle w:val="29"/>
+        <w:pStyle w:val="a1"/>
         <w:keepNext w:val="0"/>
         <w:keepLines w:val="0"/>
         <w:pageBreakBefore w:val="0"/>
@@ -5298,73 +5271,23 @@
       </w:pPr>
     </w:p>
     <w:sectPr>
-      <w:headerReference r:id="rId5" w:type="default"/>
+      <w:headerReference w:type="default" r:id="rId6"/>
       <w:pgSz w:w="11906" w:h="16838"/>
       <w:pgMar w:top="1417" w:right="1800" w:bottom="1440" w:left="1800" w:header="1140" w:footer="992" w:gutter="0"/>
-      <w:cols w:space="425" w:num="1"/>
+      <w:cols w:num="1" w:space="425"/>
       <w:docGrid w:type="lines" w:linePitch="312" w:charSpace="0"/>
     </w:sectPr>
   </w:body>
 </w:document>
 </file>
 
-<file path=word/endnotes.xml><?xml version="1.0" encoding="utf-8"?>
-<w:endnotes xmlns:wpc="http://schemas.microsoft.com/office/word/2010/wordprocessingCanvas" xmlns:mc="http://schemas.openxmlformats.org/markup-compatibility/2006" xmlns:o="urn:schemas-microsoft-com:office:office" xmlns:r="http://schemas.openxmlformats.org/officeDocument/2006/relationships" xmlns:m="http://schemas.openxmlformats.org/officeDocument/2006/math" xmlns:v="urn:schemas-microsoft-com:vml" xmlns:wp14="http://schemas.microsoft.com/office/word/2010/wordprocessingDrawing" xmlns:wp="http://schemas.openxmlformats.org/drawingml/2006/wordprocessingDrawing" xmlns:w="http://schemas.openxmlformats.org/wordprocessingml/2006/main" xmlns:w14="http://schemas.microsoft.com/office/word/2010/wordml" xmlns:w15="http://schemas.microsoft.com/office/word/2012/wordml" xmlns:w10="urn:schemas-microsoft-com:office:word" xmlns:wpg="http://schemas.microsoft.com/office/word/2010/wordprocessingGroup" xmlns:wpi="http://schemas.microsoft.com/office/word/2010/wordprocessingInk" xmlns:wne="http://schemas.microsoft.com/office/word/2006/wordml" xmlns:wps="http://schemas.microsoft.com/office/word/2010/wordprocessingShape" xmlns:wpsCustomData="http://www.wps.cn/officeDocument/2013/wpsCustomData" mc:Ignorable="w14 w15 wp14">
-  <w:endnote w:type="separator" w:id="0">
-    <w:p>
-      <w:pPr>
-        <w:spacing w:line="240" w:lineRule="auto"/>
-      </w:pPr>
-      <w:r>
-        <w:separator/>
-      </w:r>
-    </w:p>
-  </w:endnote>
-  <w:endnote w:type="continuationSeparator" w:id="1">
-    <w:p>
-      <w:pPr>
-        <w:spacing w:line="240" w:lineRule="auto"/>
-      </w:pPr>
-      <w:r>
-        <w:continuationSeparator/>
-      </w:r>
-    </w:p>
-  </w:endnote>
-</w:endnotes>
-</file>
-
-<file path=word/footnotes.xml><?xml version="1.0" encoding="utf-8"?>
-<w:footnotes xmlns:wpc="http://schemas.microsoft.com/office/word/2010/wordprocessingCanvas" xmlns:mc="http://schemas.openxmlformats.org/markup-compatibility/2006" xmlns:o="urn:schemas-microsoft-com:office:office" xmlns:r="http://schemas.openxmlformats.org/officeDocument/2006/relationships" xmlns:m="http://schemas.openxmlformats.org/officeDocument/2006/math" xmlns:v="urn:schemas-microsoft-com:vml" xmlns:wp14="http://schemas.microsoft.com/office/word/2010/wordprocessingDrawing" xmlns:wp="http://schemas.openxmlformats.org/drawingml/2006/wordprocessingDrawing" xmlns:w="http://schemas.openxmlformats.org/wordprocessingml/2006/main" xmlns:w14="http://schemas.microsoft.com/office/word/2010/wordml" xmlns:w15="http://schemas.microsoft.com/office/word/2012/wordml" xmlns:w10="urn:schemas-microsoft-com:office:word" xmlns:wpg="http://schemas.microsoft.com/office/word/2010/wordprocessingGroup" xmlns:wpi="http://schemas.microsoft.com/office/word/2010/wordprocessingInk" xmlns:wne="http://schemas.microsoft.com/office/word/2006/wordml" xmlns:wps="http://schemas.microsoft.com/office/word/2010/wordprocessingShape" xmlns:wpsCustomData="http://www.wps.cn/officeDocument/2013/wpsCustomData" mc:Ignorable="w14 w15 wp14">
-  <w:footnote w:type="separator" w:id="0">
-    <w:p>
-      <w:pPr>
-        <w:spacing w:line="360" w:lineRule="auto"/>
-      </w:pPr>
-      <w:r>
-        <w:separator/>
-      </w:r>
-    </w:p>
-  </w:footnote>
-  <w:footnote w:type="continuationSeparator" w:id="1">
-    <w:p>
-      <w:pPr>
-        <w:spacing w:line="360" w:lineRule="auto"/>
-      </w:pPr>
-      <w:r>
-        <w:continuationSeparator/>
-      </w:r>
-    </w:p>
-  </w:footnote>
-</w:footnotes>
-</file>
-
 <file path=word/header1.xml><?xml version="1.0" encoding="utf-8"?>
-<w:hdr xmlns:wpc="http://schemas.microsoft.com/office/word/2010/wordprocessingCanvas" xmlns:mc="http://schemas.openxmlformats.org/markup-compatibility/2006" xmlns:o="urn:schemas-microsoft-com:office:office" xmlns:r="http://schemas.openxmlformats.org/officeDocument/2006/relationships" xmlns:m="http://schemas.openxmlformats.org/officeDocument/2006/math" xmlns:v="urn:schemas-microsoft-com:vml" xmlns:wp14="http://schemas.microsoft.com/office/word/2010/wordprocessingDrawing" xmlns:wp="http://schemas.openxmlformats.org/drawingml/2006/wordprocessingDrawing" xmlns:w10="urn:schemas-microsoft-com:office:word" xmlns:w="http://schemas.openxmlformats.org/wordprocessingml/2006/main" xmlns:w14="http://schemas.microsoft.com/office/word/2010/wordml" xmlns:w15="http://schemas.microsoft.com/office/word/2012/wordml" xmlns:wpg="http://schemas.microsoft.com/office/word/2010/wordprocessingGroup" xmlns:wpi="http://schemas.microsoft.com/office/word/2010/wordprocessingInk" xmlns:wne="http://schemas.microsoft.com/office/word/2006/wordml" xmlns:wps="http://schemas.microsoft.com/office/word/2010/wordprocessingShape" xmlns:wpsCustomData="http://www.wps.cn/officeDocument/2013/wpsCustomData" mc:Ignorable="w14 w15 wp14">
+<w:hdr xmlns:wpc="http://schemas.microsoft.com/office/word/2010/wordprocessingCanvas" xmlns:mc="http://schemas.openxmlformats.org/markup-compatibility/2006" xmlns:o="urn:schemas-microsoft-com:office:office" xmlns:r="http://schemas.openxmlformats.org/officeDocument/2006/relationships" xmlns:m="http://schemas.openxmlformats.org/officeDocument/2006/math" xmlns:v="urn:schemas-microsoft-com:vml" xmlns:wp14="http://schemas.microsoft.com/office/word/2010/wordprocessingDrawing" xmlns:wp="http://schemas.openxmlformats.org/drawingml/2006/wordprocessingDrawing" xmlns:w10="urn:schemas-microsoft-com:office:word" xmlns:w="http://schemas.openxmlformats.org/wordprocessingml/2006/main" xmlns:w14="http://schemas.microsoft.com/office/word/2010/wordml" xmlns:w15="http://schemas.microsoft.com/office/word/2012/wordml" xmlns:wne="http://schemas.microsoft.com/office/word/2006/wordml" xmlns:wpg="http://schemas.microsoft.com/office/word/2010/wordprocessingGroup" xmlns:wpi="http://schemas.microsoft.com/office/word/2010/wordprocessingInk" xmlns:wps="http://schemas.microsoft.com/office/word/2010/wordprocessingShape" mc:Ignorable="w14 w15 wp14">
   <w:p>
     <w:pPr>
-      <w:pStyle w:val="15"/>
+      <w:pStyle w:val="Header"/>
       <w:pBdr>
-        <w:bottom w:val="single" w:color="auto" w:sz="4" w:space="1"/>
+        <w:bottom w:val="single" w:sz="4" w:space="1" w:color="auto"/>
       </w:pBdr>
       <w:tabs>
         <w:tab w:val="left" w:pos="335"/>
@@ -5372,27 +5295,27 @@
       </w:tabs>
       <w:jc w:val="right"/>
       <w:rPr>
-        <w:rFonts w:hint="eastAsia" w:eastAsiaTheme="minorEastAsia"/>
+        <w:rFonts w:eastAsiaTheme="minorEastAsia" w:hint="eastAsia"/>
         <w:lang w:eastAsia="zh-CN"/>
       </w:rPr>
     </w:pPr>
     <w:r>
       <w:rPr>
-        <w:rFonts w:hint="eastAsia" w:eastAsiaTheme="minorEastAsia"/>
+        <w:rFonts w:eastAsiaTheme="minorEastAsia" w:hint="eastAsia"/>
         <w:lang w:val="en-US" w:eastAsia="zh-CN"/>
       </w:rPr>
       <w:tab/>
     </w:r>
     <w:r>
       <w:rPr>
-        <w:rFonts w:hint="eastAsia" w:eastAsiaTheme="minorEastAsia"/>
+        <w:rFonts w:eastAsiaTheme="minorEastAsia" w:hint="eastAsia"/>
         <w:lang w:val="en-US" w:eastAsia="zh-CN"/>
       </w:rPr>
       <w:tab/>
     </w:r>
     <w:r>
       <w:rPr>
-        <w:rFonts w:hint="eastAsia" w:eastAsiaTheme="minorEastAsia"/>
+        <w:rFonts w:eastAsiaTheme="minorEastAsia" w:hint="eastAsia"/>
         <w:lang w:val="en-US" w:eastAsia="zh-CN"/>
       </w:rPr>
       <w:t>江西通信产业服务有限公司</w:t>
@@ -5402,15 +5325,15 @@
 </file>
 
 <file path=word/numbering.xml><?xml version="1.0" encoding="utf-8"?>
-<w:numbering xmlns:wpc="http://schemas.microsoft.com/office/word/2010/wordprocessingCanvas" xmlns:mc="http://schemas.openxmlformats.org/markup-compatibility/2006" xmlns:o="urn:schemas-microsoft-com:office:office" xmlns:r="http://schemas.openxmlformats.org/officeDocument/2006/relationships" xmlns:m="http://schemas.openxmlformats.org/officeDocument/2006/math" xmlns:v="urn:schemas-microsoft-com:vml" xmlns:wp14="http://schemas.microsoft.com/office/word/2010/wordprocessingDrawing" xmlns:wp="http://schemas.openxmlformats.org/drawingml/2006/wordprocessingDrawing" xmlns:w10="urn:schemas-microsoft-com:office:word" xmlns:w="http://schemas.openxmlformats.org/wordprocessingml/2006/main" xmlns:w14="http://schemas.microsoft.com/office/word/2010/wordml" xmlns:wpg="http://schemas.microsoft.com/office/word/2010/wordprocessingGroup" xmlns:wpi="http://schemas.microsoft.com/office/word/2010/wordprocessingInk" xmlns:wne="http://schemas.microsoft.com/office/word/2006/wordml" xmlns:wps="http://schemas.microsoft.com/office/word/2010/wordprocessingShape" xmlns:wpsCustomData="http://www.wps.cn/officeDocument/2013/wpsCustomData" mc:Ignorable="w14 wp14">
+<w:numbering xmlns:wpc="http://schemas.microsoft.com/office/word/2010/wordprocessingCanvas" xmlns:mc="http://schemas.openxmlformats.org/markup-compatibility/2006" xmlns:o="urn:schemas-microsoft-com:office:office" xmlns:r="http://schemas.openxmlformats.org/officeDocument/2006/relationships" xmlns:m="http://schemas.openxmlformats.org/officeDocument/2006/math" xmlns:v="urn:schemas-microsoft-com:vml" xmlns:wp14="http://schemas.microsoft.com/office/word/2010/wordprocessingDrawing" xmlns:wp="http://schemas.openxmlformats.org/drawingml/2006/wordprocessingDrawing" xmlns:w10="urn:schemas-microsoft-com:office:word" xmlns:w="http://schemas.openxmlformats.org/wordprocessingml/2006/main" xmlns:w14="http://schemas.microsoft.com/office/word/2010/wordml" xmlns:w15="http://schemas.microsoft.com/office/word/2012/wordml" xmlns:wne="http://schemas.microsoft.com/office/word/2006/wordml" xmlns:wpg="http://schemas.microsoft.com/office/word/2010/wordprocessingGroup" xmlns:wpi="http://schemas.microsoft.com/office/word/2010/wordprocessingInk" xmlns:wps="http://schemas.microsoft.com/office/word/2010/wordprocessingShape" mc:Ignorable="w14 w15 wp14">
   <w:abstractNum w:abstractNumId="0">
     <w:nsid w:val="8E964DCE"/>
     <w:multiLevelType w:val="multilevel"/>
     <w:tmpl w:val="8E964DCE"/>
-    <w:lvl w:ilvl="0" w:tentative="0">
+    <w:lvl w:ilvl="0">
       <w:start w:val="1"/>
       <w:numFmt w:val="decimal"/>
-      <w:pStyle w:val="2"/>
+      <w:pStyle w:val="Heading1"/>
       <w:lvlText w:val="%1."/>
       <w:lvlJc w:val="left"/>
       <w:pPr>
@@ -5420,10 +5343,10 @@
         <w:rFonts w:hint="default"/>
       </w:rPr>
     </w:lvl>
-    <w:lvl w:ilvl="1" w:tentative="0">
+    <w:lvl w:ilvl="1">
       <w:start w:val="1"/>
       <w:numFmt w:val="decimal"/>
-      <w:pStyle w:val="3"/>
+      <w:pStyle w:val="Heading2"/>
       <w:lvlText w:val="%1.%2."/>
       <w:lvlJc w:val="left"/>
       <w:pPr>
@@ -5433,10 +5356,10 @@
         <w:rFonts w:hint="default"/>
       </w:rPr>
     </w:lvl>
-    <w:lvl w:ilvl="2" w:tentative="0">
+    <w:lvl w:ilvl="2">
       <w:start w:val="1"/>
       <w:numFmt w:val="decimal"/>
-      <w:pStyle w:val="4"/>
+      <w:pStyle w:val="Heading3"/>
       <w:lvlText w:val="%1.%2.%3."/>
       <w:lvlJc w:val="left"/>
       <w:pPr>
@@ -5446,10 +5369,10 @@
         <w:rFonts w:hint="default"/>
       </w:rPr>
     </w:lvl>
-    <w:lvl w:ilvl="3" w:tentative="0">
+    <w:lvl w:ilvl="3">
       <w:start w:val="1"/>
       <w:numFmt w:val="decimal"/>
-      <w:pStyle w:val="5"/>
+      <w:pStyle w:val="Heading4"/>
       <w:lvlText w:val="%1.%2.%3.%4."/>
       <w:lvlJc w:val="left"/>
       <w:pPr>
@@ -5459,10 +5382,10 @@
         <w:rFonts w:hint="default"/>
       </w:rPr>
     </w:lvl>
-    <w:lvl w:ilvl="4" w:tentative="0">
+    <w:lvl w:ilvl="4">
       <w:start w:val="1"/>
       <w:numFmt w:val="decimal"/>
-      <w:pStyle w:val="6"/>
+      <w:pStyle w:val="Heading5"/>
       <w:lvlText w:val="%1.%2.%3.%4.%5."/>
       <w:lvlJc w:val="left"/>
       <w:pPr>
@@ -5472,10 +5395,10 @@
         <w:rFonts w:hint="default"/>
       </w:rPr>
     </w:lvl>
-    <w:lvl w:ilvl="5" w:tentative="0">
+    <w:lvl w:ilvl="5">
       <w:start w:val="1"/>
       <w:numFmt w:val="decimal"/>
-      <w:pStyle w:val="7"/>
+      <w:pStyle w:val="Heading6"/>
       <w:lvlText w:val="%1.%2.%3.%4.%5.%6."/>
       <w:lvlJc w:val="left"/>
       <w:pPr>
@@ -5485,10 +5408,10 @@
         <w:rFonts w:hint="default"/>
       </w:rPr>
     </w:lvl>
-    <w:lvl w:ilvl="6" w:tentative="0">
+    <w:lvl w:ilvl="6">
       <w:start w:val="1"/>
       <w:numFmt w:val="decimal"/>
-      <w:pStyle w:val="8"/>
+      <w:pStyle w:val="Heading7"/>
       <w:lvlText w:val="%1.%2.%3.%4.%5.%6.%7."/>
       <w:lvlJc w:val="left"/>
       <w:pPr>
@@ -5498,10 +5421,10 @@
         <w:rFonts w:hint="default"/>
       </w:rPr>
     </w:lvl>
-    <w:lvl w:ilvl="7" w:tentative="0">
+    <w:lvl w:ilvl="7">
       <w:start w:val="1"/>
       <w:numFmt w:val="decimal"/>
-      <w:pStyle w:val="9"/>
+      <w:pStyle w:val="Heading8"/>
       <w:lvlText w:val="%1.%2.%3.%4.%5.%6.%7.%8."/>
       <w:lvlJc w:val="left"/>
       <w:pPr>
@@ -5511,10 +5434,10 @@
         <w:rFonts w:hint="default"/>
       </w:rPr>
     </w:lvl>
-    <w:lvl w:ilvl="8" w:tentative="0">
+    <w:lvl w:ilvl="8">
       <w:start w:val="1"/>
       <w:numFmt w:val="decimal"/>
-      <w:pStyle w:val="10"/>
+      <w:pStyle w:val="Heading9"/>
       <w:lvlText w:val="%1.%2.%3.%4.%5.%6.%7.%8.%9."/>
       <w:lvlJc w:val="left"/>
       <w:pPr>
@@ -5529,7 +5452,7 @@
     <w:nsid w:val="CFE8B92B"/>
     <w:multiLevelType w:val="singleLevel"/>
     <w:tmpl w:val="CFE8B92B"/>
-    <w:lvl w:ilvl="0" w:tentative="0">
+    <w:lvl w:ilvl="0">
       <w:start w:val="1"/>
       <w:numFmt w:val="decimal"/>
       <w:lvlText w:val="%1."/>
@@ -5546,7 +5469,7 @@
     <w:nsid w:val="D3A8E5F6"/>
     <w:multiLevelType w:val="singleLevel"/>
     <w:tmpl w:val="D3A8E5F6"/>
-    <w:lvl w:ilvl="0" w:tentative="0">
+    <w:lvl w:ilvl="0">
       <w:start w:val="1"/>
       <w:numFmt w:val="decimal"/>
       <w:lvlText w:val="%1."/>
@@ -5572,269 +5495,267 @@
 </file>
 
 <file path=word/styles.xml><?xml version="1.0" encoding="utf-8"?>
-<w:styles xmlns:mc="http://schemas.openxmlformats.org/markup-compatibility/2006" xmlns:o="urn:schemas-microsoft-com:office:office" xmlns:r="http://schemas.openxmlformats.org/officeDocument/2006/relationships" xmlns:m="http://schemas.openxmlformats.org/officeDocument/2006/math" xmlns:v="urn:schemas-microsoft-com:vml" xmlns:w="http://schemas.openxmlformats.org/wordprocessingml/2006/main" xmlns:w14="http://schemas.microsoft.com/office/word/2010/wordml" xmlns:w10="urn:schemas-microsoft-com:office:word" xmlns:sl="http://schemas.openxmlformats.org/schemaLibrary/2006/main" xmlns:wpsCustomData="http://www.wps.cn/officeDocument/2013/wpsCustomData" mc:Ignorable="w14">
+<w:styles xmlns:mc="http://schemas.openxmlformats.org/markup-compatibility/2006" xmlns:r="http://schemas.openxmlformats.org/officeDocument/2006/relationships" xmlns:w="http://schemas.openxmlformats.org/wordprocessingml/2006/main" xmlns:w14="http://schemas.microsoft.com/office/word/2010/wordml" xmlns:w15="http://schemas.microsoft.com/office/word/2012/wordml" mc:Ignorable="w14 w15">
   <w:docDefaults>
     <w:rPrDefault>
       <w:rPr>
-        <w:rFonts w:ascii="Times New Roman" w:hAnsi="Times New Roman" w:eastAsia="宋体" w:cs="Times New Roman"/>
+        <w:rFonts w:ascii="Times New Roman" w:eastAsia="宋体" w:hAnsi="Times New Roman" w:cs="Times New Roman"/>
       </w:rPr>
     </w:rPrDefault>
     <w:pPrDefault/>
   </w:docDefaults>
-  <w:latentStyles w:count="260" w:defQFormat="0" w:defUnhideWhenUsed="1" w:defSemiHidden="1" w:defUIPriority="99" w:defLockedState="0">
-    <w:lsdException w:qFormat="1" w:unhideWhenUsed="0" w:uiPriority="0" w:semiHidden="0" w:name="Normal"/>
-    <w:lsdException w:qFormat="1" w:unhideWhenUsed="0" w:uiPriority="0" w:semiHidden="0" w:name="heading 1"/>
-    <w:lsdException w:qFormat="1" w:uiPriority="0" w:semiHidden="0" w:name="heading 2"/>
-    <w:lsdException w:qFormat="1" w:uiPriority="0" w:name="heading 3"/>
-    <w:lsdException w:qFormat="1" w:uiPriority="0" w:semiHidden="0" w:name="heading 4"/>
-    <w:lsdException w:qFormat="1" w:uiPriority="0" w:name="heading 5"/>
-    <w:lsdException w:qFormat="1" w:uiPriority="0" w:name="heading 6"/>
-    <w:lsdException w:qFormat="1" w:uiPriority="0" w:name="heading 7"/>
-    <w:lsdException w:qFormat="1" w:uiPriority="0" w:name="heading 8"/>
-    <w:lsdException w:qFormat="1" w:uiPriority="0" w:name="heading 9"/>
-    <w:lsdException w:unhideWhenUsed="0" w:uiPriority="0" w:semiHidden="0" w:name="index 1"/>
-    <w:lsdException w:unhideWhenUsed="0" w:uiPriority="0" w:semiHidden="0" w:name="index 2"/>
-    <w:lsdException w:unhideWhenUsed="0" w:uiPriority="0" w:semiHidden="0" w:name="index 3"/>
-    <w:lsdException w:unhideWhenUsed="0" w:uiPriority="0" w:semiHidden="0" w:name="index 4"/>
-    <w:lsdException w:unhideWhenUsed="0" w:uiPriority="0" w:semiHidden="0" w:name="index 5"/>
-    <w:lsdException w:unhideWhenUsed="0" w:uiPriority="0" w:semiHidden="0" w:name="index 6"/>
-    <w:lsdException w:unhideWhenUsed="0" w:uiPriority="0" w:semiHidden="0" w:name="index 7"/>
-    <w:lsdException w:unhideWhenUsed="0" w:uiPriority="0" w:semiHidden="0" w:name="index 8"/>
-    <w:lsdException w:unhideWhenUsed="0" w:uiPriority="0" w:semiHidden="0" w:name="index 9"/>
-    <w:lsdException w:qFormat="1" w:unhideWhenUsed="0" w:uiPriority="0" w:semiHidden="0" w:name="toc 1"/>
-    <w:lsdException w:qFormat="1" w:unhideWhenUsed="0" w:uiPriority="0" w:semiHidden="0" w:name="toc 2"/>
-    <w:lsdException w:qFormat="1" w:unhideWhenUsed="0" w:uiPriority="0" w:semiHidden="0" w:name="toc 3"/>
-    <w:lsdException w:unhideWhenUsed="0" w:uiPriority="0" w:semiHidden="0" w:name="toc 4"/>
-    <w:lsdException w:unhideWhenUsed="0" w:uiPriority="0" w:semiHidden="0" w:name="toc 5"/>
-    <w:lsdException w:unhideWhenUsed="0" w:uiPriority="0" w:semiHidden="0" w:name="toc 6"/>
-    <w:lsdException w:unhideWhenUsed="0" w:uiPriority="0" w:semiHidden="0" w:name="toc 7"/>
-    <w:lsdException w:unhideWhenUsed="0" w:uiPriority="0" w:semiHidden="0" w:name="toc 8"/>
-    <w:lsdException w:unhideWhenUsed="0" w:uiPriority="0" w:semiHidden="0" w:name="toc 9"/>
-    <w:lsdException w:unhideWhenUsed="0" w:uiPriority="0" w:semiHidden="0" w:name="Normal Indent"/>
-    <w:lsdException w:unhideWhenUsed="0" w:uiPriority="0" w:semiHidden="0" w:name="footnote text"/>
-    <w:lsdException w:qFormat="1" w:unhideWhenUsed="0" w:uiPriority="0" w:semiHidden="0" w:name="annotation text"/>
-    <w:lsdException w:qFormat="1" w:unhideWhenUsed="0" w:uiPriority="0" w:semiHidden="0" w:name="header"/>
-    <w:lsdException w:qFormat="1" w:unhideWhenUsed="0" w:uiPriority="0" w:semiHidden="0" w:name="footer"/>
-    <w:lsdException w:unhideWhenUsed="0" w:uiPriority="0" w:semiHidden="0" w:name="index heading"/>
-    <w:lsdException w:qFormat="1" w:uiPriority="0" w:name="caption"/>
-    <w:lsdException w:unhideWhenUsed="0" w:uiPriority="0" w:semiHidden="0" w:name="table of figures"/>
-    <w:lsdException w:unhideWhenUsed="0" w:uiPriority="0" w:semiHidden="0" w:name="envelope address"/>
-    <w:lsdException w:unhideWhenUsed="0" w:uiPriority="0" w:semiHidden="0" w:name="envelope return"/>
-    <w:lsdException w:unhideWhenUsed="0" w:uiPriority="0" w:semiHidden="0" w:name="footnote reference"/>
-    <w:lsdException w:unhideWhenUsed="0" w:uiPriority="0" w:semiHidden="0" w:name="annotation reference"/>
-    <w:lsdException w:unhideWhenUsed="0" w:uiPriority="0" w:semiHidden="0" w:name="line number"/>
-    <w:lsdException w:unhideWhenUsed="0" w:uiPriority="0" w:semiHidden="0" w:name="page number"/>
-    <w:lsdException w:unhideWhenUsed="0" w:uiPriority="0" w:semiHidden="0" w:name="endnote reference"/>
-    <w:lsdException w:unhideWhenUsed="0" w:uiPriority="0" w:semiHidden="0" w:name="endnote text"/>
-    <w:lsdException w:unhideWhenUsed="0" w:uiPriority="0" w:semiHidden="0" w:name="table of authorities"/>
-    <w:lsdException w:unhideWhenUsed="0" w:uiPriority="0" w:semiHidden="0" w:name="macro"/>
-    <w:lsdException w:unhideWhenUsed="0" w:uiPriority="0" w:semiHidden="0" w:name="toa heading"/>
-    <w:lsdException w:unhideWhenUsed="0" w:uiPriority="0" w:semiHidden="0" w:name="List"/>
-    <w:lsdException w:unhideWhenUsed="0" w:uiPriority="0" w:semiHidden="0" w:name="List Bullet"/>
-    <w:lsdException w:unhideWhenUsed="0" w:uiPriority="0" w:semiHidden="0" w:name="List Number"/>
-    <w:lsdException w:unhideWhenUsed="0" w:uiPriority="0" w:semiHidden="0" w:name="List 2"/>
-    <w:lsdException w:unhideWhenUsed="0" w:uiPriority="0" w:semiHidden="0" w:name="List 3"/>
-    <w:lsdException w:unhideWhenUsed="0" w:uiPriority="0" w:semiHidden="0" w:name="List 4"/>
-    <w:lsdException w:unhideWhenUsed="0" w:uiPriority="0" w:semiHidden="0" w:name="List 5"/>
-    <w:lsdException w:unhideWhenUsed="0" w:uiPriority="0" w:semiHidden="0" w:name="List Bullet 2"/>
-    <w:lsdException w:unhideWhenUsed="0" w:uiPriority="0" w:semiHidden="0" w:name="List Bullet 3"/>
-    <w:lsdException w:unhideWhenUsed="0" w:uiPriority="0" w:semiHidden="0" w:name="List Bullet 4"/>
-    <w:lsdException w:unhideWhenUsed="0" w:uiPriority="0" w:semiHidden="0" w:name="List Bullet 5"/>
-    <w:lsdException w:unhideWhenUsed="0" w:uiPriority="0" w:semiHidden="0" w:name="List Number 2"/>
-    <w:lsdException w:unhideWhenUsed="0" w:uiPriority="0" w:semiHidden="0" w:name="List Number 3"/>
-    <w:lsdException w:unhideWhenUsed="0" w:uiPriority="0" w:semiHidden="0" w:name="List Number 4"/>
-    <w:lsdException w:unhideWhenUsed="0" w:uiPriority="0" w:semiHidden="0" w:name="List Number 5"/>
-    <w:lsdException w:qFormat="1" w:unhideWhenUsed="0" w:uiPriority="0" w:semiHidden="0" w:name="Title"/>
-    <w:lsdException w:unhideWhenUsed="0" w:uiPriority="0" w:semiHidden="0" w:name="Closing"/>
-    <w:lsdException w:unhideWhenUsed="0" w:uiPriority="0" w:semiHidden="0" w:name="Signature"/>
-    <w:lsdException w:qFormat="1" w:unhideWhenUsed="0" w:uiPriority="0" w:name="Default Paragraph Font"/>
-    <w:lsdException w:qFormat="1" w:unhideWhenUsed="0" w:uiPriority="0" w:name="Body Text"/>
-    <w:lsdException w:unhideWhenUsed="0" w:uiPriority="0" w:semiHidden="0" w:name="Body Text Indent"/>
-    <w:lsdException w:unhideWhenUsed="0" w:uiPriority="0" w:semiHidden="0" w:name="List Continue"/>
-    <w:lsdException w:unhideWhenUsed="0" w:uiPriority="0" w:semiHidden="0" w:name="List Continue 2"/>
-    <w:lsdException w:unhideWhenUsed="0" w:uiPriority="0" w:semiHidden="0" w:name="List Continue 3"/>
-    <w:lsdException w:unhideWhenUsed="0" w:uiPriority="0" w:semiHidden="0" w:name="List Continue 4"/>
-    <w:lsdException w:unhideWhenUsed="0" w:uiPriority="0" w:semiHidden="0" w:name="List Continue 5"/>
-    <w:lsdException w:unhideWhenUsed="0" w:uiPriority="0" w:semiHidden="0" w:name="Message Header"/>
-    <w:lsdException w:qFormat="1" w:unhideWhenUsed="0" w:uiPriority="0" w:semiHidden="0" w:name="Subtitle"/>
-    <w:lsdException w:unhideWhenUsed="0" w:uiPriority="0" w:semiHidden="0" w:name="Salutation"/>
-    <w:lsdException w:unhideWhenUsed="0" w:uiPriority="0" w:semiHidden="0" w:name="Date"/>
-    <w:lsdException w:unhideWhenUsed="0" w:uiPriority="0" w:semiHidden="0" w:name="Body Text First Indent"/>
-    <w:lsdException w:unhideWhenUsed="0" w:uiPriority="0" w:semiHidden="0" w:name="Body Text First Indent 2"/>
-    <w:lsdException w:uiPriority="99" w:name="Note Heading"/>
-    <w:lsdException w:unhideWhenUsed="0" w:uiPriority="0" w:semiHidden="0" w:name="Body Text 2"/>
-    <w:lsdException w:unhideWhenUsed="0" w:uiPriority="0" w:semiHidden="0" w:name="Body Text 3"/>
-    <w:lsdException w:unhideWhenUsed="0" w:uiPriority="0" w:semiHidden="0" w:name="Body Text Indent 2"/>
-    <w:lsdException w:unhideWhenUsed="0" w:uiPriority="0" w:semiHidden="0" w:name="Body Text Indent 3"/>
-    <w:lsdException w:unhideWhenUsed="0" w:uiPriority="0" w:semiHidden="0" w:name="Block Text"/>
-    <w:lsdException w:unhideWhenUsed="0" w:uiPriority="0" w:semiHidden="0" w:name="Hyperlink"/>
-    <w:lsdException w:unhideWhenUsed="0" w:uiPriority="0" w:semiHidden="0" w:name="FollowedHyperlink"/>
-    <w:lsdException w:qFormat="1" w:unhideWhenUsed="0" w:uiPriority="0" w:semiHidden="0" w:name="Strong"/>
-    <w:lsdException w:qFormat="1" w:unhideWhenUsed="0" w:uiPriority="0" w:semiHidden="0" w:name="Emphasis"/>
-    <w:lsdException w:unhideWhenUsed="0" w:uiPriority="0" w:semiHidden="0" w:name="Document Map"/>
-    <w:lsdException w:unhideWhenUsed="0" w:uiPriority="0" w:semiHidden="0" w:name="Plain Text"/>
-    <w:lsdException w:unhideWhenUsed="0" w:uiPriority="0" w:semiHidden="0" w:name="E-mail Signature"/>
-    <w:lsdException w:qFormat="1" w:unhideWhenUsed="0" w:uiPriority="0" w:semiHidden="0" w:name="Normal (Web)"/>
-    <w:lsdException w:unhideWhenUsed="0" w:uiPriority="0" w:semiHidden="0" w:name="HTML Acronym"/>
-    <w:lsdException w:unhideWhenUsed="0" w:uiPriority="0" w:semiHidden="0" w:name="HTML Address"/>
-    <w:lsdException w:unhideWhenUsed="0" w:uiPriority="0" w:semiHidden="0" w:name="HTML Cite"/>
-    <w:lsdException w:unhideWhenUsed="0" w:uiPriority="0" w:semiHidden="0" w:name="HTML Code"/>
-    <w:lsdException w:unhideWhenUsed="0" w:uiPriority="0" w:semiHidden="0" w:name="HTML Definition"/>
-    <w:lsdException w:unhideWhenUsed="0" w:uiPriority="0" w:semiHidden="0" w:name="HTML Keyboard"/>
-    <w:lsdException w:unhideWhenUsed="0" w:uiPriority="0" w:semiHidden="0" w:name="HTML Preformatted"/>
-    <w:lsdException w:unhideWhenUsed="0" w:uiPriority="0" w:semiHidden="0" w:name="HTML Sample"/>
-    <w:lsdException w:unhideWhenUsed="0" w:uiPriority="0" w:semiHidden="0" w:name="HTML Typewriter"/>
-    <w:lsdException w:unhideWhenUsed="0" w:uiPriority="0" w:semiHidden="0" w:name="HTML Variable"/>
-    <w:lsdException w:qFormat="1" w:unhideWhenUsed="0" w:uiPriority="0" w:name="Normal Table"/>
-    <w:lsdException w:unhideWhenUsed="0" w:uiPriority="0" w:semiHidden="0" w:name="annotation subject"/>
-    <w:lsdException w:unhideWhenUsed="0" w:uiPriority="0" w:semiHidden="0" w:name="Table Simple 1"/>
-    <w:lsdException w:unhideWhenUsed="0" w:uiPriority="0" w:semiHidden="0" w:name="Table Simple 2"/>
-    <w:lsdException w:unhideWhenUsed="0" w:uiPriority="0" w:semiHidden="0" w:name="Table Simple 3"/>
-    <w:lsdException w:unhideWhenUsed="0" w:uiPriority="0" w:semiHidden="0" w:name="Table Classic 1"/>
-    <w:lsdException w:unhideWhenUsed="0" w:uiPriority="0" w:semiHidden="0" w:name="Table Classic 2"/>
-    <w:lsdException w:unhideWhenUsed="0" w:uiPriority="0" w:semiHidden="0" w:name="Table Classic 3"/>
-    <w:lsdException w:unhideWhenUsed="0" w:uiPriority="0" w:semiHidden="0" w:name="Table Classic 4"/>
-    <w:lsdException w:unhideWhenUsed="0" w:uiPriority="0" w:semiHidden="0" w:name="Table Colorful 1"/>
-    <w:lsdException w:unhideWhenUsed="0" w:uiPriority="0" w:semiHidden="0" w:name="Table Colorful 2"/>
-    <w:lsdException w:unhideWhenUsed="0" w:uiPriority="0" w:semiHidden="0" w:name="Table Colorful 3"/>
-    <w:lsdException w:unhideWhenUsed="0" w:uiPriority="0" w:semiHidden="0" w:name="Table Columns 1"/>
-    <w:lsdException w:unhideWhenUsed="0" w:uiPriority="0" w:semiHidden="0" w:name="Table Columns 2"/>
-    <w:lsdException w:unhideWhenUsed="0" w:uiPriority="0" w:semiHidden="0" w:name="Table Columns 3"/>
-    <w:lsdException w:unhideWhenUsed="0" w:uiPriority="0" w:semiHidden="0" w:name="Table Columns 4"/>
-    <w:lsdException w:unhideWhenUsed="0" w:uiPriority="0" w:semiHidden="0" w:name="Table Columns 5"/>
-    <w:lsdException w:unhideWhenUsed="0" w:uiPriority="0" w:semiHidden="0" w:name="Table Grid 1"/>
-    <w:lsdException w:unhideWhenUsed="0" w:uiPriority="0" w:semiHidden="0" w:name="Table Grid 2"/>
-    <w:lsdException w:unhideWhenUsed="0" w:uiPriority="0" w:semiHidden="0" w:name="Table Grid 3"/>
-    <w:lsdException w:unhideWhenUsed="0" w:uiPriority="0" w:semiHidden="0" w:name="Table Grid 4"/>
-    <w:lsdException w:unhideWhenUsed="0" w:uiPriority="0" w:semiHidden="0" w:name="Table Grid 5"/>
-    <w:lsdException w:unhideWhenUsed="0" w:uiPriority="0" w:semiHidden="0" w:name="Table Grid 6"/>
-    <w:lsdException w:unhideWhenUsed="0" w:uiPriority="0" w:semiHidden="0" w:name="Table Grid 7"/>
-    <w:lsdException w:unhideWhenUsed="0" w:uiPriority="0" w:semiHidden="0" w:name="Table Grid 8"/>
-    <w:lsdException w:unhideWhenUsed="0" w:uiPriority="0" w:semiHidden="0" w:name="Table List 1"/>
-    <w:lsdException w:unhideWhenUsed="0" w:uiPriority="0" w:semiHidden="0" w:name="Table List 2"/>
-    <w:lsdException w:unhideWhenUsed="0" w:uiPriority="0" w:semiHidden="0" w:name="Table List 3"/>
-    <w:lsdException w:unhideWhenUsed="0" w:uiPriority="0" w:semiHidden="0" w:name="Table List 4"/>
-    <w:lsdException w:unhideWhenUsed="0" w:uiPriority="0" w:semiHidden="0" w:name="Table List 5"/>
-    <w:lsdException w:unhideWhenUsed="0" w:uiPriority="0" w:semiHidden="0" w:name="Table List 6"/>
-    <w:lsdException w:unhideWhenUsed="0" w:uiPriority="0" w:semiHidden="0" w:name="Table List 7"/>
-    <w:lsdException w:unhideWhenUsed="0" w:uiPriority="0" w:semiHidden="0" w:name="Table List 8"/>
-    <w:lsdException w:unhideWhenUsed="0" w:uiPriority="0" w:semiHidden="0" w:name="Table 3D effects 1"/>
-    <w:lsdException w:unhideWhenUsed="0" w:uiPriority="0" w:semiHidden="0" w:name="Table 3D effects 2"/>
-    <w:lsdException w:unhideWhenUsed="0" w:uiPriority="0" w:semiHidden="0" w:name="Table 3D effects 3"/>
-    <w:lsdException w:unhideWhenUsed="0" w:uiPriority="0" w:semiHidden="0" w:name="Table Contemporary"/>
-    <w:lsdException w:unhideWhenUsed="0" w:uiPriority="0" w:semiHidden="0" w:name="Table Elegant"/>
-    <w:lsdException w:unhideWhenUsed="0" w:uiPriority="0" w:semiHidden="0" w:name="Table Professional"/>
-    <w:lsdException w:unhideWhenUsed="0" w:uiPriority="0" w:semiHidden="0" w:name="Table Subtle 1"/>
-    <w:lsdException w:unhideWhenUsed="0" w:uiPriority="0" w:semiHidden="0" w:name="Table Subtle 2"/>
-    <w:lsdException w:unhideWhenUsed="0" w:uiPriority="0" w:semiHidden="0" w:name="Table Web 1"/>
-    <w:lsdException w:unhideWhenUsed="0" w:uiPriority="0" w:semiHidden="0" w:name="Table Web 2"/>
-    <w:lsdException w:unhideWhenUsed="0" w:uiPriority="0" w:semiHidden="0" w:name="Table Web 3"/>
-    <w:lsdException w:unhideWhenUsed="0" w:uiPriority="0" w:semiHidden="0" w:name="Balloon Text"/>
-    <w:lsdException w:qFormat="1" w:unhideWhenUsed="0" w:uiPriority="0" w:semiHidden="0" w:name="Table Grid"/>
-    <w:lsdException w:unhideWhenUsed="0" w:uiPriority="0" w:semiHidden="0" w:name="Table Theme"/>
-    <w:lsdException w:unhideWhenUsed="0" w:uiPriority="60" w:semiHidden="0" w:name="Light Shading"/>
-    <w:lsdException w:unhideWhenUsed="0" w:uiPriority="61" w:semiHidden="0" w:name="Light List"/>
-    <w:lsdException w:unhideWhenUsed="0" w:uiPriority="62" w:semiHidden="0" w:name="Light Grid"/>
-    <w:lsdException w:unhideWhenUsed="0" w:uiPriority="63" w:semiHidden="0" w:name="Medium Shading 1"/>
-    <w:lsdException w:unhideWhenUsed="0" w:uiPriority="64" w:semiHidden="0" w:name="Medium Shading 2"/>
-    <w:lsdException w:unhideWhenUsed="0" w:uiPriority="65" w:semiHidden="0" w:name="Medium List 1"/>
-    <w:lsdException w:unhideWhenUsed="0" w:uiPriority="66" w:semiHidden="0" w:name="Medium List 2"/>
-    <w:lsdException w:unhideWhenUsed="0" w:uiPriority="67" w:semiHidden="0" w:name="Medium Grid 1"/>
-    <w:lsdException w:unhideWhenUsed="0" w:uiPriority="68" w:semiHidden="0" w:name="Medium Grid 2"/>
-    <w:lsdException w:unhideWhenUsed="0" w:uiPriority="69" w:semiHidden="0" w:name="Medium Grid 3"/>
-    <w:lsdException w:unhideWhenUsed="0" w:uiPriority="70" w:semiHidden="0" w:name="Dark List"/>
-    <w:lsdException w:unhideWhenUsed="0" w:uiPriority="71" w:semiHidden="0" w:name="Colorful Shading"/>
-    <w:lsdException w:unhideWhenUsed="0" w:uiPriority="72" w:semiHidden="0" w:name="Colorful List"/>
-    <w:lsdException w:unhideWhenUsed="0" w:uiPriority="73" w:semiHidden="0" w:name="Colorful Grid"/>
-    <w:lsdException w:unhideWhenUsed="0" w:uiPriority="60" w:semiHidden="0" w:name="Light Shading Accent 1"/>
-    <w:lsdException w:unhideWhenUsed="0" w:uiPriority="61" w:semiHidden="0" w:name="Light List Accent 1"/>
-    <w:lsdException w:unhideWhenUsed="0" w:uiPriority="62" w:semiHidden="0" w:name="Light Grid Accent 1"/>
-    <w:lsdException w:unhideWhenUsed="0" w:uiPriority="63" w:semiHidden="0" w:name="Medium Shading 1 Accent 1"/>
-    <w:lsdException w:unhideWhenUsed="0" w:uiPriority="64" w:semiHidden="0" w:name="Medium Shading 2 Accent 1"/>
-    <w:lsdException w:unhideWhenUsed="0" w:uiPriority="65" w:semiHidden="0" w:name="Medium List 1 Accent 1"/>
-    <w:lsdException w:unhideWhenUsed="0" w:uiPriority="66" w:semiHidden="0" w:name="Medium List 2 Accent 1"/>
-    <w:lsdException w:unhideWhenUsed="0" w:uiPriority="67" w:semiHidden="0" w:name="Medium Grid 1 Accent 1"/>
-    <w:lsdException w:unhideWhenUsed="0" w:uiPriority="68" w:semiHidden="0" w:name="Medium Grid 2 Accent 1"/>
-    <w:lsdException w:unhideWhenUsed="0" w:uiPriority="69" w:semiHidden="0" w:name="Medium Grid 3 Accent 1"/>
-    <w:lsdException w:unhideWhenUsed="0" w:uiPriority="70" w:semiHidden="0" w:name="Dark List Accent 1"/>
-    <w:lsdException w:unhideWhenUsed="0" w:uiPriority="71" w:semiHidden="0" w:name="Colorful Shading Accent 1"/>
-    <w:lsdException w:unhideWhenUsed="0" w:uiPriority="72" w:semiHidden="0" w:name="Colorful List Accent 1"/>
-    <w:lsdException w:unhideWhenUsed="0" w:uiPriority="73" w:semiHidden="0" w:name="Colorful Grid Accent 1"/>
-    <w:lsdException w:unhideWhenUsed="0" w:uiPriority="60" w:semiHidden="0" w:name="Light Shading Accent 2"/>
-    <w:lsdException w:unhideWhenUsed="0" w:uiPriority="61" w:semiHidden="0" w:name="Light List Accent 2"/>
-    <w:lsdException w:unhideWhenUsed="0" w:uiPriority="62" w:semiHidden="0" w:name="Light Grid Accent 2"/>
-    <w:lsdException w:unhideWhenUsed="0" w:uiPriority="63" w:semiHidden="0" w:name="Medium Shading 1 Accent 2"/>
-    <w:lsdException w:unhideWhenUsed="0" w:uiPriority="64" w:semiHidden="0" w:name="Medium Shading 2 Accent 2"/>
-    <w:lsdException w:unhideWhenUsed="0" w:uiPriority="65" w:semiHidden="0" w:name="Medium List 1 Accent 2"/>
-    <w:lsdException w:unhideWhenUsed="0" w:uiPriority="66" w:semiHidden="0" w:name="Medium List 2 Accent 2"/>
-    <w:lsdException w:unhideWhenUsed="0" w:uiPriority="67" w:semiHidden="0" w:name="Medium Grid 1 Accent 2"/>
-    <w:lsdException w:unhideWhenUsed="0" w:uiPriority="68" w:semiHidden="0" w:name="Medium Grid 2 Accent 2"/>
-    <w:lsdException w:unhideWhenUsed="0" w:uiPriority="69" w:semiHidden="0" w:name="Medium Grid 3 Accent 2"/>
-    <w:lsdException w:unhideWhenUsed="0" w:uiPriority="70" w:semiHidden="0" w:name="Dark List Accent 2"/>
-    <w:lsdException w:unhideWhenUsed="0" w:uiPriority="71" w:semiHidden="0" w:name="Colorful Shading Accent 2"/>
-    <w:lsdException w:unhideWhenUsed="0" w:uiPriority="72" w:semiHidden="0" w:name="Colorful List Accent 2"/>
-    <w:lsdException w:unhideWhenUsed="0" w:uiPriority="73" w:semiHidden="0" w:name="Colorful Grid Accent 2"/>
-    <w:lsdException w:unhideWhenUsed="0" w:uiPriority="60" w:semiHidden="0" w:name="Light Shading Accent 3"/>
-    <w:lsdException w:unhideWhenUsed="0" w:uiPriority="61" w:semiHidden="0" w:name="Light List Accent 3"/>
-    <w:lsdException w:unhideWhenUsed="0" w:uiPriority="62" w:semiHidden="0" w:name="Light Grid Accent 3"/>
-    <w:lsdException w:unhideWhenUsed="0" w:uiPriority="63" w:semiHidden="0" w:name="Medium Shading 1 Accent 3"/>
-    <w:lsdException w:unhideWhenUsed="0" w:uiPriority="64" w:semiHidden="0" w:name="Medium Shading 2 Accent 3"/>
-    <w:lsdException w:unhideWhenUsed="0" w:uiPriority="65" w:semiHidden="0" w:name="Medium List 1 Accent 3"/>
-    <w:lsdException w:unhideWhenUsed="0" w:uiPriority="66" w:semiHidden="0" w:name="Medium List 2 Accent 3"/>
-    <w:lsdException w:unhideWhenUsed="0" w:uiPriority="67" w:semiHidden="0" w:name="Medium Grid 1 Accent 3"/>
-    <w:lsdException w:unhideWhenUsed="0" w:uiPriority="68" w:semiHidden="0" w:name="Medium Grid 2 Accent 3"/>
-    <w:lsdException w:unhideWhenUsed="0" w:uiPriority="69" w:semiHidden="0" w:name="Medium Grid 3 Accent 3"/>
-    <w:lsdException w:unhideWhenUsed="0" w:uiPriority="70" w:semiHidden="0" w:name="Dark List Accent 3"/>
-    <w:lsdException w:unhideWhenUsed="0" w:uiPriority="71" w:semiHidden="0" w:name="Colorful Shading Accent 3"/>
-    <w:lsdException w:unhideWhenUsed="0" w:uiPriority="72" w:semiHidden="0" w:name="Colorful List Accent 3"/>
-    <w:lsdException w:unhideWhenUsed="0" w:uiPriority="73" w:semiHidden="0" w:name="Colorful Grid Accent 3"/>
-    <w:lsdException w:unhideWhenUsed="0" w:uiPriority="60" w:semiHidden="0" w:name="Light Shading Accent 4"/>
-    <w:lsdException w:unhideWhenUsed="0" w:uiPriority="61" w:semiHidden="0" w:name="Light List Accent 4"/>
-    <w:lsdException w:unhideWhenUsed="0" w:uiPriority="62" w:semiHidden="0" w:name="Light Grid Accent 4"/>
-    <w:lsdException w:unhideWhenUsed="0" w:uiPriority="63" w:semiHidden="0" w:name="Medium Shading 1 Accent 4"/>
-    <w:lsdException w:unhideWhenUsed="0" w:uiPriority="64" w:semiHidden="0" w:name="Medium Shading 2 Accent 4"/>
-    <w:lsdException w:unhideWhenUsed="0" w:uiPriority="65" w:semiHidden="0" w:name="Medium List 1 Accent 4"/>
-    <w:lsdException w:unhideWhenUsed="0" w:uiPriority="66" w:semiHidden="0" w:name="Medium List 2 Accent 4"/>
-    <w:lsdException w:unhideWhenUsed="0" w:uiPriority="67" w:semiHidden="0" w:name="Medium Grid 1 Accent 4"/>
-    <w:lsdException w:unhideWhenUsed="0" w:uiPriority="68" w:semiHidden="0" w:name="Medium Grid 2 Accent 4"/>
-    <w:lsdException w:unhideWhenUsed="0" w:uiPriority="69" w:semiHidden="0" w:name="Medium Grid 3 Accent 4"/>
-    <w:lsdException w:unhideWhenUsed="0" w:uiPriority="70" w:semiHidden="0" w:name="Dark List Accent 4"/>
-    <w:lsdException w:unhideWhenUsed="0" w:uiPriority="71" w:semiHidden="0" w:name="Colorful Shading Accent 4"/>
-    <w:lsdException w:unhideWhenUsed="0" w:uiPriority="72" w:semiHidden="0" w:name="Colorful List Accent 4"/>
-    <w:lsdException w:unhideWhenUsed="0" w:uiPriority="73" w:semiHidden="0" w:name="Colorful Grid Accent 4"/>
-    <w:lsdException w:unhideWhenUsed="0" w:uiPriority="60" w:semiHidden="0" w:name="Light Shading Accent 5"/>
-    <w:lsdException w:unhideWhenUsed="0" w:uiPriority="61" w:semiHidden="0" w:name="Light List Accent 5"/>
-    <w:lsdException w:unhideWhenUsed="0" w:uiPriority="62" w:semiHidden="0" w:name="Light Grid Accent 5"/>
-    <w:lsdException w:unhideWhenUsed="0" w:uiPriority="63" w:semiHidden="0" w:name="Medium Shading 1 Accent 5"/>
-    <w:lsdException w:unhideWhenUsed="0" w:uiPriority="64" w:semiHidden="0" w:name="Medium Shading 2 Accent 5"/>
-    <w:lsdException w:unhideWhenUsed="0" w:uiPriority="65" w:semiHidden="0" w:name="Medium List 1 Accent 5"/>
-    <w:lsdException w:unhideWhenUsed="0" w:uiPriority="66" w:semiHidden="0" w:name="Medium List 2 Accent 5"/>
-    <w:lsdException w:unhideWhenUsed="0" w:uiPriority="67" w:semiHidden="0" w:name="Medium Grid 1 Accent 5"/>
-    <w:lsdException w:unhideWhenUsed="0" w:uiPriority="68" w:semiHidden="0" w:name="Medium Grid 2 Accent 5"/>
-    <w:lsdException w:unhideWhenUsed="0" w:uiPriority="69" w:semiHidden="0" w:name="Medium Grid 3 Accent 5"/>
-    <w:lsdException w:unhideWhenUsed="0" w:uiPriority="70" w:semiHidden="0" w:name="Dark List Accent 5"/>
-    <w:lsdException w:unhideWhenUsed="0" w:uiPriority="71" w:semiHidden="0" w:name="Colorful Shading Accent 5"/>
-    <w:lsdException w:unhideWhenUsed="0" w:uiPriority="72" w:semiHidden="0" w:name="Colorful List Accent 5"/>
-    <w:lsdException w:unhideWhenUsed="0" w:uiPriority="73" w:semiHidden="0" w:name="Colorful Grid Accent 5"/>
-    <w:lsdException w:unhideWhenUsed="0" w:uiPriority="60" w:semiHidden="0" w:name="Light Shading Accent 6"/>
-    <w:lsdException w:unhideWhenUsed="0" w:uiPriority="61" w:semiHidden="0" w:name="Light List Accent 6"/>
-    <w:lsdException w:unhideWhenUsed="0" w:uiPriority="62" w:semiHidden="0" w:name="Light Grid Accent 6"/>
-    <w:lsdException w:unhideWhenUsed="0" w:uiPriority="63" w:semiHidden="0" w:name="Medium Shading 1 Accent 6"/>
-    <w:lsdException w:unhideWhenUsed="0" w:uiPriority="64" w:semiHidden="0" w:name="Medium Shading 2 Accent 6"/>
-    <w:lsdException w:unhideWhenUsed="0" w:uiPriority="65" w:semiHidden="0" w:name="Medium List 1 Accent 6"/>
-    <w:lsdException w:unhideWhenUsed="0" w:uiPriority="66" w:semiHidden="0" w:name="Medium List 2 Accent 6"/>
-    <w:lsdException w:unhideWhenUsed="0" w:uiPriority="67" w:semiHidden="0" w:name="Medium Grid 1 Accent 6"/>
-    <w:lsdException w:unhideWhenUsed="0" w:uiPriority="68" w:semiHidden="0" w:name="Medium Grid 2 Accent 6"/>
-    <w:lsdException w:unhideWhenUsed="0" w:uiPriority="69" w:semiHidden="0" w:name="Medium Grid 3 Accent 6"/>
-    <w:lsdException w:unhideWhenUsed="0" w:uiPriority="70" w:semiHidden="0" w:name="Dark List Accent 6"/>
-    <w:lsdException w:unhideWhenUsed="0" w:uiPriority="71" w:semiHidden="0" w:name="Colorful Shading Accent 6"/>
-    <w:lsdException w:unhideWhenUsed="0" w:uiPriority="72" w:semiHidden="0" w:name="Colorful List Accent 6"/>
-    <w:lsdException w:unhideWhenUsed="0" w:uiPriority="73" w:semiHidden="0" w:name="Colorful Grid Accent 6"/>
+  <w:latentStyles w:defLockedState="0" w:defUIPriority="99" w:defSemiHidden="1" w:defUnhideWhenUsed="1" w:defQFormat="0" w:count="260">
+    <w:lsdException w:name="Normal" w:semiHidden="0" w:uiPriority="0" w:unhideWhenUsed="0" w:qFormat="1"/>
+    <w:lsdException w:name="heading 1" w:semiHidden="0" w:uiPriority="0" w:unhideWhenUsed="0" w:qFormat="1"/>
+    <w:lsdException w:name="heading 2" w:semiHidden="0" w:uiPriority="0" w:qFormat="1"/>
+    <w:lsdException w:name="heading 3" w:uiPriority="0" w:qFormat="1"/>
+    <w:lsdException w:name="heading 4" w:semiHidden="0" w:uiPriority="0" w:qFormat="1"/>
+    <w:lsdException w:name="heading 5" w:uiPriority="0" w:qFormat="1"/>
+    <w:lsdException w:name="heading 6" w:uiPriority="0" w:qFormat="1"/>
+    <w:lsdException w:name="heading 7" w:uiPriority="0" w:qFormat="1"/>
+    <w:lsdException w:name="heading 8" w:uiPriority="0" w:qFormat="1"/>
+    <w:lsdException w:name="heading 9" w:uiPriority="0" w:qFormat="1"/>
+    <w:lsdException w:name="index 1" w:semiHidden="0" w:uiPriority="0" w:unhideWhenUsed="0"/>
+    <w:lsdException w:name="index 2" w:semiHidden="0" w:uiPriority="0" w:unhideWhenUsed="0"/>
+    <w:lsdException w:name="index 3" w:semiHidden="0" w:uiPriority="0" w:unhideWhenUsed="0"/>
+    <w:lsdException w:name="index 4" w:semiHidden="0" w:uiPriority="0" w:unhideWhenUsed="0"/>
+    <w:lsdException w:name="index 5" w:semiHidden="0" w:uiPriority="0" w:unhideWhenUsed="0"/>
+    <w:lsdException w:name="index 6" w:semiHidden="0" w:uiPriority="0" w:unhideWhenUsed="0"/>
+    <w:lsdException w:name="index 7" w:semiHidden="0" w:uiPriority="0" w:unhideWhenUsed="0"/>
+    <w:lsdException w:name="index 8" w:semiHidden="0" w:uiPriority="0" w:unhideWhenUsed="0"/>
+    <w:lsdException w:name="index 9" w:semiHidden="0" w:uiPriority="0" w:unhideWhenUsed="0"/>
+    <w:lsdException w:name="toc 1" w:semiHidden="0" w:uiPriority="0" w:unhideWhenUsed="0" w:qFormat="1"/>
+    <w:lsdException w:name="toc 2" w:semiHidden="0" w:uiPriority="0" w:unhideWhenUsed="0" w:qFormat="1"/>
+    <w:lsdException w:name="toc 3" w:semiHidden="0" w:uiPriority="0" w:unhideWhenUsed="0" w:qFormat="1"/>
+    <w:lsdException w:name="toc 4" w:semiHidden="0" w:uiPriority="0" w:unhideWhenUsed="0"/>
+    <w:lsdException w:name="toc 5" w:semiHidden="0" w:uiPriority="0" w:unhideWhenUsed="0"/>
+    <w:lsdException w:name="toc 6" w:semiHidden="0" w:uiPriority="0" w:unhideWhenUsed="0"/>
+    <w:lsdException w:name="toc 7" w:semiHidden="0" w:uiPriority="0" w:unhideWhenUsed="0"/>
+    <w:lsdException w:name="toc 8" w:semiHidden="0" w:uiPriority="0" w:unhideWhenUsed="0"/>
+    <w:lsdException w:name="toc 9" w:semiHidden="0" w:uiPriority="0" w:unhideWhenUsed="0"/>
+    <w:lsdException w:name="Normal Indent" w:semiHidden="0" w:uiPriority="0" w:unhideWhenUsed="0"/>
+    <w:lsdException w:name="footnote text" w:semiHidden="0" w:uiPriority="0" w:unhideWhenUsed="0"/>
+    <w:lsdException w:name="annotation text" w:semiHidden="0" w:uiPriority="0" w:unhideWhenUsed="0" w:qFormat="1"/>
+    <w:lsdException w:name="header" w:semiHidden="0" w:uiPriority="0" w:unhideWhenUsed="0" w:qFormat="1"/>
+    <w:lsdException w:name="footer" w:semiHidden="0" w:uiPriority="0" w:unhideWhenUsed="0" w:qFormat="1"/>
+    <w:lsdException w:name="index heading" w:semiHidden="0" w:uiPriority="0" w:unhideWhenUsed="0"/>
+    <w:lsdException w:name="caption" w:uiPriority="0" w:qFormat="1"/>
+    <w:lsdException w:name="table of figures" w:semiHidden="0" w:uiPriority="0" w:unhideWhenUsed="0"/>
+    <w:lsdException w:name="envelope address" w:semiHidden="0" w:uiPriority="0" w:unhideWhenUsed="0"/>
+    <w:lsdException w:name="envelope return" w:semiHidden="0" w:uiPriority="0" w:unhideWhenUsed="0"/>
+    <w:lsdException w:name="footnote reference" w:semiHidden="0" w:uiPriority="0" w:unhideWhenUsed="0"/>
+    <w:lsdException w:name="annotation reference" w:semiHidden="0" w:uiPriority="0" w:unhideWhenUsed="0"/>
+    <w:lsdException w:name="line number" w:semiHidden="0" w:uiPriority="0" w:unhideWhenUsed="0"/>
+    <w:lsdException w:name="page number" w:semiHidden="0" w:uiPriority="0" w:unhideWhenUsed="0"/>
+    <w:lsdException w:name="endnote reference" w:semiHidden="0" w:uiPriority="0" w:unhideWhenUsed="0"/>
+    <w:lsdException w:name="endnote text" w:semiHidden="0" w:uiPriority="0" w:unhideWhenUsed="0"/>
+    <w:lsdException w:name="table of authorities" w:semiHidden="0" w:uiPriority="0" w:unhideWhenUsed="0"/>
+    <w:lsdException w:name="macro" w:semiHidden="0" w:uiPriority="0" w:unhideWhenUsed="0"/>
+    <w:lsdException w:name="toa heading" w:semiHidden="0" w:uiPriority="0" w:unhideWhenUsed="0"/>
+    <w:lsdException w:name="List" w:semiHidden="0" w:uiPriority="0" w:unhideWhenUsed="0"/>
+    <w:lsdException w:name="List Bullet" w:semiHidden="0" w:uiPriority="0" w:unhideWhenUsed="0"/>
+    <w:lsdException w:name="List Number" w:semiHidden="0" w:uiPriority="0" w:unhideWhenUsed="0"/>
+    <w:lsdException w:name="List 2" w:semiHidden="0" w:uiPriority="0" w:unhideWhenUsed="0"/>
+    <w:lsdException w:name="List 3" w:semiHidden="0" w:uiPriority="0" w:unhideWhenUsed="0"/>
+    <w:lsdException w:name="List 4" w:semiHidden="0" w:uiPriority="0" w:unhideWhenUsed="0"/>
+    <w:lsdException w:name="List 5" w:semiHidden="0" w:uiPriority="0" w:unhideWhenUsed="0"/>
+    <w:lsdException w:name="List Bullet 2" w:semiHidden="0" w:uiPriority="0" w:unhideWhenUsed="0"/>
+    <w:lsdException w:name="List Bullet 3" w:semiHidden="0" w:uiPriority="0" w:unhideWhenUsed="0"/>
+    <w:lsdException w:name="List Bullet 4" w:semiHidden="0" w:uiPriority="0" w:unhideWhenUsed="0"/>
+    <w:lsdException w:name="List Bullet 5" w:semiHidden="0" w:uiPriority="0" w:unhideWhenUsed="0"/>
+    <w:lsdException w:name="List Number 2" w:semiHidden="0" w:uiPriority="0" w:unhideWhenUsed="0"/>
+    <w:lsdException w:name="List Number 3" w:semiHidden="0" w:uiPriority="0" w:unhideWhenUsed="0"/>
+    <w:lsdException w:name="List Number 4" w:semiHidden="0" w:uiPriority="0" w:unhideWhenUsed="0"/>
+    <w:lsdException w:name="List Number 5" w:semiHidden="0" w:uiPriority="0" w:unhideWhenUsed="0"/>
+    <w:lsdException w:name="Title" w:semiHidden="0" w:uiPriority="0" w:unhideWhenUsed="0" w:qFormat="1"/>
+    <w:lsdException w:name="Closing" w:semiHidden="0" w:uiPriority="0" w:unhideWhenUsed="0"/>
+    <w:lsdException w:name="Signature" w:semiHidden="0" w:uiPriority="0" w:unhideWhenUsed="0"/>
+    <w:lsdException w:name="Default Paragraph Font" w:uiPriority="0" w:unhideWhenUsed="0" w:qFormat="1"/>
+    <w:lsdException w:name="Body Text" w:uiPriority="0" w:unhideWhenUsed="0" w:qFormat="1"/>
+    <w:lsdException w:name="Body Text Indent" w:semiHidden="0" w:uiPriority="0" w:unhideWhenUsed="0"/>
+    <w:lsdException w:name="List Continue" w:semiHidden="0" w:uiPriority="0" w:unhideWhenUsed="0"/>
+    <w:lsdException w:name="List Continue 2" w:semiHidden="0" w:uiPriority="0" w:unhideWhenUsed="0"/>
+    <w:lsdException w:name="List Continue 3" w:semiHidden="0" w:uiPriority="0" w:unhideWhenUsed="0"/>
+    <w:lsdException w:name="List Continue 4" w:semiHidden="0" w:uiPriority="0" w:unhideWhenUsed="0"/>
+    <w:lsdException w:name="List Continue 5" w:semiHidden="0" w:uiPriority="0" w:unhideWhenUsed="0"/>
+    <w:lsdException w:name="Message Header" w:semiHidden="0" w:uiPriority="0" w:unhideWhenUsed="0"/>
+    <w:lsdException w:name="Subtitle" w:semiHidden="0" w:uiPriority="0" w:unhideWhenUsed="0" w:qFormat="1"/>
+    <w:lsdException w:name="Salutation" w:semiHidden="0" w:uiPriority="0" w:unhideWhenUsed="0"/>
+    <w:lsdException w:name="Date" w:semiHidden="0" w:uiPriority="0" w:unhideWhenUsed="0"/>
+    <w:lsdException w:name="Body Text First Indent" w:semiHidden="0" w:uiPriority="0" w:unhideWhenUsed="0"/>
+    <w:lsdException w:name="Body Text First Indent 2" w:semiHidden="0" w:uiPriority="0" w:unhideWhenUsed="0"/>
+    <w:lsdException w:name="Body Text 2" w:semiHidden="0" w:uiPriority="0" w:unhideWhenUsed="0"/>
+    <w:lsdException w:name="Body Text 3" w:semiHidden="0" w:uiPriority="0" w:unhideWhenUsed="0"/>
+    <w:lsdException w:name="Body Text Indent 2" w:semiHidden="0" w:uiPriority="0" w:unhideWhenUsed="0"/>
+    <w:lsdException w:name="Body Text Indent 3" w:semiHidden="0" w:uiPriority="0" w:unhideWhenUsed="0"/>
+    <w:lsdException w:name="Block Text" w:semiHidden="0" w:uiPriority="0" w:unhideWhenUsed="0"/>
+    <w:lsdException w:name="Hyperlink" w:semiHidden="0" w:uiPriority="0" w:unhideWhenUsed="0"/>
+    <w:lsdException w:name="FollowedHyperlink" w:semiHidden="0" w:uiPriority="0" w:unhideWhenUsed="0"/>
+    <w:lsdException w:name="Strong" w:semiHidden="0" w:uiPriority="0" w:unhideWhenUsed="0" w:qFormat="1"/>
+    <w:lsdException w:name="Emphasis" w:semiHidden="0" w:uiPriority="0" w:unhideWhenUsed="0" w:qFormat="1"/>
+    <w:lsdException w:name="Document Map" w:semiHidden="0" w:uiPriority="0" w:unhideWhenUsed="0"/>
+    <w:lsdException w:name="Plain Text" w:semiHidden="0" w:uiPriority="0" w:unhideWhenUsed="0"/>
+    <w:lsdException w:name="E-mail Signature" w:semiHidden="0" w:uiPriority="0" w:unhideWhenUsed="0"/>
+    <w:lsdException w:name="Normal (Web)" w:semiHidden="0" w:uiPriority="0" w:unhideWhenUsed="0" w:qFormat="1"/>
+    <w:lsdException w:name="HTML Acronym" w:semiHidden="0" w:uiPriority="0" w:unhideWhenUsed="0"/>
+    <w:lsdException w:name="HTML Address" w:semiHidden="0" w:uiPriority="0" w:unhideWhenUsed="0"/>
+    <w:lsdException w:name="HTML Cite" w:semiHidden="0" w:uiPriority="0" w:unhideWhenUsed="0"/>
+    <w:lsdException w:name="HTML Code" w:semiHidden="0" w:uiPriority="0" w:unhideWhenUsed="0"/>
+    <w:lsdException w:name="HTML Definition" w:semiHidden="0" w:uiPriority="0" w:unhideWhenUsed="0"/>
+    <w:lsdException w:name="HTML Keyboard" w:semiHidden="0" w:uiPriority="0" w:unhideWhenUsed="0"/>
+    <w:lsdException w:name="HTML Preformatted" w:semiHidden="0" w:uiPriority="0" w:unhideWhenUsed="0"/>
+    <w:lsdException w:name="HTML Sample" w:semiHidden="0" w:uiPriority="0" w:unhideWhenUsed="0"/>
+    <w:lsdException w:name="HTML Typewriter" w:semiHidden="0" w:uiPriority="0" w:unhideWhenUsed="0"/>
+    <w:lsdException w:name="HTML Variable" w:semiHidden="0" w:uiPriority="0" w:unhideWhenUsed="0"/>
+    <w:lsdException w:name="Normal Table" w:uiPriority="0" w:unhideWhenUsed="0" w:qFormat="1"/>
+    <w:lsdException w:name="annotation subject" w:semiHidden="0" w:uiPriority="0" w:unhideWhenUsed="0"/>
+    <w:lsdException w:name="Table Simple 1" w:semiHidden="0" w:uiPriority="0" w:unhideWhenUsed="0"/>
+    <w:lsdException w:name="Table Simple 2" w:semiHidden="0" w:uiPriority="0" w:unhideWhenUsed="0"/>
+    <w:lsdException w:name="Table Simple 3" w:semiHidden="0" w:uiPriority="0" w:unhideWhenUsed="0"/>
+    <w:lsdException w:name="Table Classic 1" w:semiHidden="0" w:uiPriority="0" w:unhideWhenUsed="0"/>
+    <w:lsdException w:name="Table Classic 2" w:semiHidden="0" w:uiPriority="0" w:unhideWhenUsed="0"/>
+    <w:lsdException w:name="Table Classic 3" w:semiHidden="0" w:uiPriority="0" w:unhideWhenUsed="0"/>
+    <w:lsdException w:name="Table Classic 4" w:semiHidden="0" w:uiPriority="0" w:unhideWhenUsed="0"/>
+    <w:lsdException w:name="Table Colorful 1" w:semiHidden="0" w:uiPriority="0" w:unhideWhenUsed="0"/>
+    <w:lsdException w:name="Table Colorful 2" w:semiHidden="0" w:uiPriority="0" w:unhideWhenUsed="0"/>
+    <w:lsdException w:name="Table Colorful 3" w:semiHidden="0" w:uiPriority="0" w:unhideWhenUsed="0"/>
+    <w:lsdException w:name="Table Columns 1" w:semiHidden="0" w:uiPriority="0" w:unhideWhenUsed="0"/>
+    <w:lsdException w:name="Table Columns 2" w:semiHidden="0" w:uiPriority="0" w:unhideWhenUsed="0"/>
+    <w:lsdException w:name="Table Columns 3" w:semiHidden="0" w:uiPriority="0" w:unhideWhenUsed="0"/>
+    <w:lsdException w:name="Table Columns 4" w:semiHidden="0" w:uiPriority="0" w:unhideWhenUsed="0"/>
+    <w:lsdException w:name="Table Columns 5" w:semiHidden="0" w:uiPriority="0" w:unhideWhenUsed="0"/>
+    <w:lsdException w:name="Table Grid 1" w:semiHidden="0" w:uiPriority="0" w:unhideWhenUsed="0"/>
+    <w:lsdException w:name="Table Grid 2" w:semiHidden="0" w:uiPriority="0" w:unhideWhenUsed="0"/>
+    <w:lsdException w:name="Table Grid 3" w:semiHidden="0" w:uiPriority="0" w:unhideWhenUsed="0"/>
+    <w:lsdException w:name="Table Grid 4" w:semiHidden="0" w:uiPriority="0" w:unhideWhenUsed="0"/>
+    <w:lsdException w:name="Table Grid 5" w:semiHidden="0" w:uiPriority="0" w:unhideWhenUsed="0"/>
+    <w:lsdException w:name="Table Grid 6" w:semiHidden="0" w:uiPriority="0" w:unhideWhenUsed="0"/>
+    <w:lsdException w:name="Table Grid 7" w:semiHidden="0" w:uiPriority="0" w:unhideWhenUsed="0"/>
+    <w:lsdException w:name="Table Grid 8" w:semiHidden="0" w:uiPriority="0" w:unhideWhenUsed="0"/>
+    <w:lsdException w:name="Table List 1" w:semiHidden="0" w:uiPriority="0" w:unhideWhenUsed="0"/>
+    <w:lsdException w:name="Table List 2" w:semiHidden="0" w:uiPriority="0" w:unhideWhenUsed="0"/>
+    <w:lsdException w:name="Table List 3" w:semiHidden="0" w:uiPriority="0" w:unhideWhenUsed="0"/>
+    <w:lsdException w:name="Table List 4" w:semiHidden="0" w:uiPriority="0" w:unhideWhenUsed="0"/>
+    <w:lsdException w:name="Table List 5" w:semiHidden="0" w:uiPriority="0" w:unhideWhenUsed="0"/>
+    <w:lsdException w:name="Table List 6" w:semiHidden="0" w:uiPriority="0" w:unhideWhenUsed="0"/>
+    <w:lsdException w:name="Table List 7" w:semiHidden="0" w:uiPriority="0" w:unhideWhenUsed="0"/>
+    <w:lsdException w:name="Table List 8" w:semiHidden="0" w:uiPriority="0" w:unhideWhenUsed="0"/>
+    <w:lsdException w:name="Table 3D effects 1" w:semiHidden="0" w:uiPriority="0" w:unhideWhenUsed="0"/>
+    <w:lsdException w:name="Table 3D effects 2" w:semiHidden="0" w:uiPriority="0" w:unhideWhenUsed="0"/>
+    <w:lsdException w:name="Table 3D effects 3" w:semiHidden="0" w:uiPriority="0" w:unhideWhenUsed="0"/>
+    <w:lsdException w:name="Table Contemporary" w:semiHidden="0" w:uiPriority="0" w:unhideWhenUsed="0"/>
+    <w:lsdException w:name="Table Elegant" w:semiHidden="0" w:uiPriority="0" w:unhideWhenUsed="0"/>
+    <w:lsdException w:name="Table Professional" w:semiHidden="0" w:uiPriority="0" w:unhideWhenUsed="0"/>
+    <w:lsdException w:name="Table Subtle 1" w:semiHidden="0" w:uiPriority="0" w:unhideWhenUsed="0"/>
+    <w:lsdException w:name="Table Subtle 2" w:semiHidden="0" w:uiPriority="0" w:unhideWhenUsed="0"/>
+    <w:lsdException w:name="Table Web 1" w:semiHidden="0" w:uiPriority="0" w:unhideWhenUsed="0"/>
+    <w:lsdException w:name="Table Web 2" w:semiHidden="0" w:uiPriority="0" w:unhideWhenUsed="0"/>
+    <w:lsdException w:name="Table Web 3" w:semiHidden="0" w:uiPriority="0" w:unhideWhenUsed="0"/>
+    <w:lsdException w:name="Balloon Text" w:semiHidden="0" w:uiPriority="0" w:unhideWhenUsed="0"/>
+    <w:lsdException w:name="Table Grid" w:semiHidden="0" w:uiPriority="0" w:unhideWhenUsed="0" w:qFormat="1"/>
+    <w:lsdException w:name="Table Theme" w:semiHidden="0" w:uiPriority="0" w:unhideWhenUsed="0"/>
+    <w:lsdException w:name="Light Shading" w:semiHidden="0" w:uiPriority="60" w:unhideWhenUsed="0"/>
+    <w:lsdException w:name="Light List" w:semiHidden="0" w:uiPriority="61" w:unhideWhenUsed="0"/>
+    <w:lsdException w:name="Light Grid" w:semiHidden="0" w:uiPriority="62" w:unhideWhenUsed="0"/>
+    <w:lsdException w:name="Medium Shading 1" w:semiHidden="0" w:uiPriority="63" w:unhideWhenUsed="0"/>
+    <w:lsdException w:name="Medium Shading 2" w:semiHidden="0" w:uiPriority="64" w:unhideWhenUsed="0"/>
+    <w:lsdException w:name="Medium List 1" w:semiHidden="0" w:uiPriority="65" w:unhideWhenUsed="0"/>
+    <w:lsdException w:name="Medium List 2" w:semiHidden="0" w:uiPriority="66" w:unhideWhenUsed="0"/>
+    <w:lsdException w:name="Medium Grid 1" w:semiHidden="0" w:uiPriority="67" w:unhideWhenUsed="0"/>
+    <w:lsdException w:name="Medium Grid 2" w:semiHidden="0" w:uiPriority="68" w:unhideWhenUsed="0"/>
+    <w:lsdException w:name="Medium Grid 3" w:semiHidden="0" w:uiPriority="69" w:unhideWhenUsed="0"/>
+    <w:lsdException w:name="Dark List" w:semiHidden="0" w:uiPriority="70" w:unhideWhenUsed="0"/>
+    <w:lsdException w:name="Colorful Shading" w:semiHidden="0" w:uiPriority="71" w:unhideWhenUsed="0"/>
+    <w:lsdException w:name="Colorful List" w:semiHidden="0" w:uiPriority="72" w:unhideWhenUsed="0"/>
+    <w:lsdException w:name="Colorful Grid" w:semiHidden="0" w:uiPriority="73" w:unhideWhenUsed="0"/>
+    <w:lsdException w:name="Light Shading Accent 1" w:semiHidden="0" w:uiPriority="60" w:unhideWhenUsed="0"/>
+    <w:lsdException w:name="Light List Accent 1" w:semiHidden="0" w:uiPriority="61" w:unhideWhenUsed="0"/>
+    <w:lsdException w:name="Light Grid Accent 1" w:semiHidden="0" w:uiPriority="62" w:unhideWhenUsed="0"/>
+    <w:lsdException w:name="Medium Shading 1 Accent 1" w:semiHidden="0" w:uiPriority="63" w:unhideWhenUsed="0"/>
+    <w:lsdException w:name="Medium Shading 2 Accent 1" w:semiHidden="0" w:uiPriority="64" w:unhideWhenUsed="0"/>
+    <w:lsdException w:name="Medium List 1 Accent 1" w:semiHidden="0" w:uiPriority="65" w:unhideWhenUsed="0"/>
+    <w:lsdException w:name="Medium List 2 Accent 1" w:semiHidden="0" w:uiPriority="66" w:unhideWhenUsed="0"/>
+    <w:lsdException w:name="Medium Grid 1 Accent 1" w:semiHidden="0" w:uiPriority="67" w:unhideWhenUsed="0"/>
+    <w:lsdException w:name="Medium Grid 2 Accent 1" w:semiHidden="0" w:uiPriority="68" w:unhideWhenUsed="0"/>
+    <w:lsdException w:name="Medium Grid 3 Accent 1" w:semiHidden="0" w:uiPriority="69" w:unhideWhenUsed="0"/>
+    <w:lsdException w:name="Dark List Accent 1" w:semiHidden="0" w:uiPriority="70" w:unhideWhenUsed="0"/>
+    <w:lsdException w:name="Colorful Shading Accent 1" w:semiHidden="0" w:uiPriority="71" w:unhideWhenUsed="0"/>
+    <w:lsdException w:name="Colorful List Accent 1" w:semiHidden="0" w:uiPriority="72" w:unhideWhenUsed="0"/>
+    <w:lsdException w:name="Colorful Grid Accent 1" w:semiHidden="0" w:uiPriority="73" w:unhideWhenUsed="0"/>
+    <w:lsdException w:name="Light Shading Accent 2" w:semiHidden="0" w:uiPriority="60" w:unhideWhenUsed="0"/>
+    <w:lsdException w:name="Light List Accent 2" w:semiHidden="0" w:uiPriority="61" w:unhideWhenUsed="0"/>
+    <w:lsdException w:name="Light Grid Accent 2" w:semiHidden="0" w:uiPriority="62" w:unhideWhenUsed="0"/>
+    <w:lsdException w:name="Medium Shading 1 Accent 2" w:semiHidden="0" w:uiPriority="63" w:unhideWhenUsed="0"/>
+    <w:lsdException w:name="Medium Shading 2 Accent 2" w:semiHidden="0" w:uiPriority="64" w:unhideWhenUsed="0"/>
+    <w:lsdException w:name="Medium List 1 Accent 2" w:semiHidden="0" w:uiPriority="65" w:unhideWhenUsed="0"/>
+    <w:lsdException w:name="Medium List 2 Accent 2" w:semiHidden="0" w:uiPriority="66" w:unhideWhenUsed="0"/>
+    <w:lsdException w:name="Medium Grid 1 Accent 2" w:semiHidden="0" w:uiPriority="67" w:unhideWhenUsed="0"/>
+    <w:lsdException w:name="Medium Grid 2 Accent 2" w:semiHidden="0" w:uiPriority="68" w:unhideWhenUsed="0"/>
+    <w:lsdException w:name="Medium Grid 3 Accent 2" w:semiHidden="0" w:uiPriority="69" w:unhideWhenUsed="0"/>
+    <w:lsdException w:name="Dark List Accent 2" w:semiHidden="0" w:uiPriority="70" w:unhideWhenUsed="0"/>
+    <w:lsdException w:name="Colorful Shading Accent 2" w:semiHidden="0" w:uiPriority="71" w:unhideWhenUsed="0"/>
+    <w:lsdException w:name="Colorful List Accent 2" w:semiHidden="0" w:uiPriority="72" w:unhideWhenUsed="0"/>
+    <w:lsdException w:name="Colorful Grid Accent 2" w:semiHidden="0" w:uiPriority="73" w:unhideWhenUsed="0"/>
+    <w:lsdException w:name="Light Shading Accent 3" w:semiHidden="0" w:uiPriority="60" w:unhideWhenUsed="0"/>
+    <w:lsdException w:name="Light List Accent 3" w:semiHidden="0" w:uiPriority="61" w:unhideWhenUsed="0"/>
+    <w:lsdException w:name="Light Grid Accent 3" w:semiHidden="0" w:uiPriority="62" w:unhideWhenUsed="0"/>
+    <w:lsdException w:name="Medium Shading 1 Accent 3" w:semiHidden="0" w:uiPriority="63" w:unhideWhenUsed="0"/>
+    <w:lsdException w:name="Medium Shading 2 Accent 3" w:semiHidden="0" w:uiPriority="64" w:unhideWhenUsed="0"/>
+    <w:lsdException w:name="Medium List 1 Accent 3" w:semiHidden="0" w:uiPriority="65" w:unhideWhenUsed="0"/>
+    <w:lsdException w:name="Medium List 2 Accent 3" w:semiHidden="0" w:uiPriority="66" w:unhideWhenUsed="0"/>
+    <w:lsdException w:name="Medium Grid 1 Accent 3" w:semiHidden="0" w:uiPriority="67" w:unhideWhenUsed="0"/>
+    <w:lsdException w:name="Medium Grid 2 Accent 3" w:semiHidden="0" w:uiPriority="68" w:unhideWhenUsed="0"/>
+    <w:lsdException w:name="Medium Grid 3 Accent 3" w:semiHidden="0" w:uiPriority="69" w:unhideWhenUsed="0"/>
+    <w:lsdException w:name="Dark List Accent 3" w:semiHidden="0" w:uiPriority="70" w:unhideWhenUsed="0"/>
+    <w:lsdException w:name="Colorful Shading Accent 3" w:semiHidden="0" w:uiPriority="71" w:unhideWhenUsed="0"/>
+    <w:lsdException w:name="Colorful List Accent 3" w:semiHidden="0" w:uiPriority="72" w:unhideWhenUsed="0"/>
+    <w:lsdException w:name="Colorful Grid Accent 3" w:semiHidden="0" w:uiPriority="73" w:unhideWhenUsed="0"/>
+    <w:lsdException w:name="Light Shading Accent 4" w:semiHidden="0" w:uiPriority="60" w:unhideWhenUsed="0"/>
+    <w:lsdException w:name="Light List Accent 4" w:semiHidden="0" w:uiPriority="61" w:unhideWhenUsed="0"/>
+    <w:lsdException w:name="Light Grid Accent 4" w:semiHidden="0" w:uiPriority="62" w:unhideWhenUsed="0"/>
+    <w:lsdException w:name="Medium Shading 1 Accent 4" w:semiHidden="0" w:uiPriority="63" w:unhideWhenUsed="0"/>
+    <w:lsdException w:name="Medium Shading 2 Accent 4" w:semiHidden="0" w:uiPriority="64" w:unhideWhenUsed="0"/>
+    <w:lsdException w:name="Medium List 1 Accent 4" w:semiHidden="0" w:uiPriority="65" w:unhideWhenUsed="0"/>
+    <w:lsdException w:name="Medium List 2 Accent 4" w:semiHidden="0" w:uiPriority="66" w:unhideWhenUsed="0"/>
+    <w:lsdException w:name="Medium Grid 1 Accent 4" w:semiHidden="0" w:uiPriority="67" w:unhideWhenUsed="0"/>
+    <w:lsdException w:name="Medium Grid 2 Accent 4" w:semiHidden="0" w:uiPriority="68" w:unhideWhenUsed="0"/>
+    <w:lsdException w:name="Medium Grid 3 Accent 4" w:semiHidden="0" w:uiPriority="69" w:unhideWhenUsed="0"/>
+    <w:lsdException w:name="Dark List Accent 4" w:semiHidden="0" w:uiPriority="70" w:unhideWhenUsed="0"/>
+    <w:lsdException w:name="Colorful Shading Accent 4" w:semiHidden="0" w:uiPriority="71" w:unhideWhenUsed="0"/>
+    <w:lsdException w:name="Colorful List Accent 4" w:semiHidden="0" w:uiPriority="72" w:unhideWhenUsed="0"/>
+    <w:lsdException w:name="Colorful Grid Accent 4" w:semiHidden="0" w:uiPriority="73" w:unhideWhenUsed="0"/>
+    <w:lsdException w:name="Light Shading Accent 5" w:semiHidden="0" w:uiPriority="60" w:unhideWhenUsed="0"/>
+    <w:lsdException w:name="Light List Accent 5" w:semiHidden="0" w:uiPriority="61" w:unhideWhenUsed="0"/>
+    <w:lsdException w:name="Light Grid Accent 5" w:semiHidden="0" w:uiPriority="62" w:unhideWhenUsed="0"/>
+    <w:lsdException w:name="Medium Shading 1 Accent 5" w:semiHidden="0" w:uiPriority="63" w:unhideWhenUsed="0"/>
+    <w:lsdException w:name="Medium Shading 2 Accent 5" w:semiHidden="0" w:uiPriority="64" w:unhideWhenUsed="0"/>
+    <w:lsdException w:name="Medium List 1 Accent 5" w:semiHidden="0" w:uiPriority="65" w:unhideWhenUsed="0"/>
+    <w:lsdException w:name="Medium List 2 Accent 5" w:semiHidden="0" w:uiPriority="66" w:unhideWhenUsed="0"/>
+    <w:lsdException w:name="Medium Grid 1 Accent 5" w:semiHidden="0" w:uiPriority="67" w:unhideWhenUsed="0"/>
+    <w:lsdException w:name="Medium Grid 2 Accent 5" w:semiHidden="0" w:uiPriority="68" w:unhideWhenUsed="0"/>
+    <w:lsdException w:name="Medium Grid 3 Accent 5" w:semiHidden="0" w:uiPriority="69" w:unhideWhenUsed="0"/>
+    <w:lsdException w:name="Dark List Accent 5" w:semiHidden="0" w:uiPriority="70" w:unhideWhenUsed="0"/>
+    <w:lsdException w:name="Colorful Shading Accent 5" w:semiHidden="0" w:uiPriority="71" w:unhideWhenUsed="0"/>
+    <w:lsdException w:name="Colorful List Accent 5" w:semiHidden="0" w:uiPriority="72" w:unhideWhenUsed="0"/>
+    <w:lsdException w:name="Colorful Grid Accent 5" w:semiHidden="0" w:uiPriority="73" w:unhideWhenUsed="0"/>
+    <w:lsdException w:name="Light Shading Accent 6" w:semiHidden="0" w:uiPriority="60" w:unhideWhenUsed="0"/>
+    <w:lsdException w:name="Light List Accent 6" w:semiHidden="0" w:uiPriority="61" w:unhideWhenUsed="0"/>
+    <w:lsdException w:name="Light Grid Accent 6" w:semiHidden="0" w:uiPriority="62" w:unhideWhenUsed="0"/>
+    <w:lsdException w:name="Medium Shading 1 Accent 6" w:semiHidden="0" w:uiPriority="63" w:unhideWhenUsed="0"/>
+    <w:lsdException w:name="Medium Shading 2 Accent 6" w:semiHidden="0" w:uiPriority="64" w:unhideWhenUsed="0"/>
+    <w:lsdException w:name="Medium List 1 Accent 6" w:semiHidden="0" w:uiPriority="65" w:unhideWhenUsed="0"/>
+    <w:lsdException w:name="Medium List 2 Accent 6" w:semiHidden="0" w:uiPriority="66" w:unhideWhenUsed="0"/>
+    <w:lsdException w:name="Medium Grid 1 Accent 6" w:semiHidden="0" w:uiPriority="67" w:unhideWhenUsed="0"/>
+    <w:lsdException w:name="Medium Grid 2 Accent 6" w:semiHidden="0" w:uiPriority="68" w:unhideWhenUsed="0"/>
+    <w:lsdException w:name="Medium Grid 3 Accent 6" w:semiHidden="0" w:uiPriority="69" w:unhideWhenUsed="0"/>
+    <w:lsdException w:name="Dark List Accent 6" w:semiHidden="0" w:uiPriority="70" w:unhideWhenUsed="0"/>
+    <w:lsdException w:name="Colorful Shading Accent 6" w:semiHidden="0" w:uiPriority="71" w:unhideWhenUsed="0"/>
+    <w:lsdException w:name="Colorful List Accent 6" w:semiHidden="0" w:uiPriority="72" w:unhideWhenUsed="0"/>
+    <w:lsdException w:name="Colorful Grid Accent 6" w:semiHidden="0" w:uiPriority="73" w:unhideWhenUsed="0"/>
   </w:latentStyles>
-  <w:style w:type="paragraph" w:default="1" w:styleId="1">
+  <w:style w:type="paragraph" w:default="1" w:styleId="Normal">
     <w:name w:val="Normal"/>
     <w:qFormat/>
-    <w:uiPriority w:val="0"/>
     <w:pPr>
       <w:kinsoku w:val="0"/>
       <w:autoSpaceDE w:val="0"/>
@@ -5846,7 +5767,7 @@
       <w:textAlignment w:val="baseline"/>
     </w:pPr>
     <w:rPr>
-      <w:rFonts w:ascii="Arial" w:hAnsi="Arial" w:eastAsia="宋体" w:cs="Arial"/>
+      <w:rFonts w:ascii="Arial" w:eastAsia="宋体" w:hAnsi="Arial" w:cs="Arial"/>
       <w:snapToGrid w:val="0"/>
       <w:color w:val="000000"/>
       <w:kern w:val="0"/>
@@ -5855,12 +5776,11 @@
       <w:lang w:val="en-US" w:eastAsia="en-US" w:bidi="ar-SA"/>
     </w:rPr>
   </w:style>
-  <w:style w:type="paragraph" w:styleId="2">
+  <w:style w:type="paragraph" w:styleId="Heading1">
     <w:name w:val="heading 1"/>
-    <w:basedOn w:val="1"/>
-    <w:next w:val="1"/>
+    <w:basedOn w:val="Normal"/>
+    <w:next w:val="Normal"/>
     <w:qFormat/>
-    <w:uiPriority w:val="0"/>
     <w:pPr>
       <w:keepNext/>
       <w:keepLines/>
@@ -5878,13 +5798,12 @@
       <w:sz w:val="44"/>
     </w:rPr>
   </w:style>
-  <w:style w:type="paragraph" w:styleId="3">
+  <w:style w:type="paragraph" w:styleId="Heading2">
     <w:name w:val="heading 2"/>
-    <w:basedOn w:val="1"/>
-    <w:next w:val="1"/>
+    <w:basedOn w:val="Normal"/>
+    <w:next w:val="Normal"/>
     <w:unhideWhenUsed/>
     <w:qFormat/>
-    <w:uiPriority w:val="0"/>
     <w:pPr>
       <w:keepNext/>
       <w:keepLines/>
@@ -5897,19 +5816,18 @@
       <w:outlineLvl w:val="1"/>
     </w:pPr>
     <w:rPr>
-      <w:rFonts w:ascii="Arial" w:hAnsi="Arial" w:eastAsia="黑体"/>
+      <w:rFonts w:ascii="Arial" w:eastAsia="黑体" w:hAnsi="Arial"/>
       <w:b/>
       <w:sz w:val="32"/>
     </w:rPr>
   </w:style>
-  <w:style w:type="paragraph" w:styleId="4">
+  <w:style w:type="paragraph" w:styleId="Heading3">
     <w:name w:val="heading 3"/>
-    <w:basedOn w:val="1"/>
-    <w:next w:val="1"/>
+    <w:basedOn w:val="Normal"/>
+    <w:next w:val="Normal"/>
     <w:semiHidden/>
     <w:unhideWhenUsed/>
     <w:qFormat/>
-    <w:uiPriority w:val="0"/>
     <w:pPr>
       <w:keepNext/>
       <w:keepLines/>
@@ -5926,13 +5844,12 @@
       <w:sz w:val="32"/>
     </w:rPr>
   </w:style>
-  <w:style w:type="paragraph" w:styleId="5">
+  <w:style w:type="paragraph" w:styleId="Heading4">
     <w:name w:val="heading 4"/>
-    <w:basedOn w:val="1"/>
-    <w:next w:val="1"/>
+    <w:basedOn w:val="Normal"/>
+    <w:next w:val="Normal"/>
     <w:unhideWhenUsed/>
     <w:qFormat/>
-    <w:uiPriority w:val="0"/>
     <w:pPr>
       <w:keepNext/>
       <w:keepLines/>
@@ -5945,19 +5862,18 @@
       <w:outlineLvl w:val="3"/>
     </w:pPr>
     <w:rPr>
-      <w:rFonts w:ascii="Arial" w:hAnsi="Arial" w:eastAsia="黑体"/>
+      <w:rFonts w:ascii="Arial" w:eastAsia="黑体" w:hAnsi="Arial"/>
       <w:b/>
       <w:sz w:val="28"/>
     </w:rPr>
   </w:style>
-  <w:style w:type="paragraph" w:styleId="6">
+  <w:style w:type="paragraph" w:styleId="Heading5">
     <w:name w:val="heading 5"/>
-    <w:basedOn w:val="1"/>
-    <w:next w:val="1"/>
+    <w:basedOn w:val="Normal"/>
+    <w:next w:val="Normal"/>
     <w:semiHidden/>
     <w:unhideWhenUsed/>
     <w:qFormat/>
-    <w:uiPriority w:val="0"/>
     <w:pPr>
       <w:keepNext/>
       <w:keepLines/>
@@ -5974,14 +5890,13 @@
       <w:sz w:val="28"/>
     </w:rPr>
   </w:style>
-  <w:style w:type="paragraph" w:styleId="7">
+  <w:style w:type="paragraph" w:styleId="Heading6">
     <w:name w:val="heading 6"/>
-    <w:basedOn w:val="1"/>
-    <w:next w:val="1"/>
+    <w:basedOn w:val="Normal"/>
+    <w:next w:val="Normal"/>
     <w:semiHidden/>
     <w:unhideWhenUsed/>
     <w:qFormat/>
-    <w:uiPriority w:val="0"/>
     <w:pPr>
       <w:keepNext/>
       <w:keepLines/>
@@ -5994,19 +5909,18 @@
       <w:outlineLvl w:val="5"/>
     </w:pPr>
     <w:rPr>
-      <w:rFonts w:ascii="Arial" w:hAnsi="Arial" w:eastAsia="黑体"/>
+      <w:rFonts w:ascii="Arial" w:eastAsia="黑体" w:hAnsi="Arial"/>
       <w:b/>
       <w:sz w:val="24"/>
     </w:rPr>
   </w:style>
-  <w:style w:type="paragraph" w:styleId="8">
+  <w:style w:type="paragraph" w:styleId="Heading7">
     <w:name w:val="heading 7"/>
-    <w:basedOn w:val="1"/>
-    <w:next w:val="1"/>
+    <w:basedOn w:val="Normal"/>
+    <w:next w:val="Normal"/>
     <w:semiHidden/>
     <w:unhideWhenUsed/>
     <w:qFormat/>
-    <w:uiPriority w:val="0"/>
     <w:pPr>
       <w:keepNext/>
       <w:keepLines/>
@@ -6023,14 +5937,13 @@
       <w:sz w:val="24"/>
     </w:rPr>
   </w:style>
-  <w:style w:type="paragraph" w:styleId="9">
+  <w:style w:type="paragraph" w:styleId="Heading8">
     <w:name w:val="heading 8"/>
-    <w:basedOn w:val="1"/>
-    <w:next w:val="1"/>
+    <w:basedOn w:val="Normal"/>
+    <w:next w:val="Normal"/>
     <w:semiHidden/>
     <w:unhideWhenUsed/>
     <w:qFormat/>
-    <w:uiPriority w:val="0"/>
     <w:pPr>
       <w:keepNext/>
       <w:keepLines/>
@@ -6043,18 +5956,17 @@
       <w:outlineLvl w:val="7"/>
     </w:pPr>
     <w:rPr>
-      <w:rFonts w:ascii="Arial" w:hAnsi="Arial" w:eastAsia="黑体"/>
+      <w:rFonts w:ascii="Arial" w:eastAsia="黑体" w:hAnsi="Arial"/>
       <w:sz w:val="24"/>
     </w:rPr>
   </w:style>
-  <w:style w:type="paragraph" w:styleId="10">
+  <w:style w:type="paragraph" w:styleId="Heading9">
     <w:name w:val="heading 9"/>
-    <w:basedOn w:val="1"/>
-    <w:next w:val="1"/>
+    <w:basedOn w:val="Normal"/>
+    <w:next w:val="Normal"/>
     <w:semiHidden/>
     <w:unhideWhenUsed/>
     <w:qFormat/>
-    <w:uiPriority w:val="0"/>
     <w:pPr>
       <w:keepNext/>
       <w:keepLines/>
@@ -6067,21 +5979,19 @@
       <w:outlineLvl w:val="8"/>
     </w:pPr>
     <w:rPr>
-      <w:rFonts w:ascii="Arial" w:hAnsi="Arial" w:eastAsia="黑体"/>
+      <w:rFonts w:ascii="Arial" w:eastAsia="黑体" w:hAnsi="Arial"/>
       <w:sz w:val="21"/>
     </w:rPr>
   </w:style>
-  <w:style w:type="character" w:default="1" w:styleId="22">
+  <w:style w:type="character" w:default="1" w:styleId="DefaultParagraphFont">
     <w:name w:val="Default Paragraph Font"/>
     <w:semiHidden/>
     <w:qFormat/>
-    <w:uiPriority w:val="0"/>
   </w:style>
-  <w:style w:type="table" w:default="1" w:styleId="20">
+  <w:style w:type="table" w:default="1" w:styleId="TableNormal">
     <w:name w:val="Normal Table"/>
     <w:semiHidden/>
     <w:qFormat/>
-    <w:uiPriority w:val="0"/>
     <w:tblPr>
       <w:tblCellMar>
         <w:top w:w="0" w:type="dxa"/>
@@ -6091,43 +6001,39 @@
       </w:tblCellMar>
     </w:tblPr>
   </w:style>
-  <w:style w:type="paragraph" w:styleId="11">
+  <w:style w:type="paragraph" w:styleId="CommentText">
     <w:name w:val="annotation text"/>
-    <w:basedOn w:val="1"/>
+    <w:basedOn w:val="Normal"/>
     <w:qFormat/>
-    <w:uiPriority w:val="0"/>
     <w:pPr>
       <w:jc w:val="left"/>
     </w:pPr>
   </w:style>
-  <w:style w:type="paragraph" w:styleId="12">
+  <w:style w:type="paragraph" w:styleId="BodyText">
     <w:name w:val="Body Text"/>
-    <w:basedOn w:val="1"/>
+    <w:basedOn w:val="Normal"/>
     <w:semiHidden/>
     <w:qFormat/>
-    <w:uiPriority w:val="0"/>
     <w:rPr>
-      <w:rFonts w:ascii="Arial" w:hAnsi="Arial" w:eastAsia="Arial" w:cs="Arial"/>
+      <w:rFonts w:ascii="Arial" w:eastAsia="Arial" w:hAnsi="Arial" w:cs="Arial"/>
       <w:sz w:val="21"/>
       <w:szCs w:val="21"/>
       <w:lang w:val="en-US" w:eastAsia="en-US" w:bidi="ar-SA"/>
     </w:rPr>
   </w:style>
-  <w:style w:type="paragraph" w:styleId="13">
+  <w:style w:type="paragraph" w:styleId="TOC3">
     <w:name w:val="toc 3"/>
-    <w:basedOn w:val="1"/>
-    <w:next w:val="1"/>
+    <w:basedOn w:val="Normal"/>
+    <w:next w:val="Normal"/>
     <w:qFormat/>
-    <w:uiPriority w:val="0"/>
     <w:pPr>
       <w:ind w:left="840" w:leftChars="400"/>
     </w:pPr>
   </w:style>
-  <w:style w:type="paragraph" w:styleId="14">
+  <w:style w:type="paragraph" w:styleId="Footer">
     <w:name w:val="footer"/>
-    <w:basedOn w:val="1"/>
+    <w:basedOn w:val="Normal"/>
     <w:qFormat/>
-    <w:uiPriority w:val="0"/>
     <w:pPr>
       <w:tabs>
         <w:tab w:val="center" w:pos="4153"/>
@@ -6140,17 +6046,16 @@
       <w:sz w:val="18"/>
     </w:rPr>
   </w:style>
-  <w:style w:type="paragraph" w:styleId="15">
+  <w:style w:type="paragraph" w:styleId="Header">
     <w:name w:val="header"/>
-    <w:basedOn w:val="1"/>
+    <w:basedOn w:val="Normal"/>
     <w:qFormat/>
-    <w:uiPriority w:val="0"/>
     <w:pPr>
       <w:pBdr>
-        <w:top w:val="none" w:color="auto" w:sz="0" w:space="0"/>
-        <w:left w:val="none" w:color="auto" w:sz="0" w:space="0"/>
-        <w:bottom w:val="none" w:color="auto" w:sz="0" w:space="0"/>
-        <w:right w:val="none" w:color="auto" w:sz="0" w:space="0"/>
+        <w:top w:val="nil"/>
+        <w:left w:val="nil"/>
+        <w:bottom w:val="nil"/>
+        <w:right w:val="nil"/>
       </w:pBdr>
       <w:tabs>
         <w:tab w:val="center" w:pos="4153"/>
@@ -6165,41 +6070,37 @@
       <w:sz w:val="18"/>
     </w:rPr>
   </w:style>
-  <w:style w:type="paragraph" w:styleId="16">
+  <w:style w:type="paragraph" w:styleId="TOC1">
     <w:name w:val="toc 1"/>
-    <w:basedOn w:val="1"/>
-    <w:next w:val="1"/>
+    <w:basedOn w:val="Normal"/>
+    <w:next w:val="Normal"/>
     <w:qFormat/>
-    <w:uiPriority w:val="0"/>
     <w:rPr>
-      <w:rFonts w:ascii="Arial" w:hAnsi="Arial" w:eastAsia="Microsoft JhengHei"/>
+      <w:rFonts w:ascii="Arial" w:eastAsia="Microsoft JhengHei" w:hAnsi="Arial"/>
       <w:sz w:val="24"/>
     </w:rPr>
   </w:style>
-  <w:style w:type="paragraph" w:styleId="17">
+  <w:style w:type="paragraph" w:styleId="TOC2">
     <w:name w:val="toc 2"/>
-    <w:basedOn w:val="1"/>
-    <w:next w:val="1"/>
+    <w:basedOn w:val="Normal"/>
+    <w:next w:val="Normal"/>
     <w:qFormat/>
-    <w:uiPriority w:val="0"/>
     <w:pPr>
       <w:ind w:left="420" w:leftChars="200"/>
     </w:pPr>
   </w:style>
-  <w:style w:type="paragraph" w:styleId="18">
+  <w:style w:type="paragraph" w:styleId="NormalWeb">
     <w:name w:val="Normal (Web)"/>
-    <w:basedOn w:val="1"/>
+    <w:basedOn w:val="Normal"/>
     <w:qFormat/>
-    <w:uiPriority w:val="0"/>
     <w:rPr>
       <w:sz w:val="24"/>
     </w:rPr>
   </w:style>
-  <w:style w:type="paragraph" w:styleId="19">
+  <w:style w:type="paragraph" w:styleId="Title">
     <w:name w:val="Title"/>
-    <w:basedOn w:val="1"/>
+    <w:basedOn w:val="Normal"/>
     <w:qFormat/>
-    <w:uiPriority w:val="0"/>
     <w:pPr>
       <w:spacing w:before="240" w:beforeLines="0" w:beforeAutospacing="0" w:after="60" w:afterLines="0" w:afterAutospacing="0"/>
       <w:jc w:val="center"/>
@@ -6211,73 +6112,68 @@
       <w:sz w:val="32"/>
     </w:rPr>
   </w:style>
-  <w:style w:type="table" w:styleId="21">
+  <w:style w:type="table" w:styleId="TableGrid">
     <w:name w:val="Table Grid"/>
-    <w:basedOn w:val="20"/>
+    <w:basedOn w:val="TableNormal"/>
     <w:qFormat/>
-    <w:uiPriority w:val="0"/>
     <w:pPr>
       <w:widowControl w:val="0"/>
       <w:jc w:val="both"/>
     </w:pPr>
     <w:tblPr>
       <w:tblBorders>
-        <w:top w:val="single" w:color="auto" w:sz="4" w:space="0"/>
-        <w:left w:val="single" w:color="auto" w:sz="4" w:space="0"/>
-        <w:bottom w:val="single" w:color="auto" w:sz="4" w:space="0"/>
-        <w:right w:val="single" w:color="auto" w:sz="4" w:space="0"/>
-        <w:insideH w:val="single" w:color="auto" w:sz="4" w:space="0"/>
-        <w:insideV w:val="single" w:color="auto" w:sz="4" w:space="0"/>
+        <w:top w:val="single" w:sz="4" w:space="0" w:color="auto"/>
+        <w:left w:val="single" w:sz="4" w:space="0" w:color="auto"/>
+        <w:bottom w:val="single" w:sz="4" w:space="0" w:color="auto"/>
+        <w:right w:val="single" w:sz="4" w:space="0" w:color="auto"/>
+        <w:insideH w:val="single" w:sz="4" w:space="0" w:color="auto"/>
+        <w:insideV w:val="single" w:sz="4" w:space="0" w:color="auto"/>
       </w:tblBorders>
     </w:tblPr>
   </w:style>
-  <w:style w:type="character" w:styleId="23">
+  <w:style w:type="character" w:styleId="Strong">
     <w:name w:val="Strong"/>
-    <w:basedOn w:val="22"/>
+    <w:basedOn w:val="DefaultParagraphFont"/>
     <w:qFormat/>
-    <w:uiPriority w:val="0"/>
     <w:rPr>
       <w:b/>
     </w:rPr>
   </w:style>
-  <w:style w:type="paragraph" w:customStyle="1" w:styleId="24">
+  <w:style w:type="paragraph" w:customStyle="1" w:styleId="a">
     <w:name w:val="柴_公司名"/>
-    <w:basedOn w:val="19"/>
+    <w:basedOn w:val="Title"/>
     <w:qFormat/>
-    <w:uiPriority w:val="0"/>
     <w:pPr>
       <w:spacing w:after="600" w:afterLines="600"/>
     </w:pPr>
     <w:rPr>
-      <w:rFonts w:hint="eastAsia" w:ascii="宋体" w:hAnsi="宋体" w:eastAsia="宋体" w:cs="宋体"/>
+      <w:rFonts w:ascii="宋体" w:eastAsia="宋体" w:hAnsi="宋体" w:cs="宋体" w:hint="eastAsia"/>
       <w:bCs/>
       <w:spacing w:val="-6"/>
       <w:sz w:val="52"/>
       <w:szCs w:val="52"/>
     </w:rPr>
   </w:style>
-  <w:style w:type="paragraph" w:customStyle="1" w:styleId="25">
+  <w:style w:type="paragraph" w:customStyle="1" w:styleId="a0">
     <w:name w:val="柴_文档名"/>
-    <w:basedOn w:val="19"/>
+    <w:basedOn w:val="Title"/>
     <w:qFormat/>
-    <w:uiPriority w:val="0"/>
     <w:pPr>
       <w:spacing w:after="900" w:afterLines="900"/>
     </w:pPr>
     <w:rPr>
-      <w:rFonts w:ascii="黑体" w:hAnsi="黑体" w:eastAsia="黑体" w:cs="黑体"/>
+      <w:rFonts w:ascii="黑体" w:eastAsia="黑体" w:hAnsi="黑体" w:cs="黑体"/>
       <w:bCs/>
       <w:spacing w:val="-7"/>
       <w:sz w:val="52"/>
       <w:szCs w:val="52"/>
     </w:rPr>
   </w:style>
-  <w:style w:type="table" w:customStyle="1" w:styleId="26">
+  <w:style w:type="table" w:customStyle="1" w:styleId="TableNormal0">
     <w:name w:val="Table Normal_0"/>
     <w:semiHidden/>
     <w:unhideWhenUsed/>
     <w:qFormat/>
-    <w:uiPriority w:val="0"/>
     <w:tblPr>
       <w:tblCellMar>
         <w:top w:w="0" w:type="dxa"/>
@@ -6287,87 +6183,81 @@
       </w:tblCellMar>
     </w:tblPr>
   </w:style>
-  <w:style w:type="paragraph" w:customStyle="1" w:styleId="27">
+  <w:style w:type="paragraph" w:customStyle="1" w:styleId="TableText">
     <w:name w:val="Table Text"/>
-    <w:basedOn w:val="1"/>
+    <w:basedOn w:val="Normal"/>
     <w:semiHidden/>
     <w:qFormat/>
-    <w:uiPriority w:val="0"/>
     <w:rPr>
-      <w:rFonts w:ascii="宋体" w:hAnsi="宋体" w:eastAsia="宋体" w:cs="宋体"/>
+      <w:rFonts w:ascii="宋体" w:eastAsia="宋体" w:hAnsi="宋体" w:cs="宋体"/>
       <w:sz w:val="21"/>
       <w:szCs w:val="21"/>
       <w:lang w:val="en-US" w:eastAsia="en-US" w:bidi="ar-SA"/>
     </w:rPr>
   </w:style>
-  <w:style w:type="paragraph" w:customStyle="1" w:styleId="28">
+  <w:style w:type="paragraph" w:customStyle="1" w:styleId="1">
     <w:name w:val="柴_标题1"/>
-    <w:basedOn w:val="2"/>
-    <w:next w:val="29"/>
-    <w:link w:val="38"/>
+    <w:basedOn w:val="Heading1"/>
+    <w:next w:val="a1"/>
+    <w:link w:val="1Char"/>
     <w:qFormat/>
-    <w:uiPriority w:val="0"/>
     <w:pPr>
       <w:spacing w:before="100" w:after="90" w:line="360" w:lineRule="auto"/>
     </w:pPr>
     <w:rPr>
-      <w:rFonts w:ascii="Arial" w:hAnsi="Arial" w:eastAsia="宋体"/>
+      <w:rFonts w:ascii="Arial" w:eastAsia="宋体" w:hAnsi="Arial"/>
       <w:sz w:val="32"/>
     </w:rPr>
   </w:style>
-  <w:style w:type="paragraph" w:customStyle="1" w:styleId="29">
+  <w:style w:type="paragraph" w:customStyle="1" w:styleId="a1">
     <w:name w:val="柴_正文"/>
-    <w:basedOn w:val="12"/>
-    <w:link w:val="42"/>
+    <w:basedOn w:val="BodyText"/>
+    <w:link w:val="Char"/>
     <w:qFormat/>
-    <w:uiPriority w:val="0"/>
     <w:pPr>
       <w:spacing w:line="360" w:lineRule="auto"/>
       <w:ind w:firstLine="470" w:firstLineChars="200"/>
     </w:pPr>
     <w:rPr>
-      <w:rFonts w:ascii="Arial" w:hAnsi="Arial" w:eastAsia="宋体"/>
+      <w:rFonts w:ascii="Arial" w:eastAsia="宋体" w:hAnsi="Arial"/>
       <w:sz w:val="24"/>
       <w:lang w:eastAsia="zh-CN"/>
     </w:rPr>
   </w:style>
-  <w:style w:type="paragraph" w:customStyle="1" w:styleId="30">
+  <w:style w:type="paragraph" w:customStyle="1" w:styleId="2">
     <w:name w:val="柴_标题2"/>
-    <w:basedOn w:val="3"/>
-    <w:next w:val="29"/>
+    <w:basedOn w:val="Heading2"/>
+    <w:next w:val="a1"/>
     <w:qFormat/>
-    <w:uiPriority w:val="0"/>
     <w:pPr>
       <w:spacing w:line="360" w:lineRule="auto"/>
     </w:pPr>
     <w:rPr>
-      <w:rFonts w:ascii="Arial" w:hAnsi="Arial" w:eastAsia="宋体"/>
+      <w:rFonts w:ascii="Arial" w:eastAsia="宋体" w:hAnsi="Arial"/>
       <w:sz w:val="28"/>
     </w:rPr>
   </w:style>
-  <w:style w:type="paragraph" w:customStyle="1" w:styleId="31">
+  <w:style w:type="paragraph" w:customStyle="1" w:styleId="3">
     <w:name w:val="柴_标题3"/>
-    <w:basedOn w:val="4"/>
-    <w:next w:val="29"/>
+    <w:basedOn w:val="Heading3"/>
+    <w:next w:val="a1"/>
     <w:qFormat/>
-    <w:uiPriority w:val="0"/>
     <w:pPr>
       <w:spacing w:line="360" w:lineRule="auto"/>
       <w:ind w:left="0" w:firstLine="472" w:firstLineChars="200"/>
     </w:pPr>
     <w:rPr>
-      <w:rFonts w:ascii="宋体" w:hAnsi="宋体" w:eastAsia="宋体" w:cs="宋体"/>
+      <w:rFonts w:ascii="宋体" w:eastAsia="宋体" w:hAnsi="宋体" w:cs="宋体"/>
       <w:spacing w:val="-2"/>
       <w:sz w:val="24"/>
       <w:szCs w:val="24"/>
     </w:rPr>
   </w:style>
-  <w:style w:type="paragraph" w:customStyle="1" w:styleId="32">
+  <w:style w:type="paragraph" w:customStyle="1" w:styleId="a2">
     <w:name w:val="柴_目录"/>
-    <w:basedOn w:val="1"/>
-    <w:next w:val="12"/>
+    <w:basedOn w:val="Normal"/>
+    <w:next w:val="BodyText"/>
     <w:qFormat/>
-    <w:uiPriority w:val="0"/>
     <w:pPr>
       <w:tabs>
         <w:tab w:val="right" w:leader="dot" w:pos="8442"/>
@@ -6375,64 +6265,59 @@
       <w:ind w:left="0" w:leftChars="0"/>
     </w:pPr>
     <w:rPr>
-      <w:rFonts w:ascii="Arial" w:hAnsi="Arial" w:eastAsia="Microsoft JhengHei"/>
+      <w:rFonts w:ascii="Arial" w:eastAsia="Microsoft JhengHei" w:hAnsi="Arial"/>
       <w:sz w:val="24"/>
     </w:rPr>
   </w:style>
-  <w:style w:type="paragraph" w:customStyle="1" w:styleId="33">
+  <w:style w:type="paragraph" w:customStyle="1" w:styleId="WPSOffice1">
     <w:name w:val="WPSOffice手动目录 1"/>
     <w:qFormat/>
-    <w:uiPriority w:val="0"/>
     <w:pPr>
       <w:ind w:leftChars="0"/>
     </w:pPr>
     <w:rPr>
-      <w:rFonts w:ascii="Times New Roman" w:hAnsi="Times New Roman" w:eastAsia="宋体" w:cs="Times New Roman"/>
+      <w:rFonts w:ascii="Times New Roman" w:eastAsia="宋体" w:hAnsi="Times New Roman" w:cs="Times New Roman"/>
       <w:sz w:val="20"/>
       <w:szCs w:val="20"/>
     </w:rPr>
   </w:style>
-  <w:style w:type="paragraph" w:customStyle="1" w:styleId="34">
+  <w:style w:type="paragraph" w:customStyle="1" w:styleId="WPSOffice2">
     <w:name w:val="WPSOffice手动目录 2"/>
     <w:qFormat/>
-    <w:uiPriority w:val="0"/>
     <w:pPr>
       <w:ind w:leftChars="200"/>
     </w:pPr>
     <w:rPr>
-      <w:rFonts w:ascii="Times New Roman" w:hAnsi="Times New Roman" w:eastAsia="宋体" w:cs="Times New Roman"/>
+      <w:rFonts w:ascii="Times New Roman" w:eastAsia="宋体" w:hAnsi="Times New Roman" w:cs="Times New Roman"/>
       <w:sz w:val="20"/>
       <w:szCs w:val="20"/>
     </w:rPr>
   </w:style>
-  <w:style w:type="paragraph" w:customStyle="1" w:styleId="35">
+  <w:style w:type="paragraph" w:customStyle="1" w:styleId="WPSOffice3">
     <w:name w:val="WPSOffice手动目录 3"/>
     <w:qFormat/>
-    <w:uiPriority w:val="0"/>
     <w:pPr>
       <w:ind w:leftChars="400"/>
     </w:pPr>
     <w:rPr>
-      <w:rFonts w:ascii="Times New Roman" w:hAnsi="Times New Roman" w:eastAsia="宋体" w:cs="Times New Roman"/>
+      <w:rFonts w:ascii="Times New Roman" w:eastAsia="宋体" w:hAnsi="Times New Roman" w:cs="Times New Roman"/>
       <w:sz w:val="20"/>
       <w:szCs w:val="20"/>
     </w:rPr>
   </w:style>
-  <w:style w:type="paragraph" w:customStyle="1" w:styleId="36">
+  <w:style w:type="paragraph" w:customStyle="1" w:styleId="Compact">
     <w:name w:val="Compact"/>
-    <w:basedOn w:val="12"/>
+    <w:basedOn w:val="BodyText"/>
     <w:qFormat/>
-    <w:uiPriority w:val="0"/>
     <w:pPr>
       <w:spacing w:before="36" w:after="36"/>
     </w:pPr>
   </w:style>
-  <w:style w:type="table" w:customStyle="1" w:styleId="37">
+  <w:style w:type="table" w:customStyle="1" w:styleId="Table">
     <w:name w:val="Table"/>
     <w:semiHidden/>
     <w:unhideWhenUsed/>
     <w:qFormat/>
-    <w:uiPriority w:val="0"/>
     <w:tblPr>
       <w:tblCellMar>
         <w:top w:w="0" w:type="dxa"/>
@@ -6444,28 +6329,26 @@
     <w:tblStylePr w:type="firstRow">
       <w:tcPr>
         <w:tcBorders>
-          <w:bottom w:val="single" w:color="auto" w:sz="0" w:space="0"/>
+          <w:bottom w:val="single" w:sz="0" w:space="0" w:color="auto"/>
         </w:tcBorders>
         <w:vAlign w:val="bottom"/>
       </w:tcPr>
     </w:tblStylePr>
   </w:style>
-  <w:style w:type="character" w:customStyle="1" w:styleId="38">
+  <w:style w:type="character" w:customStyle="1" w:styleId="1Char">
     <w:name w:val="柴_标题1 Char"/>
-    <w:link w:val="28"/>
+    <w:link w:val="1"/>
     <w:qFormat/>
-    <w:uiPriority w:val="0"/>
     <w:rPr>
-      <w:rFonts w:ascii="Arial" w:hAnsi="Arial" w:eastAsia="宋体"/>
+      <w:rFonts w:ascii="Arial" w:eastAsia="宋体" w:hAnsi="Arial"/>
       <w:sz w:val="32"/>
     </w:rPr>
   </w:style>
-  <w:style w:type="table" w:customStyle="1" w:styleId="39">
+  <w:style w:type="table" w:customStyle="1" w:styleId="TableNormal1">
     <w:name w:val="Table Normal_1"/>
     <w:semiHidden/>
     <w:unhideWhenUsed/>
     <w:qFormat/>
-    <w:uiPriority w:val="0"/>
     <w:tblPr>
       <w:tblCellMar>
         <w:top w:w="0" w:type="dxa"/>
@@ -6475,11 +6358,10 @@
       </w:tblCellMar>
     </w:tblPr>
   </w:style>
-  <w:style w:type="paragraph" w:customStyle="1" w:styleId="40">
+  <w:style w:type="paragraph" w:customStyle="1" w:styleId="a3">
     <w:name w:val="柴_正文_无缩进"/>
-    <w:basedOn w:val="1"/>
+    <w:basedOn w:val="Normal"/>
     <w:qFormat/>
-    <w:uiPriority w:val="0"/>
     <w:pPr>
       <w:ind w:firstLine="0" w:firstLineChars="0"/>
     </w:pPr>
@@ -6489,31 +6371,29 @@
       <w:lang w:eastAsia="zh-CN"/>
     </w:rPr>
   </w:style>
-  <w:style w:type="paragraph" w:customStyle="1" w:styleId="41">
+  <w:style w:type="paragraph" w:customStyle="1" w:styleId="4">
     <w:name w:val="柴_标题4"/>
-    <w:basedOn w:val="5"/>
-    <w:next w:val="1"/>
+    <w:basedOn w:val="Heading4"/>
+    <w:next w:val="Normal"/>
     <w:qFormat/>
-    <w:uiPriority w:val="0"/>
     <w:pPr>
       <w:widowControl w:val="0"/>
       <w:spacing w:before="160" w:line="360" w:lineRule="auto"/>
-      <w:ind w:left="981" w:leftChars="300" w:hanging="862"/>
+      <w:ind w:left="981" w:hanging="862" w:leftChars="300"/>
     </w:pPr>
     <w:rPr>
-      <w:rFonts w:hint="eastAsia" w:ascii="Calibri" w:hAnsi="Calibri" w:eastAsia="宋体" w:cs="宋体"/>
+      <w:rFonts w:ascii="Calibri" w:eastAsia="宋体" w:hAnsi="Calibri" w:cs="宋体" w:hint="eastAsia"/>
       <w:sz w:val="24"/>
       <w:szCs w:val="24"/>
       <w:lang w:eastAsia="zh-CN" w:bidi="zh-CN"/>
     </w:rPr>
   </w:style>
-  <w:style w:type="character" w:customStyle="1" w:styleId="42">
+  <w:style w:type="character" w:customStyle="1" w:styleId="Char">
     <w:name w:val="柴_正文 Char"/>
-    <w:link w:val="29"/>
+    <w:link w:val="a1"/>
     <w:qFormat/>
-    <w:uiPriority w:val="0"/>
     <w:rPr>
-      <w:rFonts w:ascii="Arial" w:hAnsi="Arial" w:eastAsia="宋体"/>
+      <w:rFonts w:ascii="Arial" w:eastAsia="宋体" w:hAnsi="Arial"/>
       <w:sz w:val="24"/>
       <w:lang w:eastAsia="zh-CN"/>
     </w:rPr>

--- a/3-能力管理/流程制度规范类文件/JXTX-03-01-运维服务能力管理制度.docx
+++ b/3-能力管理/流程制度规范类文件/JXTX-03-01-运维服务能力管理制度.docx
@@ -1,11 +1,10 @@
 
 <file path=word/document.xml><?xml version="1.0" encoding="utf-8"?>
-<w:document xmlns:wpc="http://schemas.microsoft.com/office/word/2010/wordprocessingCanvas" xmlns:mc="http://schemas.openxmlformats.org/markup-compatibility/2006" xmlns:o="urn:schemas-microsoft-com:office:office" xmlns:r="http://schemas.openxmlformats.org/officeDocument/2006/relationships" xmlns:m="http://schemas.openxmlformats.org/officeDocument/2006/math" xmlns:v="urn:schemas-microsoft-com:vml" xmlns:wp14="http://schemas.microsoft.com/office/word/2010/wordprocessingDrawing" xmlns:wp="http://schemas.openxmlformats.org/drawingml/2006/wordprocessingDrawing" xmlns:w10="urn:schemas-microsoft-com:office:word" xmlns:w="http://schemas.openxmlformats.org/wordprocessingml/2006/main" xmlns:w14="http://schemas.microsoft.com/office/word/2010/wordml" xmlns:w15="http://schemas.microsoft.com/office/word/2012/wordml" xmlns:wne="http://schemas.microsoft.com/office/word/2006/wordml" xmlns:wpg="http://schemas.microsoft.com/office/word/2010/wordprocessingGroup" xmlns:wpi="http://schemas.microsoft.com/office/word/2010/wordprocessingInk" xmlns:wps="http://schemas.microsoft.com/office/word/2010/wordprocessingShape" mc:Ignorable="w14 w15 wp14">
-  <!-- Generated by Aspose.Words for .NET 13.3.0.1 -->
+<w:document xmlns:wpc="http://schemas.microsoft.com/office/word/2010/wordprocessingCanvas" xmlns:mc="http://schemas.openxmlformats.org/markup-compatibility/2006" xmlns:o="urn:schemas-microsoft-com:office:office" xmlns:r="http://schemas.openxmlformats.org/officeDocument/2006/relationships" xmlns:m="http://schemas.openxmlformats.org/officeDocument/2006/math" xmlns:v="urn:schemas-microsoft-com:vml" xmlns:wp14="http://schemas.microsoft.com/office/word/2010/wordprocessingDrawing" xmlns:wp="http://schemas.openxmlformats.org/drawingml/2006/wordprocessingDrawing" xmlns:w="http://schemas.openxmlformats.org/wordprocessingml/2006/main" xmlns:w14="http://schemas.microsoft.com/office/word/2010/wordml" xmlns:w10="urn:schemas-microsoft-com:office:word" xmlns:w15="http://schemas.microsoft.com/office/word/2012/wordml" xmlns:wpg="http://schemas.microsoft.com/office/word/2010/wordprocessingGroup" xmlns:wpi="http://schemas.microsoft.com/office/word/2010/wordprocessingInk" xmlns:wne="http://schemas.microsoft.com/office/word/2006/wordml" xmlns:wps="http://schemas.microsoft.com/office/word/2010/wordprocessingShape" xmlns:wpsCustomData="http://www.wps.cn/officeDocument/2013/wpsCustomData" mc:Ignorable="w14 w15 wp14">
   <w:body>
     <w:p>
       <w:pPr>
-        <w:pStyle w:val="a"/>
+        <w:pStyle w:val="24"/>
         <w:keepNext w:val="0"/>
         <w:keepLines w:val="0"/>
         <w:pageBreakBefore w:val="0"/>
@@ -22,11 +21,10 @@
         <w:spacing w:before="3120" w:beforeLines="1000"/>
         <w:textAlignment w:val="baseline"/>
       </w:pPr>
-      <w:bookmarkStart w:id="0" w:name="_Toc26498"/>
-      <w:bookmarkStart w:id="1" w:name="_GoBack"/>
+      <w:bookmarkStart w:id="0" w:name="_Toc26270"/>
       <w:r>
         <w:drawing>
-          <wp:anchor distT="0" distB="0" distL="114300" distR="114300" simplePos="0" relativeHeight="251659264" behindDoc="1" locked="0" layoutInCell="1" allowOverlap="1">
+          <wp:anchor distT="0" distB="0" distL="114300" distR="114300" simplePos="0" relativeHeight="251660288" behindDoc="1" locked="0" layoutInCell="1" allowOverlap="1">
             <wp:simplePos x="0" y="0"/>
             <wp:positionH relativeFrom="column">
               <wp:posOffset>-19050</wp:posOffset>
@@ -51,7 +49,7 @@
                     </pic:cNvPicPr>
                   </pic:nvPicPr>
                   <pic:blipFill>
-                    <a:blip xmlns:r="http://schemas.openxmlformats.org/officeDocument/2006/relationships" r:embed="rId4"/>
+                    <a:blip r:embed="rId7"/>
                     <a:stretch>
                       <a:fillRect/>
                     </a:stretch>
@@ -75,10 +73,9 @@
           </wp:anchor>
         </w:drawing>
       </w:r>
-      <w:bookmarkEnd w:id="1"/>
       <w:r>
         <w:drawing>
-          <wp:anchor distT="0" distB="0" distL="114300" distR="114300" simplePos="0" relativeHeight="251658240" behindDoc="1" locked="0" layoutInCell="1" allowOverlap="1">
+          <wp:anchor distT="0" distB="0" distL="114300" distR="114300" simplePos="0" relativeHeight="251659264" behindDoc="1" locked="0" layoutInCell="1" allowOverlap="1">
             <wp:simplePos x="0" y="0"/>
             <wp:positionH relativeFrom="column">
               <wp:posOffset>0</wp:posOffset>
@@ -103,7 +100,7 @@
                     </pic:cNvPicPr>
                   </pic:nvPicPr>
                   <pic:blipFill>
-                    <a:blip xmlns:r="http://schemas.openxmlformats.org/officeDocument/2006/relationships" r:embed="rId5"/>
+                    <a:blip r:embed="rId8"/>
                     <a:stretch>
                       <a:fillRect/>
                     </a:stretch>
@@ -138,7 +135,7 @@
     </w:p>
     <w:p>
       <w:pPr>
-        <w:pStyle w:val="a0"/>
+        <w:pStyle w:val="25"/>
         <w:keepNext w:val="0"/>
         <w:keepLines w:val="0"/>
         <w:pageBreakBefore w:val="0"/>
@@ -159,7 +156,7 @@
           <w:lang w:val="en-US" w:eastAsia="zh-CN"/>
         </w:rPr>
       </w:pPr>
-      <w:bookmarkStart w:id="2" w:name="_Toc19276"/>
+      <w:bookmarkStart w:id="1" w:name="_Toc3835"/>
       <w:r>
         <w:rPr>
           <w:rFonts w:hint="eastAsia"/>
@@ -167,7 +164,7 @@
         </w:rPr>
         <w:t>运维服务能力管理制度</w:t>
       </w:r>
-      <w:bookmarkEnd w:id="2"/>
+      <w:bookmarkEnd w:id="1"/>
     </w:p>
     <w:p>
       <w:pPr>
@@ -185,11 +182,11 @@
         <w:adjustRightInd w:val="0"/>
         <w:snapToGrid w:val="0"/>
         <w:spacing w:after="624" w:afterLines="200" w:line="219" w:lineRule="auto"/>
-        <w:ind w:left="0" w:right="0" w:firstLine="0" w:leftChars="0" w:rightChars="0" w:firstLineChars="0"/>
+        <w:ind w:left="0" w:leftChars="0" w:right="0" w:rightChars="0" w:firstLine="0" w:firstLineChars="0"/>
         <w:jc w:val="center"/>
         <w:textAlignment w:val="baseline"/>
         <w:rPr>
-          <w:rFonts w:ascii="宋体" w:eastAsia="宋体" w:hAnsi="宋体" w:cs="宋体" w:hint="default"/>
+          <w:rFonts w:hint="default" w:ascii="宋体" w:hAnsi="宋体" w:eastAsia="宋体" w:cs="宋体"/>
           <w:sz w:val="24"/>
           <w:szCs w:val="24"/>
           <w:lang w:val="en-US" w:eastAsia="zh-CN"/>
@@ -197,7 +194,7 @@
       </w:pPr>
       <w:r>
         <w:rPr>
-          <w:rFonts w:ascii="宋体" w:eastAsia="宋体" w:hAnsi="宋体" w:cs="宋体"/>
+          <w:rFonts w:ascii="宋体" w:hAnsi="宋体" w:eastAsia="宋体" w:cs="宋体"/>
           <w:b/>
           <w:bCs/>
           <w:spacing w:val="-3"/>
@@ -208,7 +205,7 @@
       </w:r>
       <w:r>
         <w:rPr>
-          <w:rFonts w:ascii="宋体" w:eastAsia="宋体" w:hAnsi="宋体" w:cs="宋体" w:hint="eastAsia"/>
+          <w:rFonts w:hint="eastAsia" w:ascii="宋体" w:hAnsi="宋体" w:eastAsia="宋体" w:cs="宋体"/>
           <w:b/>
           <w:bCs/>
           <w:spacing w:val="-3"/>
@@ -220,7 +217,7 @@
       </w:r>
       <w:r>
         <w:rPr>
-          <w:rFonts w:ascii="宋体" w:eastAsia="宋体" w:hAnsi="宋体" w:cs="宋体"/>
+          <w:rFonts w:ascii="宋体" w:hAnsi="宋体" w:eastAsia="宋体" w:cs="宋体"/>
           <w:b/>
           <w:bCs/>
           <w:spacing w:val="-3"/>
@@ -231,7 +228,7 @@
       </w:r>
       <w:r>
         <w:rPr>
-          <w:rFonts w:ascii="宋体" w:hAnsi="宋体" w:cs="宋体" w:hint="eastAsia"/>
+          <w:rFonts w:hint="eastAsia" w:ascii="宋体" w:hAnsi="宋体" w:cs="宋体"/>
           <w:b/>
           <w:bCs/>
           <w:spacing w:val="-3"/>
@@ -243,7 +240,7 @@
       </w:r>
       <w:r>
         <w:rPr>
-          <w:rFonts w:ascii="宋体" w:eastAsia="宋体" w:hAnsi="宋体" w:cs="宋体"/>
+          <w:rFonts w:ascii="宋体" w:hAnsi="宋体" w:eastAsia="宋体" w:cs="宋体"/>
           <w:b/>
           <w:bCs/>
           <w:spacing w:val="-3"/>
@@ -255,17 +252,18 @@
     </w:p>
     <w:tbl>
       <w:tblPr>
-        <w:tblStyle w:val="TableGrid"/>
+        <w:tblStyle w:val="21"/>
         <w:tblW w:w="0" w:type="auto"/>
         <w:jc w:val="center"/>
         <w:tblBorders>
-          <w:top w:val="nil"/>
-          <w:left w:val="nil"/>
-          <w:bottom w:val="nil"/>
-          <w:right w:val="nil"/>
-          <w:insideH w:val="nil"/>
-          <w:insideV w:val="nil"/>
+          <w:top w:val="none" w:color="auto" w:sz="0" w:space="0"/>
+          <w:left w:val="none" w:color="auto" w:sz="0" w:space="0"/>
+          <w:bottom w:val="none" w:color="auto" w:sz="0" w:space="0"/>
+          <w:right w:val="none" w:color="auto" w:sz="0" w:space="0"/>
+          <w:insideH w:val="none" w:color="auto" w:sz="0" w:space="0"/>
+          <w:insideV w:val="none" w:color="auto" w:sz="0" w:space="0"/>
         </w:tblBorders>
+        <w:tblLayout w:type="autofit"/>
         <w:tblCellMar>
           <w:top w:w="0" w:type="dxa"/>
           <w:left w:w="108" w:type="dxa"/>
@@ -279,15 +277,13 @@
       </w:tblGrid>
       <w:tr>
         <w:tblPrEx>
-          <w:tblW w:w="0" w:type="auto"/>
-          <w:jc w:val="center"/>
           <w:tblBorders>
-            <w:top w:val="nil"/>
-            <w:left w:val="nil"/>
-            <w:bottom w:val="nil"/>
-            <w:right w:val="nil"/>
-            <w:insideH w:val="nil"/>
-            <w:insideV w:val="nil"/>
+            <w:top w:val="none" w:color="auto" w:sz="0" w:space="0"/>
+            <w:left w:val="none" w:color="auto" w:sz="0" w:space="0"/>
+            <w:bottom w:val="none" w:color="auto" w:sz="0" w:space="0"/>
+            <w:right w:val="none" w:color="auto" w:sz="0" w:space="0"/>
+            <w:insideH w:val="none" w:color="auto" w:sz="0" w:space="0"/>
+            <w:insideV w:val="none" w:color="auto" w:sz="0" w:space="0"/>
           </w:tblBorders>
           <w:tblCellMar>
             <w:top w:w="0" w:type="dxa"/>
@@ -297,7 +293,7 @@
           </w:tblCellMar>
         </w:tblPrEx>
         <w:trPr>
-          <w:trHeight w:val="810"/>
+          <w:trHeight w:val="810" w:hRule="atLeast"/>
           <w:jc w:val="center"/>
         </w:trPr>
         <w:tc>
@@ -335,7 +331,7 @@
             </w:r>
             <w:r>
               <w:rPr>
-                <w:rFonts w:asciiTheme="minorAscii" w:eastAsiaTheme="minorEastAsia" w:hAnsiTheme="minorAscii" w:hint="default"/>
+                <w:rFonts w:hint="default" w:asciiTheme="minorAscii" w:hAnsiTheme="minorAscii" w:eastAsiaTheme="minorEastAsia"/>
                 <w:spacing w:val="227"/>
                 <w:sz w:val="21"/>
                 <w:vertAlign w:val="baseline"/>
@@ -389,7 +385,7 @@
             </w:r>
             <w:r>
               <w:rPr>
-                <w:rFonts w:asciiTheme="minorAscii" w:eastAsiaTheme="minorEastAsia" w:hAnsiTheme="minorAscii" w:hint="eastAsia"/>
+                <w:rFonts w:hint="eastAsia" w:asciiTheme="minorAscii" w:hAnsiTheme="minorAscii" w:eastAsiaTheme="minorEastAsia"/>
                 <w:spacing w:val="227"/>
                 <w:sz w:val="21"/>
                 <w:vertAlign w:val="baseline"/>
@@ -411,8 +407,14 @@
       </w:tr>
       <w:tr>
         <w:tblPrEx>
-          <w:tblW w:w="0" w:type="auto"/>
-          <w:jc w:val="center"/>
+          <w:tblBorders>
+            <w:top w:val="none" w:color="auto" w:sz="0" w:space="0"/>
+            <w:left w:val="none" w:color="auto" w:sz="0" w:space="0"/>
+            <w:bottom w:val="none" w:color="auto" w:sz="0" w:space="0"/>
+            <w:right w:val="none" w:color="auto" w:sz="0" w:space="0"/>
+            <w:insideH w:val="none" w:color="auto" w:sz="0" w:space="0"/>
+            <w:insideV w:val="none" w:color="auto" w:sz="0" w:space="0"/>
+          </w:tblBorders>
           <w:tblCellMar>
             <w:top w:w="0" w:type="dxa"/>
             <w:left w:w="108" w:type="dxa"/>
@@ -421,7 +423,7 @@
           </w:tblCellMar>
         </w:tblPrEx>
         <w:trPr>
-          <w:trHeight w:val="810"/>
+          <w:trHeight w:val="810" w:hRule="atLeast"/>
           <w:jc w:val="center"/>
         </w:trPr>
         <w:tc>
@@ -445,7 +447,7 @@
               <w:snapToGrid w:val="0"/>
               <w:textAlignment w:val="baseline"/>
               <w:rPr>
-                <w:rFonts w:ascii="Arial" w:eastAsia="Arial" w:hAnsi="Arial" w:cs="Arial" w:hint="default"/>
+                <w:rFonts w:hint="default" w:ascii="Arial" w:hAnsi="Arial" w:eastAsia="Arial" w:cs="Arial"/>
                 <w:snapToGrid w:val="0"/>
                 <w:color w:val="000000"/>
                 <w:kern w:val="0"/>
@@ -477,7 +479,7 @@
             </w:r>
             <w:r>
               <w:rPr>
-                <w:rFonts w:asciiTheme="minorAscii" w:eastAsiaTheme="minorEastAsia" w:hAnsiTheme="minorAscii" w:hint="default"/>
+                <w:rFonts w:hint="default" w:asciiTheme="minorAscii" w:hAnsiTheme="minorAscii" w:eastAsiaTheme="minorEastAsia"/>
                 <w:spacing w:val="227"/>
                 <w:sz w:val="21"/>
                 <w:vertAlign w:val="baseline"/>
@@ -530,7 +532,7 @@
               <w:snapToGrid w:val="0"/>
               <w:textAlignment w:val="baseline"/>
               <w:rPr>
-                <w:rFonts w:ascii="Arial" w:eastAsia="Arial" w:hAnsi="Arial" w:cs="Arial" w:hint="default"/>
+                <w:rFonts w:hint="default" w:ascii="Arial" w:hAnsi="Arial" w:eastAsia="Arial" w:cs="Arial"/>
                 <w:snapToGrid w:val="0"/>
                 <w:color w:val="000000"/>
                 <w:kern w:val="0"/>
@@ -550,7 +552,7 @@
             </w:r>
             <w:r>
               <w:rPr>
-                <w:rFonts w:asciiTheme="minorAscii" w:eastAsiaTheme="minorEastAsia" w:hAnsiTheme="minorAscii" w:hint="eastAsia"/>
+                <w:rFonts w:hint="eastAsia" w:asciiTheme="minorAscii" w:hAnsiTheme="minorAscii" w:eastAsiaTheme="minorEastAsia"/>
                 <w:spacing w:val="227"/>
                 <w:sz w:val="21"/>
                 <w:vertAlign w:val="baseline"/>
@@ -572,8 +574,14 @@
       </w:tr>
       <w:tr>
         <w:tblPrEx>
-          <w:tblW w:w="0" w:type="auto"/>
-          <w:jc w:val="center"/>
+          <w:tblBorders>
+            <w:top w:val="none" w:color="auto" w:sz="0" w:space="0"/>
+            <w:left w:val="none" w:color="auto" w:sz="0" w:space="0"/>
+            <w:bottom w:val="none" w:color="auto" w:sz="0" w:space="0"/>
+            <w:right w:val="none" w:color="auto" w:sz="0" w:space="0"/>
+            <w:insideH w:val="none" w:color="auto" w:sz="0" w:space="0"/>
+            <w:insideV w:val="none" w:color="auto" w:sz="0" w:space="0"/>
+          </w:tblBorders>
           <w:tblCellMar>
             <w:top w:w="0" w:type="dxa"/>
             <w:left w:w="108" w:type="dxa"/>
@@ -582,7 +590,7 @@
           </w:tblCellMar>
         </w:tblPrEx>
         <w:trPr>
-          <w:trHeight w:val="635"/>
+          <w:trHeight w:val="635" w:hRule="atLeast"/>
           <w:jc w:val="center"/>
         </w:trPr>
         <w:tc>
@@ -632,7 +640,7 @@
             </w:r>
             <w:r>
               <w:rPr>
-                <w:rFonts w:asciiTheme="minorAscii" w:eastAsiaTheme="minorEastAsia" w:hAnsiTheme="minorAscii" w:hint="eastAsia"/>
+                <w:rFonts w:hint="eastAsia" w:asciiTheme="minorAscii" w:hAnsiTheme="minorAscii" w:eastAsiaTheme="minorEastAsia"/>
                 <w:spacing w:val="227"/>
                 <w:sz w:val="21"/>
                 <w:vertAlign w:val="baseline"/>
@@ -685,7 +693,7 @@
             </w:r>
             <w:r>
               <w:rPr>
-                <w:rFonts w:asciiTheme="minorAscii" w:eastAsiaTheme="minorEastAsia" w:hAnsiTheme="minorAscii" w:hint="eastAsia"/>
+                <w:rFonts w:hint="eastAsia" w:asciiTheme="minorAscii" w:hAnsiTheme="minorAscii" w:eastAsiaTheme="minorEastAsia"/>
                 <w:spacing w:val="227"/>
                 <w:sz w:val="21"/>
                 <w:vertAlign w:val="baseline"/>
@@ -744,14 +752,14 @@
         <w:ind w:left="3634"/>
         <w:textAlignment w:val="baseline"/>
         <w:rPr>
-          <w:rFonts w:ascii="宋体" w:eastAsia="宋体" w:hAnsi="宋体" w:cs="宋体"/>
+          <w:rFonts w:ascii="宋体" w:hAnsi="宋体" w:eastAsia="宋体" w:cs="宋体"/>
           <w:sz w:val="31"/>
           <w:szCs w:val="31"/>
         </w:rPr>
       </w:pPr>
       <w:r>
         <w:rPr>
-          <w:rFonts w:ascii="宋体" w:eastAsia="宋体" w:hAnsi="宋体" w:cs="宋体"/>
+          <w:rFonts w:ascii="宋体" w:hAnsi="宋体" w:eastAsia="宋体" w:cs="宋体"/>
           <w:b/>
           <w:bCs/>
           <w:spacing w:val="4"/>
@@ -763,16 +771,16 @@
     </w:p>
     <w:tbl>
       <w:tblPr>
-        <w:tblStyle w:val="TableNormal0"/>
+        <w:tblStyle w:val="26"/>
         <w:tblW w:w="8214" w:type="dxa"/>
         <w:jc w:val="center"/>
         <w:tblBorders>
-          <w:top w:val="single" w:sz="2" w:space="0" w:color="000000"/>
-          <w:left w:val="single" w:sz="2" w:space="0" w:color="000000"/>
-          <w:bottom w:val="single" w:sz="2" w:space="0" w:color="000000"/>
-          <w:right w:val="single" w:sz="2" w:space="0" w:color="000000"/>
-          <w:insideH w:val="single" w:sz="2" w:space="0" w:color="000000"/>
-          <w:insideV w:val="single" w:sz="2" w:space="0" w:color="000000"/>
+          <w:top w:val="single" w:color="000000" w:sz="2" w:space="0"/>
+          <w:left w:val="single" w:color="000000" w:sz="2" w:space="0"/>
+          <w:bottom w:val="single" w:color="000000" w:sz="2" w:space="0"/>
+          <w:right w:val="single" w:color="000000" w:sz="2" w:space="0"/>
+          <w:insideH w:val="single" w:color="000000" w:sz="2" w:space="0"/>
+          <w:insideV w:val="single" w:color="000000" w:sz="2" w:space="0"/>
         </w:tblBorders>
         <w:tblLayout w:type="fixed"/>
         <w:tblCellMar>
@@ -792,17 +800,14 @@
       </w:tblGrid>
       <w:tr>
         <w:tblPrEx>
-          <w:tblW w:w="8214" w:type="dxa"/>
-          <w:jc w:val="center"/>
           <w:tblBorders>
-            <w:top w:val="single" w:sz="2" w:space="0" w:color="000000"/>
-            <w:left w:val="single" w:sz="2" w:space="0" w:color="000000"/>
-            <w:bottom w:val="single" w:sz="2" w:space="0" w:color="000000"/>
-            <w:right w:val="single" w:sz="2" w:space="0" w:color="000000"/>
-            <w:insideH w:val="single" w:sz="2" w:space="0" w:color="000000"/>
-            <w:insideV w:val="single" w:sz="2" w:space="0" w:color="000000"/>
+            <w:top w:val="single" w:color="000000" w:sz="2" w:space="0"/>
+            <w:left w:val="single" w:color="000000" w:sz="2" w:space="0"/>
+            <w:bottom w:val="single" w:color="000000" w:sz="2" w:space="0"/>
+            <w:right w:val="single" w:color="000000" w:sz="2" w:space="0"/>
+            <w:insideH w:val="single" w:color="000000" w:sz="2" w:space="0"/>
+            <w:insideV w:val="single" w:color="000000" w:sz="2" w:space="0"/>
           </w:tblBorders>
-          <w:tblLayout w:type="fixed"/>
           <w:tblCellMar>
             <w:top w:w="0" w:type="dxa"/>
             <w:left w:w="0" w:type="dxa"/>
@@ -811,7 +816,7 @@
           </w:tblCellMar>
         </w:tblPrEx>
         <w:trPr>
-          <w:trHeight w:val="593"/>
+          <w:trHeight w:val="593" w:hRule="atLeast"/>
           <w:jc w:val="center"/>
         </w:trPr>
         <w:tc>
@@ -833,18 +838,18 @@
               <w:adjustRightInd w:val="0"/>
               <w:snapToGrid w:val="0"/>
               <w:spacing w:before="176" w:line="228" w:lineRule="auto"/>
-              <w:ind w:left="0" w:right="0" w:firstLine="0" w:leftChars="0" w:rightChars="0" w:firstLineChars="0"/>
+              <w:ind w:left="0" w:leftChars="0" w:right="0" w:rightChars="0" w:firstLine="0" w:firstLineChars="0"/>
               <w:jc w:val="center"/>
               <w:textAlignment w:val="baseline"/>
               <w:rPr>
-                <w:rFonts w:ascii="宋体" w:eastAsia="宋体" w:hAnsi="宋体" w:cs="宋体"/>
+                <w:rFonts w:ascii="宋体" w:hAnsi="宋体" w:eastAsia="宋体" w:cs="宋体"/>
                 <w:sz w:val="20"/>
                 <w:szCs w:val="20"/>
               </w:rPr>
             </w:pPr>
             <w:r>
               <w:rPr>
-                <w:rFonts w:ascii="宋体" w:hAnsi="宋体" w:cs="宋体" w:hint="eastAsia"/>
+                <w:rFonts w:hint="eastAsia" w:ascii="宋体" w:hAnsi="宋体" w:cs="宋体"/>
                 <w:spacing w:val="-14"/>
                 <w:sz w:val="20"/>
                 <w:szCs w:val="20"/>
@@ -854,7 +859,7 @@
             </w:r>
             <w:r>
               <w:rPr>
-                <w:rFonts w:ascii="宋体" w:eastAsia="宋体" w:hAnsi="宋体" w:cs="宋体"/>
+                <w:rFonts w:ascii="宋体" w:hAnsi="宋体" w:eastAsia="宋体" w:cs="宋体"/>
                 <w:spacing w:val="-14"/>
                 <w:sz w:val="20"/>
                 <w:szCs w:val="20"/>
@@ -882,18 +887,18 @@
               <w:adjustRightInd w:val="0"/>
               <w:snapToGrid w:val="0"/>
               <w:spacing w:before="175" w:line="227" w:lineRule="auto"/>
-              <w:ind w:left="0" w:right="0" w:firstLine="0" w:leftChars="0" w:rightChars="0" w:firstLineChars="0"/>
+              <w:ind w:left="0" w:leftChars="0" w:right="0" w:rightChars="0" w:firstLine="0" w:firstLineChars="0"/>
               <w:jc w:val="center"/>
               <w:textAlignment w:val="baseline"/>
               <w:rPr>
-                <w:rFonts w:ascii="宋体" w:eastAsia="宋体" w:hAnsi="宋体" w:cs="宋体"/>
+                <w:rFonts w:ascii="宋体" w:hAnsi="宋体" w:eastAsia="宋体" w:cs="宋体"/>
                 <w:sz w:val="20"/>
                 <w:szCs w:val="20"/>
               </w:rPr>
             </w:pPr>
             <w:r>
               <w:rPr>
-                <w:rFonts w:ascii="宋体" w:eastAsia="宋体" w:hAnsi="宋体" w:cs="宋体"/>
+                <w:rFonts w:ascii="宋体" w:hAnsi="宋体" w:eastAsia="宋体" w:cs="宋体"/>
                 <w:spacing w:val="4"/>
                 <w:sz w:val="20"/>
                 <w:szCs w:val="20"/>
@@ -921,18 +926,18 @@
               <w:adjustRightInd w:val="0"/>
               <w:snapToGrid w:val="0"/>
               <w:spacing w:before="175" w:line="228" w:lineRule="auto"/>
-              <w:ind w:left="0" w:right="0" w:firstLine="0" w:leftChars="0" w:rightChars="0" w:firstLineChars="0"/>
+              <w:ind w:left="0" w:leftChars="0" w:right="0" w:rightChars="0" w:firstLine="0" w:firstLineChars="0"/>
               <w:jc w:val="center"/>
               <w:textAlignment w:val="baseline"/>
               <w:rPr>
-                <w:rFonts w:ascii="宋体" w:eastAsia="宋体" w:hAnsi="宋体" w:cs="宋体"/>
+                <w:rFonts w:ascii="宋体" w:hAnsi="宋体" w:eastAsia="宋体" w:cs="宋体"/>
                 <w:sz w:val="20"/>
                 <w:szCs w:val="20"/>
               </w:rPr>
             </w:pPr>
             <w:r>
               <w:rPr>
-                <w:rFonts w:ascii="宋体" w:eastAsia="宋体" w:hAnsi="宋体" w:cs="宋体"/>
+                <w:rFonts w:ascii="宋体" w:hAnsi="宋体" w:eastAsia="宋体" w:cs="宋体"/>
                 <w:spacing w:val="7"/>
                 <w:sz w:val="20"/>
                 <w:szCs w:val="20"/>
@@ -960,11 +965,11 @@
               <w:adjustRightInd w:val="0"/>
               <w:snapToGrid w:val="0"/>
               <w:spacing w:before="175" w:line="228" w:lineRule="auto"/>
-              <w:ind w:left="0" w:right="0" w:firstLine="0" w:leftChars="0" w:rightChars="0" w:firstLineChars="0"/>
+              <w:ind w:left="0" w:leftChars="0" w:right="0" w:rightChars="0" w:firstLine="0" w:firstLineChars="0"/>
               <w:jc w:val="center"/>
               <w:textAlignment w:val="baseline"/>
               <w:rPr>
-                <w:rFonts w:ascii="宋体" w:eastAsia="宋体" w:hAnsi="宋体" w:cs="宋体" w:hint="eastAsia"/>
+                <w:rFonts w:hint="eastAsia" w:ascii="宋体" w:hAnsi="宋体" w:eastAsia="宋体" w:cs="宋体"/>
                 <w:spacing w:val="7"/>
                 <w:sz w:val="20"/>
                 <w:szCs w:val="20"/>
@@ -973,7 +978,7 @@
             </w:pPr>
             <w:r>
               <w:rPr>
-                <w:rFonts w:ascii="宋体" w:hAnsi="宋体" w:cs="宋体" w:hint="eastAsia"/>
+                <w:rFonts w:hint="eastAsia" w:ascii="宋体" w:hAnsi="宋体" w:cs="宋体"/>
                 <w:spacing w:val="7"/>
                 <w:sz w:val="20"/>
                 <w:szCs w:val="20"/>
@@ -1002,11 +1007,11 @@
               <w:adjustRightInd w:val="0"/>
               <w:snapToGrid w:val="0"/>
               <w:spacing w:before="175" w:line="228" w:lineRule="auto"/>
-              <w:ind w:left="0" w:right="0" w:firstLine="0" w:leftChars="0" w:rightChars="0" w:firstLineChars="0"/>
+              <w:ind w:left="0" w:leftChars="0" w:right="0" w:rightChars="0" w:firstLine="0" w:firstLineChars="0"/>
               <w:jc w:val="center"/>
               <w:textAlignment w:val="baseline"/>
               <w:rPr>
-                <w:rFonts w:ascii="宋体" w:hAnsi="宋体" w:cs="宋体" w:hint="default"/>
+                <w:rFonts w:hint="default" w:ascii="宋体" w:hAnsi="宋体" w:cs="宋体"/>
                 <w:spacing w:val="7"/>
                 <w:sz w:val="20"/>
                 <w:szCs w:val="20"/>
@@ -1015,7 +1020,7 @@
             </w:pPr>
             <w:r>
               <w:rPr>
-                <w:rFonts w:ascii="宋体" w:hAnsi="宋体" w:cs="宋体" w:hint="eastAsia"/>
+                <w:rFonts w:hint="eastAsia" w:ascii="宋体" w:hAnsi="宋体" w:cs="宋体"/>
                 <w:spacing w:val="7"/>
                 <w:sz w:val="20"/>
                 <w:szCs w:val="20"/>
@@ -1044,18 +1049,18 @@
               <w:adjustRightInd w:val="0"/>
               <w:snapToGrid w:val="0"/>
               <w:spacing w:before="176" w:line="229" w:lineRule="auto"/>
-              <w:ind w:left="0" w:right="0" w:firstLine="0" w:leftChars="0" w:rightChars="0" w:firstLineChars="0"/>
+              <w:ind w:left="0" w:leftChars="0" w:right="0" w:rightChars="0" w:firstLine="0" w:firstLineChars="0"/>
               <w:jc w:val="center"/>
               <w:textAlignment w:val="baseline"/>
               <w:rPr>
-                <w:rFonts w:ascii="宋体" w:eastAsia="宋体" w:hAnsi="宋体" w:cs="宋体"/>
+                <w:rFonts w:ascii="宋体" w:hAnsi="宋体" w:eastAsia="宋体" w:cs="宋体"/>
                 <w:sz w:val="20"/>
                 <w:szCs w:val="20"/>
               </w:rPr>
             </w:pPr>
             <w:r>
               <w:rPr>
-                <w:rFonts w:ascii="宋体" w:eastAsia="宋体" w:hAnsi="宋体" w:cs="宋体"/>
+                <w:rFonts w:ascii="宋体" w:hAnsi="宋体" w:eastAsia="宋体" w:cs="宋体"/>
                 <w:spacing w:val="7"/>
                 <w:sz w:val="20"/>
                 <w:szCs w:val="20"/>
@@ -1067,9 +1072,14 @@
       </w:tr>
       <w:tr>
         <w:tblPrEx>
-          <w:tblW w:w="8214" w:type="dxa"/>
-          <w:jc w:val="center"/>
-          <w:tblLayout w:type="fixed"/>
+          <w:tblBorders>
+            <w:top w:val="single" w:color="000000" w:sz="2" w:space="0"/>
+            <w:left w:val="single" w:color="000000" w:sz="2" w:space="0"/>
+            <w:bottom w:val="single" w:color="000000" w:sz="2" w:space="0"/>
+            <w:right w:val="single" w:color="000000" w:sz="2" w:space="0"/>
+            <w:insideH w:val="single" w:color="000000" w:sz="2" w:space="0"/>
+            <w:insideV w:val="single" w:color="000000" w:sz="2" w:space="0"/>
+          </w:tblBorders>
           <w:tblCellMar>
             <w:top w:w="0" w:type="dxa"/>
             <w:left w:w="0" w:type="dxa"/>
@@ -1078,7 +1088,7 @@
           </w:tblCellMar>
         </w:tblPrEx>
         <w:trPr>
-          <w:trHeight w:val="516"/>
+          <w:trHeight w:val="516" w:hRule="atLeast"/>
           <w:jc w:val="center"/>
         </w:trPr>
         <w:tc>
@@ -1100,11 +1110,11 @@
               <w:adjustRightInd w:val="0"/>
               <w:snapToGrid w:val="0"/>
               <w:spacing w:before="173" w:line="267" w:lineRule="exact"/>
-              <w:ind w:left="0" w:right="0" w:firstLine="0" w:leftChars="0" w:rightChars="0" w:firstLineChars="0"/>
+              <w:ind w:left="0" w:leftChars="0" w:right="0" w:rightChars="0" w:firstLine="0" w:firstLineChars="0"/>
               <w:jc w:val="center"/>
               <w:textAlignment w:val="baseline"/>
               <w:rPr>
-                <w:rFonts w:ascii="宋体" w:eastAsia="宋体" w:hAnsi="宋体" w:cs="宋体" w:hint="default"/>
+                <w:rFonts w:hint="default" w:ascii="宋体" w:hAnsi="宋体" w:eastAsia="宋体" w:cs="宋体"/>
                 <w:sz w:val="20"/>
                 <w:szCs w:val="20"/>
                 <w:lang w:val="en-US"/>
@@ -1112,7 +1122,7 @@
             </w:pPr>
             <w:r>
               <w:rPr>
-                <w:rFonts w:ascii="宋体" w:eastAsia="宋体" w:hAnsi="宋体" w:cs="宋体"/>
+                <w:rFonts w:ascii="宋体" w:hAnsi="宋体" w:eastAsia="宋体" w:cs="宋体"/>
                 <w:spacing w:val="3"/>
                 <w:position w:val="1"/>
                 <w:sz w:val="20"/>
@@ -1122,7 +1132,7 @@
             </w:r>
             <w:r>
               <w:rPr>
-                <w:rFonts w:ascii="宋体" w:hAnsi="宋体" w:cs="宋体" w:hint="eastAsia"/>
+                <w:rFonts w:hint="eastAsia" w:ascii="宋体" w:hAnsi="宋体" w:cs="宋体"/>
                 <w:spacing w:val="3"/>
                 <w:position w:val="1"/>
                 <w:sz w:val="20"/>
@@ -1152,18 +1162,18 @@
               <w:adjustRightInd w:val="0"/>
               <w:snapToGrid w:val="0"/>
               <w:spacing w:before="173" w:line="267" w:lineRule="exact"/>
-              <w:ind w:left="0" w:right="0" w:firstLine="0" w:leftChars="0" w:rightChars="0" w:firstLineChars="0"/>
+              <w:ind w:left="0" w:leftChars="0" w:right="0" w:rightChars="0" w:firstLine="0" w:firstLineChars="0"/>
               <w:jc w:val="center"/>
               <w:textAlignment w:val="baseline"/>
               <w:rPr>
-                <w:rFonts w:ascii="宋体" w:eastAsia="宋体" w:hAnsi="宋体" w:cs="宋体"/>
+                <w:rFonts w:ascii="宋体" w:hAnsi="宋体" w:eastAsia="宋体" w:cs="宋体"/>
                 <w:sz w:val="20"/>
                 <w:szCs w:val="20"/>
               </w:rPr>
             </w:pPr>
             <w:r>
               <w:rPr>
-                <w:rFonts w:ascii="宋体" w:eastAsia="宋体" w:hAnsi="宋体" w:cs="宋体"/>
+                <w:rFonts w:ascii="宋体" w:hAnsi="宋体" w:eastAsia="宋体" w:cs="宋体"/>
                 <w:spacing w:val="4"/>
                 <w:position w:val="1"/>
                 <w:sz w:val="20"/>
@@ -1192,18 +1202,18 @@
               <w:adjustRightInd w:val="0"/>
               <w:snapToGrid w:val="0"/>
               <w:spacing w:before="172" w:line="228" w:lineRule="auto"/>
-              <w:ind w:left="0" w:right="0" w:firstLine="0" w:leftChars="0" w:rightChars="0" w:firstLineChars="0"/>
+              <w:ind w:left="0" w:leftChars="0" w:right="0" w:rightChars="0" w:firstLine="0" w:firstLineChars="0"/>
               <w:jc w:val="center"/>
               <w:textAlignment w:val="baseline"/>
               <w:rPr>
-                <w:rFonts w:ascii="宋体" w:eastAsia="宋体" w:hAnsi="宋体" w:cs="宋体"/>
+                <w:rFonts w:ascii="宋体" w:hAnsi="宋体" w:eastAsia="宋体" w:cs="宋体"/>
                 <w:sz w:val="20"/>
                 <w:szCs w:val="20"/>
               </w:rPr>
             </w:pPr>
             <w:r>
               <w:rPr>
-                <w:rFonts w:ascii="宋体" w:eastAsia="宋体" w:hAnsi="宋体" w:cs="宋体"/>
+                <w:rFonts w:ascii="宋体" w:hAnsi="宋体" w:eastAsia="宋体" w:cs="宋体"/>
                 <w:spacing w:val="200"/>
                 <w:kern w:val="0"/>
                 <w:sz w:val="20"/>
@@ -1213,7 +1223,7 @@
             </w:r>
             <w:r>
               <w:rPr>
-                <w:rFonts w:ascii="宋体" w:eastAsia="宋体" w:hAnsi="宋体" w:cs="宋体"/>
+                <w:rFonts w:ascii="宋体" w:hAnsi="宋体" w:eastAsia="宋体" w:cs="宋体"/>
                 <w:spacing w:val="0"/>
                 <w:kern w:val="0"/>
                 <w:sz w:val="20"/>
@@ -1242,11 +1252,11 @@
               <w:adjustRightInd w:val="0"/>
               <w:snapToGrid w:val="0"/>
               <w:spacing w:before="173" w:line="229" w:lineRule="auto"/>
-              <w:ind w:left="0" w:right="0" w:firstLine="0" w:leftChars="0" w:rightChars="0" w:firstLineChars="0"/>
+              <w:ind w:left="0" w:leftChars="0" w:right="0" w:rightChars="0" w:firstLine="0" w:firstLineChars="0"/>
               <w:jc w:val="center"/>
               <w:textAlignment w:val="baseline"/>
               <w:rPr>
-                <w:rFonts w:ascii="宋体" w:eastAsia="宋体" w:hAnsi="宋体" w:cs="宋体"/>
+                <w:rFonts w:ascii="宋体" w:hAnsi="宋体" w:eastAsia="宋体" w:cs="宋体"/>
                 <w:spacing w:val="200"/>
                 <w:kern w:val="0"/>
                 <w:sz w:val="20"/>
@@ -1255,7 +1265,7 @@
             </w:pPr>
             <w:r>
               <w:rPr>
-                <w:rFonts w:asciiTheme="minorAscii" w:eastAsiaTheme="minorEastAsia" w:hAnsiTheme="minorAscii" w:hint="eastAsia"/>
+                <w:rFonts w:hint="eastAsia" w:asciiTheme="minorAscii" w:hAnsiTheme="minorAscii" w:eastAsiaTheme="minorEastAsia"/>
                 <w:spacing w:val="0"/>
                 <w:kern w:val="0"/>
                 <w:sz w:val="21"/>
@@ -1285,11 +1295,11 @@
               <w:adjustRightInd w:val="0"/>
               <w:snapToGrid w:val="0"/>
               <w:spacing w:before="172" w:line="228" w:lineRule="auto"/>
-              <w:ind w:left="0" w:right="0" w:firstLine="0" w:leftChars="0" w:rightChars="0" w:firstLineChars="0"/>
+              <w:ind w:left="0" w:leftChars="0" w:right="0" w:rightChars="0" w:firstLine="0" w:firstLineChars="0"/>
               <w:jc w:val="center"/>
               <w:textAlignment w:val="baseline"/>
               <w:rPr>
-                <w:rFonts w:ascii="宋体" w:eastAsia="宋体" w:hAnsi="宋体" w:cs="宋体"/>
+                <w:rFonts w:ascii="宋体" w:hAnsi="宋体" w:eastAsia="宋体" w:cs="宋体"/>
                 <w:spacing w:val="200"/>
                 <w:kern w:val="0"/>
                 <w:sz w:val="20"/>
@@ -1298,7 +1308,7 @@
             </w:pPr>
             <w:r>
               <w:rPr>
-                <w:rFonts w:ascii="宋体" w:eastAsia="宋体" w:hAnsi="宋体" w:cs="宋体" w:hint="eastAsia"/>
+                <w:rFonts w:hint="eastAsia" w:ascii="宋体" w:hAnsi="宋体" w:eastAsia="宋体" w:cs="宋体"/>
                 <w:spacing w:val="200"/>
                 <w:kern w:val="0"/>
                 <w:sz w:val="20"/>
@@ -1308,7 +1318,7 @@
             </w:r>
             <w:r>
               <w:rPr>
-                <w:rFonts w:asciiTheme="minorAscii" w:eastAsiaTheme="minorEastAsia" w:hAnsiTheme="minorAscii" w:hint="eastAsia"/>
+                <w:rFonts w:hint="eastAsia" w:asciiTheme="minorAscii" w:hAnsiTheme="minorAscii" w:eastAsiaTheme="minorEastAsia"/>
                 <w:spacing w:val="0"/>
                 <w:kern w:val="0"/>
                 <w:sz w:val="21"/>
@@ -1338,18 +1348,18 @@
               <w:adjustRightInd w:val="0"/>
               <w:snapToGrid w:val="0"/>
               <w:spacing w:before="173" w:line="229" w:lineRule="auto"/>
-              <w:ind w:left="0" w:right="0" w:firstLine="0" w:leftChars="0" w:rightChars="0" w:firstLineChars="0"/>
+              <w:ind w:left="0" w:leftChars="0" w:right="0" w:rightChars="0" w:firstLine="0" w:firstLineChars="0"/>
               <w:jc w:val="center"/>
               <w:textAlignment w:val="baseline"/>
               <w:rPr>
-                <w:rFonts w:ascii="宋体" w:eastAsia="宋体" w:hAnsi="宋体" w:cs="宋体"/>
+                <w:rFonts w:ascii="宋体" w:hAnsi="宋体" w:eastAsia="宋体" w:cs="宋体"/>
                 <w:sz w:val="20"/>
                 <w:szCs w:val="20"/>
               </w:rPr>
             </w:pPr>
             <w:r>
               <w:rPr>
-                <w:rFonts w:asciiTheme="minorAscii" w:eastAsiaTheme="minorEastAsia" w:hAnsiTheme="minorAscii" w:hint="eastAsia"/>
+                <w:rFonts w:hint="eastAsia" w:asciiTheme="minorAscii" w:hAnsiTheme="minorAscii" w:eastAsiaTheme="minorEastAsia"/>
                 <w:spacing w:val="0"/>
                 <w:kern w:val="0"/>
                 <w:sz w:val="21"/>
@@ -1363,9 +1373,14 @@
       </w:tr>
       <w:tr>
         <w:tblPrEx>
-          <w:tblW w:w="8214" w:type="dxa"/>
-          <w:jc w:val="center"/>
-          <w:tblLayout w:type="fixed"/>
+          <w:tblBorders>
+            <w:top w:val="single" w:color="000000" w:sz="2" w:space="0"/>
+            <w:left w:val="single" w:color="000000" w:sz="2" w:space="0"/>
+            <w:bottom w:val="single" w:color="000000" w:sz="2" w:space="0"/>
+            <w:right w:val="single" w:color="000000" w:sz="2" w:space="0"/>
+            <w:insideH w:val="single" w:color="000000" w:sz="2" w:space="0"/>
+            <w:insideV w:val="single" w:color="000000" w:sz="2" w:space="0"/>
+          </w:tblBorders>
           <w:tblCellMar>
             <w:top w:w="0" w:type="dxa"/>
             <w:left w:w="0" w:type="dxa"/>
@@ -1374,7 +1389,7 @@
           </w:tblCellMar>
         </w:tblPrEx>
         <w:trPr>
-          <w:trHeight w:val="556"/>
+          <w:trHeight w:val="556" w:hRule="atLeast"/>
           <w:jc w:val="center"/>
         </w:trPr>
         <w:tc>
@@ -1383,7 +1398,7 @@
           </w:tcPr>
           <w:p>
             <w:pPr>
-              <w:pStyle w:val="TableText"/>
+              <w:pStyle w:val="27"/>
               <w:keepNext w:val="0"/>
               <w:keepLines w:val="0"/>
               <w:pageBreakBefore w:val="0"/>
@@ -1396,7 +1411,7 @@
               <w:bidi w:val="0"/>
               <w:adjustRightInd w:val="0"/>
               <w:snapToGrid w:val="0"/>
-              <w:ind w:left="0" w:right="0" w:firstLine="0" w:leftChars="0" w:rightChars="0" w:firstLineChars="0"/>
+              <w:ind w:left="0" w:leftChars="0" w:right="0" w:rightChars="0" w:firstLine="0" w:firstLineChars="0"/>
               <w:jc w:val="center"/>
               <w:textAlignment w:val="baseline"/>
             </w:pPr>
@@ -1408,7 +1423,7 @@
           </w:tcPr>
           <w:p>
             <w:pPr>
-              <w:pStyle w:val="TableText"/>
+              <w:pStyle w:val="27"/>
               <w:keepNext w:val="0"/>
               <w:keepLines w:val="0"/>
               <w:pageBreakBefore w:val="0"/>
@@ -1421,7 +1436,7 @@
               <w:bidi w:val="0"/>
               <w:adjustRightInd w:val="0"/>
               <w:snapToGrid w:val="0"/>
-              <w:ind w:left="0" w:right="0" w:firstLine="0" w:leftChars="0" w:rightChars="0" w:firstLineChars="0"/>
+              <w:ind w:left="0" w:leftChars="0" w:right="0" w:rightChars="0" w:firstLine="0" w:firstLineChars="0"/>
               <w:jc w:val="center"/>
               <w:textAlignment w:val="baseline"/>
             </w:pPr>
@@ -1433,7 +1448,7 @@
           </w:tcPr>
           <w:p>
             <w:pPr>
-              <w:pStyle w:val="TableText"/>
+              <w:pStyle w:val="27"/>
               <w:keepNext w:val="0"/>
               <w:keepLines w:val="0"/>
               <w:pageBreakBefore w:val="0"/>
@@ -1446,7 +1461,7 @@
               <w:bidi w:val="0"/>
               <w:adjustRightInd w:val="0"/>
               <w:snapToGrid w:val="0"/>
-              <w:ind w:left="0" w:right="0" w:firstLine="0" w:leftChars="0" w:rightChars="0" w:firstLineChars="0"/>
+              <w:ind w:left="0" w:leftChars="0" w:right="0" w:rightChars="0" w:firstLine="0" w:firstLineChars="0"/>
               <w:jc w:val="center"/>
               <w:textAlignment w:val="baseline"/>
             </w:pPr>
@@ -1458,7 +1473,7 @@
           </w:tcPr>
           <w:p>
             <w:pPr>
-              <w:pStyle w:val="TableText"/>
+              <w:pStyle w:val="27"/>
               <w:keepNext w:val="0"/>
               <w:keepLines w:val="0"/>
               <w:pageBreakBefore w:val="0"/>
@@ -1471,7 +1486,7 @@
               <w:bidi w:val="0"/>
               <w:adjustRightInd w:val="0"/>
               <w:snapToGrid w:val="0"/>
-              <w:ind w:left="0" w:right="0" w:firstLine="0" w:leftChars="0" w:rightChars="0" w:firstLineChars="0"/>
+              <w:ind w:left="0" w:leftChars="0" w:right="0" w:rightChars="0" w:firstLine="0" w:firstLineChars="0"/>
               <w:jc w:val="center"/>
               <w:textAlignment w:val="baseline"/>
             </w:pPr>
@@ -1483,7 +1498,7 @@
           </w:tcPr>
           <w:p>
             <w:pPr>
-              <w:pStyle w:val="TableText"/>
+              <w:pStyle w:val="27"/>
               <w:keepNext w:val="0"/>
               <w:keepLines w:val="0"/>
               <w:pageBreakBefore w:val="0"/>
@@ -1496,7 +1511,7 @@
               <w:bidi w:val="0"/>
               <w:adjustRightInd w:val="0"/>
               <w:snapToGrid w:val="0"/>
-              <w:ind w:left="0" w:right="0" w:firstLine="0" w:leftChars="0" w:rightChars="0" w:firstLineChars="0"/>
+              <w:ind w:left="0" w:leftChars="0" w:right="0" w:rightChars="0" w:firstLine="0" w:firstLineChars="0"/>
               <w:jc w:val="center"/>
               <w:textAlignment w:val="baseline"/>
             </w:pPr>
@@ -1508,7 +1523,7 @@
           </w:tcPr>
           <w:p>
             <w:pPr>
-              <w:pStyle w:val="TableText"/>
+              <w:pStyle w:val="27"/>
               <w:keepNext w:val="0"/>
               <w:keepLines w:val="0"/>
               <w:pageBreakBefore w:val="0"/>
@@ -1521,7 +1536,7 @@
               <w:bidi w:val="0"/>
               <w:adjustRightInd w:val="0"/>
               <w:snapToGrid w:val="0"/>
-              <w:ind w:left="0" w:right="0" w:firstLine="0" w:leftChars="0" w:rightChars="0" w:firstLineChars="0"/>
+              <w:ind w:left="0" w:leftChars="0" w:right="0" w:rightChars="0" w:firstLine="0" w:firstLineChars="0"/>
               <w:jc w:val="center"/>
               <w:textAlignment w:val="baseline"/>
             </w:pPr>
@@ -1530,9 +1545,14 @@
       </w:tr>
       <w:tr>
         <w:tblPrEx>
-          <w:tblW w:w="8214" w:type="dxa"/>
-          <w:jc w:val="center"/>
-          <w:tblLayout w:type="fixed"/>
+          <w:tblBorders>
+            <w:top w:val="single" w:color="000000" w:sz="2" w:space="0"/>
+            <w:left w:val="single" w:color="000000" w:sz="2" w:space="0"/>
+            <w:bottom w:val="single" w:color="000000" w:sz="2" w:space="0"/>
+            <w:right w:val="single" w:color="000000" w:sz="2" w:space="0"/>
+            <w:insideH w:val="single" w:color="000000" w:sz="2" w:space="0"/>
+            <w:insideV w:val="single" w:color="000000" w:sz="2" w:space="0"/>
+          </w:tblBorders>
           <w:tblCellMar>
             <w:top w:w="0" w:type="dxa"/>
             <w:left w:w="0" w:type="dxa"/>
@@ -1541,7 +1561,7 @@
           </w:tblCellMar>
         </w:tblPrEx>
         <w:trPr>
-          <w:trHeight w:val="556"/>
+          <w:trHeight w:val="556" w:hRule="atLeast"/>
           <w:jc w:val="center"/>
         </w:trPr>
         <w:tc>
@@ -1550,7 +1570,7 @@
           </w:tcPr>
           <w:p>
             <w:pPr>
-              <w:pStyle w:val="TableText"/>
+              <w:pStyle w:val="27"/>
               <w:keepNext w:val="0"/>
               <w:keepLines w:val="0"/>
               <w:pageBreakBefore w:val="0"/>
@@ -1563,7 +1583,7 @@
               <w:bidi w:val="0"/>
               <w:adjustRightInd w:val="0"/>
               <w:snapToGrid w:val="0"/>
-              <w:ind w:left="0" w:right="0" w:firstLine="0" w:leftChars="0" w:rightChars="0" w:firstLineChars="0"/>
+              <w:ind w:left="0" w:leftChars="0" w:right="0" w:rightChars="0" w:firstLine="0" w:firstLineChars="0"/>
               <w:jc w:val="center"/>
               <w:textAlignment w:val="baseline"/>
             </w:pPr>
@@ -1575,7 +1595,7 @@
           </w:tcPr>
           <w:p>
             <w:pPr>
-              <w:pStyle w:val="TableText"/>
+              <w:pStyle w:val="27"/>
               <w:keepNext w:val="0"/>
               <w:keepLines w:val="0"/>
               <w:pageBreakBefore w:val="0"/>
@@ -1588,7 +1608,7 @@
               <w:bidi w:val="0"/>
               <w:adjustRightInd w:val="0"/>
               <w:snapToGrid w:val="0"/>
-              <w:ind w:left="0" w:right="0" w:firstLine="0" w:leftChars="0" w:rightChars="0" w:firstLineChars="0"/>
+              <w:ind w:left="0" w:leftChars="0" w:right="0" w:rightChars="0" w:firstLine="0" w:firstLineChars="0"/>
               <w:jc w:val="center"/>
               <w:textAlignment w:val="baseline"/>
             </w:pPr>
@@ -1600,7 +1620,7 @@
           </w:tcPr>
           <w:p>
             <w:pPr>
-              <w:pStyle w:val="TableText"/>
+              <w:pStyle w:val="27"/>
               <w:keepNext w:val="0"/>
               <w:keepLines w:val="0"/>
               <w:pageBreakBefore w:val="0"/>
@@ -1613,7 +1633,7 @@
               <w:bidi w:val="0"/>
               <w:adjustRightInd w:val="0"/>
               <w:snapToGrid w:val="0"/>
-              <w:ind w:left="0" w:right="0" w:firstLine="0" w:leftChars="0" w:rightChars="0" w:firstLineChars="0"/>
+              <w:ind w:left="0" w:leftChars="0" w:right="0" w:rightChars="0" w:firstLine="0" w:firstLineChars="0"/>
               <w:jc w:val="center"/>
               <w:textAlignment w:val="baseline"/>
             </w:pPr>
@@ -1625,7 +1645,7 @@
           </w:tcPr>
           <w:p>
             <w:pPr>
-              <w:pStyle w:val="TableText"/>
+              <w:pStyle w:val="27"/>
               <w:keepNext w:val="0"/>
               <w:keepLines w:val="0"/>
               <w:pageBreakBefore w:val="0"/>
@@ -1638,7 +1658,7 @@
               <w:bidi w:val="0"/>
               <w:adjustRightInd w:val="0"/>
               <w:snapToGrid w:val="0"/>
-              <w:ind w:left="0" w:right="0" w:firstLine="0" w:leftChars="0" w:rightChars="0" w:firstLineChars="0"/>
+              <w:ind w:left="0" w:leftChars="0" w:right="0" w:rightChars="0" w:firstLine="0" w:firstLineChars="0"/>
               <w:jc w:val="center"/>
               <w:textAlignment w:val="baseline"/>
             </w:pPr>
@@ -1650,7 +1670,7 @@
           </w:tcPr>
           <w:p>
             <w:pPr>
-              <w:pStyle w:val="TableText"/>
+              <w:pStyle w:val="27"/>
               <w:keepNext w:val="0"/>
               <w:keepLines w:val="0"/>
               <w:pageBreakBefore w:val="0"/>
@@ -1663,7 +1683,7 @@
               <w:bidi w:val="0"/>
               <w:adjustRightInd w:val="0"/>
               <w:snapToGrid w:val="0"/>
-              <w:ind w:left="0" w:right="0" w:firstLine="0" w:leftChars="0" w:rightChars="0" w:firstLineChars="0"/>
+              <w:ind w:left="0" w:leftChars="0" w:right="0" w:rightChars="0" w:firstLine="0" w:firstLineChars="0"/>
               <w:jc w:val="center"/>
               <w:textAlignment w:val="baseline"/>
             </w:pPr>
@@ -1675,7 +1695,7 @@
           </w:tcPr>
           <w:p>
             <w:pPr>
-              <w:pStyle w:val="TableText"/>
+              <w:pStyle w:val="27"/>
               <w:keepNext w:val="0"/>
               <w:keepLines w:val="0"/>
               <w:pageBreakBefore w:val="0"/>
@@ -1688,7 +1708,7 @@
               <w:bidi w:val="0"/>
               <w:adjustRightInd w:val="0"/>
               <w:snapToGrid w:val="0"/>
-              <w:ind w:left="0" w:right="0" w:firstLine="0" w:leftChars="0" w:rightChars="0" w:firstLineChars="0"/>
+              <w:ind w:left="0" w:leftChars="0" w:right="0" w:rightChars="0" w:firstLine="0" w:firstLineChars="0"/>
               <w:jc w:val="center"/>
               <w:textAlignment w:val="baseline"/>
             </w:pPr>
@@ -1697,9 +1717,14 @@
       </w:tr>
       <w:tr>
         <w:tblPrEx>
-          <w:tblW w:w="8214" w:type="dxa"/>
-          <w:jc w:val="center"/>
-          <w:tblLayout w:type="fixed"/>
+          <w:tblBorders>
+            <w:top w:val="single" w:color="000000" w:sz="2" w:space="0"/>
+            <w:left w:val="single" w:color="000000" w:sz="2" w:space="0"/>
+            <w:bottom w:val="single" w:color="000000" w:sz="2" w:space="0"/>
+            <w:right w:val="single" w:color="000000" w:sz="2" w:space="0"/>
+            <w:insideH w:val="single" w:color="000000" w:sz="2" w:space="0"/>
+            <w:insideV w:val="single" w:color="000000" w:sz="2" w:space="0"/>
+          </w:tblBorders>
           <w:tblCellMar>
             <w:top w:w="0" w:type="dxa"/>
             <w:left w:w="0" w:type="dxa"/>
@@ -1708,7 +1733,7 @@
           </w:tblCellMar>
         </w:tblPrEx>
         <w:trPr>
-          <w:trHeight w:val="557"/>
+          <w:trHeight w:val="557" w:hRule="atLeast"/>
           <w:jc w:val="center"/>
         </w:trPr>
         <w:tc>
@@ -1717,7 +1742,7 @@
           </w:tcPr>
           <w:p>
             <w:pPr>
-              <w:pStyle w:val="TableText"/>
+              <w:pStyle w:val="27"/>
               <w:keepNext w:val="0"/>
               <w:keepLines w:val="0"/>
               <w:pageBreakBefore w:val="0"/>
@@ -1730,7 +1755,7 @@
               <w:bidi w:val="0"/>
               <w:adjustRightInd w:val="0"/>
               <w:snapToGrid w:val="0"/>
-              <w:ind w:left="0" w:right="0" w:firstLine="0" w:leftChars="0" w:rightChars="0" w:firstLineChars="0"/>
+              <w:ind w:left="0" w:leftChars="0" w:right="0" w:rightChars="0" w:firstLine="0" w:firstLineChars="0"/>
               <w:jc w:val="center"/>
               <w:textAlignment w:val="baseline"/>
             </w:pPr>
@@ -1742,7 +1767,7 @@
           </w:tcPr>
           <w:p>
             <w:pPr>
-              <w:pStyle w:val="TableText"/>
+              <w:pStyle w:val="27"/>
               <w:keepNext w:val="0"/>
               <w:keepLines w:val="0"/>
               <w:pageBreakBefore w:val="0"/>
@@ -1755,7 +1780,7 @@
               <w:bidi w:val="0"/>
               <w:adjustRightInd w:val="0"/>
               <w:snapToGrid w:val="0"/>
-              <w:ind w:left="0" w:right="0" w:firstLine="0" w:leftChars="0" w:rightChars="0" w:firstLineChars="0"/>
+              <w:ind w:left="0" w:leftChars="0" w:right="0" w:rightChars="0" w:firstLine="0" w:firstLineChars="0"/>
               <w:jc w:val="center"/>
               <w:textAlignment w:val="baseline"/>
             </w:pPr>
@@ -1767,7 +1792,7 @@
           </w:tcPr>
           <w:p>
             <w:pPr>
-              <w:pStyle w:val="TableText"/>
+              <w:pStyle w:val="27"/>
               <w:keepNext w:val="0"/>
               <w:keepLines w:val="0"/>
               <w:pageBreakBefore w:val="0"/>
@@ -1780,7 +1805,7 @@
               <w:bidi w:val="0"/>
               <w:adjustRightInd w:val="0"/>
               <w:snapToGrid w:val="0"/>
-              <w:ind w:left="0" w:right="0" w:firstLine="0" w:leftChars="0" w:rightChars="0" w:firstLineChars="0"/>
+              <w:ind w:left="0" w:leftChars="0" w:right="0" w:rightChars="0" w:firstLine="0" w:firstLineChars="0"/>
               <w:jc w:val="center"/>
               <w:textAlignment w:val="baseline"/>
             </w:pPr>
@@ -1792,7 +1817,7 @@
           </w:tcPr>
           <w:p>
             <w:pPr>
-              <w:pStyle w:val="TableText"/>
+              <w:pStyle w:val="27"/>
               <w:keepNext w:val="0"/>
               <w:keepLines w:val="0"/>
               <w:pageBreakBefore w:val="0"/>
@@ -1805,7 +1830,7 @@
               <w:bidi w:val="0"/>
               <w:adjustRightInd w:val="0"/>
               <w:snapToGrid w:val="0"/>
-              <w:ind w:left="0" w:right="0" w:firstLine="0" w:leftChars="0" w:rightChars="0" w:firstLineChars="0"/>
+              <w:ind w:left="0" w:leftChars="0" w:right="0" w:rightChars="0" w:firstLine="0" w:firstLineChars="0"/>
               <w:jc w:val="center"/>
               <w:textAlignment w:val="baseline"/>
             </w:pPr>
@@ -1817,7 +1842,7 @@
           </w:tcPr>
           <w:p>
             <w:pPr>
-              <w:pStyle w:val="TableText"/>
+              <w:pStyle w:val="27"/>
               <w:keepNext w:val="0"/>
               <w:keepLines w:val="0"/>
               <w:pageBreakBefore w:val="0"/>
@@ -1830,7 +1855,7 @@
               <w:bidi w:val="0"/>
               <w:adjustRightInd w:val="0"/>
               <w:snapToGrid w:val="0"/>
-              <w:ind w:left="0" w:right="0" w:firstLine="0" w:leftChars="0" w:rightChars="0" w:firstLineChars="0"/>
+              <w:ind w:left="0" w:leftChars="0" w:right="0" w:rightChars="0" w:firstLine="0" w:firstLineChars="0"/>
               <w:jc w:val="center"/>
               <w:textAlignment w:val="baseline"/>
             </w:pPr>
@@ -1842,7 +1867,7 @@
           </w:tcPr>
           <w:p>
             <w:pPr>
-              <w:pStyle w:val="TableText"/>
+              <w:pStyle w:val="27"/>
               <w:keepNext w:val="0"/>
               <w:keepLines w:val="0"/>
               <w:pageBreakBefore w:val="0"/>
@@ -1855,7 +1880,7 @@
               <w:bidi w:val="0"/>
               <w:adjustRightInd w:val="0"/>
               <w:snapToGrid w:val="0"/>
-              <w:ind w:left="0" w:right="0" w:firstLine="0" w:leftChars="0" w:rightChars="0" w:firstLineChars="0"/>
+              <w:ind w:left="0" w:leftChars="0" w:right="0" w:rightChars="0" w:firstLine="0" w:firstLineChars="0"/>
               <w:jc w:val="center"/>
               <w:textAlignment w:val="baseline"/>
             </w:pPr>
@@ -1886,7 +1911,7 @@
     <w:sdt>
       <w:sdtPr>
         <w:rPr>
-          <w:rFonts w:ascii="宋体" w:eastAsia="宋体" w:hAnsi="宋体" w:cs="Arial"/>
+          <w:rFonts w:ascii="宋体" w:hAnsi="宋体" w:eastAsia="宋体" w:cs="Arial"/>
           <w:snapToGrid w:val="0"/>
           <w:color w:val="000000"/>
           <w:kern w:val="0"/>
@@ -1902,7 +1927,7 @@
       </w:sdtPr>
       <w:sdtEndPr>
         <w:rPr>
-          <w:rFonts w:ascii="宋体" w:eastAsia="宋体" w:hAnsi="宋体" w:cs="宋体" w:hint="eastAsia"/>
+          <w:rFonts w:hint="eastAsia" w:ascii="宋体" w:hAnsi="宋体" w:eastAsia="宋体" w:cs="宋体"/>
           <w:snapToGrid w:val="0"/>
           <w:color w:val="000000"/>
           <w:kern w:val="0"/>
@@ -1927,18 +1952,18 @@
             <w:adjustRightInd w:val="0"/>
             <w:snapToGrid w:val="0"/>
             <w:spacing w:before="0" w:beforeLines="0" w:after="0" w:afterLines="0" w:line="240" w:lineRule="auto"/>
-            <w:ind w:left="0" w:right="0" w:firstLine="0" w:leftChars="0" w:rightChars="0" w:firstLineChars="0"/>
+            <w:ind w:left="0" w:leftChars="0" w:right="0" w:rightChars="0" w:firstLine="0" w:firstLineChars="0"/>
             <w:jc w:val="center"/>
             <w:textAlignment w:val="baseline"/>
             <w:rPr>
-              <w:rFonts w:ascii="宋体" w:eastAsia="宋体" w:hAnsi="宋体" w:cs="宋体" w:hint="eastAsia"/>
+              <w:rFonts w:hint="eastAsia" w:ascii="宋体" w:hAnsi="宋体" w:eastAsia="宋体" w:cs="宋体"/>
               <w:sz w:val="24"/>
               <w:szCs w:val="24"/>
             </w:rPr>
           </w:pPr>
           <w:r>
             <w:rPr>
-              <w:rFonts w:ascii="宋体" w:eastAsia="宋体" w:hAnsi="宋体" w:cs="宋体" w:hint="eastAsia"/>
+              <w:rFonts w:hint="eastAsia" w:ascii="宋体" w:hAnsi="宋体" w:eastAsia="宋体" w:cs="宋体"/>
               <w:sz w:val="24"/>
               <w:szCs w:val="24"/>
             </w:rPr>
@@ -1947,14 +1972,16 @@
         </w:p>
         <w:p>
           <w:pPr>
-            <w:pStyle w:val="TOC1"/>
+            <w:pStyle w:val="16"/>
             <w:tabs>
               <w:tab w:val="right" w:leader="dot" w:pos="8306"/>
             </w:tabs>
           </w:pPr>
-          <w:r>
-            <w:rPr>
-              <w:rFonts w:ascii="宋体" w:eastAsia="宋体" w:hAnsi="宋体" w:cs="宋体" w:hint="eastAsia"/>
+          <w:bookmarkStart w:id="21" w:name="_GoBack"/>
+          <w:bookmarkEnd w:id="21"/>
+          <w:r>
+            <w:rPr>
+              <w:rFonts w:hint="eastAsia" w:ascii="宋体" w:hAnsi="宋体" w:eastAsia="宋体" w:cs="宋体"/>
               <w:sz w:val="24"/>
               <w:szCs w:val="24"/>
             </w:rPr>
@@ -1962,7 +1989,7 @@
           </w:r>
           <w:r>
             <w:rPr>
-              <w:rFonts w:ascii="宋体" w:eastAsia="宋体" w:hAnsi="宋体" w:cs="宋体" w:hint="eastAsia"/>
+              <w:rFonts w:hint="eastAsia" w:ascii="宋体" w:hAnsi="宋体" w:eastAsia="宋体" w:cs="宋体"/>
               <w:sz w:val="24"/>
               <w:szCs w:val="24"/>
             </w:rPr>
@@ -1970,7 +1997,7 @@
           </w:r>
           <w:r>
             <w:rPr>
-              <w:rFonts w:ascii="宋体" w:eastAsia="宋体" w:hAnsi="宋体" w:cs="宋体" w:hint="eastAsia"/>
+              <w:rFonts w:hint="eastAsia" w:ascii="宋体" w:hAnsi="宋体" w:eastAsia="宋体" w:cs="宋体"/>
               <w:sz w:val="24"/>
               <w:szCs w:val="24"/>
             </w:rPr>
@@ -1978,21 +2005,21 @@
           </w:r>
           <w:r>
             <w:rPr>
-              <w:rFonts w:ascii="宋体" w:eastAsia="宋体" w:hAnsi="宋体" w:cs="宋体" w:hint="eastAsia"/>
+              <w:rFonts w:hint="eastAsia" w:ascii="宋体" w:hAnsi="宋体" w:eastAsia="宋体" w:cs="宋体"/>
               <w:szCs w:val="24"/>
             </w:rPr>
             <w:fldChar w:fldCharType="begin"/>
           </w:r>
           <w:r>
             <w:rPr>
-              <w:rFonts w:ascii="宋体" w:eastAsia="宋体" w:hAnsi="宋体" w:cs="宋体" w:hint="eastAsia"/>
-              <w:szCs w:val="24"/>
-            </w:rPr>
-            <w:instrText xml:space="preserve"> HYPERLINK \l _Toc26498 </w:instrText>
-          </w:r>
-          <w:r>
-            <w:rPr>
-              <w:rFonts w:ascii="宋体" w:eastAsia="宋体" w:hAnsi="宋体" w:cs="宋体" w:hint="eastAsia"/>
+              <w:rFonts w:hint="eastAsia" w:ascii="宋体" w:hAnsi="宋体" w:eastAsia="宋体" w:cs="宋体"/>
+              <w:szCs w:val="24"/>
+            </w:rPr>
+            <w:instrText xml:space="preserve"> HYPERLINK \l _Toc26270 </w:instrText>
+          </w:r>
+          <w:r>
+            <w:rPr>
+              <w:rFonts w:hint="eastAsia" w:ascii="宋体" w:hAnsi="宋体" w:eastAsia="宋体" w:cs="宋体"/>
               <w:szCs w:val="24"/>
             </w:rPr>
             <w:fldChar w:fldCharType="separate"/>
@@ -2011,7 +2038,7 @@
             <w:fldChar w:fldCharType="begin"/>
           </w:r>
           <w:r>
-            <w:instrText xml:space="preserve"> PAGEREF _Toc26498 \h </w:instrText>
+            <w:instrText xml:space="preserve"> PAGEREF _Toc26270 \h </w:instrText>
           </w:r>
           <w:r>
             <w:fldChar w:fldCharType="separate"/>
@@ -2024,7 +2051,7 @@
           </w:r>
           <w:r>
             <w:rPr>
-              <w:rFonts w:ascii="宋体" w:eastAsia="宋体" w:hAnsi="宋体" w:cs="宋体" w:hint="eastAsia"/>
+              <w:rFonts w:hint="eastAsia" w:ascii="宋体" w:hAnsi="宋体" w:eastAsia="宋体" w:cs="宋体"/>
               <w:szCs w:val="24"/>
             </w:rPr>
             <w:fldChar w:fldCharType="end"/>
@@ -2032,28 +2059,28 @@
         </w:p>
         <w:p>
           <w:pPr>
-            <w:pStyle w:val="TOC1"/>
+            <w:pStyle w:val="16"/>
             <w:tabs>
               <w:tab w:val="right" w:leader="dot" w:pos="8306"/>
             </w:tabs>
           </w:pPr>
           <w:r>
             <w:rPr>
-              <w:rFonts w:ascii="宋体" w:eastAsia="宋体" w:hAnsi="宋体" w:cs="宋体" w:hint="eastAsia"/>
+              <w:rFonts w:hint="eastAsia" w:ascii="宋体" w:hAnsi="宋体" w:eastAsia="宋体" w:cs="宋体"/>
               <w:szCs w:val="24"/>
             </w:rPr>
             <w:fldChar w:fldCharType="begin"/>
           </w:r>
           <w:r>
             <w:rPr>
-              <w:rFonts w:ascii="宋体" w:eastAsia="宋体" w:hAnsi="宋体" w:cs="宋体" w:hint="eastAsia"/>
-              <w:szCs w:val="24"/>
-            </w:rPr>
-            <w:instrText xml:space="preserve"> HYPERLINK \l _Toc19276 </w:instrText>
-          </w:r>
-          <w:r>
-            <w:rPr>
-              <w:rFonts w:ascii="宋体" w:eastAsia="宋体" w:hAnsi="宋体" w:cs="宋体" w:hint="eastAsia"/>
+              <w:rFonts w:hint="eastAsia" w:ascii="宋体" w:hAnsi="宋体" w:eastAsia="宋体" w:cs="宋体"/>
+              <w:szCs w:val="24"/>
+            </w:rPr>
+            <w:instrText xml:space="preserve"> HYPERLINK \l _Toc3835 </w:instrText>
+          </w:r>
+          <w:r>
+            <w:rPr>
+              <w:rFonts w:hint="eastAsia" w:ascii="宋体" w:hAnsi="宋体" w:eastAsia="宋体" w:cs="宋体"/>
               <w:szCs w:val="24"/>
             </w:rPr>
             <w:fldChar w:fldCharType="separate"/>
@@ -2072,7 +2099,7 @@
             <w:fldChar w:fldCharType="begin"/>
           </w:r>
           <w:r>
-            <w:instrText xml:space="preserve"> PAGEREF _Toc19276 \h </w:instrText>
+            <w:instrText xml:space="preserve"> PAGEREF _Toc3835 \h </w:instrText>
           </w:r>
           <w:r>
             <w:fldChar w:fldCharType="separate"/>
@@ -2085,7 +2112,7 @@
           </w:r>
           <w:r>
             <w:rPr>
-              <w:rFonts w:ascii="宋体" w:eastAsia="宋体" w:hAnsi="宋体" w:cs="宋体" w:hint="eastAsia"/>
+              <w:rFonts w:hint="eastAsia" w:ascii="宋体" w:hAnsi="宋体" w:eastAsia="宋体" w:cs="宋体"/>
               <w:szCs w:val="24"/>
             </w:rPr>
             <w:fldChar w:fldCharType="end"/>
@@ -2093,28 +2120,28 @@
         </w:p>
         <w:p>
           <w:pPr>
-            <w:pStyle w:val="TOC1"/>
+            <w:pStyle w:val="16"/>
             <w:tabs>
               <w:tab w:val="right" w:leader="dot" w:pos="8306"/>
             </w:tabs>
           </w:pPr>
           <w:r>
             <w:rPr>
-              <w:rFonts w:ascii="宋体" w:eastAsia="宋体" w:hAnsi="宋体" w:cs="宋体" w:hint="eastAsia"/>
+              <w:rFonts w:hint="eastAsia" w:ascii="宋体" w:hAnsi="宋体" w:eastAsia="宋体" w:cs="宋体"/>
               <w:szCs w:val="24"/>
             </w:rPr>
             <w:fldChar w:fldCharType="begin"/>
           </w:r>
           <w:r>
             <w:rPr>
-              <w:rFonts w:ascii="宋体" w:eastAsia="宋体" w:hAnsi="宋体" w:cs="宋体" w:hint="eastAsia"/>
-              <w:szCs w:val="24"/>
-            </w:rPr>
-            <w:instrText xml:space="preserve"> HYPERLINK \l _Toc22557 </w:instrText>
-          </w:r>
-          <w:r>
-            <w:rPr>
-              <w:rFonts w:ascii="宋体" w:eastAsia="宋体" w:hAnsi="宋体" w:cs="宋体" w:hint="eastAsia"/>
+              <w:rFonts w:hint="eastAsia" w:ascii="宋体" w:hAnsi="宋体" w:eastAsia="宋体" w:cs="宋体"/>
+              <w:szCs w:val="24"/>
+            </w:rPr>
+            <w:instrText xml:space="preserve"> HYPERLINK \l _Toc21674 </w:instrText>
+          </w:r>
+          <w:r>
+            <w:rPr>
+              <w:rFonts w:hint="eastAsia" w:ascii="宋体" w:hAnsi="宋体" w:eastAsia="宋体" w:cs="宋体"/>
               <w:szCs w:val="24"/>
             </w:rPr>
             <w:fldChar w:fldCharType="separate"/>
@@ -2133,7 +2160,7 @@
             <w:fldChar w:fldCharType="begin"/>
           </w:r>
           <w:r>
-            <w:instrText xml:space="preserve"> PAGEREF _Toc22557 \h </w:instrText>
+            <w:instrText xml:space="preserve"> PAGEREF _Toc21674 \h </w:instrText>
           </w:r>
           <w:r>
             <w:fldChar w:fldCharType="separate"/>
@@ -2146,7 +2173,7 @@
           </w:r>
           <w:r>
             <w:rPr>
-              <w:rFonts w:ascii="宋体" w:eastAsia="宋体" w:hAnsi="宋体" w:cs="宋体" w:hint="eastAsia"/>
+              <w:rFonts w:hint="eastAsia" w:ascii="宋体" w:hAnsi="宋体" w:eastAsia="宋体" w:cs="宋体"/>
               <w:szCs w:val="24"/>
             </w:rPr>
             <w:fldChar w:fldCharType="end"/>
@@ -2154,28 +2181,28 @@
         </w:p>
         <w:p>
           <w:pPr>
-            <w:pStyle w:val="TOC2"/>
+            <w:pStyle w:val="17"/>
             <w:tabs>
               <w:tab w:val="right" w:leader="dot" w:pos="8306"/>
             </w:tabs>
           </w:pPr>
           <w:r>
             <w:rPr>
-              <w:rFonts w:ascii="宋体" w:eastAsia="宋体" w:hAnsi="宋体" w:cs="宋体" w:hint="eastAsia"/>
+              <w:rFonts w:hint="eastAsia" w:ascii="宋体" w:hAnsi="宋体" w:eastAsia="宋体" w:cs="宋体"/>
               <w:szCs w:val="24"/>
             </w:rPr>
             <w:fldChar w:fldCharType="begin"/>
           </w:r>
           <w:r>
             <w:rPr>
-              <w:rFonts w:ascii="宋体" w:eastAsia="宋体" w:hAnsi="宋体" w:cs="宋体" w:hint="eastAsia"/>
-              <w:szCs w:val="24"/>
-            </w:rPr>
-            <w:instrText xml:space="preserve"> HYPERLINK \l _Toc12684 </w:instrText>
-          </w:r>
-          <w:r>
-            <w:rPr>
-              <w:rFonts w:ascii="宋体" w:eastAsia="宋体" w:hAnsi="宋体" w:cs="宋体" w:hint="eastAsia"/>
+              <w:rFonts w:hint="eastAsia" w:ascii="宋体" w:hAnsi="宋体" w:eastAsia="宋体" w:cs="宋体"/>
+              <w:szCs w:val="24"/>
+            </w:rPr>
+            <w:instrText xml:space="preserve"> HYPERLINK \l _Toc17720 </w:instrText>
+          </w:r>
+          <w:r>
+            <w:rPr>
+              <w:rFonts w:hint="eastAsia" w:ascii="宋体" w:hAnsi="宋体" w:eastAsia="宋体" w:cs="宋体"/>
               <w:szCs w:val="24"/>
             </w:rPr>
             <w:fldChar w:fldCharType="separate"/>
@@ -2194,7 +2221,7 @@
             <w:fldChar w:fldCharType="begin"/>
           </w:r>
           <w:r>
-            <w:instrText xml:space="preserve"> PAGEREF _Toc12684 \h </w:instrText>
+            <w:instrText xml:space="preserve"> PAGEREF _Toc17720 \h </w:instrText>
           </w:r>
           <w:r>
             <w:fldChar w:fldCharType="separate"/>
@@ -2207,7 +2234,7 @@
           </w:r>
           <w:r>
             <w:rPr>
-              <w:rFonts w:ascii="宋体" w:eastAsia="宋体" w:hAnsi="宋体" w:cs="宋体" w:hint="eastAsia"/>
+              <w:rFonts w:hint="eastAsia" w:ascii="宋体" w:hAnsi="宋体" w:eastAsia="宋体" w:cs="宋体"/>
               <w:szCs w:val="24"/>
             </w:rPr>
             <w:fldChar w:fldCharType="end"/>
@@ -2215,28 +2242,28 @@
         </w:p>
         <w:p>
           <w:pPr>
-            <w:pStyle w:val="TOC2"/>
+            <w:pStyle w:val="17"/>
             <w:tabs>
               <w:tab w:val="right" w:leader="dot" w:pos="8306"/>
             </w:tabs>
           </w:pPr>
           <w:r>
             <w:rPr>
-              <w:rFonts w:ascii="宋体" w:eastAsia="宋体" w:hAnsi="宋体" w:cs="宋体" w:hint="eastAsia"/>
+              <w:rFonts w:hint="eastAsia" w:ascii="宋体" w:hAnsi="宋体" w:eastAsia="宋体" w:cs="宋体"/>
               <w:szCs w:val="24"/>
             </w:rPr>
             <w:fldChar w:fldCharType="begin"/>
           </w:r>
           <w:r>
             <w:rPr>
-              <w:rFonts w:ascii="宋体" w:eastAsia="宋体" w:hAnsi="宋体" w:cs="宋体" w:hint="eastAsia"/>
-              <w:szCs w:val="24"/>
-            </w:rPr>
-            <w:instrText xml:space="preserve"> HYPERLINK \l _Toc27720 </w:instrText>
-          </w:r>
-          <w:r>
-            <w:rPr>
-              <w:rFonts w:ascii="宋体" w:eastAsia="宋体" w:hAnsi="宋体" w:cs="宋体" w:hint="eastAsia"/>
+              <w:rFonts w:hint="eastAsia" w:ascii="宋体" w:hAnsi="宋体" w:eastAsia="宋体" w:cs="宋体"/>
+              <w:szCs w:val="24"/>
+            </w:rPr>
+            <w:instrText xml:space="preserve"> HYPERLINK \l _Toc29931 </w:instrText>
+          </w:r>
+          <w:r>
+            <w:rPr>
+              <w:rFonts w:hint="eastAsia" w:ascii="宋体" w:hAnsi="宋体" w:eastAsia="宋体" w:cs="宋体"/>
               <w:szCs w:val="24"/>
             </w:rPr>
             <w:fldChar w:fldCharType="separate"/>
@@ -2255,7 +2282,7 @@
             <w:fldChar w:fldCharType="begin"/>
           </w:r>
           <w:r>
-            <w:instrText xml:space="preserve"> PAGEREF _Toc27720 \h </w:instrText>
+            <w:instrText xml:space="preserve"> PAGEREF _Toc29931 \h </w:instrText>
           </w:r>
           <w:r>
             <w:fldChar w:fldCharType="separate"/>
@@ -2268,7 +2295,7 @@
           </w:r>
           <w:r>
             <w:rPr>
-              <w:rFonts w:ascii="宋体" w:eastAsia="宋体" w:hAnsi="宋体" w:cs="宋体" w:hint="eastAsia"/>
+              <w:rFonts w:hint="eastAsia" w:ascii="宋体" w:hAnsi="宋体" w:eastAsia="宋体" w:cs="宋体"/>
               <w:szCs w:val="24"/>
             </w:rPr>
             <w:fldChar w:fldCharType="end"/>
@@ -2276,28 +2303,28 @@
         </w:p>
         <w:p>
           <w:pPr>
-            <w:pStyle w:val="TOC2"/>
+            <w:pStyle w:val="17"/>
             <w:tabs>
               <w:tab w:val="right" w:leader="dot" w:pos="8306"/>
             </w:tabs>
           </w:pPr>
           <w:r>
             <w:rPr>
-              <w:rFonts w:ascii="宋体" w:eastAsia="宋体" w:hAnsi="宋体" w:cs="宋体" w:hint="eastAsia"/>
+              <w:rFonts w:hint="eastAsia" w:ascii="宋体" w:hAnsi="宋体" w:eastAsia="宋体" w:cs="宋体"/>
               <w:szCs w:val="24"/>
             </w:rPr>
             <w:fldChar w:fldCharType="begin"/>
           </w:r>
           <w:r>
             <w:rPr>
-              <w:rFonts w:ascii="宋体" w:eastAsia="宋体" w:hAnsi="宋体" w:cs="宋体" w:hint="eastAsia"/>
-              <w:szCs w:val="24"/>
-            </w:rPr>
-            <w:instrText xml:space="preserve"> HYPERLINK \l _Toc21222 </w:instrText>
-          </w:r>
-          <w:r>
-            <w:rPr>
-              <w:rFonts w:ascii="宋体" w:eastAsia="宋体" w:hAnsi="宋体" w:cs="宋体" w:hint="eastAsia"/>
+              <w:rFonts w:hint="eastAsia" w:ascii="宋体" w:hAnsi="宋体" w:eastAsia="宋体" w:cs="宋体"/>
+              <w:szCs w:val="24"/>
+            </w:rPr>
+            <w:instrText xml:space="preserve"> HYPERLINK \l _Toc20270 </w:instrText>
+          </w:r>
+          <w:r>
+            <w:rPr>
+              <w:rFonts w:hint="eastAsia" w:ascii="宋体" w:hAnsi="宋体" w:eastAsia="宋体" w:cs="宋体"/>
               <w:szCs w:val="24"/>
             </w:rPr>
             <w:fldChar w:fldCharType="separate"/>
@@ -2316,7 +2343,7 @@
             <w:fldChar w:fldCharType="begin"/>
           </w:r>
           <w:r>
-            <w:instrText xml:space="preserve"> PAGEREF _Toc21222 \h </w:instrText>
+            <w:instrText xml:space="preserve"> PAGEREF _Toc20270 \h </w:instrText>
           </w:r>
           <w:r>
             <w:fldChar w:fldCharType="separate"/>
@@ -2329,7 +2356,7 @@
           </w:r>
           <w:r>
             <w:rPr>
-              <w:rFonts w:ascii="宋体" w:eastAsia="宋体" w:hAnsi="宋体" w:cs="宋体" w:hint="eastAsia"/>
+              <w:rFonts w:hint="eastAsia" w:ascii="宋体" w:hAnsi="宋体" w:eastAsia="宋体" w:cs="宋体"/>
               <w:szCs w:val="24"/>
             </w:rPr>
             <w:fldChar w:fldCharType="end"/>
@@ -2337,28 +2364,28 @@
         </w:p>
         <w:p>
           <w:pPr>
-            <w:pStyle w:val="TOC1"/>
+            <w:pStyle w:val="16"/>
             <w:tabs>
               <w:tab w:val="right" w:leader="dot" w:pos="8306"/>
             </w:tabs>
           </w:pPr>
           <w:r>
             <w:rPr>
-              <w:rFonts w:ascii="宋体" w:eastAsia="宋体" w:hAnsi="宋体" w:cs="宋体" w:hint="eastAsia"/>
+              <w:rFonts w:hint="eastAsia" w:ascii="宋体" w:hAnsi="宋体" w:eastAsia="宋体" w:cs="宋体"/>
               <w:szCs w:val="24"/>
             </w:rPr>
             <w:fldChar w:fldCharType="begin"/>
           </w:r>
           <w:r>
             <w:rPr>
-              <w:rFonts w:ascii="宋体" w:eastAsia="宋体" w:hAnsi="宋体" w:cs="宋体" w:hint="eastAsia"/>
-              <w:szCs w:val="24"/>
-            </w:rPr>
-            <w:instrText xml:space="preserve"> HYPERLINK \l _Toc22218 </w:instrText>
-          </w:r>
-          <w:r>
-            <w:rPr>
-              <w:rFonts w:ascii="宋体" w:eastAsia="宋体" w:hAnsi="宋体" w:cs="宋体" w:hint="eastAsia"/>
+              <w:rFonts w:hint="eastAsia" w:ascii="宋体" w:hAnsi="宋体" w:eastAsia="宋体" w:cs="宋体"/>
+              <w:szCs w:val="24"/>
+            </w:rPr>
+            <w:instrText xml:space="preserve"> HYPERLINK \l _Toc31750 </w:instrText>
+          </w:r>
+          <w:r>
+            <w:rPr>
+              <w:rFonts w:hint="eastAsia" w:ascii="宋体" w:hAnsi="宋体" w:eastAsia="宋体" w:cs="宋体"/>
               <w:szCs w:val="24"/>
             </w:rPr>
             <w:fldChar w:fldCharType="separate"/>
@@ -2377,7 +2404,7 @@
             <w:fldChar w:fldCharType="begin"/>
           </w:r>
           <w:r>
-            <w:instrText xml:space="preserve"> PAGEREF _Toc22218 \h </w:instrText>
+            <w:instrText xml:space="preserve"> PAGEREF _Toc31750 \h </w:instrText>
           </w:r>
           <w:r>
             <w:fldChar w:fldCharType="separate"/>
@@ -2390,7 +2417,7 @@
           </w:r>
           <w:r>
             <w:rPr>
-              <w:rFonts w:ascii="宋体" w:eastAsia="宋体" w:hAnsi="宋体" w:cs="宋体" w:hint="eastAsia"/>
+              <w:rFonts w:hint="eastAsia" w:ascii="宋体" w:hAnsi="宋体" w:eastAsia="宋体" w:cs="宋体"/>
               <w:szCs w:val="24"/>
             </w:rPr>
             <w:fldChar w:fldCharType="end"/>
@@ -2398,28 +2425,28 @@
         </w:p>
         <w:p>
           <w:pPr>
-            <w:pStyle w:val="TOC2"/>
+            <w:pStyle w:val="17"/>
             <w:tabs>
               <w:tab w:val="right" w:leader="dot" w:pos="8306"/>
             </w:tabs>
           </w:pPr>
           <w:r>
             <w:rPr>
-              <w:rFonts w:ascii="宋体" w:eastAsia="宋体" w:hAnsi="宋体" w:cs="宋体" w:hint="eastAsia"/>
+              <w:rFonts w:hint="eastAsia" w:ascii="宋体" w:hAnsi="宋体" w:eastAsia="宋体" w:cs="宋体"/>
               <w:szCs w:val="24"/>
             </w:rPr>
             <w:fldChar w:fldCharType="begin"/>
           </w:r>
           <w:r>
             <w:rPr>
-              <w:rFonts w:ascii="宋体" w:eastAsia="宋体" w:hAnsi="宋体" w:cs="宋体" w:hint="eastAsia"/>
-              <w:szCs w:val="24"/>
-            </w:rPr>
-            <w:instrText xml:space="preserve"> HYPERLINK \l _Toc28504 </w:instrText>
-          </w:r>
-          <w:r>
-            <w:rPr>
-              <w:rFonts w:ascii="宋体" w:eastAsia="宋体" w:hAnsi="宋体" w:cs="宋体" w:hint="eastAsia"/>
+              <w:rFonts w:hint="eastAsia" w:ascii="宋体" w:hAnsi="宋体" w:eastAsia="宋体" w:cs="宋体"/>
+              <w:szCs w:val="24"/>
+            </w:rPr>
+            <w:instrText xml:space="preserve"> HYPERLINK \l _Toc7049 </w:instrText>
+          </w:r>
+          <w:r>
+            <w:rPr>
+              <w:rFonts w:hint="eastAsia" w:ascii="宋体" w:hAnsi="宋体" w:eastAsia="宋体" w:cs="宋体"/>
               <w:szCs w:val="24"/>
             </w:rPr>
             <w:fldChar w:fldCharType="separate"/>
@@ -2438,7 +2465,7 @@
             <w:fldChar w:fldCharType="begin"/>
           </w:r>
           <w:r>
-            <w:instrText xml:space="preserve"> PAGEREF _Toc28504 \h </w:instrText>
+            <w:instrText xml:space="preserve"> PAGEREF _Toc7049 \h </w:instrText>
           </w:r>
           <w:r>
             <w:fldChar w:fldCharType="separate"/>
@@ -2451,7 +2478,7 @@
           </w:r>
           <w:r>
             <w:rPr>
-              <w:rFonts w:ascii="宋体" w:eastAsia="宋体" w:hAnsi="宋体" w:cs="宋体" w:hint="eastAsia"/>
+              <w:rFonts w:hint="eastAsia" w:ascii="宋体" w:hAnsi="宋体" w:eastAsia="宋体" w:cs="宋体"/>
               <w:szCs w:val="24"/>
             </w:rPr>
             <w:fldChar w:fldCharType="end"/>
@@ -2459,28 +2486,28 @@
         </w:p>
         <w:p>
           <w:pPr>
-            <w:pStyle w:val="TOC2"/>
+            <w:pStyle w:val="17"/>
             <w:tabs>
               <w:tab w:val="right" w:leader="dot" w:pos="8306"/>
             </w:tabs>
           </w:pPr>
           <w:r>
             <w:rPr>
-              <w:rFonts w:ascii="宋体" w:eastAsia="宋体" w:hAnsi="宋体" w:cs="宋体" w:hint="eastAsia"/>
+              <w:rFonts w:hint="eastAsia" w:ascii="宋体" w:hAnsi="宋体" w:eastAsia="宋体" w:cs="宋体"/>
               <w:szCs w:val="24"/>
             </w:rPr>
             <w:fldChar w:fldCharType="begin"/>
           </w:r>
           <w:r>
             <w:rPr>
-              <w:rFonts w:ascii="宋体" w:eastAsia="宋体" w:hAnsi="宋体" w:cs="宋体" w:hint="eastAsia"/>
-              <w:szCs w:val="24"/>
-            </w:rPr>
-            <w:instrText xml:space="preserve"> HYPERLINK \l _Toc5804 </w:instrText>
-          </w:r>
-          <w:r>
-            <w:rPr>
-              <w:rFonts w:ascii="宋体" w:eastAsia="宋体" w:hAnsi="宋体" w:cs="宋体" w:hint="eastAsia"/>
+              <w:rFonts w:hint="eastAsia" w:ascii="宋体" w:hAnsi="宋体" w:eastAsia="宋体" w:cs="宋体"/>
+              <w:szCs w:val="24"/>
+            </w:rPr>
+            <w:instrText xml:space="preserve"> HYPERLINK \l _Toc13 </w:instrText>
+          </w:r>
+          <w:r>
+            <w:rPr>
+              <w:rFonts w:hint="eastAsia" w:ascii="宋体" w:hAnsi="宋体" w:eastAsia="宋体" w:cs="宋体"/>
               <w:szCs w:val="24"/>
             </w:rPr>
             <w:fldChar w:fldCharType="separate"/>
@@ -2499,7 +2526,7 @@
             <w:fldChar w:fldCharType="begin"/>
           </w:r>
           <w:r>
-            <w:instrText xml:space="preserve"> PAGEREF _Toc5804 \h </w:instrText>
+            <w:instrText xml:space="preserve"> PAGEREF _Toc13 \h </w:instrText>
           </w:r>
           <w:r>
             <w:fldChar w:fldCharType="separate"/>
@@ -2512,7 +2539,7 @@
           </w:r>
           <w:r>
             <w:rPr>
-              <w:rFonts w:ascii="宋体" w:eastAsia="宋体" w:hAnsi="宋体" w:cs="宋体" w:hint="eastAsia"/>
+              <w:rFonts w:hint="eastAsia" w:ascii="宋体" w:hAnsi="宋体" w:eastAsia="宋体" w:cs="宋体"/>
               <w:szCs w:val="24"/>
             </w:rPr>
             <w:fldChar w:fldCharType="end"/>
@@ -2520,28 +2547,28 @@
         </w:p>
         <w:p>
           <w:pPr>
-            <w:pStyle w:val="TOC2"/>
+            <w:pStyle w:val="17"/>
             <w:tabs>
               <w:tab w:val="right" w:leader="dot" w:pos="8306"/>
             </w:tabs>
           </w:pPr>
           <w:r>
             <w:rPr>
-              <w:rFonts w:ascii="宋体" w:eastAsia="宋体" w:hAnsi="宋体" w:cs="宋体" w:hint="eastAsia"/>
+              <w:rFonts w:hint="eastAsia" w:ascii="宋体" w:hAnsi="宋体" w:eastAsia="宋体" w:cs="宋体"/>
               <w:szCs w:val="24"/>
             </w:rPr>
             <w:fldChar w:fldCharType="begin"/>
           </w:r>
           <w:r>
             <w:rPr>
-              <w:rFonts w:ascii="宋体" w:eastAsia="宋体" w:hAnsi="宋体" w:cs="宋体" w:hint="eastAsia"/>
-              <w:szCs w:val="24"/>
-            </w:rPr>
-            <w:instrText xml:space="preserve"> HYPERLINK \l _Toc29866 </w:instrText>
-          </w:r>
-          <w:r>
-            <w:rPr>
-              <w:rFonts w:ascii="宋体" w:eastAsia="宋体" w:hAnsi="宋体" w:cs="宋体" w:hint="eastAsia"/>
+              <w:rFonts w:hint="eastAsia" w:ascii="宋体" w:hAnsi="宋体" w:eastAsia="宋体" w:cs="宋体"/>
+              <w:szCs w:val="24"/>
+            </w:rPr>
+            <w:instrText xml:space="preserve"> HYPERLINK \l _Toc10698 </w:instrText>
+          </w:r>
+          <w:r>
+            <w:rPr>
+              <w:rFonts w:hint="eastAsia" w:ascii="宋体" w:hAnsi="宋体" w:eastAsia="宋体" w:cs="宋体"/>
               <w:szCs w:val="24"/>
             </w:rPr>
             <w:fldChar w:fldCharType="separate"/>
@@ -2560,7 +2587,7 @@
             <w:fldChar w:fldCharType="begin"/>
           </w:r>
           <w:r>
-            <w:instrText xml:space="preserve"> PAGEREF _Toc29866 \h </w:instrText>
+            <w:instrText xml:space="preserve"> PAGEREF _Toc10698 \h </w:instrText>
           </w:r>
           <w:r>
             <w:fldChar w:fldCharType="separate"/>
@@ -2573,7 +2600,7 @@
           </w:r>
           <w:r>
             <w:rPr>
-              <w:rFonts w:ascii="宋体" w:eastAsia="宋体" w:hAnsi="宋体" w:cs="宋体" w:hint="eastAsia"/>
+              <w:rFonts w:hint="eastAsia" w:ascii="宋体" w:hAnsi="宋体" w:eastAsia="宋体" w:cs="宋体"/>
               <w:szCs w:val="24"/>
             </w:rPr>
             <w:fldChar w:fldCharType="end"/>
@@ -2581,28 +2608,28 @@
         </w:p>
         <w:p>
           <w:pPr>
-            <w:pStyle w:val="TOC2"/>
+            <w:pStyle w:val="17"/>
             <w:tabs>
               <w:tab w:val="right" w:leader="dot" w:pos="8306"/>
             </w:tabs>
           </w:pPr>
           <w:r>
             <w:rPr>
-              <w:rFonts w:ascii="宋体" w:eastAsia="宋体" w:hAnsi="宋体" w:cs="宋体" w:hint="eastAsia"/>
+              <w:rFonts w:hint="eastAsia" w:ascii="宋体" w:hAnsi="宋体" w:eastAsia="宋体" w:cs="宋体"/>
               <w:szCs w:val="24"/>
             </w:rPr>
             <w:fldChar w:fldCharType="begin"/>
           </w:r>
           <w:r>
             <w:rPr>
-              <w:rFonts w:ascii="宋体" w:eastAsia="宋体" w:hAnsi="宋体" w:cs="宋体" w:hint="eastAsia"/>
-              <w:szCs w:val="24"/>
-            </w:rPr>
-            <w:instrText xml:space="preserve"> HYPERLINK \l _Toc10741 </w:instrText>
-          </w:r>
-          <w:r>
-            <w:rPr>
-              <w:rFonts w:ascii="宋体" w:eastAsia="宋体" w:hAnsi="宋体" w:cs="宋体" w:hint="eastAsia"/>
+              <w:rFonts w:hint="eastAsia" w:ascii="宋体" w:hAnsi="宋体" w:eastAsia="宋体" w:cs="宋体"/>
+              <w:szCs w:val="24"/>
+            </w:rPr>
+            <w:instrText xml:space="preserve"> HYPERLINK \l _Toc1386 </w:instrText>
+          </w:r>
+          <w:r>
+            <w:rPr>
+              <w:rFonts w:hint="eastAsia" w:ascii="宋体" w:hAnsi="宋体" w:eastAsia="宋体" w:cs="宋体"/>
               <w:szCs w:val="24"/>
             </w:rPr>
             <w:fldChar w:fldCharType="separate"/>
@@ -2621,7 +2648,7 @@
             <w:fldChar w:fldCharType="begin"/>
           </w:r>
           <w:r>
-            <w:instrText xml:space="preserve"> PAGEREF _Toc10741 \h </w:instrText>
+            <w:instrText xml:space="preserve"> PAGEREF _Toc1386 \h </w:instrText>
           </w:r>
           <w:r>
             <w:fldChar w:fldCharType="separate"/>
@@ -2634,7 +2661,7 @@
           </w:r>
           <w:r>
             <w:rPr>
-              <w:rFonts w:ascii="宋体" w:eastAsia="宋体" w:hAnsi="宋体" w:cs="宋体" w:hint="eastAsia"/>
+              <w:rFonts w:hint="eastAsia" w:ascii="宋体" w:hAnsi="宋体" w:eastAsia="宋体" w:cs="宋体"/>
               <w:szCs w:val="24"/>
             </w:rPr>
             <w:fldChar w:fldCharType="end"/>
@@ -2642,28 +2669,28 @@
         </w:p>
         <w:p>
           <w:pPr>
-            <w:pStyle w:val="TOC2"/>
+            <w:pStyle w:val="17"/>
             <w:tabs>
               <w:tab w:val="right" w:leader="dot" w:pos="8306"/>
             </w:tabs>
           </w:pPr>
           <w:r>
             <w:rPr>
-              <w:rFonts w:ascii="宋体" w:eastAsia="宋体" w:hAnsi="宋体" w:cs="宋体" w:hint="eastAsia"/>
+              <w:rFonts w:hint="eastAsia" w:ascii="宋体" w:hAnsi="宋体" w:eastAsia="宋体" w:cs="宋体"/>
               <w:szCs w:val="24"/>
             </w:rPr>
             <w:fldChar w:fldCharType="begin"/>
           </w:r>
           <w:r>
             <w:rPr>
-              <w:rFonts w:ascii="宋体" w:eastAsia="宋体" w:hAnsi="宋体" w:cs="宋体" w:hint="eastAsia"/>
-              <w:szCs w:val="24"/>
-            </w:rPr>
-            <w:instrText xml:space="preserve"> HYPERLINK \l _Toc31413 </w:instrText>
-          </w:r>
-          <w:r>
-            <w:rPr>
-              <w:rFonts w:ascii="宋体" w:eastAsia="宋体" w:hAnsi="宋体" w:cs="宋体" w:hint="eastAsia"/>
+              <w:rFonts w:hint="eastAsia" w:ascii="宋体" w:hAnsi="宋体" w:eastAsia="宋体" w:cs="宋体"/>
+              <w:szCs w:val="24"/>
+            </w:rPr>
+            <w:instrText xml:space="preserve"> HYPERLINK \l _Toc3058 </w:instrText>
+          </w:r>
+          <w:r>
+            <w:rPr>
+              <w:rFonts w:hint="eastAsia" w:ascii="宋体" w:hAnsi="宋体" w:eastAsia="宋体" w:cs="宋体"/>
               <w:szCs w:val="24"/>
             </w:rPr>
             <w:fldChar w:fldCharType="separate"/>
@@ -2682,7 +2709,7 @@
             <w:fldChar w:fldCharType="begin"/>
           </w:r>
           <w:r>
-            <w:instrText xml:space="preserve"> PAGEREF _Toc31413 \h </w:instrText>
+            <w:instrText xml:space="preserve"> PAGEREF _Toc3058 \h </w:instrText>
           </w:r>
           <w:r>
             <w:fldChar w:fldCharType="separate"/>
@@ -2695,7 +2722,7 @@
           </w:r>
           <w:r>
             <w:rPr>
-              <w:rFonts w:ascii="宋体" w:eastAsia="宋体" w:hAnsi="宋体" w:cs="宋体" w:hint="eastAsia"/>
+              <w:rFonts w:hint="eastAsia" w:ascii="宋体" w:hAnsi="宋体" w:eastAsia="宋体" w:cs="宋体"/>
               <w:szCs w:val="24"/>
             </w:rPr>
             <w:fldChar w:fldCharType="end"/>
@@ -2703,28 +2730,28 @@
         </w:p>
         <w:p>
           <w:pPr>
-            <w:pStyle w:val="TOC2"/>
+            <w:pStyle w:val="17"/>
             <w:tabs>
               <w:tab w:val="right" w:leader="dot" w:pos="8306"/>
             </w:tabs>
           </w:pPr>
           <w:r>
             <w:rPr>
-              <w:rFonts w:ascii="宋体" w:eastAsia="宋体" w:hAnsi="宋体" w:cs="宋体" w:hint="eastAsia"/>
+              <w:rFonts w:hint="eastAsia" w:ascii="宋体" w:hAnsi="宋体" w:eastAsia="宋体" w:cs="宋体"/>
               <w:szCs w:val="24"/>
             </w:rPr>
             <w:fldChar w:fldCharType="begin"/>
           </w:r>
           <w:r>
             <w:rPr>
-              <w:rFonts w:ascii="宋体" w:eastAsia="宋体" w:hAnsi="宋体" w:cs="宋体" w:hint="eastAsia"/>
-              <w:szCs w:val="24"/>
-            </w:rPr>
-            <w:instrText xml:space="preserve"> HYPERLINK \l _Toc23360 </w:instrText>
-          </w:r>
-          <w:r>
-            <w:rPr>
-              <w:rFonts w:ascii="宋体" w:eastAsia="宋体" w:hAnsi="宋体" w:cs="宋体" w:hint="eastAsia"/>
+              <w:rFonts w:hint="eastAsia" w:ascii="宋体" w:hAnsi="宋体" w:eastAsia="宋体" w:cs="宋体"/>
+              <w:szCs w:val="24"/>
+            </w:rPr>
+            <w:instrText xml:space="preserve"> HYPERLINK \l _Toc84 </w:instrText>
+          </w:r>
+          <w:r>
+            <w:rPr>
+              <w:rFonts w:hint="eastAsia" w:ascii="宋体" w:hAnsi="宋体" w:eastAsia="宋体" w:cs="宋体"/>
               <w:szCs w:val="24"/>
             </w:rPr>
             <w:fldChar w:fldCharType="separate"/>
@@ -2750,7 +2777,7 @@
             <w:fldChar w:fldCharType="begin"/>
           </w:r>
           <w:r>
-            <w:instrText xml:space="preserve"> PAGEREF _Toc23360 \h </w:instrText>
+            <w:instrText xml:space="preserve"> PAGEREF _Toc84 \h </w:instrText>
           </w:r>
           <w:r>
             <w:fldChar w:fldCharType="separate"/>
@@ -2763,7 +2790,7 @@
           </w:r>
           <w:r>
             <w:rPr>
-              <w:rFonts w:ascii="宋体" w:eastAsia="宋体" w:hAnsi="宋体" w:cs="宋体" w:hint="eastAsia"/>
+              <w:rFonts w:hint="eastAsia" w:ascii="宋体" w:hAnsi="宋体" w:eastAsia="宋体" w:cs="宋体"/>
               <w:szCs w:val="24"/>
             </w:rPr>
             <w:fldChar w:fldCharType="end"/>
@@ -2771,28 +2798,28 @@
         </w:p>
         <w:p>
           <w:pPr>
-            <w:pStyle w:val="TOC1"/>
+            <w:pStyle w:val="16"/>
             <w:tabs>
               <w:tab w:val="right" w:leader="dot" w:pos="8306"/>
             </w:tabs>
           </w:pPr>
           <w:r>
             <w:rPr>
-              <w:rFonts w:ascii="宋体" w:eastAsia="宋体" w:hAnsi="宋体" w:cs="宋体" w:hint="eastAsia"/>
+              <w:rFonts w:hint="eastAsia" w:ascii="宋体" w:hAnsi="宋体" w:eastAsia="宋体" w:cs="宋体"/>
               <w:szCs w:val="24"/>
             </w:rPr>
             <w:fldChar w:fldCharType="begin"/>
           </w:r>
           <w:r>
             <w:rPr>
-              <w:rFonts w:ascii="宋体" w:eastAsia="宋体" w:hAnsi="宋体" w:cs="宋体" w:hint="eastAsia"/>
-              <w:szCs w:val="24"/>
-            </w:rPr>
-            <w:instrText xml:space="preserve"> HYPERLINK \l _Toc4909 </w:instrText>
-          </w:r>
-          <w:r>
-            <w:rPr>
-              <w:rFonts w:ascii="宋体" w:eastAsia="宋体" w:hAnsi="宋体" w:cs="宋体" w:hint="eastAsia"/>
+              <w:rFonts w:hint="eastAsia" w:ascii="宋体" w:hAnsi="宋体" w:eastAsia="宋体" w:cs="宋体"/>
+              <w:szCs w:val="24"/>
+            </w:rPr>
+            <w:instrText xml:space="preserve"> HYPERLINK \l _Toc20144 </w:instrText>
+          </w:r>
+          <w:r>
+            <w:rPr>
+              <w:rFonts w:hint="eastAsia" w:ascii="宋体" w:hAnsi="宋体" w:eastAsia="宋体" w:cs="宋体"/>
               <w:szCs w:val="24"/>
             </w:rPr>
             <w:fldChar w:fldCharType="separate"/>
@@ -2811,7 +2838,7 @@
             <w:fldChar w:fldCharType="begin"/>
           </w:r>
           <w:r>
-            <w:instrText xml:space="preserve"> PAGEREF _Toc4909 \h </w:instrText>
+            <w:instrText xml:space="preserve"> PAGEREF _Toc20144 \h </w:instrText>
           </w:r>
           <w:r>
             <w:fldChar w:fldCharType="separate"/>
@@ -2824,7 +2851,7 @@
           </w:r>
           <w:r>
             <w:rPr>
-              <w:rFonts w:ascii="宋体" w:eastAsia="宋体" w:hAnsi="宋体" w:cs="宋体" w:hint="eastAsia"/>
+              <w:rFonts w:hint="eastAsia" w:ascii="宋体" w:hAnsi="宋体" w:eastAsia="宋体" w:cs="宋体"/>
               <w:szCs w:val="24"/>
             </w:rPr>
             <w:fldChar w:fldCharType="end"/>
@@ -2832,28 +2859,28 @@
         </w:p>
         <w:p>
           <w:pPr>
-            <w:pStyle w:val="TOC2"/>
+            <w:pStyle w:val="17"/>
             <w:tabs>
               <w:tab w:val="right" w:leader="dot" w:pos="8306"/>
             </w:tabs>
           </w:pPr>
           <w:r>
             <w:rPr>
-              <w:rFonts w:ascii="宋体" w:eastAsia="宋体" w:hAnsi="宋体" w:cs="宋体" w:hint="eastAsia"/>
+              <w:rFonts w:hint="eastAsia" w:ascii="宋体" w:hAnsi="宋体" w:eastAsia="宋体" w:cs="宋体"/>
               <w:szCs w:val="24"/>
             </w:rPr>
             <w:fldChar w:fldCharType="begin"/>
           </w:r>
           <w:r>
             <w:rPr>
-              <w:rFonts w:ascii="宋体" w:eastAsia="宋体" w:hAnsi="宋体" w:cs="宋体" w:hint="eastAsia"/>
-              <w:szCs w:val="24"/>
-            </w:rPr>
-            <w:instrText xml:space="preserve"> HYPERLINK \l _Toc10479 </w:instrText>
-          </w:r>
-          <w:r>
-            <w:rPr>
-              <w:rFonts w:ascii="宋体" w:eastAsia="宋体" w:hAnsi="宋体" w:cs="宋体" w:hint="eastAsia"/>
+              <w:rFonts w:hint="eastAsia" w:ascii="宋体" w:hAnsi="宋体" w:eastAsia="宋体" w:cs="宋体"/>
+              <w:szCs w:val="24"/>
+            </w:rPr>
+            <w:instrText xml:space="preserve"> HYPERLINK \l _Toc22214 </w:instrText>
+          </w:r>
+          <w:r>
+            <w:rPr>
+              <w:rFonts w:hint="eastAsia" w:ascii="宋体" w:hAnsi="宋体" w:eastAsia="宋体" w:cs="宋体"/>
               <w:szCs w:val="24"/>
             </w:rPr>
             <w:fldChar w:fldCharType="separate"/>
@@ -2872,7 +2899,7 @@
             <w:fldChar w:fldCharType="begin"/>
           </w:r>
           <w:r>
-            <w:instrText xml:space="preserve"> PAGEREF _Toc10479 \h </w:instrText>
+            <w:instrText xml:space="preserve"> PAGEREF _Toc22214 \h </w:instrText>
           </w:r>
           <w:r>
             <w:fldChar w:fldCharType="separate"/>
@@ -2885,7 +2912,7 @@
           </w:r>
           <w:r>
             <w:rPr>
-              <w:rFonts w:ascii="宋体" w:eastAsia="宋体" w:hAnsi="宋体" w:cs="宋体" w:hint="eastAsia"/>
+              <w:rFonts w:hint="eastAsia" w:ascii="宋体" w:hAnsi="宋体" w:eastAsia="宋体" w:cs="宋体"/>
               <w:szCs w:val="24"/>
             </w:rPr>
             <w:fldChar w:fldCharType="end"/>
@@ -2893,28 +2920,28 @@
         </w:p>
         <w:p>
           <w:pPr>
-            <w:pStyle w:val="TOC2"/>
+            <w:pStyle w:val="17"/>
             <w:tabs>
               <w:tab w:val="right" w:leader="dot" w:pos="8306"/>
             </w:tabs>
           </w:pPr>
           <w:r>
             <w:rPr>
-              <w:rFonts w:ascii="宋体" w:eastAsia="宋体" w:hAnsi="宋体" w:cs="宋体" w:hint="eastAsia"/>
+              <w:rFonts w:hint="eastAsia" w:ascii="宋体" w:hAnsi="宋体" w:eastAsia="宋体" w:cs="宋体"/>
               <w:szCs w:val="24"/>
             </w:rPr>
             <w:fldChar w:fldCharType="begin"/>
           </w:r>
           <w:r>
             <w:rPr>
-              <w:rFonts w:ascii="宋体" w:eastAsia="宋体" w:hAnsi="宋体" w:cs="宋体" w:hint="eastAsia"/>
-              <w:szCs w:val="24"/>
-            </w:rPr>
-            <w:instrText xml:space="preserve"> HYPERLINK \l _Toc4220 </w:instrText>
-          </w:r>
-          <w:r>
-            <w:rPr>
-              <w:rFonts w:ascii="宋体" w:eastAsia="宋体" w:hAnsi="宋体" w:cs="宋体" w:hint="eastAsia"/>
+              <w:rFonts w:hint="eastAsia" w:ascii="宋体" w:hAnsi="宋体" w:eastAsia="宋体" w:cs="宋体"/>
+              <w:szCs w:val="24"/>
+            </w:rPr>
+            <w:instrText xml:space="preserve"> HYPERLINK \l _Toc17396 </w:instrText>
+          </w:r>
+          <w:r>
+            <w:rPr>
+              <w:rFonts w:hint="eastAsia" w:ascii="宋体" w:hAnsi="宋体" w:eastAsia="宋体" w:cs="宋体"/>
               <w:szCs w:val="24"/>
             </w:rPr>
             <w:fldChar w:fldCharType="separate"/>
@@ -2933,7 +2960,7 @@
             <w:fldChar w:fldCharType="begin"/>
           </w:r>
           <w:r>
-            <w:instrText xml:space="preserve"> PAGEREF _Toc4220 \h </w:instrText>
+            <w:instrText xml:space="preserve"> PAGEREF _Toc17396 \h </w:instrText>
           </w:r>
           <w:r>
             <w:fldChar w:fldCharType="separate"/>
@@ -2946,7 +2973,7 @@
           </w:r>
           <w:r>
             <w:rPr>
-              <w:rFonts w:ascii="宋体" w:eastAsia="宋体" w:hAnsi="宋体" w:cs="宋体" w:hint="eastAsia"/>
+              <w:rFonts w:hint="eastAsia" w:ascii="宋体" w:hAnsi="宋体" w:eastAsia="宋体" w:cs="宋体"/>
               <w:szCs w:val="24"/>
             </w:rPr>
             <w:fldChar w:fldCharType="end"/>
@@ -2954,28 +2981,28 @@
         </w:p>
         <w:p>
           <w:pPr>
-            <w:pStyle w:val="TOC2"/>
+            <w:pStyle w:val="17"/>
             <w:tabs>
               <w:tab w:val="right" w:leader="dot" w:pos="8306"/>
             </w:tabs>
           </w:pPr>
           <w:r>
             <w:rPr>
-              <w:rFonts w:ascii="宋体" w:eastAsia="宋体" w:hAnsi="宋体" w:cs="宋体" w:hint="eastAsia"/>
+              <w:rFonts w:hint="eastAsia" w:ascii="宋体" w:hAnsi="宋体" w:eastAsia="宋体" w:cs="宋体"/>
               <w:szCs w:val="24"/>
             </w:rPr>
             <w:fldChar w:fldCharType="begin"/>
           </w:r>
           <w:r>
             <w:rPr>
-              <w:rFonts w:ascii="宋体" w:eastAsia="宋体" w:hAnsi="宋体" w:cs="宋体" w:hint="eastAsia"/>
-              <w:szCs w:val="24"/>
-            </w:rPr>
-            <w:instrText xml:space="preserve"> HYPERLINK \l _Toc31498 </w:instrText>
-          </w:r>
-          <w:r>
-            <w:rPr>
-              <w:rFonts w:ascii="宋体" w:eastAsia="宋体" w:hAnsi="宋体" w:cs="宋体" w:hint="eastAsia"/>
+              <w:rFonts w:hint="eastAsia" w:ascii="宋体" w:hAnsi="宋体" w:eastAsia="宋体" w:cs="宋体"/>
+              <w:szCs w:val="24"/>
+            </w:rPr>
+            <w:instrText xml:space="preserve"> HYPERLINK \l _Toc3916 </w:instrText>
+          </w:r>
+          <w:r>
+            <w:rPr>
+              <w:rFonts w:hint="eastAsia" w:ascii="宋体" w:hAnsi="宋体" w:eastAsia="宋体" w:cs="宋体"/>
               <w:szCs w:val="24"/>
             </w:rPr>
             <w:fldChar w:fldCharType="separate"/>
@@ -2994,7 +3021,7 @@
             <w:fldChar w:fldCharType="begin"/>
           </w:r>
           <w:r>
-            <w:instrText xml:space="preserve"> PAGEREF _Toc31498 \h </w:instrText>
+            <w:instrText xml:space="preserve"> PAGEREF _Toc3916 \h </w:instrText>
           </w:r>
           <w:r>
             <w:fldChar w:fldCharType="separate"/>
@@ -3007,7 +3034,7 @@
           </w:r>
           <w:r>
             <w:rPr>
-              <w:rFonts w:ascii="宋体" w:eastAsia="宋体" w:hAnsi="宋体" w:cs="宋体" w:hint="eastAsia"/>
+              <w:rFonts w:hint="eastAsia" w:ascii="宋体" w:hAnsi="宋体" w:eastAsia="宋体" w:cs="宋体"/>
               <w:szCs w:val="24"/>
             </w:rPr>
             <w:fldChar w:fldCharType="end"/>
@@ -3015,28 +3042,28 @@
         </w:p>
         <w:p>
           <w:pPr>
-            <w:pStyle w:val="TOC2"/>
+            <w:pStyle w:val="17"/>
             <w:tabs>
               <w:tab w:val="right" w:leader="dot" w:pos="8306"/>
             </w:tabs>
           </w:pPr>
           <w:r>
             <w:rPr>
-              <w:rFonts w:ascii="宋体" w:eastAsia="宋体" w:hAnsi="宋体" w:cs="宋体" w:hint="eastAsia"/>
+              <w:rFonts w:hint="eastAsia" w:ascii="宋体" w:hAnsi="宋体" w:eastAsia="宋体" w:cs="宋体"/>
               <w:szCs w:val="24"/>
             </w:rPr>
             <w:fldChar w:fldCharType="begin"/>
           </w:r>
           <w:r>
             <w:rPr>
-              <w:rFonts w:ascii="宋体" w:eastAsia="宋体" w:hAnsi="宋体" w:cs="宋体" w:hint="eastAsia"/>
-              <w:szCs w:val="24"/>
-            </w:rPr>
-            <w:instrText xml:space="preserve"> HYPERLINK \l _Toc17581 </w:instrText>
-          </w:r>
-          <w:r>
-            <w:rPr>
-              <w:rFonts w:ascii="宋体" w:eastAsia="宋体" w:hAnsi="宋体" w:cs="宋体" w:hint="eastAsia"/>
+              <w:rFonts w:hint="eastAsia" w:ascii="宋体" w:hAnsi="宋体" w:eastAsia="宋体" w:cs="宋体"/>
+              <w:szCs w:val="24"/>
+            </w:rPr>
+            <w:instrText xml:space="preserve"> HYPERLINK \l _Toc19211 </w:instrText>
+          </w:r>
+          <w:r>
+            <w:rPr>
+              <w:rFonts w:hint="eastAsia" w:ascii="宋体" w:hAnsi="宋体" w:eastAsia="宋体" w:cs="宋体"/>
               <w:szCs w:val="24"/>
             </w:rPr>
             <w:fldChar w:fldCharType="separate"/>
@@ -3055,7 +3082,7 @@
             <w:fldChar w:fldCharType="begin"/>
           </w:r>
           <w:r>
-            <w:instrText xml:space="preserve"> PAGEREF _Toc17581 \h </w:instrText>
+            <w:instrText xml:space="preserve"> PAGEREF _Toc19211 \h </w:instrText>
           </w:r>
           <w:r>
             <w:fldChar w:fldCharType="separate"/>
@@ -3068,7 +3095,7 @@
           </w:r>
           <w:r>
             <w:rPr>
-              <w:rFonts w:ascii="宋体" w:eastAsia="宋体" w:hAnsi="宋体" w:cs="宋体" w:hint="eastAsia"/>
+              <w:rFonts w:hint="eastAsia" w:ascii="宋体" w:hAnsi="宋体" w:eastAsia="宋体" w:cs="宋体"/>
               <w:szCs w:val="24"/>
             </w:rPr>
             <w:fldChar w:fldCharType="end"/>
@@ -3076,28 +3103,28 @@
         </w:p>
         <w:p>
           <w:pPr>
-            <w:pStyle w:val="TOC2"/>
+            <w:pStyle w:val="17"/>
             <w:tabs>
               <w:tab w:val="right" w:leader="dot" w:pos="8306"/>
             </w:tabs>
           </w:pPr>
           <w:r>
             <w:rPr>
-              <w:rFonts w:ascii="宋体" w:eastAsia="宋体" w:hAnsi="宋体" w:cs="宋体" w:hint="eastAsia"/>
+              <w:rFonts w:hint="eastAsia" w:ascii="宋体" w:hAnsi="宋体" w:eastAsia="宋体" w:cs="宋体"/>
               <w:szCs w:val="24"/>
             </w:rPr>
             <w:fldChar w:fldCharType="begin"/>
           </w:r>
           <w:r>
             <w:rPr>
-              <w:rFonts w:ascii="宋体" w:eastAsia="宋体" w:hAnsi="宋体" w:cs="宋体" w:hint="eastAsia"/>
-              <w:szCs w:val="24"/>
-            </w:rPr>
-            <w:instrText xml:space="preserve"> HYPERLINK \l _Toc17679 </w:instrText>
-          </w:r>
-          <w:r>
-            <w:rPr>
-              <w:rFonts w:ascii="宋体" w:eastAsia="宋体" w:hAnsi="宋体" w:cs="宋体" w:hint="eastAsia"/>
+              <w:rFonts w:hint="eastAsia" w:ascii="宋体" w:hAnsi="宋体" w:eastAsia="宋体" w:cs="宋体"/>
+              <w:szCs w:val="24"/>
+            </w:rPr>
+            <w:instrText xml:space="preserve"> HYPERLINK \l _Toc31527 </w:instrText>
+          </w:r>
+          <w:r>
+            <w:rPr>
+              <w:rFonts w:hint="eastAsia" w:ascii="宋体" w:hAnsi="宋体" w:eastAsia="宋体" w:cs="宋体"/>
               <w:szCs w:val="24"/>
             </w:rPr>
             <w:fldChar w:fldCharType="separate"/>
@@ -3116,7 +3143,7 @@
             <w:fldChar w:fldCharType="begin"/>
           </w:r>
           <w:r>
-            <w:instrText xml:space="preserve"> PAGEREF _Toc17679 \h </w:instrText>
+            <w:instrText xml:space="preserve"> PAGEREF _Toc31527 \h </w:instrText>
           </w:r>
           <w:r>
             <w:fldChar w:fldCharType="separate"/>
@@ -3129,7 +3156,7 @@
           </w:r>
           <w:r>
             <w:rPr>
-              <w:rFonts w:ascii="宋体" w:eastAsia="宋体" w:hAnsi="宋体" w:cs="宋体" w:hint="eastAsia"/>
+              <w:rFonts w:hint="eastAsia" w:ascii="宋体" w:hAnsi="宋体" w:eastAsia="宋体" w:cs="宋体"/>
               <w:szCs w:val="24"/>
             </w:rPr>
             <w:fldChar w:fldCharType="end"/>
@@ -3137,28 +3164,28 @@
         </w:p>
         <w:p>
           <w:pPr>
-            <w:pStyle w:val="TOC2"/>
+            <w:pStyle w:val="17"/>
             <w:tabs>
               <w:tab w:val="right" w:leader="dot" w:pos="8306"/>
             </w:tabs>
           </w:pPr>
           <w:r>
             <w:rPr>
-              <w:rFonts w:ascii="宋体" w:eastAsia="宋体" w:hAnsi="宋体" w:cs="宋体" w:hint="eastAsia"/>
+              <w:rFonts w:hint="eastAsia" w:ascii="宋体" w:hAnsi="宋体" w:eastAsia="宋体" w:cs="宋体"/>
               <w:szCs w:val="24"/>
             </w:rPr>
             <w:fldChar w:fldCharType="begin"/>
           </w:r>
           <w:r>
             <w:rPr>
-              <w:rFonts w:ascii="宋体" w:eastAsia="宋体" w:hAnsi="宋体" w:cs="宋体" w:hint="eastAsia"/>
-              <w:szCs w:val="24"/>
-            </w:rPr>
-            <w:instrText xml:space="preserve"> HYPERLINK \l _Toc121 </w:instrText>
-          </w:r>
-          <w:r>
-            <w:rPr>
-              <w:rFonts w:ascii="宋体" w:eastAsia="宋体" w:hAnsi="宋体" w:cs="宋体" w:hint="eastAsia"/>
+              <w:rFonts w:hint="eastAsia" w:ascii="宋体" w:hAnsi="宋体" w:eastAsia="宋体" w:cs="宋体"/>
+              <w:szCs w:val="24"/>
+            </w:rPr>
+            <w:instrText xml:space="preserve"> HYPERLINK \l _Toc19126 </w:instrText>
+          </w:r>
+          <w:r>
+            <w:rPr>
+              <w:rFonts w:hint="eastAsia" w:ascii="宋体" w:hAnsi="宋体" w:eastAsia="宋体" w:cs="宋体"/>
               <w:szCs w:val="24"/>
             </w:rPr>
             <w:fldChar w:fldCharType="separate"/>
@@ -3177,7 +3204,7 @@
             <w:fldChar w:fldCharType="begin"/>
           </w:r>
           <w:r>
-            <w:instrText xml:space="preserve"> PAGEREF _Toc121 \h </w:instrText>
+            <w:instrText xml:space="preserve"> PAGEREF _Toc19126 \h </w:instrText>
           </w:r>
           <w:r>
             <w:fldChar w:fldCharType="separate"/>
@@ -3190,7 +3217,7 @@
           </w:r>
           <w:r>
             <w:rPr>
-              <w:rFonts w:ascii="宋体" w:eastAsia="宋体" w:hAnsi="宋体" w:cs="宋体" w:hint="eastAsia"/>
+              <w:rFonts w:hint="eastAsia" w:ascii="宋体" w:hAnsi="宋体" w:eastAsia="宋体" w:cs="宋体"/>
               <w:szCs w:val="24"/>
             </w:rPr>
             <w:fldChar w:fldCharType="end"/>
@@ -3198,28 +3225,28 @@
         </w:p>
         <w:p>
           <w:pPr>
-            <w:pStyle w:val="TOC1"/>
+            <w:pStyle w:val="16"/>
             <w:tabs>
               <w:tab w:val="right" w:leader="dot" w:pos="8306"/>
             </w:tabs>
           </w:pPr>
           <w:r>
             <w:rPr>
-              <w:rFonts w:ascii="宋体" w:eastAsia="宋体" w:hAnsi="宋体" w:cs="宋体" w:hint="eastAsia"/>
+              <w:rFonts w:hint="eastAsia" w:ascii="宋体" w:hAnsi="宋体" w:eastAsia="宋体" w:cs="宋体"/>
               <w:szCs w:val="24"/>
             </w:rPr>
             <w:fldChar w:fldCharType="begin"/>
           </w:r>
           <w:r>
             <w:rPr>
-              <w:rFonts w:ascii="宋体" w:eastAsia="宋体" w:hAnsi="宋体" w:cs="宋体" w:hint="eastAsia"/>
-              <w:szCs w:val="24"/>
-            </w:rPr>
-            <w:instrText xml:space="preserve"> HYPERLINK \l _Toc23352 </w:instrText>
-          </w:r>
-          <w:r>
-            <w:rPr>
-              <w:rFonts w:ascii="宋体" w:eastAsia="宋体" w:hAnsi="宋体" w:cs="宋体" w:hint="eastAsia"/>
+              <w:rFonts w:hint="eastAsia" w:ascii="宋体" w:hAnsi="宋体" w:eastAsia="宋体" w:cs="宋体"/>
+              <w:szCs w:val="24"/>
+            </w:rPr>
+            <w:instrText xml:space="preserve"> HYPERLINK \l _Toc24210 </w:instrText>
+          </w:r>
+          <w:r>
+            <w:rPr>
+              <w:rFonts w:hint="eastAsia" w:ascii="宋体" w:hAnsi="宋体" w:eastAsia="宋体" w:cs="宋体"/>
               <w:szCs w:val="24"/>
             </w:rPr>
             <w:fldChar w:fldCharType="separate"/>
@@ -3238,7 +3265,7 @@
             <w:fldChar w:fldCharType="begin"/>
           </w:r>
           <w:r>
-            <w:instrText xml:space="preserve"> PAGEREF _Toc23352 \h </w:instrText>
+            <w:instrText xml:space="preserve"> PAGEREF _Toc24210 \h </w:instrText>
           </w:r>
           <w:r>
             <w:fldChar w:fldCharType="separate"/>
@@ -3251,7 +3278,7 @@
           </w:r>
           <w:r>
             <w:rPr>
-              <w:rFonts w:ascii="宋体" w:eastAsia="宋体" w:hAnsi="宋体" w:cs="宋体" w:hint="eastAsia"/>
+              <w:rFonts w:hint="eastAsia" w:ascii="宋体" w:hAnsi="宋体" w:eastAsia="宋体" w:cs="宋体"/>
               <w:szCs w:val="24"/>
             </w:rPr>
             <w:fldChar w:fldCharType="end"/>
@@ -3273,7 +3300,7 @@
             <w:snapToGrid w:val="0"/>
             <w:textAlignment w:val="baseline"/>
             <w:rPr>
-              <w:rFonts w:ascii="宋体" w:eastAsia="宋体" w:hAnsi="宋体" w:cs="宋体" w:hint="eastAsia"/>
+              <w:rFonts w:hint="eastAsia" w:ascii="宋体" w:hAnsi="宋体" w:eastAsia="宋体" w:cs="宋体"/>
               <w:snapToGrid w:val="0"/>
               <w:color w:val="000000"/>
               <w:kern w:val="0"/>
@@ -3284,7 +3311,7 @@
           </w:pPr>
           <w:r>
             <w:rPr>
-              <w:rFonts w:ascii="宋体" w:eastAsia="宋体" w:hAnsi="宋体" w:cs="宋体" w:hint="eastAsia"/>
+              <w:rFonts w:hint="eastAsia" w:ascii="宋体" w:hAnsi="宋体" w:eastAsia="宋体" w:cs="宋体"/>
               <w:szCs w:val="24"/>
             </w:rPr>
             <w:fldChar w:fldCharType="end"/>
@@ -3308,7 +3335,7 @@
         <w:snapToGrid w:val="0"/>
         <w:textAlignment w:val="baseline"/>
         <w:rPr>
-          <w:rFonts w:ascii="Arial" w:eastAsia="Arial" w:hAnsi="Arial" w:cs="Arial"/>
+          <w:rFonts w:ascii="Arial" w:hAnsi="Arial" w:eastAsia="Arial" w:cs="Arial"/>
           <w:snapToGrid w:val="0"/>
           <w:color w:val="000000"/>
           <w:kern w:val="0"/>
@@ -3319,7 +3346,7 @@
       </w:pPr>
       <w:r>
         <w:rPr>
-          <w:rFonts w:ascii="Arial" w:eastAsia="Arial" w:hAnsi="Arial" w:cs="Arial"/>
+          <w:rFonts w:ascii="Arial" w:hAnsi="Arial" w:eastAsia="Arial" w:cs="Arial"/>
           <w:snapToGrid w:val="0"/>
           <w:color w:val="000000"/>
           <w:kern w:val="0"/>
@@ -3332,14 +3359,14 @@
     </w:p>
     <w:p>
       <w:pPr>
-        <w:pStyle w:val="1"/>
-        <w:bidi w:val="0"/>
-        <w:rPr>
-          <w:rFonts w:hint="default"/>
-          <w:lang w:val="en-US" w:eastAsia="zh-CN"/>
-        </w:rPr>
-      </w:pPr>
-      <w:bookmarkStart w:id="3" w:name="_Toc22557"/>
+        <w:pStyle w:val="28"/>
+        <w:bidi w:val="0"/>
+        <w:rPr>
+          <w:rFonts w:hint="default"/>
+          <w:lang w:val="en-US" w:eastAsia="zh-CN"/>
+        </w:rPr>
+      </w:pPr>
+      <w:bookmarkStart w:id="2" w:name="_Toc21674"/>
       <w:r>
         <w:rPr>
           <w:rFonts w:hint="default"/>
@@ -3347,30 +3374,30 @@
         </w:rPr>
         <w:t>总则</w:t>
       </w:r>
+      <w:bookmarkEnd w:id="2"/>
+    </w:p>
+    <w:p>
+      <w:pPr>
+        <w:pStyle w:val="30"/>
+        <w:bidi w:val="0"/>
+        <w:rPr>
+          <w:rFonts w:hint="default"/>
+          <w:lang w:val="en-US" w:eastAsia="zh-CN"/>
+        </w:rPr>
+      </w:pPr>
+      <w:bookmarkStart w:id="3" w:name="_Toc17720"/>
+      <w:r>
+        <w:rPr>
+          <w:rFonts w:hint="default"/>
+          <w:lang w:val="en-US" w:eastAsia="zh-CN"/>
+        </w:rPr>
+        <w:t>目的</w:t>
+      </w:r>
       <w:bookmarkEnd w:id="3"/>
     </w:p>
     <w:p>
       <w:pPr>
-        <w:pStyle w:val="2"/>
-        <w:bidi w:val="0"/>
-        <w:rPr>
-          <w:rFonts w:hint="default"/>
-          <w:lang w:val="en-US" w:eastAsia="zh-CN"/>
-        </w:rPr>
-      </w:pPr>
-      <w:bookmarkStart w:id="4" w:name="_Toc12684"/>
-      <w:r>
-        <w:rPr>
-          <w:rFonts w:hint="default"/>
-          <w:lang w:val="en-US" w:eastAsia="zh-CN"/>
-        </w:rPr>
-        <w:t>目的</w:t>
-      </w:r>
-      <w:bookmarkEnd w:id="4"/>
-    </w:p>
-    <w:p>
-      <w:pPr>
-        <w:pStyle w:val="a1"/>
+        <w:pStyle w:val="29"/>
         <w:keepNext w:val="0"/>
         <w:keepLines w:val="0"/>
         <w:pageBreakBefore w:val="0"/>
@@ -3399,14 +3426,14 @@
     </w:p>
     <w:p>
       <w:pPr>
-        <w:pStyle w:val="2"/>
-        <w:bidi w:val="0"/>
-        <w:rPr>
-          <w:rFonts w:hint="default"/>
-          <w:lang w:val="en-US" w:eastAsia="zh-CN"/>
-        </w:rPr>
-      </w:pPr>
-      <w:bookmarkStart w:id="5" w:name="_Toc27720"/>
+        <w:pStyle w:val="30"/>
+        <w:bidi w:val="0"/>
+        <w:rPr>
+          <w:rFonts w:hint="default"/>
+          <w:lang w:val="en-US" w:eastAsia="zh-CN"/>
+        </w:rPr>
+      </w:pPr>
+      <w:bookmarkStart w:id="4" w:name="_Toc29931"/>
       <w:r>
         <w:rPr>
           <w:rFonts w:hint="default"/>
@@ -3414,11 +3441,11 @@
         </w:rPr>
         <w:t>适用范围</w:t>
       </w:r>
-      <w:bookmarkEnd w:id="5"/>
-    </w:p>
-    <w:p>
-      <w:pPr>
-        <w:pStyle w:val="a1"/>
+      <w:bookmarkEnd w:id="4"/>
+    </w:p>
+    <w:p>
+      <w:pPr>
+        <w:pStyle w:val="29"/>
         <w:keepNext w:val="0"/>
         <w:keepLines w:val="0"/>
         <w:pageBreakBefore w:val="0"/>
@@ -3461,14 +3488,14 @@
     </w:p>
     <w:p>
       <w:pPr>
-        <w:pStyle w:val="2"/>
-        <w:bidi w:val="0"/>
-        <w:rPr>
-          <w:rFonts w:hint="default"/>
-          <w:lang w:val="en-US" w:eastAsia="zh-CN"/>
-        </w:rPr>
-      </w:pPr>
-      <w:bookmarkStart w:id="6" w:name="_Toc21222"/>
+        <w:pStyle w:val="30"/>
+        <w:bidi w:val="0"/>
+        <w:rPr>
+          <w:rFonts w:hint="default"/>
+          <w:lang w:val="en-US" w:eastAsia="zh-CN"/>
+        </w:rPr>
+      </w:pPr>
+      <w:bookmarkStart w:id="5" w:name="_Toc20270"/>
       <w:r>
         <w:rPr>
           <w:rFonts w:hint="default"/>
@@ -3476,11 +3503,11 @@
         </w:rPr>
         <w:t>管理目标</w:t>
       </w:r>
-      <w:bookmarkEnd w:id="6"/>
-    </w:p>
-    <w:p>
-      <w:pPr>
-        <w:pStyle w:val="a1"/>
+      <w:bookmarkEnd w:id="5"/>
+    </w:p>
+    <w:p>
+      <w:pPr>
+        <w:pStyle w:val="29"/>
         <w:keepNext w:val="0"/>
         <w:keepLines w:val="0"/>
         <w:pageBreakBefore w:val="0"/>
@@ -3523,14 +3550,14 @@
     </w:p>
     <w:p>
       <w:pPr>
-        <w:pStyle w:val="1"/>
-        <w:bidi w:val="0"/>
-        <w:rPr>
-          <w:rFonts w:hint="default"/>
-          <w:lang w:val="en-US" w:eastAsia="zh-CN"/>
-        </w:rPr>
-      </w:pPr>
-      <w:bookmarkStart w:id="7" w:name="_Toc22218"/>
+        <w:pStyle w:val="28"/>
+        <w:bidi w:val="0"/>
+        <w:rPr>
+          <w:rFonts w:hint="default"/>
+          <w:lang w:val="en-US" w:eastAsia="zh-CN"/>
+        </w:rPr>
+      </w:pPr>
+      <w:bookmarkStart w:id="6" w:name="_Toc31750"/>
       <w:r>
         <w:rPr>
           <w:rFonts w:hint="default"/>
@@ -3538,30 +3565,30 @@
         </w:rPr>
         <w:t>组织与职责</w:t>
       </w:r>
+      <w:bookmarkEnd w:id="6"/>
+    </w:p>
+    <w:p>
+      <w:pPr>
+        <w:pStyle w:val="30"/>
+        <w:bidi w:val="0"/>
+        <w:rPr>
+          <w:rFonts w:hint="default"/>
+          <w:lang w:val="en-US" w:eastAsia="zh-CN"/>
+        </w:rPr>
+      </w:pPr>
+      <w:bookmarkStart w:id="7" w:name="_Toc7049"/>
+      <w:r>
+        <w:rPr>
+          <w:rFonts w:hint="default"/>
+          <w:lang w:val="en-US" w:eastAsia="zh-CN"/>
+        </w:rPr>
+        <w:t>质量管理部</w:t>
+      </w:r>
       <w:bookmarkEnd w:id="7"/>
     </w:p>
     <w:p>
       <w:pPr>
-        <w:pStyle w:val="2"/>
-        <w:bidi w:val="0"/>
-        <w:rPr>
-          <w:rFonts w:hint="default"/>
-          <w:lang w:val="en-US" w:eastAsia="zh-CN"/>
-        </w:rPr>
-      </w:pPr>
-      <w:bookmarkStart w:id="8" w:name="_Toc28504"/>
-      <w:r>
-        <w:rPr>
-          <w:rFonts w:hint="default"/>
-          <w:lang w:val="en-US" w:eastAsia="zh-CN"/>
-        </w:rPr>
-        <w:t>质量管理部</w:t>
-      </w:r>
-      <w:bookmarkEnd w:id="8"/>
-    </w:p>
-    <w:p>
-      <w:pPr>
-        <w:pStyle w:val="a1"/>
+        <w:pStyle w:val="29"/>
         <w:keepNext w:val="0"/>
         <w:keepLines w:val="0"/>
         <w:pageBreakBefore w:val="0"/>
@@ -3590,7 +3617,7 @@
     </w:p>
     <w:p>
       <w:pPr>
-        <w:pStyle w:val="a1"/>
+        <w:pStyle w:val="29"/>
         <w:keepNext w:val="0"/>
         <w:keepLines w:val="0"/>
         <w:pageBreakBefore w:val="0"/>
@@ -3619,7 +3646,7 @@
     </w:p>
     <w:p>
       <w:pPr>
-        <w:pStyle w:val="a1"/>
+        <w:pStyle w:val="29"/>
         <w:keepNext w:val="0"/>
         <w:keepLines w:val="0"/>
         <w:pageBreakBefore w:val="0"/>
@@ -3648,7 +3675,7 @@
     </w:p>
     <w:p>
       <w:pPr>
-        <w:pStyle w:val="a1"/>
+        <w:pStyle w:val="29"/>
         <w:keepNext w:val="0"/>
         <w:keepLines w:val="0"/>
         <w:pageBreakBefore w:val="0"/>
@@ -3677,14 +3704,14 @@
     </w:p>
     <w:p>
       <w:pPr>
-        <w:pStyle w:val="2"/>
-        <w:bidi w:val="0"/>
-        <w:rPr>
-          <w:rFonts w:hint="default"/>
-          <w:lang w:val="en-US" w:eastAsia="zh-CN"/>
-        </w:rPr>
-      </w:pPr>
-      <w:bookmarkStart w:id="9" w:name="_Toc5804"/>
+        <w:pStyle w:val="30"/>
+        <w:bidi w:val="0"/>
+        <w:rPr>
+          <w:rFonts w:hint="default"/>
+          <w:lang w:val="en-US" w:eastAsia="zh-CN"/>
+        </w:rPr>
+      </w:pPr>
+      <w:bookmarkStart w:id="8" w:name="_Toc13"/>
       <w:r>
         <w:rPr>
           <w:rFonts w:hint="default"/>
@@ -3692,11 +3719,11 @@
         </w:rPr>
         <w:t>数智运营部</w:t>
       </w:r>
-      <w:bookmarkEnd w:id="9"/>
-    </w:p>
-    <w:p>
-      <w:pPr>
-        <w:pStyle w:val="a1"/>
+      <w:bookmarkEnd w:id="8"/>
+    </w:p>
+    <w:p>
+      <w:pPr>
+        <w:pStyle w:val="29"/>
         <w:keepNext w:val="0"/>
         <w:keepLines w:val="0"/>
         <w:pageBreakBefore w:val="0"/>
@@ -3725,7 +3752,7 @@
     </w:p>
     <w:p>
       <w:pPr>
-        <w:pStyle w:val="a1"/>
+        <w:pStyle w:val="29"/>
         <w:keepNext w:val="0"/>
         <w:keepLines w:val="0"/>
         <w:pageBreakBefore w:val="0"/>
@@ -3754,7 +3781,7 @@
     </w:p>
     <w:p>
       <w:pPr>
-        <w:pStyle w:val="a1"/>
+        <w:pStyle w:val="29"/>
         <w:keepNext w:val="0"/>
         <w:keepLines w:val="0"/>
         <w:pageBreakBefore w:val="0"/>
@@ -3783,14 +3810,14 @@
     </w:p>
     <w:p>
       <w:pPr>
-        <w:pStyle w:val="2"/>
-        <w:bidi w:val="0"/>
-        <w:rPr>
-          <w:rFonts w:hint="default"/>
-          <w:lang w:val="en-US" w:eastAsia="zh-CN"/>
-        </w:rPr>
-      </w:pPr>
-      <w:bookmarkStart w:id="10" w:name="_Toc29866"/>
+        <w:pStyle w:val="30"/>
+        <w:bidi w:val="0"/>
+        <w:rPr>
+          <w:rFonts w:hint="default"/>
+          <w:lang w:val="en-US" w:eastAsia="zh-CN"/>
+        </w:rPr>
+      </w:pPr>
+      <w:bookmarkStart w:id="9" w:name="_Toc10698"/>
       <w:r>
         <w:rPr>
           <w:rFonts w:hint="default"/>
@@ -3798,11 +3825,11 @@
         </w:rPr>
         <w:t>研究总院</w:t>
       </w:r>
-      <w:bookmarkEnd w:id="10"/>
-    </w:p>
-    <w:p>
-      <w:pPr>
-        <w:pStyle w:val="a1"/>
+      <w:bookmarkEnd w:id="9"/>
+    </w:p>
+    <w:p>
+      <w:pPr>
+        <w:pStyle w:val="29"/>
         <w:keepNext w:val="0"/>
         <w:keepLines w:val="0"/>
         <w:pageBreakBefore w:val="0"/>
@@ -3831,7 +3858,7 @@
     </w:p>
     <w:p>
       <w:pPr>
-        <w:pStyle w:val="a1"/>
+        <w:pStyle w:val="29"/>
         <w:keepNext w:val="0"/>
         <w:keepLines w:val="0"/>
         <w:pageBreakBefore w:val="0"/>
@@ -3860,7 +3887,7 @@
     </w:p>
     <w:p>
       <w:pPr>
-        <w:pStyle w:val="a1"/>
+        <w:pStyle w:val="29"/>
         <w:keepNext w:val="0"/>
         <w:keepLines w:val="0"/>
         <w:pageBreakBefore w:val="0"/>
@@ -3889,14 +3916,14 @@
     </w:p>
     <w:p>
       <w:pPr>
-        <w:pStyle w:val="2"/>
-        <w:bidi w:val="0"/>
-        <w:rPr>
-          <w:rFonts w:hint="default"/>
-          <w:lang w:val="en-US" w:eastAsia="zh-CN"/>
-        </w:rPr>
-      </w:pPr>
-      <w:bookmarkStart w:id="11" w:name="_Toc10741"/>
+        <w:pStyle w:val="30"/>
+        <w:bidi w:val="0"/>
+        <w:rPr>
+          <w:rFonts w:hint="default"/>
+          <w:lang w:val="en-US" w:eastAsia="zh-CN"/>
+        </w:rPr>
+      </w:pPr>
+      <w:bookmarkStart w:id="10" w:name="_Toc1386"/>
       <w:r>
         <w:rPr>
           <w:rFonts w:hint="default"/>
@@ -3904,11 +3931,11 @@
         </w:rPr>
         <w:t>人力部</w:t>
       </w:r>
-      <w:bookmarkEnd w:id="11"/>
-    </w:p>
-    <w:p>
-      <w:pPr>
-        <w:pStyle w:val="a1"/>
+      <w:bookmarkEnd w:id="10"/>
+    </w:p>
+    <w:p>
+      <w:pPr>
+        <w:pStyle w:val="29"/>
         <w:keepNext w:val="0"/>
         <w:keepLines w:val="0"/>
         <w:pageBreakBefore w:val="0"/>
@@ -3937,7 +3964,7 @@
     </w:p>
     <w:p>
       <w:pPr>
-        <w:pStyle w:val="a1"/>
+        <w:pStyle w:val="29"/>
         <w:keepNext w:val="0"/>
         <w:keepLines w:val="0"/>
         <w:pageBreakBefore w:val="0"/>
@@ -3966,7 +3993,7 @@
     </w:p>
     <w:p>
       <w:pPr>
-        <w:pStyle w:val="a1"/>
+        <w:pStyle w:val="29"/>
         <w:keepNext w:val="0"/>
         <w:keepLines w:val="0"/>
         <w:pageBreakBefore w:val="0"/>
@@ -3995,14 +4022,14 @@
     </w:p>
     <w:p>
       <w:pPr>
-        <w:pStyle w:val="2"/>
-        <w:bidi w:val="0"/>
-        <w:rPr>
-          <w:rFonts w:hint="default"/>
-          <w:lang w:val="en-US" w:eastAsia="zh-CN"/>
-        </w:rPr>
-      </w:pPr>
-      <w:bookmarkStart w:id="12" w:name="_Toc31413"/>
+        <w:pStyle w:val="30"/>
+        <w:bidi w:val="0"/>
+        <w:rPr>
+          <w:rFonts w:hint="default"/>
+          <w:lang w:val="en-US" w:eastAsia="zh-CN"/>
+        </w:rPr>
+      </w:pPr>
+      <w:bookmarkStart w:id="11" w:name="_Toc3058"/>
       <w:r>
         <w:rPr>
           <w:rFonts w:hint="default"/>
@@ -4010,11 +4037,11 @@
         </w:rPr>
         <w:t>应急管理部</w:t>
       </w:r>
-      <w:bookmarkEnd w:id="12"/>
-    </w:p>
-    <w:p>
-      <w:pPr>
-        <w:pStyle w:val="a1"/>
+      <w:bookmarkEnd w:id="11"/>
+    </w:p>
+    <w:p>
+      <w:pPr>
+        <w:pStyle w:val="29"/>
         <w:keepNext w:val="0"/>
         <w:keepLines w:val="0"/>
         <w:pageBreakBefore w:val="0"/>
@@ -4043,7 +4070,7 @@
     </w:p>
     <w:p>
       <w:pPr>
-        <w:pStyle w:val="a1"/>
+        <w:pStyle w:val="29"/>
         <w:keepNext w:val="0"/>
         <w:keepLines w:val="0"/>
         <w:pageBreakBefore w:val="0"/>
@@ -4072,14 +4099,14 @@
     </w:p>
     <w:p>
       <w:pPr>
-        <w:pStyle w:val="2"/>
-        <w:bidi w:val="0"/>
-        <w:rPr>
-          <w:rFonts w:hint="default"/>
-          <w:lang w:val="en-US" w:eastAsia="zh-CN"/>
-        </w:rPr>
-      </w:pPr>
-      <w:bookmarkStart w:id="13" w:name="_Toc23360"/>
+        <w:pStyle w:val="30"/>
+        <w:bidi w:val="0"/>
+        <w:rPr>
+          <w:rFonts w:hint="default"/>
+          <w:lang w:val="en-US" w:eastAsia="zh-CN"/>
+        </w:rPr>
+      </w:pPr>
+      <w:bookmarkStart w:id="12" w:name="_Toc84"/>
       <w:r>
         <w:rPr>
           <w:rFonts w:hint="eastAsia"/>
@@ -4087,11 +4114,11 @@
         </w:rPr>
         <w:t>管理者代表</w:t>
       </w:r>
-      <w:bookmarkEnd w:id="13"/>
-    </w:p>
-    <w:p>
-      <w:pPr>
-        <w:pStyle w:val="a1"/>
+      <w:bookmarkEnd w:id="12"/>
+    </w:p>
+    <w:p>
+      <w:pPr>
+        <w:pStyle w:val="29"/>
         <w:keepNext w:val="0"/>
         <w:keepLines w:val="0"/>
         <w:pageBreakBefore w:val="0"/>
@@ -4120,7 +4147,7 @@
     </w:p>
     <w:p>
       <w:pPr>
-        <w:pStyle w:val="a1"/>
+        <w:pStyle w:val="29"/>
         <w:keepNext w:val="0"/>
         <w:keepLines w:val="0"/>
         <w:pageBreakBefore w:val="0"/>
@@ -4149,14 +4176,14 @@
     </w:p>
     <w:p>
       <w:pPr>
-        <w:pStyle w:val="1"/>
-        <w:bidi w:val="0"/>
-        <w:rPr>
-          <w:rFonts w:hint="default"/>
-          <w:lang w:val="en-US" w:eastAsia="zh-CN"/>
-        </w:rPr>
-      </w:pPr>
-      <w:bookmarkStart w:id="14" w:name="_Toc4909"/>
+        <w:pStyle w:val="28"/>
+        <w:bidi w:val="0"/>
+        <w:rPr>
+          <w:rFonts w:hint="default"/>
+          <w:lang w:val="en-US" w:eastAsia="zh-CN"/>
+        </w:rPr>
+      </w:pPr>
+      <w:bookmarkStart w:id="13" w:name="_Toc20144"/>
       <w:r>
         <w:rPr>
           <w:rFonts w:hint="default"/>
@@ -4164,30 +4191,30 @@
         </w:rPr>
         <w:t>能力管理流程</w:t>
       </w:r>
+      <w:bookmarkEnd w:id="13"/>
+    </w:p>
+    <w:p>
+      <w:pPr>
+        <w:pStyle w:val="30"/>
+        <w:bidi w:val="0"/>
+        <w:rPr>
+          <w:rFonts w:hint="default"/>
+          <w:lang w:val="en-US" w:eastAsia="zh-CN"/>
+        </w:rPr>
+      </w:pPr>
+      <w:bookmarkStart w:id="14" w:name="_Toc22214"/>
+      <w:r>
+        <w:rPr>
+          <w:rFonts w:hint="default"/>
+          <w:lang w:val="en-US" w:eastAsia="zh-CN"/>
+        </w:rPr>
+        <w:t>能力策划</w:t>
+      </w:r>
       <w:bookmarkEnd w:id="14"/>
     </w:p>
     <w:p>
       <w:pPr>
-        <w:pStyle w:val="2"/>
-        <w:bidi w:val="0"/>
-        <w:rPr>
-          <w:rFonts w:hint="default"/>
-          <w:lang w:val="en-US" w:eastAsia="zh-CN"/>
-        </w:rPr>
-      </w:pPr>
-      <w:bookmarkStart w:id="15" w:name="_Toc10479"/>
-      <w:r>
-        <w:rPr>
-          <w:rFonts w:hint="default"/>
-          <w:lang w:val="en-US" w:eastAsia="zh-CN"/>
-        </w:rPr>
-        <w:t>能力策划</w:t>
-      </w:r>
-      <w:bookmarkEnd w:id="15"/>
-    </w:p>
-    <w:p>
-      <w:pPr>
-        <w:pStyle w:val="a1"/>
+        <w:pStyle w:val="29"/>
         <w:keepNext w:val="0"/>
         <w:keepLines w:val="0"/>
         <w:pageBreakBefore w:val="0"/>
@@ -4216,7 +4243,7 @@
     </w:p>
     <w:p>
       <w:pPr>
-        <w:pStyle w:val="a1"/>
+        <w:pStyle w:val="29"/>
         <w:keepNext w:val="0"/>
         <w:keepLines w:val="0"/>
         <w:pageBreakBefore w:val="0"/>
@@ -4245,7 +4272,7 @@
     </w:p>
     <w:p>
       <w:pPr>
-        <w:pStyle w:val="a1"/>
+        <w:pStyle w:val="29"/>
         <w:keepNext w:val="0"/>
         <w:keepLines w:val="0"/>
         <w:pageBreakBefore w:val="0"/>
@@ -4274,7 +4301,7 @@
     </w:p>
     <w:p>
       <w:pPr>
-        <w:pStyle w:val="a1"/>
+        <w:pStyle w:val="29"/>
         <w:keepNext w:val="0"/>
         <w:keepLines w:val="0"/>
         <w:pageBreakBefore w:val="0"/>
@@ -4291,7 +4318,7 @@
         <w:bidi w:val="0"/>
         <w:adjustRightInd w:val="0"/>
         <w:snapToGrid w:val="0"/>
-        <w:ind w:left="425" w:hanging="425" w:leftChars="0" w:firstLineChars="0"/>
+        <w:ind w:left="425" w:leftChars="0" w:hanging="425" w:firstLineChars="0"/>
         <w:textAlignment w:val="baseline"/>
         <w:rPr>
           <w:rFonts w:hint="default"/>
@@ -4308,7 +4335,7 @@
     </w:p>
     <w:p>
       <w:pPr>
-        <w:pStyle w:val="a1"/>
+        <w:pStyle w:val="29"/>
         <w:keepNext w:val="0"/>
         <w:keepLines w:val="0"/>
         <w:pageBreakBefore w:val="0"/>
@@ -4325,7 +4352,7 @@
         <w:bidi w:val="0"/>
         <w:adjustRightInd w:val="0"/>
         <w:snapToGrid w:val="0"/>
-        <w:ind w:left="425" w:hanging="425" w:leftChars="0" w:firstLineChars="0"/>
+        <w:ind w:left="425" w:leftChars="0" w:hanging="425" w:firstLineChars="0"/>
         <w:textAlignment w:val="baseline"/>
         <w:rPr>
           <w:rFonts w:hint="default"/>
@@ -4342,7 +4369,7 @@
     </w:p>
     <w:p>
       <w:pPr>
-        <w:pStyle w:val="a1"/>
+        <w:pStyle w:val="29"/>
         <w:keepNext w:val="0"/>
         <w:keepLines w:val="0"/>
         <w:pageBreakBefore w:val="0"/>
@@ -4359,7 +4386,7 @@
         <w:bidi w:val="0"/>
         <w:adjustRightInd w:val="0"/>
         <w:snapToGrid w:val="0"/>
-        <w:ind w:left="425" w:hanging="425" w:leftChars="0" w:firstLineChars="0"/>
+        <w:ind w:left="425" w:leftChars="0" w:hanging="425" w:firstLineChars="0"/>
         <w:textAlignment w:val="baseline"/>
         <w:rPr>
           <w:rFonts w:hint="default"/>
@@ -4376,7 +4403,7 @@
     </w:p>
     <w:p>
       <w:pPr>
-        <w:pStyle w:val="a1"/>
+        <w:pStyle w:val="29"/>
         <w:keepNext w:val="0"/>
         <w:keepLines w:val="0"/>
         <w:pageBreakBefore w:val="0"/>
@@ -4393,7 +4420,7 @@
         <w:bidi w:val="0"/>
         <w:adjustRightInd w:val="0"/>
         <w:snapToGrid w:val="0"/>
-        <w:ind w:left="425" w:hanging="425" w:leftChars="0" w:firstLineChars="0"/>
+        <w:ind w:left="425" w:leftChars="0" w:hanging="425" w:firstLineChars="0"/>
         <w:textAlignment w:val="baseline"/>
         <w:rPr>
           <w:rFonts w:hint="default"/>
@@ -4410,7 +4437,7 @@
     </w:p>
     <w:p>
       <w:pPr>
-        <w:pStyle w:val="a1"/>
+        <w:pStyle w:val="29"/>
         <w:keepNext w:val="0"/>
         <w:keepLines w:val="0"/>
         <w:pageBreakBefore w:val="0"/>
@@ -4427,7 +4454,7 @@
         <w:bidi w:val="0"/>
         <w:adjustRightInd w:val="0"/>
         <w:snapToGrid w:val="0"/>
-        <w:ind w:left="425" w:hanging="425" w:leftChars="0" w:firstLineChars="0"/>
+        <w:ind w:left="425" w:leftChars="0" w:hanging="425" w:firstLineChars="0"/>
         <w:textAlignment w:val="baseline"/>
         <w:rPr>
           <w:rFonts w:hint="default"/>
@@ -4444,7 +4471,7 @@
     </w:p>
     <w:p>
       <w:pPr>
-        <w:pStyle w:val="a1"/>
+        <w:pStyle w:val="29"/>
         <w:keepNext w:val="0"/>
         <w:keepLines w:val="0"/>
         <w:pageBreakBefore w:val="0"/>
@@ -4473,14 +4500,14 @@
     </w:p>
     <w:p>
       <w:pPr>
-        <w:pStyle w:val="2"/>
-        <w:bidi w:val="0"/>
-        <w:rPr>
-          <w:rFonts w:hint="default"/>
-          <w:lang w:val="en-US" w:eastAsia="zh-CN"/>
-        </w:rPr>
-      </w:pPr>
-      <w:bookmarkStart w:id="16" w:name="_Toc4220"/>
+        <w:pStyle w:val="30"/>
+        <w:bidi w:val="0"/>
+        <w:rPr>
+          <w:rFonts w:hint="default"/>
+          <w:lang w:val="en-US" w:eastAsia="zh-CN"/>
+        </w:rPr>
+      </w:pPr>
+      <w:bookmarkStart w:id="15" w:name="_Toc17396"/>
       <w:r>
         <w:rPr>
           <w:rFonts w:hint="default"/>
@@ -4488,11 +4515,11 @@
         </w:rPr>
         <w:t>计划审批</w:t>
       </w:r>
-      <w:bookmarkEnd w:id="16"/>
-    </w:p>
-    <w:p>
-      <w:pPr>
-        <w:pStyle w:val="a1"/>
+      <w:bookmarkEnd w:id="15"/>
+    </w:p>
+    <w:p>
+      <w:pPr>
+        <w:pStyle w:val="29"/>
         <w:keepNext w:val="0"/>
         <w:keepLines w:val="0"/>
         <w:pageBreakBefore w:val="0"/>
@@ -4521,7 +4548,7 @@
     </w:p>
     <w:p>
       <w:pPr>
-        <w:pStyle w:val="a1"/>
+        <w:pStyle w:val="29"/>
         <w:keepNext w:val="0"/>
         <w:keepLines w:val="0"/>
         <w:pageBreakBefore w:val="0"/>
@@ -4550,7 +4577,7 @@
     </w:p>
     <w:p>
       <w:pPr>
-        <w:pStyle w:val="a1"/>
+        <w:pStyle w:val="29"/>
         <w:keepNext w:val="0"/>
         <w:keepLines w:val="0"/>
         <w:pageBreakBefore w:val="0"/>
@@ -4579,14 +4606,14 @@
     </w:p>
     <w:p>
       <w:pPr>
-        <w:pStyle w:val="2"/>
-        <w:bidi w:val="0"/>
-        <w:rPr>
-          <w:rFonts w:hint="default"/>
-          <w:lang w:val="en-US" w:eastAsia="zh-CN"/>
-        </w:rPr>
-      </w:pPr>
-      <w:bookmarkStart w:id="17" w:name="_Toc31498"/>
+        <w:pStyle w:val="30"/>
+        <w:bidi w:val="0"/>
+        <w:rPr>
+          <w:rFonts w:hint="default"/>
+          <w:lang w:val="en-US" w:eastAsia="zh-CN"/>
+        </w:rPr>
+      </w:pPr>
+      <w:bookmarkStart w:id="16" w:name="_Toc3916"/>
       <w:r>
         <w:rPr>
           <w:rFonts w:hint="default"/>
@@ -4594,11 +4621,11 @@
         </w:rPr>
         <w:t>计划执行</w:t>
       </w:r>
-      <w:bookmarkEnd w:id="17"/>
-    </w:p>
-    <w:p>
-      <w:pPr>
-        <w:pStyle w:val="a1"/>
+      <w:bookmarkEnd w:id="16"/>
+    </w:p>
+    <w:p>
+      <w:pPr>
+        <w:pStyle w:val="29"/>
         <w:keepNext w:val="0"/>
         <w:keepLines w:val="0"/>
         <w:pageBreakBefore w:val="0"/>
@@ -4627,7 +4654,7 @@
     </w:p>
     <w:p>
       <w:pPr>
-        <w:pStyle w:val="a1"/>
+        <w:pStyle w:val="29"/>
         <w:keepNext w:val="0"/>
         <w:keepLines w:val="0"/>
         <w:pageBreakBefore w:val="0"/>
@@ -4656,7 +4683,7 @@
     </w:p>
     <w:p>
       <w:pPr>
-        <w:pStyle w:val="a1"/>
+        <w:pStyle w:val="29"/>
         <w:keepNext w:val="0"/>
         <w:keepLines w:val="0"/>
         <w:pageBreakBefore w:val="0"/>
@@ -4685,14 +4712,14 @@
     </w:p>
     <w:p>
       <w:pPr>
-        <w:pStyle w:val="2"/>
-        <w:bidi w:val="0"/>
-        <w:rPr>
-          <w:rFonts w:hint="default"/>
-          <w:lang w:val="en-US" w:eastAsia="zh-CN"/>
-        </w:rPr>
-      </w:pPr>
-      <w:bookmarkStart w:id="18" w:name="_Toc17581"/>
+        <w:pStyle w:val="30"/>
+        <w:bidi w:val="0"/>
+        <w:rPr>
+          <w:rFonts w:hint="default"/>
+          <w:lang w:val="en-US" w:eastAsia="zh-CN"/>
+        </w:rPr>
+      </w:pPr>
+      <w:bookmarkStart w:id="17" w:name="_Toc19211"/>
       <w:r>
         <w:rPr>
           <w:rFonts w:hint="default"/>
@@ -4700,11 +4727,11 @@
         </w:rPr>
         <w:t>过程监督</w:t>
       </w:r>
-      <w:bookmarkEnd w:id="18"/>
-    </w:p>
-    <w:p>
-      <w:pPr>
-        <w:pStyle w:val="a1"/>
+      <w:bookmarkEnd w:id="17"/>
+    </w:p>
+    <w:p>
+      <w:pPr>
+        <w:pStyle w:val="29"/>
         <w:keepNext w:val="0"/>
         <w:keepLines w:val="0"/>
         <w:pageBreakBefore w:val="0"/>
@@ -4733,7 +4760,7 @@
     </w:p>
     <w:p>
       <w:pPr>
-        <w:pStyle w:val="a1"/>
+        <w:pStyle w:val="29"/>
         <w:keepNext w:val="0"/>
         <w:keepLines w:val="0"/>
         <w:pageBreakBefore w:val="0"/>
@@ -4762,7 +4789,7 @@
     </w:p>
     <w:p>
       <w:pPr>
-        <w:pStyle w:val="a1"/>
+        <w:pStyle w:val="29"/>
         <w:keepNext w:val="0"/>
         <w:keepLines w:val="0"/>
         <w:pageBreakBefore w:val="0"/>
@@ -4791,14 +4818,14 @@
     </w:p>
     <w:p>
       <w:pPr>
-        <w:pStyle w:val="2"/>
-        <w:bidi w:val="0"/>
-        <w:rPr>
-          <w:rFonts w:hint="default"/>
-          <w:lang w:val="en-US" w:eastAsia="zh-CN"/>
-        </w:rPr>
-      </w:pPr>
-      <w:bookmarkStart w:id="19" w:name="_Toc17679"/>
+        <w:pStyle w:val="30"/>
+        <w:bidi w:val="0"/>
+        <w:rPr>
+          <w:rFonts w:hint="default"/>
+          <w:lang w:val="en-US" w:eastAsia="zh-CN"/>
+        </w:rPr>
+      </w:pPr>
+      <w:bookmarkStart w:id="18" w:name="_Toc31527"/>
       <w:r>
         <w:rPr>
           <w:rFonts w:hint="default"/>
@@ -4806,11 +4833,11 @@
         </w:rPr>
         <w:t>年度总结</w:t>
       </w:r>
-      <w:bookmarkEnd w:id="19"/>
-    </w:p>
-    <w:p>
-      <w:pPr>
-        <w:pStyle w:val="a1"/>
+      <w:bookmarkEnd w:id="18"/>
+    </w:p>
+    <w:p>
+      <w:pPr>
+        <w:pStyle w:val="29"/>
         <w:keepNext w:val="0"/>
         <w:keepLines w:val="0"/>
         <w:pageBreakBefore w:val="0"/>
@@ -4839,7 +4866,7 @@
     </w:p>
     <w:p>
       <w:pPr>
-        <w:pStyle w:val="a1"/>
+        <w:pStyle w:val="29"/>
         <w:keepNext w:val="0"/>
         <w:keepLines w:val="0"/>
         <w:pageBreakBefore w:val="0"/>
@@ -4868,7 +4895,7 @@
     </w:p>
     <w:p>
       <w:pPr>
-        <w:pStyle w:val="a1"/>
+        <w:pStyle w:val="29"/>
         <w:keepNext w:val="0"/>
         <w:keepLines w:val="0"/>
         <w:pageBreakBefore w:val="0"/>
@@ -4885,7 +4912,7 @@
         <w:bidi w:val="0"/>
         <w:adjustRightInd w:val="0"/>
         <w:snapToGrid w:val="0"/>
-        <w:ind w:left="425" w:hanging="425" w:leftChars="0" w:firstLineChars="0"/>
+        <w:ind w:left="425" w:leftChars="0" w:hanging="425" w:firstLineChars="0"/>
         <w:textAlignment w:val="baseline"/>
         <w:rPr>
           <w:rFonts w:hint="default"/>
@@ -4902,7 +4929,7 @@
     </w:p>
     <w:p>
       <w:pPr>
-        <w:pStyle w:val="a1"/>
+        <w:pStyle w:val="29"/>
         <w:keepNext w:val="0"/>
         <w:keepLines w:val="0"/>
         <w:pageBreakBefore w:val="0"/>
@@ -4919,7 +4946,7 @@
         <w:bidi w:val="0"/>
         <w:adjustRightInd w:val="0"/>
         <w:snapToGrid w:val="0"/>
-        <w:ind w:left="425" w:hanging="425" w:leftChars="0" w:firstLineChars="0"/>
+        <w:ind w:left="425" w:leftChars="0" w:hanging="425" w:firstLineChars="0"/>
         <w:textAlignment w:val="baseline"/>
         <w:rPr>
           <w:rFonts w:hint="default"/>
@@ -4936,7 +4963,7 @@
     </w:p>
     <w:p>
       <w:pPr>
-        <w:pStyle w:val="a1"/>
+        <w:pStyle w:val="29"/>
         <w:keepNext w:val="0"/>
         <w:keepLines w:val="0"/>
         <w:pageBreakBefore w:val="0"/>
@@ -4953,7 +4980,7 @@
         <w:bidi w:val="0"/>
         <w:adjustRightInd w:val="0"/>
         <w:snapToGrid w:val="0"/>
-        <w:ind w:left="425" w:hanging="425" w:leftChars="0" w:firstLineChars="0"/>
+        <w:ind w:left="425" w:leftChars="0" w:hanging="425" w:firstLineChars="0"/>
         <w:textAlignment w:val="baseline"/>
         <w:rPr>
           <w:rFonts w:hint="default"/>
@@ -4970,7 +4997,7 @@
     </w:p>
     <w:p>
       <w:pPr>
-        <w:pStyle w:val="a1"/>
+        <w:pStyle w:val="29"/>
         <w:keepNext w:val="0"/>
         <w:keepLines w:val="0"/>
         <w:pageBreakBefore w:val="0"/>
@@ -4987,7 +5014,7 @@
         <w:bidi w:val="0"/>
         <w:adjustRightInd w:val="0"/>
         <w:snapToGrid w:val="0"/>
-        <w:ind w:left="425" w:hanging="425" w:leftChars="0" w:firstLineChars="0"/>
+        <w:ind w:left="425" w:leftChars="0" w:hanging="425" w:firstLineChars="0"/>
         <w:textAlignment w:val="baseline"/>
         <w:rPr>
           <w:rFonts w:hint="default"/>
@@ -5004,7 +5031,7 @@
     </w:p>
     <w:p>
       <w:pPr>
-        <w:pStyle w:val="a1"/>
+        <w:pStyle w:val="29"/>
         <w:keepNext w:val="0"/>
         <w:keepLines w:val="0"/>
         <w:pageBreakBefore w:val="0"/>
@@ -5021,7 +5048,7 @@
         <w:bidi w:val="0"/>
         <w:adjustRightInd w:val="0"/>
         <w:snapToGrid w:val="0"/>
-        <w:ind w:left="425" w:hanging="425" w:leftChars="0" w:firstLineChars="0"/>
+        <w:ind w:left="425" w:leftChars="0" w:hanging="425" w:firstLineChars="0"/>
         <w:textAlignment w:val="baseline"/>
         <w:rPr>
           <w:rFonts w:hint="default"/>
@@ -5038,7 +5065,7 @@
     </w:p>
     <w:p>
       <w:pPr>
-        <w:pStyle w:val="a1"/>
+        <w:pStyle w:val="29"/>
         <w:keepNext w:val="0"/>
         <w:keepLines w:val="0"/>
         <w:pageBreakBefore w:val="0"/>
@@ -5067,14 +5094,14 @@
     </w:p>
     <w:p>
       <w:pPr>
-        <w:pStyle w:val="2"/>
-        <w:bidi w:val="0"/>
-        <w:rPr>
-          <w:rFonts w:hint="default"/>
-          <w:lang w:val="en-US" w:eastAsia="zh-CN"/>
-        </w:rPr>
-      </w:pPr>
-      <w:bookmarkStart w:id="20" w:name="_Toc121"/>
+        <w:pStyle w:val="30"/>
+        <w:bidi w:val="0"/>
+        <w:rPr>
+          <w:rFonts w:hint="default"/>
+          <w:lang w:val="en-US" w:eastAsia="zh-CN"/>
+        </w:rPr>
+      </w:pPr>
+      <w:bookmarkStart w:id="19" w:name="_Toc19126"/>
       <w:r>
         <w:rPr>
           <w:rFonts w:hint="default"/>
@@ -5082,11 +5109,11 @@
         </w:rPr>
         <w:t>改进与优化</w:t>
       </w:r>
-      <w:bookmarkEnd w:id="20"/>
-    </w:p>
-    <w:p>
-      <w:pPr>
-        <w:pStyle w:val="a1"/>
+      <w:bookmarkEnd w:id="19"/>
+    </w:p>
+    <w:p>
+      <w:pPr>
+        <w:pStyle w:val="29"/>
         <w:keepNext w:val="0"/>
         <w:keepLines w:val="0"/>
         <w:pageBreakBefore w:val="0"/>
@@ -5115,7 +5142,7 @@
     </w:p>
     <w:p>
       <w:pPr>
-        <w:pStyle w:val="a1"/>
+        <w:pStyle w:val="29"/>
         <w:keepNext w:val="0"/>
         <w:keepLines w:val="0"/>
         <w:pageBreakBefore w:val="0"/>
@@ -5144,7 +5171,7 @@
     </w:p>
     <w:p>
       <w:pPr>
-        <w:pStyle w:val="a1"/>
+        <w:pStyle w:val="29"/>
         <w:keepNext w:val="0"/>
         <w:keepLines w:val="0"/>
         <w:pageBreakBefore w:val="0"/>
@@ -5173,14 +5200,14 @@
     </w:p>
     <w:p>
       <w:pPr>
-        <w:pStyle w:val="1"/>
-        <w:bidi w:val="0"/>
-        <w:rPr>
-          <w:rFonts w:hint="default"/>
-          <w:lang w:val="en-US" w:eastAsia="zh-CN"/>
-        </w:rPr>
-      </w:pPr>
-      <w:bookmarkStart w:id="21" w:name="_Toc23352"/>
+        <w:pStyle w:val="28"/>
+        <w:bidi w:val="0"/>
+        <w:rPr>
+          <w:rFonts w:hint="default"/>
+          <w:lang w:val="en-US" w:eastAsia="zh-CN"/>
+        </w:rPr>
+      </w:pPr>
+      <w:bookmarkStart w:id="20" w:name="_Toc24210"/>
       <w:r>
         <w:rPr>
           <w:rFonts w:hint="default"/>
@@ -5188,11 +5215,11 @@
         </w:rPr>
         <w:t>附则</w:t>
       </w:r>
-      <w:bookmarkEnd w:id="21"/>
-    </w:p>
-    <w:p>
-      <w:pPr>
-        <w:pStyle w:val="a1"/>
+      <w:bookmarkEnd w:id="20"/>
+    </w:p>
+    <w:p>
+      <w:pPr>
+        <w:pStyle w:val="29"/>
         <w:keepNext w:val="0"/>
         <w:keepLines w:val="0"/>
         <w:pageBreakBefore w:val="0"/>
@@ -5221,7 +5248,7 @@
     </w:p>
     <w:p>
       <w:pPr>
-        <w:pStyle w:val="a1"/>
+        <w:pStyle w:val="29"/>
         <w:keepNext w:val="0"/>
         <w:keepLines w:val="0"/>
         <w:pageBreakBefore w:val="0"/>
@@ -5250,7 +5277,7 @@
     </w:p>
     <w:p>
       <w:pPr>
-        <w:pStyle w:val="a1"/>
+        <w:pStyle w:val="29"/>
         <w:keepNext w:val="0"/>
         <w:keepLines w:val="0"/>
         <w:pageBreakBefore w:val="0"/>
@@ -5271,23 +5298,73 @@
       </w:pPr>
     </w:p>
     <w:sectPr>
-      <w:headerReference w:type="default" r:id="rId6"/>
+      <w:headerReference r:id="rId5" w:type="default"/>
       <w:pgSz w:w="11906" w:h="16838"/>
       <w:pgMar w:top="1417" w:right="1800" w:bottom="1440" w:left="1800" w:header="1140" w:footer="992" w:gutter="0"/>
-      <w:cols w:num="1" w:space="425"/>
+      <w:cols w:space="425" w:num="1"/>
       <w:docGrid w:type="lines" w:linePitch="312" w:charSpace="0"/>
     </w:sectPr>
   </w:body>
 </w:document>
 </file>
 
+<file path=word/endnotes.xml><?xml version="1.0" encoding="utf-8"?>
+<w:endnotes xmlns:wpc="http://schemas.microsoft.com/office/word/2010/wordprocessingCanvas" xmlns:mc="http://schemas.openxmlformats.org/markup-compatibility/2006" xmlns:o="urn:schemas-microsoft-com:office:office" xmlns:r="http://schemas.openxmlformats.org/officeDocument/2006/relationships" xmlns:m="http://schemas.openxmlformats.org/officeDocument/2006/math" xmlns:v="urn:schemas-microsoft-com:vml" xmlns:wp14="http://schemas.microsoft.com/office/word/2010/wordprocessingDrawing" xmlns:wp="http://schemas.openxmlformats.org/drawingml/2006/wordprocessingDrawing" xmlns:w="http://schemas.openxmlformats.org/wordprocessingml/2006/main" xmlns:w14="http://schemas.microsoft.com/office/word/2010/wordml" xmlns:w15="http://schemas.microsoft.com/office/word/2012/wordml" xmlns:w10="urn:schemas-microsoft-com:office:word" xmlns:wpg="http://schemas.microsoft.com/office/word/2010/wordprocessingGroup" xmlns:wpi="http://schemas.microsoft.com/office/word/2010/wordprocessingInk" xmlns:wne="http://schemas.microsoft.com/office/word/2006/wordml" xmlns:wps="http://schemas.microsoft.com/office/word/2010/wordprocessingShape" xmlns:wpsCustomData="http://www.wps.cn/officeDocument/2013/wpsCustomData" mc:Ignorable="w14 w15 wp14">
+  <w:endnote w:type="separator" w:id="0">
+    <w:p>
+      <w:pPr>
+        <w:spacing w:line="240" w:lineRule="auto"/>
+      </w:pPr>
+      <w:r>
+        <w:separator/>
+      </w:r>
+    </w:p>
+  </w:endnote>
+  <w:endnote w:type="continuationSeparator" w:id="1">
+    <w:p>
+      <w:pPr>
+        <w:spacing w:line="240" w:lineRule="auto"/>
+      </w:pPr>
+      <w:r>
+        <w:continuationSeparator/>
+      </w:r>
+    </w:p>
+  </w:endnote>
+</w:endnotes>
+</file>
+
+<file path=word/footnotes.xml><?xml version="1.0" encoding="utf-8"?>
+<w:footnotes xmlns:wpc="http://schemas.microsoft.com/office/word/2010/wordprocessingCanvas" xmlns:mc="http://schemas.openxmlformats.org/markup-compatibility/2006" xmlns:o="urn:schemas-microsoft-com:office:office" xmlns:r="http://schemas.openxmlformats.org/officeDocument/2006/relationships" xmlns:m="http://schemas.openxmlformats.org/officeDocument/2006/math" xmlns:v="urn:schemas-microsoft-com:vml" xmlns:wp14="http://schemas.microsoft.com/office/word/2010/wordprocessingDrawing" xmlns:wp="http://schemas.openxmlformats.org/drawingml/2006/wordprocessingDrawing" xmlns:w="http://schemas.openxmlformats.org/wordprocessingml/2006/main" xmlns:w14="http://schemas.microsoft.com/office/word/2010/wordml" xmlns:w15="http://schemas.microsoft.com/office/word/2012/wordml" xmlns:w10="urn:schemas-microsoft-com:office:word" xmlns:wpg="http://schemas.microsoft.com/office/word/2010/wordprocessingGroup" xmlns:wpi="http://schemas.microsoft.com/office/word/2010/wordprocessingInk" xmlns:wne="http://schemas.microsoft.com/office/word/2006/wordml" xmlns:wps="http://schemas.microsoft.com/office/word/2010/wordprocessingShape" xmlns:wpsCustomData="http://www.wps.cn/officeDocument/2013/wpsCustomData" mc:Ignorable="w14 w15 wp14">
+  <w:footnote w:type="separator" w:id="0">
+    <w:p>
+      <w:pPr>
+        <w:spacing w:line="360" w:lineRule="auto"/>
+      </w:pPr>
+      <w:r>
+        <w:separator/>
+      </w:r>
+    </w:p>
+  </w:footnote>
+  <w:footnote w:type="continuationSeparator" w:id="1">
+    <w:p>
+      <w:pPr>
+        <w:spacing w:line="360" w:lineRule="auto"/>
+      </w:pPr>
+      <w:r>
+        <w:continuationSeparator/>
+      </w:r>
+    </w:p>
+  </w:footnote>
+</w:footnotes>
+</file>
+
 <file path=word/header1.xml><?xml version="1.0" encoding="utf-8"?>
-<w:hdr xmlns:wpc="http://schemas.microsoft.com/office/word/2010/wordprocessingCanvas" xmlns:mc="http://schemas.openxmlformats.org/markup-compatibility/2006" xmlns:o="urn:schemas-microsoft-com:office:office" xmlns:r="http://schemas.openxmlformats.org/officeDocument/2006/relationships" xmlns:m="http://schemas.openxmlformats.org/officeDocument/2006/math" xmlns:v="urn:schemas-microsoft-com:vml" xmlns:wp14="http://schemas.microsoft.com/office/word/2010/wordprocessingDrawing" xmlns:wp="http://schemas.openxmlformats.org/drawingml/2006/wordprocessingDrawing" xmlns:w10="urn:schemas-microsoft-com:office:word" xmlns:w="http://schemas.openxmlformats.org/wordprocessingml/2006/main" xmlns:w14="http://schemas.microsoft.com/office/word/2010/wordml" xmlns:w15="http://schemas.microsoft.com/office/word/2012/wordml" xmlns:wne="http://schemas.microsoft.com/office/word/2006/wordml" xmlns:wpg="http://schemas.microsoft.com/office/word/2010/wordprocessingGroup" xmlns:wpi="http://schemas.microsoft.com/office/word/2010/wordprocessingInk" xmlns:wps="http://schemas.microsoft.com/office/word/2010/wordprocessingShape" mc:Ignorable="w14 w15 wp14">
+<w:hdr xmlns:wpc="http://schemas.microsoft.com/office/word/2010/wordprocessingCanvas" xmlns:mc="http://schemas.openxmlformats.org/markup-compatibility/2006" xmlns:o="urn:schemas-microsoft-com:office:office" xmlns:r="http://schemas.openxmlformats.org/officeDocument/2006/relationships" xmlns:m="http://schemas.openxmlformats.org/officeDocument/2006/math" xmlns:v="urn:schemas-microsoft-com:vml" xmlns:wp14="http://schemas.microsoft.com/office/word/2010/wordprocessingDrawing" xmlns:wp="http://schemas.openxmlformats.org/drawingml/2006/wordprocessingDrawing" xmlns:w10="urn:schemas-microsoft-com:office:word" xmlns:w="http://schemas.openxmlformats.org/wordprocessingml/2006/main" xmlns:w14="http://schemas.microsoft.com/office/word/2010/wordml" xmlns:w15="http://schemas.microsoft.com/office/word/2012/wordml" xmlns:wpg="http://schemas.microsoft.com/office/word/2010/wordprocessingGroup" xmlns:wpi="http://schemas.microsoft.com/office/word/2010/wordprocessingInk" xmlns:wne="http://schemas.microsoft.com/office/word/2006/wordml" xmlns:wps="http://schemas.microsoft.com/office/word/2010/wordprocessingShape" xmlns:wpsCustomData="http://www.wps.cn/officeDocument/2013/wpsCustomData" mc:Ignorable="w14 w15 wp14">
   <w:p>
     <w:pPr>
-      <w:pStyle w:val="Header"/>
+      <w:pStyle w:val="15"/>
       <w:pBdr>
-        <w:bottom w:val="single" w:sz="4" w:space="1" w:color="auto"/>
+        <w:bottom w:val="single" w:color="auto" w:sz="4" w:space="1"/>
       </w:pBdr>
       <w:tabs>
         <w:tab w:val="left" w:pos="335"/>
@@ -5295,27 +5372,27 @@
       </w:tabs>
       <w:jc w:val="right"/>
       <w:rPr>
-        <w:rFonts w:eastAsiaTheme="minorEastAsia" w:hint="eastAsia"/>
+        <w:rFonts w:hint="eastAsia" w:eastAsiaTheme="minorEastAsia"/>
         <w:lang w:eastAsia="zh-CN"/>
       </w:rPr>
     </w:pPr>
     <w:r>
       <w:rPr>
-        <w:rFonts w:eastAsiaTheme="minorEastAsia" w:hint="eastAsia"/>
+        <w:rFonts w:hint="eastAsia" w:eastAsiaTheme="minorEastAsia"/>
         <w:lang w:val="en-US" w:eastAsia="zh-CN"/>
       </w:rPr>
       <w:tab/>
     </w:r>
     <w:r>
       <w:rPr>
-        <w:rFonts w:eastAsiaTheme="minorEastAsia" w:hint="eastAsia"/>
+        <w:rFonts w:hint="eastAsia" w:eastAsiaTheme="minorEastAsia"/>
         <w:lang w:val="en-US" w:eastAsia="zh-CN"/>
       </w:rPr>
       <w:tab/>
     </w:r>
     <w:r>
       <w:rPr>
-        <w:rFonts w:eastAsiaTheme="minorEastAsia" w:hint="eastAsia"/>
+        <w:rFonts w:hint="eastAsia" w:eastAsiaTheme="minorEastAsia"/>
         <w:lang w:val="en-US" w:eastAsia="zh-CN"/>
       </w:rPr>
       <w:t>江西通信产业服务有限公司</w:t>
@@ -5325,15 +5402,15 @@
 </file>
 
 <file path=word/numbering.xml><?xml version="1.0" encoding="utf-8"?>
-<w:numbering xmlns:wpc="http://schemas.microsoft.com/office/word/2010/wordprocessingCanvas" xmlns:mc="http://schemas.openxmlformats.org/markup-compatibility/2006" xmlns:o="urn:schemas-microsoft-com:office:office" xmlns:r="http://schemas.openxmlformats.org/officeDocument/2006/relationships" xmlns:m="http://schemas.openxmlformats.org/officeDocument/2006/math" xmlns:v="urn:schemas-microsoft-com:vml" xmlns:wp14="http://schemas.microsoft.com/office/word/2010/wordprocessingDrawing" xmlns:wp="http://schemas.openxmlformats.org/drawingml/2006/wordprocessingDrawing" xmlns:w10="urn:schemas-microsoft-com:office:word" xmlns:w="http://schemas.openxmlformats.org/wordprocessingml/2006/main" xmlns:w14="http://schemas.microsoft.com/office/word/2010/wordml" xmlns:w15="http://schemas.microsoft.com/office/word/2012/wordml" xmlns:wne="http://schemas.microsoft.com/office/word/2006/wordml" xmlns:wpg="http://schemas.microsoft.com/office/word/2010/wordprocessingGroup" xmlns:wpi="http://schemas.microsoft.com/office/word/2010/wordprocessingInk" xmlns:wps="http://schemas.microsoft.com/office/word/2010/wordprocessingShape" mc:Ignorable="w14 w15 wp14">
+<w:numbering xmlns:wpc="http://schemas.microsoft.com/office/word/2010/wordprocessingCanvas" xmlns:mc="http://schemas.openxmlformats.org/markup-compatibility/2006" xmlns:o="urn:schemas-microsoft-com:office:office" xmlns:r="http://schemas.openxmlformats.org/officeDocument/2006/relationships" xmlns:m="http://schemas.openxmlformats.org/officeDocument/2006/math" xmlns:v="urn:schemas-microsoft-com:vml" xmlns:wp14="http://schemas.microsoft.com/office/word/2010/wordprocessingDrawing" xmlns:wp="http://schemas.openxmlformats.org/drawingml/2006/wordprocessingDrawing" xmlns:w10="urn:schemas-microsoft-com:office:word" xmlns:w="http://schemas.openxmlformats.org/wordprocessingml/2006/main" xmlns:w14="http://schemas.microsoft.com/office/word/2010/wordml" xmlns:wpg="http://schemas.microsoft.com/office/word/2010/wordprocessingGroup" xmlns:wpi="http://schemas.microsoft.com/office/word/2010/wordprocessingInk" xmlns:wne="http://schemas.microsoft.com/office/word/2006/wordml" xmlns:wps="http://schemas.microsoft.com/office/word/2010/wordprocessingShape" xmlns:wpsCustomData="http://www.wps.cn/officeDocument/2013/wpsCustomData" mc:Ignorable="w14 wp14">
   <w:abstractNum w:abstractNumId="0">
     <w:nsid w:val="8E964DCE"/>
     <w:multiLevelType w:val="multilevel"/>
     <w:tmpl w:val="8E964DCE"/>
-    <w:lvl w:ilvl="0">
+    <w:lvl w:ilvl="0" w:tentative="0">
       <w:start w:val="1"/>
       <w:numFmt w:val="decimal"/>
-      <w:pStyle w:val="Heading1"/>
+      <w:pStyle w:val="2"/>
       <w:lvlText w:val="%1."/>
       <w:lvlJc w:val="left"/>
       <w:pPr>
@@ -5343,10 +5420,10 @@
         <w:rFonts w:hint="default"/>
       </w:rPr>
     </w:lvl>
-    <w:lvl w:ilvl="1">
+    <w:lvl w:ilvl="1" w:tentative="0">
       <w:start w:val="1"/>
       <w:numFmt w:val="decimal"/>
-      <w:pStyle w:val="Heading2"/>
+      <w:pStyle w:val="3"/>
       <w:lvlText w:val="%1.%2."/>
       <w:lvlJc w:val="left"/>
       <w:pPr>
@@ -5356,10 +5433,10 @@
         <w:rFonts w:hint="default"/>
       </w:rPr>
     </w:lvl>
-    <w:lvl w:ilvl="2">
+    <w:lvl w:ilvl="2" w:tentative="0">
       <w:start w:val="1"/>
       <w:numFmt w:val="decimal"/>
-      <w:pStyle w:val="Heading3"/>
+      <w:pStyle w:val="4"/>
       <w:lvlText w:val="%1.%2.%3."/>
       <w:lvlJc w:val="left"/>
       <w:pPr>
@@ -5369,10 +5446,10 @@
         <w:rFonts w:hint="default"/>
       </w:rPr>
     </w:lvl>
-    <w:lvl w:ilvl="3">
+    <w:lvl w:ilvl="3" w:tentative="0">
       <w:start w:val="1"/>
       <w:numFmt w:val="decimal"/>
-      <w:pStyle w:val="Heading4"/>
+      <w:pStyle w:val="5"/>
       <w:lvlText w:val="%1.%2.%3.%4."/>
       <w:lvlJc w:val="left"/>
       <w:pPr>
@@ -5382,10 +5459,10 @@
         <w:rFonts w:hint="default"/>
       </w:rPr>
     </w:lvl>
-    <w:lvl w:ilvl="4">
+    <w:lvl w:ilvl="4" w:tentative="0">
       <w:start w:val="1"/>
       <w:numFmt w:val="decimal"/>
-      <w:pStyle w:val="Heading5"/>
+      <w:pStyle w:val="6"/>
       <w:lvlText w:val="%1.%2.%3.%4.%5."/>
       <w:lvlJc w:val="left"/>
       <w:pPr>
@@ -5395,10 +5472,10 @@
         <w:rFonts w:hint="default"/>
       </w:rPr>
     </w:lvl>
-    <w:lvl w:ilvl="5">
+    <w:lvl w:ilvl="5" w:tentative="0">
       <w:start w:val="1"/>
       <w:numFmt w:val="decimal"/>
-      <w:pStyle w:val="Heading6"/>
+      <w:pStyle w:val="7"/>
       <w:lvlText w:val="%1.%2.%3.%4.%5.%6."/>
       <w:lvlJc w:val="left"/>
       <w:pPr>
@@ -5408,10 +5485,10 @@
         <w:rFonts w:hint="default"/>
       </w:rPr>
     </w:lvl>
-    <w:lvl w:ilvl="6">
+    <w:lvl w:ilvl="6" w:tentative="0">
       <w:start w:val="1"/>
       <w:numFmt w:val="decimal"/>
-      <w:pStyle w:val="Heading7"/>
+      <w:pStyle w:val="8"/>
       <w:lvlText w:val="%1.%2.%3.%4.%5.%6.%7."/>
       <w:lvlJc w:val="left"/>
       <w:pPr>
@@ -5421,10 +5498,10 @@
         <w:rFonts w:hint="default"/>
       </w:rPr>
     </w:lvl>
-    <w:lvl w:ilvl="7">
+    <w:lvl w:ilvl="7" w:tentative="0">
       <w:start w:val="1"/>
       <w:numFmt w:val="decimal"/>
-      <w:pStyle w:val="Heading8"/>
+      <w:pStyle w:val="9"/>
       <w:lvlText w:val="%1.%2.%3.%4.%5.%6.%7.%8."/>
       <w:lvlJc w:val="left"/>
       <w:pPr>
@@ -5434,10 +5511,10 @@
         <w:rFonts w:hint="default"/>
       </w:rPr>
     </w:lvl>
-    <w:lvl w:ilvl="8">
+    <w:lvl w:ilvl="8" w:tentative="0">
       <w:start w:val="1"/>
       <w:numFmt w:val="decimal"/>
-      <w:pStyle w:val="Heading9"/>
+      <w:pStyle w:val="10"/>
       <w:lvlText w:val="%1.%2.%3.%4.%5.%6.%7.%8.%9."/>
       <w:lvlJc w:val="left"/>
       <w:pPr>
@@ -5452,7 +5529,7 @@
     <w:nsid w:val="CFE8B92B"/>
     <w:multiLevelType w:val="singleLevel"/>
     <w:tmpl w:val="CFE8B92B"/>
-    <w:lvl w:ilvl="0">
+    <w:lvl w:ilvl="0" w:tentative="0">
       <w:start w:val="1"/>
       <w:numFmt w:val="decimal"/>
       <w:lvlText w:val="%1."/>
@@ -5469,7 +5546,7 @@
     <w:nsid w:val="D3A8E5F6"/>
     <w:multiLevelType w:val="singleLevel"/>
     <w:tmpl w:val="D3A8E5F6"/>
-    <w:lvl w:ilvl="0">
+    <w:lvl w:ilvl="0" w:tentative="0">
       <w:start w:val="1"/>
       <w:numFmt w:val="decimal"/>
       <w:lvlText w:val="%1."/>
@@ -5495,267 +5572,269 @@
 </file>
 
 <file path=word/styles.xml><?xml version="1.0" encoding="utf-8"?>
-<w:styles xmlns:mc="http://schemas.openxmlformats.org/markup-compatibility/2006" xmlns:r="http://schemas.openxmlformats.org/officeDocument/2006/relationships" xmlns:w="http://schemas.openxmlformats.org/wordprocessingml/2006/main" xmlns:w14="http://schemas.microsoft.com/office/word/2010/wordml" xmlns:w15="http://schemas.microsoft.com/office/word/2012/wordml" mc:Ignorable="w14 w15">
+<w:styles xmlns:mc="http://schemas.openxmlformats.org/markup-compatibility/2006" xmlns:o="urn:schemas-microsoft-com:office:office" xmlns:r="http://schemas.openxmlformats.org/officeDocument/2006/relationships" xmlns:m="http://schemas.openxmlformats.org/officeDocument/2006/math" xmlns:v="urn:schemas-microsoft-com:vml" xmlns:w="http://schemas.openxmlformats.org/wordprocessingml/2006/main" xmlns:w14="http://schemas.microsoft.com/office/word/2010/wordml" xmlns:w10="urn:schemas-microsoft-com:office:word" xmlns:sl="http://schemas.openxmlformats.org/schemaLibrary/2006/main" xmlns:wpsCustomData="http://www.wps.cn/officeDocument/2013/wpsCustomData" mc:Ignorable="w14">
   <w:docDefaults>
     <w:rPrDefault>
       <w:rPr>
-        <w:rFonts w:ascii="Times New Roman" w:eastAsia="宋体" w:hAnsi="Times New Roman" w:cs="Times New Roman"/>
+        <w:rFonts w:ascii="Times New Roman" w:hAnsi="Times New Roman" w:eastAsia="宋体" w:cs="Times New Roman"/>
       </w:rPr>
     </w:rPrDefault>
     <w:pPrDefault/>
   </w:docDefaults>
-  <w:latentStyles w:defLockedState="0" w:defUIPriority="99" w:defSemiHidden="1" w:defUnhideWhenUsed="1" w:defQFormat="0" w:count="260">
-    <w:lsdException w:name="Normal" w:semiHidden="0" w:uiPriority="0" w:unhideWhenUsed="0" w:qFormat="1"/>
-    <w:lsdException w:name="heading 1" w:semiHidden="0" w:uiPriority="0" w:unhideWhenUsed="0" w:qFormat="1"/>
-    <w:lsdException w:name="heading 2" w:semiHidden="0" w:uiPriority="0" w:qFormat="1"/>
-    <w:lsdException w:name="heading 3" w:uiPriority="0" w:qFormat="1"/>
-    <w:lsdException w:name="heading 4" w:semiHidden="0" w:uiPriority="0" w:qFormat="1"/>
-    <w:lsdException w:name="heading 5" w:uiPriority="0" w:qFormat="1"/>
-    <w:lsdException w:name="heading 6" w:uiPriority="0" w:qFormat="1"/>
-    <w:lsdException w:name="heading 7" w:uiPriority="0" w:qFormat="1"/>
-    <w:lsdException w:name="heading 8" w:uiPriority="0" w:qFormat="1"/>
-    <w:lsdException w:name="heading 9" w:uiPriority="0" w:qFormat="1"/>
-    <w:lsdException w:name="index 1" w:semiHidden="0" w:uiPriority="0" w:unhideWhenUsed="0"/>
-    <w:lsdException w:name="index 2" w:semiHidden="0" w:uiPriority="0" w:unhideWhenUsed="0"/>
-    <w:lsdException w:name="index 3" w:semiHidden="0" w:uiPriority="0" w:unhideWhenUsed="0"/>
-    <w:lsdException w:name="index 4" w:semiHidden="0" w:uiPriority="0" w:unhideWhenUsed="0"/>
-    <w:lsdException w:name="index 5" w:semiHidden="0" w:uiPriority="0" w:unhideWhenUsed="0"/>
-    <w:lsdException w:name="index 6" w:semiHidden="0" w:uiPriority="0" w:unhideWhenUsed="0"/>
-    <w:lsdException w:name="index 7" w:semiHidden="0" w:uiPriority="0" w:unhideWhenUsed="0"/>
-    <w:lsdException w:name="index 8" w:semiHidden="0" w:uiPriority="0" w:unhideWhenUsed="0"/>
-    <w:lsdException w:name="index 9" w:semiHidden="0" w:uiPriority="0" w:unhideWhenUsed="0"/>
-    <w:lsdException w:name="toc 1" w:semiHidden="0" w:uiPriority="0" w:unhideWhenUsed="0" w:qFormat="1"/>
-    <w:lsdException w:name="toc 2" w:semiHidden="0" w:uiPriority="0" w:unhideWhenUsed="0" w:qFormat="1"/>
-    <w:lsdException w:name="toc 3" w:semiHidden="0" w:uiPriority="0" w:unhideWhenUsed="0" w:qFormat="1"/>
-    <w:lsdException w:name="toc 4" w:semiHidden="0" w:uiPriority="0" w:unhideWhenUsed="0"/>
-    <w:lsdException w:name="toc 5" w:semiHidden="0" w:uiPriority="0" w:unhideWhenUsed="0"/>
-    <w:lsdException w:name="toc 6" w:semiHidden="0" w:uiPriority="0" w:unhideWhenUsed="0"/>
-    <w:lsdException w:name="toc 7" w:semiHidden="0" w:uiPriority="0" w:unhideWhenUsed="0"/>
-    <w:lsdException w:name="toc 8" w:semiHidden="0" w:uiPriority="0" w:unhideWhenUsed="0"/>
-    <w:lsdException w:name="toc 9" w:semiHidden="0" w:uiPriority="0" w:unhideWhenUsed="0"/>
-    <w:lsdException w:name="Normal Indent" w:semiHidden="0" w:uiPriority="0" w:unhideWhenUsed="0"/>
-    <w:lsdException w:name="footnote text" w:semiHidden="0" w:uiPriority="0" w:unhideWhenUsed="0"/>
-    <w:lsdException w:name="annotation text" w:semiHidden="0" w:uiPriority="0" w:unhideWhenUsed="0" w:qFormat="1"/>
-    <w:lsdException w:name="header" w:semiHidden="0" w:uiPriority="0" w:unhideWhenUsed="0" w:qFormat="1"/>
-    <w:lsdException w:name="footer" w:semiHidden="0" w:uiPriority="0" w:unhideWhenUsed="0" w:qFormat="1"/>
-    <w:lsdException w:name="index heading" w:semiHidden="0" w:uiPriority="0" w:unhideWhenUsed="0"/>
-    <w:lsdException w:name="caption" w:uiPriority="0" w:qFormat="1"/>
-    <w:lsdException w:name="table of figures" w:semiHidden="0" w:uiPriority="0" w:unhideWhenUsed="0"/>
-    <w:lsdException w:name="envelope address" w:semiHidden="0" w:uiPriority="0" w:unhideWhenUsed="0"/>
-    <w:lsdException w:name="envelope return" w:semiHidden="0" w:uiPriority="0" w:unhideWhenUsed="0"/>
-    <w:lsdException w:name="footnote reference" w:semiHidden="0" w:uiPriority="0" w:unhideWhenUsed="0"/>
-    <w:lsdException w:name="annotation reference" w:semiHidden="0" w:uiPriority="0" w:unhideWhenUsed="0"/>
-    <w:lsdException w:name="line number" w:semiHidden="0" w:uiPriority="0" w:unhideWhenUsed="0"/>
-    <w:lsdException w:name="page number" w:semiHidden="0" w:uiPriority="0" w:unhideWhenUsed="0"/>
-    <w:lsdException w:name="endnote reference" w:semiHidden="0" w:uiPriority="0" w:unhideWhenUsed="0"/>
-    <w:lsdException w:name="endnote text" w:semiHidden="0" w:uiPriority="0" w:unhideWhenUsed="0"/>
-    <w:lsdException w:name="table of authorities" w:semiHidden="0" w:uiPriority="0" w:unhideWhenUsed="0"/>
-    <w:lsdException w:name="macro" w:semiHidden="0" w:uiPriority="0" w:unhideWhenUsed="0"/>
-    <w:lsdException w:name="toa heading" w:semiHidden="0" w:uiPriority="0" w:unhideWhenUsed="0"/>
-    <w:lsdException w:name="List" w:semiHidden="0" w:uiPriority="0" w:unhideWhenUsed="0"/>
-    <w:lsdException w:name="List Bullet" w:semiHidden="0" w:uiPriority="0" w:unhideWhenUsed="0"/>
-    <w:lsdException w:name="List Number" w:semiHidden="0" w:uiPriority="0" w:unhideWhenUsed="0"/>
-    <w:lsdException w:name="List 2" w:semiHidden="0" w:uiPriority="0" w:unhideWhenUsed="0"/>
-    <w:lsdException w:name="List 3" w:semiHidden="0" w:uiPriority="0" w:unhideWhenUsed="0"/>
-    <w:lsdException w:name="List 4" w:semiHidden="0" w:uiPriority="0" w:unhideWhenUsed="0"/>
-    <w:lsdException w:name="List 5" w:semiHidden="0" w:uiPriority="0" w:unhideWhenUsed="0"/>
-    <w:lsdException w:name="List Bullet 2" w:semiHidden="0" w:uiPriority="0" w:unhideWhenUsed="0"/>
-    <w:lsdException w:name="List Bullet 3" w:semiHidden="0" w:uiPriority="0" w:unhideWhenUsed="0"/>
-    <w:lsdException w:name="List Bullet 4" w:semiHidden="0" w:uiPriority="0" w:unhideWhenUsed="0"/>
-    <w:lsdException w:name="List Bullet 5" w:semiHidden="0" w:uiPriority="0" w:unhideWhenUsed="0"/>
-    <w:lsdException w:name="List Number 2" w:semiHidden="0" w:uiPriority="0" w:unhideWhenUsed="0"/>
-    <w:lsdException w:name="List Number 3" w:semiHidden="0" w:uiPriority="0" w:unhideWhenUsed="0"/>
-    <w:lsdException w:name="List Number 4" w:semiHidden="0" w:uiPriority="0" w:unhideWhenUsed="0"/>
-    <w:lsdException w:name="List Number 5" w:semiHidden="0" w:uiPriority="0" w:unhideWhenUsed="0"/>
-    <w:lsdException w:name="Title" w:semiHidden="0" w:uiPriority="0" w:unhideWhenUsed="0" w:qFormat="1"/>
-    <w:lsdException w:name="Closing" w:semiHidden="0" w:uiPriority="0" w:unhideWhenUsed="0"/>
-    <w:lsdException w:name="Signature" w:semiHidden="0" w:uiPriority="0" w:unhideWhenUsed="0"/>
-    <w:lsdException w:name="Default Paragraph Font" w:uiPriority="0" w:unhideWhenUsed="0" w:qFormat="1"/>
-    <w:lsdException w:name="Body Text" w:uiPriority="0" w:unhideWhenUsed="0" w:qFormat="1"/>
-    <w:lsdException w:name="Body Text Indent" w:semiHidden="0" w:uiPriority="0" w:unhideWhenUsed="0"/>
-    <w:lsdException w:name="List Continue" w:semiHidden="0" w:uiPriority="0" w:unhideWhenUsed="0"/>
-    <w:lsdException w:name="List Continue 2" w:semiHidden="0" w:uiPriority="0" w:unhideWhenUsed="0"/>
-    <w:lsdException w:name="List Continue 3" w:semiHidden="0" w:uiPriority="0" w:unhideWhenUsed="0"/>
-    <w:lsdException w:name="List Continue 4" w:semiHidden="0" w:uiPriority="0" w:unhideWhenUsed="0"/>
-    <w:lsdException w:name="List Continue 5" w:semiHidden="0" w:uiPriority="0" w:unhideWhenUsed="0"/>
-    <w:lsdException w:name="Message Header" w:semiHidden="0" w:uiPriority="0" w:unhideWhenUsed="0"/>
-    <w:lsdException w:name="Subtitle" w:semiHidden="0" w:uiPriority="0" w:unhideWhenUsed="0" w:qFormat="1"/>
-    <w:lsdException w:name="Salutation" w:semiHidden="0" w:uiPriority="0" w:unhideWhenUsed="0"/>
-    <w:lsdException w:name="Date" w:semiHidden="0" w:uiPriority="0" w:unhideWhenUsed="0"/>
-    <w:lsdException w:name="Body Text First Indent" w:semiHidden="0" w:uiPriority="0" w:unhideWhenUsed="0"/>
-    <w:lsdException w:name="Body Text First Indent 2" w:semiHidden="0" w:uiPriority="0" w:unhideWhenUsed="0"/>
-    <w:lsdException w:name="Body Text 2" w:semiHidden="0" w:uiPriority="0" w:unhideWhenUsed="0"/>
-    <w:lsdException w:name="Body Text 3" w:semiHidden="0" w:uiPriority="0" w:unhideWhenUsed="0"/>
-    <w:lsdException w:name="Body Text Indent 2" w:semiHidden="0" w:uiPriority="0" w:unhideWhenUsed="0"/>
-    <w:lsdException w:name="Body Text Indent 3" w:semiHidden="0" w:uiPriority="0" w:unhideWhenUsed="0"/>
-    <w:lsdException w:name="Block Text" w:semiHidden="0" w:uiPriority="0" w:unhideWhenUsed="0"/>
-    <w:lsdException w:name="Hyperlink" w:semiHidden="0" w:uiPriority="0" w:unhideWhenUsed="0"/>
-    <w:lsdException w:name="FollowedHyperlink" w:semiHidden="0" w:uiPriority="0" w:unhideWhenUsed="0"/>
-    <w:lsdException w:name="Strong" w:semiHidden="0" w:uiPriority="0" w:unhideWhenUsed="0" w:qFormat="1"/>
-    <w:lsdException w:name="Emphasis" w:semiHidden="0" w:uiPriority="0" w:unhideWhenUsed="0" w:qFormat="1"/>
-    <w:lsdException w:name="Document Map" w:semiHidden="0" w:uiPriority="0" w:unhideWhenUsed="0"/>
-    <w:lsdException w:name="Plain Text" w:semiHidden="0" w:uiPriority="0" w:unhideWhenUsed="0"/>
-    <w:lsdException w:name="E-mail Signature" w:semiHidden="0" w:uiPriority="0" w:unhideWhenUsed="0"/>
-    <w:lsdException w:name="Normal (Web)" w:semiHidden="0" w:uiPriority="0" w:unhideWhenUsed="0" w:qFormat="1"/>
-    <w:lsdException w:name="HTML Acronym" w:semiHidden="0" w:uiPriority="0" w:unhideWhenUsed="0"/>
-    <w:lsdException w:name="HTML Address" w:semiHidden="0" w:uiPriority="0" w:unhideWhenUsed="0"/>
-    <w:lsdException w:name="HTML Cite" w:semiHidden="0" w:uiPriority="0" w:unhideWhenUsed="0"/>
-    <w:lsdException w:name="HTML Code" w:semiHidden="0" w:uiPriority="0" w:unhideWhenUsed="0"/>
-    <w:lsdException w:name="HTML Definition" w:semiHidden="0" w:uiPriority="0" w:unhideWhenUsed="0"/>
-    <w:lsdException w:name="HTML Keyboard" w:semiHidden="0" w:uiPriority="0" w:unhideWhenUsed="0"/>
-    <w:lsdException w:name="HTML Preformatted" w:semiHidden="0" w:uiPriority="0" w:unhideWhenUsed="0"/>
-    <w:lsdException w:name="HTML Sample" w:semiHidden="0" w:uiPriority="0" w:unhideWhenUsed="0"/>
-    <w:lsdException w:name="HTML Typewriter" w:semiHidden="0" w:uiPriority="0" w:unhideWhenUsed="0"/>
-    <w:lsdException w:name="HTML Variable" w:semiHidden="0" w:uiPriority="0" w:unhideWhenUsed="0"/>
-    <w:lsdException w:name="Normal Table" w:uiPriority="0" w:unhideWhenUsed="0" w:qFormat="1"/>
-    <w:lsdException w:name="annotation subject" w:semiHidden="0" w:uiPriority="0" w:unhideWhenUsed="0"/>
-    <w:lsdException w:name="Table Simple 1" w:semiHidden="0" w:uiPriority="0" w:unhideWhenUsed="0"/>
-    <w:lsdException w:name="Table Simple 2" w:semiHidden="0" w:uiPriority="0" w:unhideWhenUsed="0"/>
-    <w:lsdException w:name="Table Simple 3" w:semiHidden="0" w:uiPriority="0" w:unhideWhenUsed="0"/>
-    <w:lsdException w:name="Table Classic 1" w:semiHidden="0" w:uiPriority="0" w:unhideWhenUsed="0"/>
-    <w:lsdException w:name="Table Classic 2" w:semiHidden="0" w:uiPriority="0" w:unhideWhenUsed="0"/>
-    <w:lsdException w:name="Table Classic 3" w:semiHidden="0" w:uiPriority="0" w:unhideWhenUsed="0"/>
-    <w:lsdException w:name="Table Classic 4" w:semiHidden="0" w:uiPriority="0" w:unhideWhenUsed="0"/>
-    <w:lsdException w:name="Table Colorful 1" w:semiHidden="0" w:uiPriority="0" w:unhideWhenUsed="0"/>
-    <w:lsdException w:name="Table Colorful 2" w:semiHidden="0" w:uiPriority="0" w:unhideWhenUsed="0"/>
-    <w:lsdException w:name="Table Colorful 3" w:semiHidden="0" w:uiPriority="0" w:unhideWhenUsed="0"/>
-    <w:lsdException w:name="Table Columns 1" w:semiHidden="0" w:uiPriority="0" w:unhideWhenUsed="0"/>
-    <w:lsdException w:name="Table Columns 2" w:semiHidden="0" w:uiPriority="0" w:unhideWhenUsed="0"/>
-    <w:lsdException w:name="Table Columns 3" w:semiHidden="0" w:uiPriority="0" w:unhideWhenUsed="0"/>
-    <w:lsdException w:name="Table Columns 4" w:semiHidden="0" w:uiPriority="0" w:unhideWhenUsed="0"/>
-    <w:lsdException w:name="Table Columns 5" w:semiHidden="0" w:uiPriority="0" w:unhideWhenUsed="0"/>
-    <w:lsdException w:name="Table Grid 1" w:semiHidden="0" w:uiPriority="0" w:unhideWhenUsed="0"/>
-    <w:lsdException w:name="Table Grid 2" w:semiHidden="0" w:uiPriority="0" w:unhideWhenUsed="0"/>
-    <w:lsdException w:name="Table Grid 3" w:semiHidden="0" w:uiPriority="0" w:unhideWhenUsed="0"/>
-    <w:lsdException w:name="Table Grid 4" w:semiHidden="0" w:uiPriority="0" w:unhideWhenUsed="0"/>
-    <w:lsdException w:name="Table Grid 5" w:semiHidden="0" w:uiPriority="0" w:unhideWhenUsed="0"/>
-    <w:lsdException w:name="Table Grid 6" w:semiHidden="0" w:uiPriority="0" w:unhideWhenUsed="0"/>
-    <w:lsdException w:name="Table Grid 7" w:semiHidden="0" w:uiPriority="0" w:unhideWhenUsed="0"/>
-    <w:lsdException w:name="Table Grid 8" w:semiHidden="0" w:uiPriority="0" w:unhideWhenUsed="0"/>
-    <w:lsdException w:name="Table List 1" w:semiHidden="0" w:uiPriority="0" w:unhideWhenUsed="0"/>
-    <w:lsdException w:name="Table List 2" w:semiHidden="0" w:uiPriority="0" w:unhideWhenUsed="0"/>
-    <w:lsdException w:name="Table List 3" w:semiHidden="0" w:uiPriority="0" w:unhideWhenUsed="0"/>
-    <w:lsdException w:name="Table List 4" w:semiHidden="0" w:uiPriority="0" w:unhideWhenUsed="0"/>
-    <w:lsdException w:name="Table List 5" w:semiHidden="0" w:uiPriority="0" w:unhideWhenUsed="0"/>
-    <w:lsdException w:name="Table List 6" w:semiHidden="0" w:uiPriority="0" w:unhideWhenUsed="0"/>
-    <w:lsdException w:name="Table List 7" w:semiHidden="0" w:uiPriority="0" w:unhideWhenUsed="0"/>
-    <w:lsdException w:name="Table List 8" w:semiHidden="0" w:uiPriority="0" w:unhideWhenUsed="0"/>
-    <w:lsdException w:name="Table 3D effects 1" w:semiHidden="0" w:uiPriority="0" w:unhideWhenUsed="0"/>
-    <w:lsdException w:name="Table 3D effects 2" w:semiHidden="0" w:uiPriority="0" w:unhideWhenUsed="0"/>
-    <w:lsdException w:name="Table 3D effects 3" w:semiHidden="0" w:uiPriority="0" w:unhideWhenUsed="0"/>
-    <w:lsdException w:name="Table Contemporary" w:semiHidden="0" w:uiPriority="0" w:unhideWhenUsed="0"/>
-    <w:lsdException w:name="Table Elegant" w:semiHidden="0" w:uiPriority="0" w:unhideWhenUsed="0"/>
-    <w:lsdException w:name="Table Professional" w:semiHidden="0" w:uiPriority="0" w:unhideWhenUsed="0"/>
-    <w:lsdException w:name="Table Subtle 1" w:semiHidden="0" w:uiPriority="0" w:unhideWhenUsed="0"/>
-    <w:lsdException w:name="Table Subtle 2" w:semiHidden="0" w:uiPriority="0" w:unhideWhenUsed="0"/>
-    <w:lsdException w:name="Table Web 1" w:semiHidden="0" w:uiPriority="0" w:unhideWhenUsed="0"/>
-    <w:lsdException w:name="Table Web 2" w:semiHidden="0" w:uiPriority="0" w:unhideWhenUsed="0"/>
-    <w:lsdException w:name="Table Web 3" w:semiHidden="0" w:uiPriority="0" w:unhideWhenUsed="0"/>
-    <w:lsdException w:name="Balloon Text" w:semiHidden="0" w:uiPriority="0" w:unhideWhenUsed="0"/>
-    <w:lsdException w:name="Table Grid" w:semiHidden="0" w:uiPriority="0" w:unhideWhenUsed="0" w:qFormat="1"/>
-    <w:lsdException w:name="Table Theme" w:semiHidden="0" w:uiPriority="0" w:unhideWhenUsed="0"/>
-    <w:lsdException w:name="Light Shading" w:semiHidden="0" w:uiPriority="60" w:unhideWhenUsed="0"/>
-    <w:lsdException w:name="Light List" w:semiHidden="0" w:uiPriority="61" w:unhideWhenUsed="0"/>
-    <w:lsdException w:name="Light Grid" w:semiHidden="0" w:uiPriority="62" w:unhideWhenUsed="0"/>
-    <w:lsdException w:name="Medium Shading 1" w:semiHidden="0" w:uiPriority="63" w:unhideWhenUsed="0"/>
-    <w:lsdException w:name="Medium Shading 2" w:semiHidden="0" w:uiPriority="64" w:unhideWhenUsed="0"/>
-    <w:lsdException w:name="Medium List 1" w:semiHidden="0" w:uiPriority="65" w:unhideWhenUsed="0"/>
-    <w:lsdException w:name="Medium List 2" w:semiHidden="0" w:uiPriority="66" w:unhideWhenUsed="0"/>
-    <w:lsdException w:name="Medium Grid 1" w:semiHidden="0" w:uiPriority="67" w:unhideWhenUsed="0"/>
-    <w:lsdException w:name="Medium Grid 2" w:semiHidden="0" w:uiPriority="68" w:unhideWhenUsed="0"/>
-    <w:lsdException w:name="Medium Grid 3" w:semiHidden="0" w:uiPriority="69" w:unhideWhenUsed="0"/>
-    <w:lsdException w:name="Dark List" w:semiHidden="0" w:uiPriority="70" w:unhideWhenUsed="0"/>
-    <w:lsdException w:name="Colorful Shading" w:semiHidden="0" w:uiPriority="71" w:unhideWhenUsed="0"/>
-    <w:lsdException w:name="Colorful List" w:semiHidden="0" w:uiPriority="72" w:unhideWhenUsed="0"/>
-    <w:lsdException w:name="Colorful Grid" w:semiHidden="0" w:uiPriority="73" w:unhideWhenUsed="0"/>
-    <w:lsdException w:name="Light Shading Accent 1" w:semiHidden="0" w:uiPriority="60" w:unhideWhenUsed="0"/>
-    <w:lsdException w:name="Light List Accent 1" w:semiHidden="0" w:uiPriority="61" w:unhideWhenUsed="0"/>
-    <w:lsdException w:name="Light Grid Accent 1" w:semiHidden="0" w:uiPriority="62" w:unhideWhenUsed="0"/>
-    <w:lsdException w:name="Medium Shading 1 Accent 1" w:semiHidden="0" w:uiPriority="63" w:unhideWhenUsed="0"/>
-    <w:lsdException w:name="Medium Shading 2 Accent 1" w:semiHidden="0" w:uiPriority="64" w:unhideWhenUsed="0"/>
-    <w:lsdException w:name="Medium List 1 Accent 1" w:semiHidden="0" w:uiPriority="65" w:unhideWhenUsed="0"/>
-    <w:lsdException w:name="Medium List 2 Accent 1" w:semiHidden="0" w:uiPriority="66" w:unhideWhenUsed="0"/>
-    <w:lsdException w:name="Medium Grid 1 Accent 1" w:semiHidden="0" w:uiPriority="67" w:unhideWhenUsed="0"/>
-    <w:lsdException w:name="Medium Grid 2 Accent 1" w:semiHidden="0" w:uiPriority="68" w:unhideWhenUsed="0"/>
-    <w:lsdException w:name="Medium Grid 3 Accent 1" w:semiHidden="0" w:uiPriority="69" w:unhideWhenUsed="0"/>
-    <w:lsdException w:name="Dark List Accent 1" w:semiHidden="0" w:uiPriority="70" w:unhideWhenUsed="0"/>
-    <w:lsdException w:name="Colorful Shading Accent 1" w:semiHidden="0" w:uiPriority="71" w:unhideWhenUsed="0"/>
-    <w:lsdException w:name="Colorful List Accent 1" w:semiHidden="0" w:uiPriority="72" w:unhideWhenUsed="0"/>
-    <w:lsdException w:name="Colorful Grid Accent 1" w:semiHidden="0" w:uiPriority="73" w:unhideWhenUsed="0"/>
-    <w:lsdException w:name="Light Shading Accent 2" w:semiHidden="0" w:uiPriority="60" w:unhideWhenUsed="0"/>
-    <w:lsdException w:name="Light List Accent 2" w:semiHidden="0" w:uiPriority="61" w:unhideWhenUsed="0"/>
-    <w:lsdException w:name="Light Grid Accent 2" w:semiHidden="0" w:uiPriority="62" w:unhideWhenUsed="0"/>
-    <w:lsdException w:name="Medium Shading 1 Accent 2" w:semiHidden="0" w:uiPriority="63" w:unhideWhenUsed="0"/>
-    <w:lsdException w:name="Medium Shading 2 Accent 2" w:semiHidden="0" w:uiPriority="64" w:unhideWhenUsed="0"/>
-    <w:lsdException w:name="Medium List 1 Accent 2" w:semiHidden="0" w:uiPriority="65" w:unhideWhenUsed="0"/>
-    <w:lsdException w:name="Medium List 2 Accent 2" w:semiHidden="0" w:uiPriority="66" w:unhideWhenUsed="0"/>
-    <w:lsdException w:name="Medium Grid 1 Accent 2" w:semiHidden="0" w:uiPriority="67" w:unhideWhenUsed="0"/>
-    <w:lsdException w:name="Medium Grid 2 Accent 2" w:semiHidden="0" w:uiPriority="68" w:unhideWhenUsed="0"/>
-    <w:lsdException w:name="Medium Grid 3 Accent 2" w:semiHidden="0" w:uiPriority="69" w:unhideWhenUsed="0"/>
-    <w:lsdException w:name="Dark List Accent 2" w:semiHidden="0" w:uiPriority="70" w:unhideWhenUsed="0"/>
-    <w:lsdException w:name="Colorful Shading Accent 2" w:semiHidden="0" w:uiPriority="71" w:unhideWhenUsed="0"/>
-    <w:lsdException w:name="Colorful List Accent 2" w:semiHidden="0" w:uiPriority="72" w:unhideWhenUsed="0"/>
-    <w:lsdException w:name="Colorful Grid Accent 2" w:semiHidden="0" w:uiPriority="73" w:unhideWhenUsed="0"/>
-    <w:lsdException w:name="Light Shading Accent 3" w:semiHidden="0" w:uiPriority="60" w:unhideWhenUsed="0"/>
-    <w:lsdException w:name="Light List Accent 3" w:semiHidden="0" w:uiPriority="61" w:unhideWhenUsed="0"/>
-    <w:lsdException w:name="Light Grid Accent 3" w:semiHidden="0" w:uiPriority="62" w:unhideWhenUsed="0"/>
-    <w:lsdException w:name="Medium Shading 1 Accent 3" w:semiHidden="0" w:uiPriority="63" w:unhideWhenUsed="0"/>
-    <w:lsdException w:name="Medium Shading 2 Accent 3" w:semiHidden="0" w:uiPriority="64" w:unhideWhenUsed="0"/>
-    <w:lsdException w:name="Medium List 1 Accent 3" w:semiHidden="0" w:uiPriority="65" w:unhideWhenUsed="0"/>
-    <w:lsdException w:name="Medium List 2 Accent 3" w:semiHidden="0" w:uiPriority="66" w:unhideWhenUsed="0"/>
-    <w:lsdException w:name="Medium Grid 1 Accent 3" w:semiHidden="0" w:uiPriority="67" w:unhideWhenUsed="0"/>
-    <w:lsdException w:name="Medium Grid 2 Accent 3" w:semiHidden="0" w:uiPriority="68" w:unhideWhenUsed="0"/>
-    <w:lsdException w:name="Medium Grid 3 Accent 3" w:semiHidden="0" w:uiPriority="69" w:unhideWhenUsed="0"/>
-    <w:lsdException w:name="Dark List Accent 3" w:semiHidden="0" w:uiPriority="70" w:unhideWhenUsed="0"/>
-    <w:lsdException w:name="Colorful Shading Accent 3" w:semiHidden="0" w:uiPriority="71" w:unhideWhenUsed="0"/>
-    <w:lsdException w:name="Colorful List Accent 3" w:semiHidden="0" w:uiPriority="72" w:unhideWhenUsed="0"/>
-    <w:lsdException w:name="Colorful Grid Accent 3" w:semiHidden="0" w:uiPriority="73" w:unhideWhenUsed="0"/>
-    <w:lsdException w:name="Light Shading Accent 4" w:semiHidden="0" w:uiPriority="60" w:unhideWhenUsed="0"/>
-    <w:lsdException w:name="Light List Accent 4" w:semiHidden="0" w:uiPriority="61" w:unhideWhenUsed="0"/>
-    <w:lsdException w:name="Light Grid Accent 4" w:semiHidden="0" w:uiPriority="62" w:unhideWhenUsed="0"/>
-    <w:lsdException w:name="Medium Shading 1 Accent 4" w:semiHidden="0" w:uiPriority="63" w:unhideWhenUsed="0"/>
-    <w:lsdException w:name="Medium Shading 2 Accent 4" w:semiHidden="0" w:uiPriority="64" w:unhideWhenUsed="0"/>
-    <w:lsdException w:name="Medium List 1 Accent 4" w:semiHidden="0" w:uiPriority="65" w:unhideWhenUsed="0"/>
-    <w:lsdException w:name="Medium List 2 Accent 4" w:semiHidden="0" w:uiPriority="66" w:unhideWhenUsed="0"/>
-    <w:lsdException w:name="Medium Grid 1 Accent 4" w:semiHidden="0" w:uiPriority="67" w:unhideWhenUsed="0"/>
-    <w:lsdException w:name="Medium Grid 2 Accent 4" w:semiHidden="0" w:uiPriority="68" w:unhideWhenUsed="0"/>
-    <w:lsdException w:name="Medium Grid 3 Accent 4" w:semiHidden="0" w:uiPriority="69" w:unhideWhenUsed="0"/>
-    <w:lsdException w:name="Dark List Accent 4" w:semiHidden="0" w:uiPriority="70" w:unhideWhenUsed="0"/>
-    <w:lsdException w:name="Colorful Shading Accent 4" w:semiHidden="0" w:uiPriority="71" w:unhideWhenUsed="0"/>
-    <w:lsdException w:name="Colorful List Accent 4" w:semiHidden="0" w:uiPriority="72" w:unhideWhenUsed="0"/>
-    <w:lsdException w:name="Colorful Grid Accent 4" w:semiHidden="0" w:uiPriority="73" w:unhideWhenUsed="0"/>
-    <w:lsdException w:name="Light Shading Accent 5" w:semiHidden="0" w:uiPriority="60" w:unhideWhenUsed="0"/>
-    <w:lsdException w:name="Light List Accent 5" w:semiHidden="0" w:uiPriority="61" w:unhideWhenUsed="0"/>
-    <w:lsdException w:name="Light Grid Accent 5" w:semiHidden="0" w:uiPriority="62" w:unhideWhenUsed="0"/>
-    <w:lsdException w:name="Medium Shading 1 Accent 5" w:semiHidden="0" w:uiPriority="63" w:unhideWhenUsed="0"/>
-    <w:lsdException w:name="Medium Shading 2 Accent 5" w:semiHidden="0" w:uiPriority="64" w:unhideWhenUsed="0"/>
-    <w:lsdException w:name="Medium List 1 Accent 5" w:semiHidden="0" w:uiPriority="65" w:unhideWhenUsed="0"/>
-    <w:lsdException w:name="Medium List 2 Accent 5" w:semiHidden="0" w:uiPriority="66" w:unhideWhenUsed="0"/>
-    <w:lsdException w:name="Medium Grid 1 Accent 5" w:semiHidden="0" w:uiPriority="67" w:unhideWhenUsed="0"/>
-    <w:lsdException w:name="Medium Grid 2 Accent 5" w:semiHidden="0" w:uiPriority="68" w:unhideWhenUsed="0"/>
-    <w:lsdException w:name="Medium Grid 3 Accent 5" w:semiHidden="0" w:uiPriority="69" w:unhideWhenUsed="0"/>
-    <w:lsdException w:name="Dark List Accent 5" w:semiHidden="0" w:uiPriority="70" w:unhideWhenUsed="0"/>
-    <w:lsdException w:name="Colorful Shading Accent 5" w:semiHidden="0" w:uiPriority="71" w:unhideWhenUsed="0"/>
-    <w:lsdException w:name="Colorful List Accent 5" w:semiHidden="0" w:uiPriority="72" w:unhideWhenUsed="0"/>
-    <w:lsdException w:name="Colorful Grid Accent 5" w:semiHidden="0" w:uiPriority="73" w:unhideWhenUsed="0"/>
-    <w:lsdException w:name="Light Shading Accent 6" w:semiHidden="0" w:uiPriority="60" w:unhideWhenUsed="0"/>
-    <w:lsdException w:name="Light List Accent 6" w:semiHidden="0" w:uiPriority="61" w:unhideWhenUsed="0"/>
-    <w:lsdException w:name="Light Grid Accent 6" w:semiHidden="0" w:uiPriority="62" w:unhideWhenUsed="0"/>
-    <w:lsdException w:name="Medium Shading 1 Accent 6" w:semiHidden="0" w:uiPriority="63" w:unhideWhenUsed="0"/>
-    <w:lsdException w:name="Medium Shading 2 Accent 6" w:semiHidden="0" w:uiPriority="64" w:unhideWhenUsed="0"/>
-    <w:lsdException w:name="Medium List 1 Accent 6" w:semiHidden="0" w:uiPriority="65" w:unhideWhenUsed="0"/>
-    <w:lsdException w:name="Medium List 2 Accent 6" w:semiHidden="0" w:uiPriority="66" w:unhideWhenUsed="0"/>
-    <w:lsdException w:name="Medium Grid 1 Accent 6" w:semiHidden="0" w:uiPriority="67" w:unhideWhenUsed="0"/>
-    <w:lsdException w:name="Medium Grid 2 Accent 6" w:semiHidden="0" w:uiPriority="68" w:unhideWhenUsed="0"/>
-    <w:lsdException w:name="Medium Grid 3 Accent 6" w:semiHidden="0" w:uiPriority="69" w:unhideWhenUsed="0"/>
-    <w:lsdException w:name="Dark List Accent 6" w:semiHidden="0" w:uiPriority="70" w:unhideWhenUsed="0"/>
-    <w:lsdException w:name="Colorful Shading Accent 6" w:semiHidden="0" w:uiPriority="71" w:unhideWhenUsed="0"/>
-    <w:lsdException w:name="Colorful List Accent 6" w:semiHidden="0" w:uiPriority="72" w:unhideWhenUsed="0"/>
-    <w:lsdException w:name="Colorful Grid Accent 6" w:semiHidden="0" w:uiPriority="73" w:unhideWhenUsed="0"/>
+  <w:latentStyles w:count="260" w:defQFormat="0" w:defUnhideWhenUsed="1" w:defSemiHidden="1" w:defUIPriority="99" w:defLockedState="0">
+    <w:lsdException w:qFormat="1" w:unhideWhenUsed="0" w:uiPriority="0" w:semiHidden="0" w:name="Normal"/>
+    <w:lsdException w:qFormat="1" w:unhideWhenUsed="0" w:uiPriority="0" w:semiHidden="0" w:name="heading 1"/>
+    <w:lsdException w:qFormat="1" w:uiPriority="0" w:semiHidden="0" w:name="heading 2"/>
+    <w:lsdException w:qFormat="1" w:uiPriority="0" w:name="heading 3"/>
+    <w:lsdException w:qFormat="1" w:uiPriority="0" w:semiHidden="0" w:name="heading 4"/>
+    <w:lsdException w:qFormat="1" w:uiPriority="0" w:name="heading 5"/>
+    <w:lsdException w:qFormat="1" w:uiPriority="0" w:name="heading 6"/>
+    <w:lsdException w:qFormat="1" w:uiPriority="0" w:name="heading 7"/>
+    <w:lsdException w:qFormat="1" w:uiPriority="0" w:name="heading 8"/>
+    <w:lsdException w:qFormat="1" w:uiPriority="0" w:name="heading 9"/>
+    <w:lsdException w:unhideWhenUsed="0" w:uiPriority="0" w:semiHidden="0" w:name="index 1"/>
+    <w:lsdException w:unhideWhenUsed="0" w:uiPriority="0" w:semiHidden="0" w:name="index 2"/>
+    <w:lsdException w:unhideWhenUsed="0" w:uiPriority="0" w:semiHidden="0" w:name="index 3"/>
+    <w:lsdException w:unhideWhenUsed="0" w:uiPriority="0" w:semiHidden="0" w:name="index 4"/>
+    <w:lsdException w:unhideWhenUsed="0" w:uiPriority="0" w:semiHidden="0" w:name="index 5"/>
+    <w:lsdException w:unhideWhenUsed="0" w:uiPriority="0" w:semiHidden="0" w:name="index 6"/>
+    <w:lsdException w:unhideWhenUsed="0" w:uiPriority="0" w:semiHidden="0" w:name="index 7"/>
+    <w:lsdException w:unhideWhenUsed="0" w:uiPriority="0" w:semiHidden="0" w:name="index 8"/>
+    <w:lsdException w:unhideWhenUsed="0" w:uiPriority="0" w:semiHidden="0" w:name="index 9"/>
+    <w:lsdException w:qFormat="1" w:unhideWhenUsed="0" w:uiPriority="0" w:semiHidden="0" w:name="toc 1"/>
+    <w:lsdException w:qFormat="1" w:unhideWhenUsed="0" w:uiPriority="0" w:semiHidden="0" w:name="toc 2"/>
+    <w:lsdException w:qFormat="1" w:unhideWhenUsed="0" w:uiPriority="0" w:semiHidden="0" w:name="toc 3"/>
+    <w:lsdException w:unhideWhenUsed="0" w:uiPriority="0" w:semiHidden="0" w:name="toc 4"/>
+    <w:lsdException w:unhideWhenUsed="0" w:uiPriority="0" w:semiHidden="0" w:name="toc 5"/>
+    <w:lsdException w:unhideWhenUsed="0" w:uiPriority="0" w:semiHidden="0" w:name="toc 6"/>
+    <w:lsdException w:unhideWhenUsed="0" w:uiPriority="0" w:semiHidden="0" w:name="toc 7"/>
+    <w:lsdException w:unhideWhenUsed="0" w:uiPriority="0" w:semiHidden="0" w:name="toc 8"/>
+    <w:lsdException w:unhideWhenUsed="0" w:uiPriority="0" w:semiHidden="0" w:name="toc 9"/>
+    <w:lsdException w:unhideWhenUsed="0" w:uiPriority="0" w:semiHidden="0" w:name="Normal Indent"/>
+    <w:lsdException w:unhideWhenUsed="0" w:uiPriority="0" w:semiHidden="0" w:name="footnote text"/>
+    <w:lsdException w:qFormat="1" w:unhideWhenUsed="0" w:uiPriority="0" w:semiHidden="0" w:name="annotation text"/>
+    <w:lsdException w:qFormat="1" w:unhideWhenUsed="0" w:uiPriority="0" w:semiHidden="0" w:name="header"/>
+    <w:lsdException w:qFormat="1" w:unhideWhenUsed="0" w:uiPriority="0" w:semiHidden="0" w:name="footer"/>
+    <w:lsdException w:unhideWhenUsed="0" w:uiPriority="0" w:semiHidden="0" w:name="index heading"/>
+    <w:lsdException w:qFormat="1" w:uiPriority="0" w:name="caption"/>
+    <w:lsdException w:unhideWhenUsed="0" w:uiPriority="0" w:semiHidden="0" w:name="table of figures"/>
+    <w:lsdException w:unhideWhenUsed="0" w:uiPriority="0" w:semiHidden="0" w:name="envelope address"/>
+    <w:lsdException w:unhideWhenUsed="0" w:uiPriority="0" w:semiHidden="0" w:name="envelope return"/>
+    <w:lsdException w:unhideWhenUsed="0" w:uiPriority="0" w:semiHidden="0" w:name="footnote reference"/>
+    <w:lsdException w:unhideWhenUsed="0" w:uiPriority="0" w:semiHidden="0" w:name="annotation reference"/>
+    <w:lsdException w:unhideWhenUsed="0" w:uiPriority="0" w:semiHidden="0" w:name="line number"/>
+    <w:lsdException w:unhideWhenUsed="0" w:uiPriority="0" w:semiHidden="0" w:name="page number"/>
+    <w:lsdException w:unhideWhenUsed="0" w:uiPriority="0" w:semiHidden="0" w:name="endnote reference"/>
+    <w:lsdException w:unhideWhenUsed="0" w:uiPriority="0" w:semiHidden="0" w:name="endnote text"/>
+    <w:lsdException w:unhideWhenUsed="0" w:uiPriority="0" w:semiHidden="0" w:name="table of authorities"/>
+    <w:lsdException w:unhideWhenUsed="0" w:uiPriority="0" w:semiHidden="0" w:name="macro"/>
+    <w:lsdException w:unhideWhenUsed="0" w:uiPriority="0" w:semiHidden="0" w:name="toa heading"/>
+    <w:lsdException w:unhideWhenUsed="0" w:uiPriority="0" w:semiHidden="0" w:name="List"/>
+    <w:lsdException w:unhideWhenUsed="0" w:uiPriority="0" w:semiHidden="0" w:name="List Bullet"/>
+    <w:lsdException w:unhideWhenUsed="0" w:uiPriority="0" w:semiHidden="0" w:name="List Number"/>
+    <w:lsdException w:unhideWhenUsed="0" w:uiPriority="0" w:semiHidden="0" w:name="List 2"/>
+    <w:lsdException w:unhideWhenUsed="0" w:uiPriority="0" w:semiHidden="0" w:name="List 3"/>
+    <w:lsdException w:unhideWhenUsed="0" w:uiPriority="0" w:semiHidden="0" w:name="List 4"/>
+    <w:lsdException w:unhideWhenUsed="0" w:uiPriority="0" w:semiHidden="0" w:name="List 5"/>
+    <w:lsdException w:unhideWhenUsed="0" w:uiPriority="0" w:semiHidden="0" w:name="List Bullet 2"/>
+    <w:lsdException w:unhideWhenUsed="0" w:uiPriority="0" w:semiHidden="0" w:name="List Bullet 3"/>
+    <w:lsdException w:unhideWhenUsed="0" w:uiPriority="0" w:semiHidden="0" w:name="List Bullet 4"/>
+    <w:lsdException w:unhideWhenUsed="0" w:uiPriority="0" w:semiHidden="0" w:name="List Bullet 5"/>
+    <w:lsdException w:unhideWhenUsed="0" w:uiPriority="0" w:semiHidden="0" w:name="List Number 2"/>
+    <w:lsdException w:unhideWhenUsed="0" w:uiPriority="0" w:semiHidden="0" w:name="List Number 3"/>
+    <w:lsdException w:unhideWhenUsed="0" w:uiPriority="0" w:semiHidden="0" w:name="List Number 4"/>
+    <w:lsdException w:unhideWhenUsed="0" w:uiPriority="0" w:semiHidden="0" w:name="List Number 5"/>
+    <w:lsdException w:qFormat="1" w:unhideWhenUsed="0" w:uiPriority="0" w:semiHidden="0" w:name="Title"/>
+    <w:lsdException w:unhideWhenUsed="0" w:uiPriority="0" w:semiHidden="0" w:name="Closing"/>
+    <w:lsdException w:unhideWhenUsed="0" w:uiPriority="0" w:semiHidden="0" w:name="Signature"/>
+    <w:lsdException w:qFormat="1" w:unhideWhenUsed="0" w:uiPriority="0" w:name="Default Paragraph Font"/>
+    <w:lsdException w:qFormat="1" w:unhideWhenUsed="0" w:uiPriority="0" w:name="Body Text"/>
+    <w:lsdException w:unhideWhenUsed="0" w:uiPriority="0" w:semiHidden="0" w:name="Body Text Indent"/>
+    <w:lsdException w:unhideWhenUsed="0" w:uiPriority="0" w:semiHidden="0" w:name="List Continue"/>
+    <w:lsdException w:unhideWhenUsed="0" w:uiPriority="0" w:semiHidden="0" w:name="List Continue 2"/>
+    <w:lsdException w:unhideWhenUsed="0" w:uiPriority="0" w:semiHidden="0" w:name="List Continue 3"/>
+    <w:lsdException w:unhideWhenUsed="0" w:uiPriority="0" w:semiHidden="0" w:name="List Continue 4"/>
+    <w:lsdException w:unhideWhenUsed="0" w:uiPriority="0" w:semiHidden="0" w:name="List Continue 5"/>
+    <w:lsdException w:unhideWhenUsed="0" w:uiPriority="0" w:semiHidden="0" w:name="Message Header"/>
+    <w:lsdException w:qFormat="1" w:unhideWhenUsed="0" w:uiPriority="0" w:semiHidden="0" w:name="Subtitle"/>
+    <w:lsdException w:unhideWhenUsed="0" w:uiPriority="0" w:semiHidden="0" w:name="Salutation"/>
+    <w:lsdException w:unhideWhenUsed="0" w:uiPriority="0" w:semiHidden="0" w:name="Date"/>
+    <w:lsdException w:unhideWhenUsed="0" w:uiPriority="0" w:semiHidden="0" w:name="Body Text First Indent"/>
+    <w:lsdException w:unhideWhenUsed="0" w:uiPriority="0" w:semiHidden="0" w:name="Body Text First Indent 2"/>
+    <w:lsdException w:uiPriority="99" w:name="Note Heading"/>
+    <w:lsdException w:unhideWhenUsed="0" w:uiPriority="0" w:semiHidden="0" w:name="Body Text 2"/>
+    <w:lsdException w:unhideWhenUsed="0" w:uiPriority="0" w:semiHidden="0" w:name="Body Text 3"/>
+    <w:lsdException w:unhideWhenUsed="0" w:uiPriority="0" w:semiHidden="0" w:name="Body Text Indent 2"/>
+    <w:lsdException w:unhideWhenUsed="0" w:uiPriority="0" w:semiHidden="0" w:name="Body Text Indent 3"/>
+    <w:lsdException w:unhideWhenUsed="0" w:uiPriority="0" w:semiHidden="0" w:name="Block Text"/>
+    <w:lsdException w:unhideWhenUsed="0" w:uiPriority="0" w:semiHidden="0" w:name="Hyperlink"/>
+    <w:lsdException w:unhideWhenUsed="0" w:uiPriority="0" w:semiHidden="0" w:name="FollowedHyperlink"/>
+    <w:lsdException w:qFormat="1" w:unhideWhenUsed="0" w:uiPriority="0" w:semiHidden="0" w:name="Strong"/>
+    <w:lsdException w:qFormat="1" w:unhideWhenUsed="0" w:uiPriority="0" w:semiHidden="0" w:name="Emphasis"/>
+    <w:lsdException w:unhideWhenUsed="0" w:uiPriority="0" w:semiHidden="0" w:name="Document Map"/>
+    <w:lsdException w:unhideWhenUsed="0" w:uiPriority="0" w:semiHidden="0" w:name="Plain Text"/>
+    <w:lsdException w:unhideWhenUsed="0" w:uiPriority="0" w:semiHidden="0" w:name="E-mail Signature"/>
+    <w:lsdException w:qFormat="1" w:unhideWhenUsed="0" w:uiPriority="0" w:semiHidden="0" w:name="Normal (Web)"/>
+    <w:lsdException w:unhideWhenUsed="0" w:uiPriority="0" w:semiHidden="0" w:name="HTML Acronym"/>
+    <w:lsdException w:unhideWhenUsed="0" w:uiPriority="0" w:semiHidden="0" w:name="HTML Address"/>
+    <w:lsdException w:unhideWhenUsed="0" w:uiPriority="0" w:semiHidden="0" w:name="HTML Cite"/>
+    <w:lsdException w:unhideWhenUsed="0" w:uiPriority="0" w:semiHidden="0" w:name="HTML Code"/>
+    <w:lsdException w:unhideWhenUsed="0" w:uiPriority="0" w:semiHidden="0" w:name="HTML Definition"/>
+    <w:lsdException w:unhideWhenUsed="0" w:uiPriority="0" w:semiHidden="0" w:name="HTML Keyboard"/>
+    <w:lsdException w:unhideWhenUsed="0" w:uiPriority="0" w:semiHidden="0" w:name="HTML Preformatted"/>
+    <w:lsdException w:unhideWhenUsed="0" w:uiPriority="0" w:semiHidden="0" w:name="HTML Sample"/>
+    <w:lsdException w:unhideWhenUsed="0" w:uiPriority="0" w:semiHidden="0" w:name="HTML Typewriter"/>
+    <w:lsdException w:unhideWhenUsed="0" w:uiPriority="0" w:semiHidden="0" w:name="HTML Variable"/>
+    <w:lsdException w:qFormat="1" w:unhideWhenUsed="0" w:uiPriority="0" w:name="Normal Table"/>
+    <w:lsdException w:unhideWhenUsed="0" w:uiPriority="0" w:semiHidden="0" w:name="annotation subject"/>
+    <w:lsdException w:unhideWhenUsed="0" w:uiPriority="0" w:semiHidden="0" w:name="Table Simple 1"/>
+    <w:lsdException w:unhideWhenUsed="0" w:uiPriority="0" w:semiHidden="0" w:name="Table Simple 2"/>
+    <w:lsdException w:unhideWhenUsed="0" w:uiPriority="0" w:semiHidden="0" w:name="Table Simple 3"/>
+    <w:lsdException w:unhideWhenUsed="0" w:uiPriority="0" w:semiHidden="0" w:name="Table Classic 1"/>
+    <w:lsdException w:unhideWhenUsed="0" w:uiPriority="0" w:semiHidden="0" w:name="Table Classic 2"/>
+    <w:lsdException w:unhideWhenUsed="0" w:uiPriority="0" w:semiHidden="0" w:name="Table Classic 3"/>
+    <w:lsdException w:unhideWhenUsed="0" w:uiPriority="0" w:semiHidden="0" w:name="Table Classic 4"/>
+    <w:lsdException w:unhideWhenUsed="0" w:uiPriority="0" w:semiHidden="0" w:name="Table Colorful 1"/>
+    <w:lsdException w:unhideWhenUsed="0" w:uiPriority="0" w:semiHidden="0" w:name="Table Colorful 2"/>
+    <w:lsdException w:unhideWhenUsed="0" w:uiPriority="0" w:semiHidden="0" w:name="Table Colorful 3"/>
+    <w:lsdException w:unhideWhenUsed="0" w:uiPriority="0" w:semiHidden="0" w:name="Table Columns 1"/>
+    <w:lsdException w:unhideWhenUsed="0" w:uiPriority="0" w:semiHidden="0" w:name="Table Columns 2"/>
+    <w:lsdException w:unhideWhenUsed="0" w:uiPriority="0" w:semiHidden="0" w:name="Table Columns 3"/>
+    <w:lsdException w:unhideWhenUsed="0" w:uiPriority="0" w:semiHidden="0" w:name="Table Columns 4"/>
+    <w:lsdException w:unhideWhenUsed="0" w:uiPriority="0" w:semiHidden="0" w:name="Table Columns 5"/>
+    <w:lsdException w:unhideWhenUsed="0" w:uiPriority="0" w:semiHidden="0" w:name="Table Grid 1"/>
+    <w:lsdException w:unhideWhenUsed="0" w:uiPriority="0" w:semiHidden="0" w:name="Table Grid 2"/>
+    <w:lsdException w:unhideWhenUsed="0" w:uiPriority="0" w:semiHidden="0" w:name="Table Grid 3"/>
+    <w:lsdException w:unhideWhenUsed="0" w:uiPriority="0" w:semiHidden="0" w:name="Table Grid 4"/>
+    <w:lsdException w:unhideWhenUsed="0" w:uiPriority="0" w:semiHidden="0" w:name="Table Grid 5"/>
+    <w:lsdException w:unhideWhenUsed="0" w:uiPriority="0" w:semiHidden="0" w:name="Table Grid 6"/>
+    <w:lsdException w:unhideWhenUsed="0" w:uiPriority="0" w:semiHidden="0" w:name="Table Grid 7"/>
+    <w:lsdException w:unhideWhenUsed="0" w:uiPriority="0" w:semiHidden="0" w:name="Table Grid 8"/>
+    <w:lsdException w:unhideWhenUsed="0" w:uiPriority="0" w:semiHidden="0" w:name="Table List 1"/>
+    <w:lsdException w:unhideWhenUsed="0" w:uiPriority="0" w:semiHidden="0" w:name="Table List 2"/>
+    <w:lsdException w:unhideWhenUsed="0" w:uiPriority="0" w:semiHidden="0" w:name="Table List 3"/>
+    <w:lsdException w:unhideWhenUsed="0" w:uiPriority="0" w:semiHidden="0" w:name="Table List 4"/>
+    <w:lsdException w:unhideWhenUsed="0" w:uiPriority="0" w:semiHidden="0" w:name="Table List 5"/>
+    <w:lsdException w:unhideWhenUsed="0" w:uiPriority="0" w:semiHidden="0" w:name="Table List 6"/>
+    <w:lsdException w:unhideWhenUsed="0" w:uiPriority="0" w:semiHidden="0" w:name="Table List 7"/>
+    <w:lsdException w:unhideWhenUsed="0" w:uiPriority="0" w:semiHidden="0" w:name="Table List 8"/>
+    <w:lsdException w:unhideWhenUsed="0" w:uiPriority="0" w:semiHidden="0" w:name="Table 3D effects 1"/>
+    <w:lsdException w:unhideWhenUsed="0" w:uiPriority="0" w:semiHidden="0" w:name="Table 3D effects 2"/>
+    <w:lsdException w:unhideWhenUsed="0" w:uiPriority="0" w:semiHidden="0" w:name="Table 3D effects 3"/>
+    <w:lsdException w:unhideWhenUsed="0" w:uiPriority="0" w:semiHidden="0" w:name="Table Contemporary"/>
+    <w:lsdException w:unhideWhenUsed="0" w:uiPriority="0" w:semiHidden="0" w:name="Table Elegant"/>
+    <w:lsdException w:unhideWhenUsed="0" w:uiPriority="0" w:semiHidden="0" w:name="Table Professional"/>
+    <w:lsdException w:unhideWhenUsed="0" w:uiPriority="0" w:semiHidden="0" w:name="Table Subtle 1"/>
+    <w:lsdException w:unhideWhenUsed="0" w:uiPriority="0" w:semiHidden="0" w:name="Table Subtle 2"/>
+    <w:lsdException w:unhideWhenUsed="0" w:uiPriority="0" w:semiHidden="0" w:name="Table Web 1"/>
+    <w:lsdException w:unhideWhenUsed="0" w:uiPriority="0" w:semiHidden="0" w:name="Table Web 2"/>
+    <w:lsdException w:unhideWhenUsed="0" w:uiPriority="0" w:semiHidden="0" w:name="Table Web 3"/>
+    <w:lsdException w:unhideWhenUsed="0" w:uiPriority="0" w:semiHidden="0" w:name="Balloon Text"/>
+    <w:lsdException w:qFormat="1" w:unhideWhenUsed="0" w:uiPriority="0" w:semiHidden="0" w:name="Table Grid"/>
+    <w:lsdException w:unhideWhenUsed="0" w:uiPriority="0" w:semiHidden="0" w:name="Table Theme"/>
+    <w:lsdException w:unhideWhenUsed="0" w:uiPriority="60" w:semiHidden="0" w:name="Light Shading"/>
+    <w:lsdException w:unhideWhenUsed="0" w:uiPriority="61" w:semiHidden="0" w:name="Light List"/>
+    <w:lsdException w:unhideWhenUsed="0" w:uiPriority="62" w:semiHidden="0" w:name="Light Grid"/>
+    <w:lsdException w:unhideWhenUsed="0" w:uiPriority="63" w:semiHidden="0" w:name="Medium Shading 1"/>
+    <w:lsdException w:unhideWhenUsed="0" w:uiPriority="64" w:semiHidden="0" w:name="Medium Shading 2"/>
+    <w:lsdException w:unhideWhenUsed="0" w:uiPriority="65" w:semiHidden="0" w:name="Medium List 1"/>
+    <w:lsdException w:unhideWhenUsed="0" w:uiPriority="66" w:semiHidden="0" w:name="Medium List 2"/>
+    <w:lsdException w:unhideWhenUsed="0" w:uiPriority="67" w:semiHidden="0" w:name="Medium Grid 1"/>
+    <w:lsdException w:unhideWhenUsed="0" w:uiPriority="68" w:semiHidden="0" w:name="Medium Grid 2"/>
+    <w:lsdException w:unhideWhenUsed="0" w:uiPriority="69" w:semiHidden="0" w:name="Medium Grid 3"/>
+    <w:lsdException w:unhideWhenUsed="0" w:uiPriority="70" w:semiHidden="0" w:name="Dark List"/>
+    <w:lsdException w:unhideWhenUsed="0" w:uiPriority="71" w:semiHidden="0" w:name="Colorful Shading"/>
+    <w:lsdException w:unhideWhenUsed="0" w:uiPriority="72" w:semiHidden="0" w:name="Colorful List"/>
+    <w:lsdException w:unhideWhenUsed="0" w:uiPriority="73" w:semiHidden="0" w:name="Colorful Grid"/>
+    <w:lsdException w:unhideWhenUsed="0" w:uiPriority="60" w:semiHidden="0" w:name="Light Shading Accent 1"/>
+    <w:lsdException w:unhideWhenUsed="0" w:uiPriority="61" w:semiHidden="0" w:name="Light List Accent 1"/>
+    <w:lsdException w:unhideWhenUsed="0" w:uiPriority="62" w:semiHidden="0" w:name="Light Grid Accent 1"/>
+    <w:lsdException w:unhideWhenUsed="0" w:uiPriority="63" w:semiHidden="0" w:name="Medium Shading 1 Accent 1"/>
+    <w:lsdException w:unhideWhenUsed="0" w:uiPriority="64" w:semiHidden="0" w:name="Medium Shading 2 Accent 1"/>
+    <w:lsdException w:unhideWhenUsed="0" w:uiPriority="65" w:semiHidden="0" w:name="Medium List 1 Accent 1"/>
+    <w:lsdException w:unhideWhenUsed="0" w:uiPriority="66" w:semiHidden="0" w:name="Medium List 2 Accent 1"/>
+    <w:lsdException w:unhideWhenUsed="0" w:uiPriority="67" w:semiHidden="0" w:name="Medium Grid 1 Accent 1"/>
+    <w:lsdException w:unhideWhenUsed="0" w:uiPriority="68" w:semiHidden="0" w:name="Medium Grid 2 Accent 1"/>
+    <w:lsdException w:unhideWhenUsed="0" w:uiPriority="69" w:semiHidden="0" w:name="Medium Grid 3 Accent 1"/>
+    <w:lsdException w:unhideWhenUsed="0" w:uiPriority="70" w:semiHidden="0" w:name="Dark List Accent 1"/>
+    <w:lsdException w:unhideWhenUsed="0" w:uiPriority="71" w:semiHidden="0" w:name="Colorful Shading Accent 1"/>
+    <w:lsdException w:unhideWhenUsed="0" w:uiPriority="72" w:semiHidden="0" w:name="Colorful List Accent 1"/>
+    <w:lsdException w:unhideWhenUsed="0" w:uiPriority="73" w:semiHidden="0" w:name="Colorful Grid Accent 1"/>
+    <w:lsdException w:unhideWhenUsed="0" w:uiPriority="60" w:semiHidden="0" w:name="Light Shading Accent 2"/>
+    <w:lsdException w:unhideWhenUsed="0" w:uiPriority="61" w:semiHidden="0" w:name="Light List Accent 2"/>
+    <w:lsdException w:unhideWhenUsed="0" w:uiPriority="62" w:semiHidden="0" w:name="Light Grid Accent 2"/>
+    <w:lsdException w:unhideWhenUsed="0" w:uiPriority="63" w:semiHidden="0" w:name="Medium Shading 1 Accent 2"/>
+    <w:lsdException w:unhideWhenUsed="0" w:uiPriority="64" w:semiHidden="0" w:name="Medium Shading 2 Accent 2"/>
+    <w:lsdException w:unhideWhenUsed="0" w:uiPriority="65" w:semiHidden="0" w:name="Medium List 1 Accent 2"/>
+    <w:lsdException w:unhideWhenUsed="0" w:uiPriority="66" w:semiHidden="0" w:name="Medium List 2 Accent 2"/>
+    <w:lsdException w:unhideWhenUsed="0" w:uiPriority="67" w:semiHidden="0" w:name="Medium Grid 1 Accent 2"/>
+    <w:lsdException w:unhideWhenUsed="0" w:uiPriority="68" w:semiHidden="0" w:name="Medium Grid 2 Accent 2"/>
+    <w:lsdException w:unhideWhenUsed="0" w:uiPriority="69" w:semiHidden="0" w:name="Medium Grid 3 Accent 2"/>
+    <w:lsdException w:unhideWhenUsed="0" w:uiPriority="70" w:semiHidden="0" w:name="Dark List Accent 2"/>
+    <w:lsdException w:unhideWhenUsed="0" w:uiPriority="71" w:semiHidden="0" w:name="Colorful Shading Accent 2"/>
+    <w:lsdException w:unhideWhenUsed="0" w:uiPriority="72" w:semiHidden="0" w:name="Colorful List Accent 2"/>
+    <w:lsdException w:unhideWhenUsed="0" w:uiPriority="73" w:semiHidden="0" w:name="Colorful Grid Accent 2"/>
+    <w:lsdException w:unhideWhenUsed="0" w:uiPriority="60" w:semiHidden="0" w:name="Light Shading Accent 3"/>
+    <w:lsdException w:unhideWhenUsed="0" w:uiPriority="61" w:semiHidden="0" w:name="Light List Accent 3"/>
+    <w:lsdException w:unhideWhenUsed="0" w:uiPriority="62" w:semiHidden="0" w:name="Light Grid Accent 3"/>
+    <w:lsdException w:unhideWhenUsed="0" w:uiPriority="63" w:semiHidden="0" w:name="Medium Shading 1 Accent 3"/>
+    <w:lsdException w:unhideWhenUsed="0" w:uiPriority="64" w:semiHidden="0" w:name="Medium Shading 2 Accent 3"/>
+    <w:lsdException w:unhideWhenUsed="0" w:uiPriority="65" w:semiHidden="0" w:name="Medium List 1 Accent 3"/>
+    <w:lsdException w:unhideWhenUsed="0" w:uiPriority="66" w:semiHidden="0" w:name="Medium List 2 Accent 3"/>
+    <w:lsdException w:unhideWhenUsed="0" w:uiPriority="67" w:semiHidden="0" w:name="Medium Grid 1 Accent 3"/>
+    <w:lsdException w:unhideWhenUsed="0" w:uiPriority="68" w:semiHidden="0" w:name="Medium Grid 2 Accent 3"/>
+    <w:lsdException w:unhideWhenUsed="0" w:uiPriority="69" w:semiHidden="0" w:name="Medium Grid 3 Accent 3"/>
+    <w:lsdException w:unhideWhenUsed="0" w:uiPriority="70" w:semiHidden="0" w:name="Dark List Accent 3"/>
+    <w:lsdException w:unhideWhenUsed="0" w:uiPriority="71" w:semiHidden="0" w:name="Colorful Shading Accent 3"/>
+    <w:lsdException w:unhideWhenUsed="0" w:uiPriority="72" w:semiHidden="0" w:name="Colorful List Accent 3"/>
+    <w:lsdException w:unhideWhenUsed="0" w:uiPriority="73" w:semiHidden="0" w:name="Colorful Grid Accent 3"/>
+    <w:lsdException w:unhideWhenUsed="0" w:uiPriority="60" w:semiHidden="0" w:name="Light Shading Accent 4"/>
+    <w:lsdException w:unhideWhenUsed="0" w:uiPriority="61" w:semiHidden="0" w:name="Light List Accent 4"/>
+    <w:lsdException w:unhideWhenUsed="0" w:uiPriority="62" w:semiHidden="0" w:name="Light Grid Accent 4"/>
+    <w:lsdException w:unhideWhenUsed="0" w:uiPriority="63" w:semiHidden="0" w:name="Medium Shading 1 Accent 4"/>
+    <w:lsdException w:unhideWhenUsed="0" w:uiPriority="64" w:semiHidden="0" w:name="Medium Shading 2 Accent 4"/>
+    <w:lsdException w:unhideWhenUsed="0" w:uiPriority="65" w:semiHidden="0" w:name="Medium List 1 Accent 4"/>
+    <w:lsdException w:unhideWhenUsed="0" w:uiPriority="66" w:semiHidden="0" w:name="Medium List 2 Accent 4"/>
+    <w:lsdException w:unhideWhenUsed="0" w:uiPriority="67" w:semiHidden="0" w:name="Medium Grid 1 Accent 4"/>
+    <w:lsdException w:unhideWhenUsed="0" w:uiPriority="68" w:semiHidden="0" w:name="Medium Grid 2 Accent 4"/>
+    <w:lsdException w:unhideWhenUsed="0" w:uiPriority="69" w:semiHidden="0" w:name="Medium Grid 3 Accent 4"/>
+    <w:lsdException w:unhideWhenUsed="0" w:uiPriority="70" w:semiHidden="0" w:name="Dark List Accent 4"/>
+    <w:lsdException w:unhideWhenUsed="0" w:uiPriority="71" w:semiHidden="0" w:name="Colorful Shading Accent 4"/>
+    <w:lsdException w:unhideWhenUsed="0" w:uiPriority="72" w:semiHidden="0" w:name="Colorful List Accent 4"/>
+    <w:lsdException w:unhideWhenUsed="0" w:uiPriority="73" w:semiHidden="0" w:name="Colorful Grid Accent 4"/>
+    <w:lsdException w:unhideWhenUsed="0" w:uiPriority="60" w:semiHidden="0" w:name="Light Shading Accent 5"/>
+    <w:lsdException w:unhideWhenUsed="0" w:uiPriority="61" w:semiHidden="0" w:name="Light List Accent 5"/>
+    <w:lsdException w:unhideWhenUsed="0" w:uiPriority="62" w:semiHidden="0" w:name="Light Grid Accent 5"/>
+    <w:lsdException w:unhideWhenUsed="0" w:uiPriority="63" w:semiHidden="0" w:name="Medium Shading 1 Accent 5"/>
+    <w:lsdException w:unhideWhenUsed="0" w:uiPriority="64" w:semiHidden="0" w:name="Medium Shading 2 Accent 5"/>
+    <w:lsdException w:unhideWhenUsed="0" w:uiPriority="65" w:semiHidden="0" w:name="Medium List 1 Accent 5"/>
+    <w:lsdException w:unhideWhenUsed="0" w:uiPriority="66" w:semiHidden="0" w:name="Medium List 2 Accent 5"/>
+    <w:lsdException w:unhideWhenUsed="0" w:uiPriority="67" w:semiHidden="0" w:name="Medium Grid 1 Accent 5"/>
+    <w:lsdException w:unhideWhenUsed="0" w:uiPriority="68" w:semiHidden="0" w:name="Medium Grid 2 Accent 5"/>
+    <w:lsdException w:unhideWhenUsed="0" w:uiPriority="69" w:semiHidden="0" w:name="Medium Grid 3 Accent 5"/>
+    <w:lsdException w:unhideWhenUsed="0" w:uiPriority="70" w:semiHidden="0" w:name="Dark List Accent 5"/>
+    <w:lsdException w:unhideWhenUsed="0" w:uiPriority="71" w:semiHidden="0" w:name="Colorful Shading Accent 5"/>
+    <w:lsdException w:unhideWhenUsed="0" w:uiPriority="72" w:semiHidden="0" w:name="Colorful List Accent 5"/>
+    <w:lsdException w:unhideWhenUsed="0" w:uiPriority="73" w:semiHidden="0" w:name="Colorful Grid Accent 5"/>
+    <w:lsdException w:unhideWhenUsed="0" w:uiPriority="60" w:semiHidden="0" w:name="Light Shading Accent 6"/>
+    <w:lsdException w:unhideWhenUsed="0" w:uiPriority="61" w:semiHidden="0" w:name="Light List Accent 6"/>
+    <w:lsdException w:unhideWhenUsed="0" w:uiPriority="62" w:semiHidden="0" w:name="Light Grid Accent 6"/>
+    <w:lsdException w:unhideWhenUsed="0" w:uiPriority="63" w:semiHidden="0" w:name="Medium Shading 1 Accent 6"/>
+    <w:lsdException w:unhideWhenUsed="0" w:uiPriority="64" w:semiHidden="0" w:name="Medium Shading 2 Accent 6"/>
+    <w:lsdException w:unhideWhenUsed="0" w:uiPriority="65" w:semiHidden="0" w:name="Medium List 1 Accent 6"/>
+    <w:lsdException w:unhideWhenUsed="0" w:uiPriority="66" w:semiHidden="0" w:name="Medium List 2 Accent 6"/>
+    <w:lsdException w:unhideWhenUsed="0" w:uiPriority="67" w:semiHidden="0" w:name="Medium Grid 1 Accent 6"/>
+    <w:lsdException w:unhideWhenUsed="0" w:uiPriority="68" w:semiHidden="0" w:name="Medium Grid 2 Accent 6"/>
+    <w:lsdException w:unhideWhenUsed="0" w:uiPriority="69" w:semiHidden="0" w:name="Medium Grid 3 Accent 6"/>
+    <w:lsdException w:unhideWhenUsed="0" w:uiPriority="70" w:semiHidden="0" w:name="Dark List Accent 6"/>
+    <w:lsdException w:unhideWhenUsed="0" w:uiPriority="71" w:semiHidden="0" w:name="Colorful Shading Accent 6"/>
+    <w:lsdException w:unhideWhenUsed="0" w:uiPriority="72" w:semiHidden="0" w:name="Colorful List Accent 6"/>
+    <w:lsdException w:unhideWhenUsed="0" w:uiPriority="73" w:semiHidden="0" w:name="Colorful Grid Accent 6"/>
   </w:latentStyles>
-  <w:style w:type="paragraph" w:default="1" w:styleId="Normal">
+  <w:style w:type="paragraph" w:default="1" w:styleId="1">
     <w:name w:val="Normal"/>
     <w:qFormat/>
+    <w:uiPriority w:val="0"/>
     <w:pPr>
       <w:kinsoku w:val="0"/>
       <w:autoSpaceDE w:val="0"/>
@@ -5767,7 +5846,7 @@
       <w:textAlignment w:val="baseline"/>
     </w:pPr>
     <w:rPr>
-      <w:rFonts w:ascii="Arial" w:eastAsia="宋体" w:hAnsi="Arial" w:cs="Arial"/>
+      <w:rFonts w:ascii="Arial" w:hAnsi="Arial" w:eastAsia="宋体" w:cs="Arial"/>
       <w:snapToGrid w:val="0"/>
       <w:color w:val="000000"/>
       <w:kern w:val="0"/>
@@ -5776,11 +5855,12 @@
       <w:lang w:val="en-US" w:eastAsia="en-US" w:bidi="ar-SA"/>
     </w:rPr>
   </w:style>
-  <w:style w:type="paragraph" w:styleId="Heading1">
+  <w:style w:type="paragraph" w:styleId="2">
     <w:name w:val="heading 1"/>
-    <w:basedOn w:val="Normal"/>
-    <w:next w:val="Normal"/>
+    <w:basedOn w:val="1"/>
+    <w:next w:val="1"/>
     <w:qFormat/>
+    <w:uiPriority w:val="0"/>
     <w:pPr>
       <w:keepNext/>
       <w:keepLines/>
@@ -5798,12 +5878,13 @@
       <w:sz w:val="44"/>
     </w:rPr>
   </w:style>
-  <w:style w:type="paragraph" w:styleId="Heading2">
+  <w:style w:type="paragraph" w:styleId="3">
     <w:name w:val="heading 2"/>
-    <w:basedOn w:val="Normal"/>
-    <w:next w:val="Normal"/>
+    <w:basedOn w:val="1"/>
+    <w:next w:val="1"/>
     <w:unhideWhenUsed/>
     <w:qFormat/>
+    <w:uiPriority w:val="0"/>
     <w:pPr>
       <w:keepNext/>
       <w:keepLines/>
@@ -5816,18 +5897,19 @@
       <w:outlineLvl w:val="1"/>
     </w:pPr>
     <w:rPr>
-      <w:rFonts w:ascii="Arial" w:eastAsia="黑体" w:hAnsi="Arial"/>
+      <w:rFonts w:ascii="Arial" w:hAnsi="Arial" w:eastAsia="黑体"/>
       <w:b/>
       <w:sz w:val="32"/>
     </w:rPr>
   </w:style>
-  <w:style w:type="paragraph" w:styleId="Heading3">
+  <w:style w:type="paragraph" w:styleId="4">
     <w:name w:val="heading 3"/>
-    <w:basedOn w:val="Normal"/>
-    <w:next w:val="Normal"/>
+    <w:basedOn w:val="1"/>
+    <w:next w:val="1"/>
     <w:semiHidden/>
     <w:unhideWhenUsed/>
     <w:qFormat/>
+    <w:uiPriority w:val="0"/>
     <w:pPr>
       <w:keepNext/>
       <w:keepLines/>
@@ -5844,12 +5926,13 @@
       <w:sz w:val="32"/>
     </w:rPr>
   </w:style>
-  <w:style w:type="paragraph" w:styleId="Heading4">
+  <w:style w:type="paragraph" w:styleId="5">
     <w:name w:val="heading 4"/>
-    <w:basedOn w:val="Normal"/>
-    <w:next w:val="Normal"/>
+    <w:basedOn w:val="1"/>
+    <w:next w:val="1"/>
     <w:unhideWhenUsed/>
     <w:qFormat/>
+    <w:uiPriority w:val="0"/>
     <w:pPr>
       <w:keepNext/>
       <w:keepLines/>
@@ -5862,18 +5945,19 @@
       <w:outlineLvl w:val="3"/>
     </w:pPr>
     <w:rPr>
-      <w:rFonts w:ascii="Arial" w:eastAsia="黑体" w:hAnsi="Arial"/>
+      <w:rFonts w:ascii="Arial" w:hAnsi="Arial" w:eastAsia="黑体"/>
       <w:b/>
       <w:sz w:val="28"/>
     </w:rPr>
   </w:style>
-  <w:style w:type="paragraph" w:styleId="Heading5">
+  <w:style w:type="paragraph" w:styleId="6">
     <w:name w:val="heading 5"/>
-    <w:basedOn w:val="Normal"/>
-    <w:next w:val="Normal"/>
+    <w:basedOn w:val="1"/>
+    <w:next w:val="1"/>
     <w:semiHidden/>
     <w:unhideWhenUsed/>
     <w:qFormat/>
+    <w:uiPriority w:val="0"/>
     <w:pPr>
       <w:keepNext/>
       <w:keepLines/>
@@ -5890,13 +5974,14 @@
       <w:sz w:val="28"/>
     </w:rPr>
   </w:style>
-  <w:style w:type="paragraph" w:styleId="Heading6">
+  <w:style w:type="paragraph" w:styleId="7">
     <w:name w:val="heading 6"/>
-    <w:basedOn w:val="Normal"/>
-    <w:next w:val="Normal"/>
+    <w:basedOn w:val="1"/>
+    <w:next w:val="1"/>
     <w:semiHidden/>
     <w:unhideWhenUsed/>
     <w:qFormat/>
+    <w:uiPriority w:val="0"/>
     <w:pPr>
       <w:keepNext/>
       <w:keepLines/>
@@ -5909,18 +5994,19 @@
       <w:outlineLvl w:val="5"/>
     </w:pPr>
     <w:rPr>
-      <w:rFonts w:ascii="Arial" w:eastAsia="黑体" w:hAnsi="Arial"/>
+      <w:rFonts w:ascii="Arial" w:hAnsi="Arial" w:eastAsia="黑体"/>
       <w:b/>
       <w:sz w:val="24"/>
     </w:rPr>
   </w:style>
-  <w:style w:type="paragraph" w:styleId="Heading7">
+  <w:style w:type="paragraph" w:styleId="8">
     <w:name w:val="heading 7"/>
-    <w:basedOn w:val="Normal"/>
-    <w:next w:val="Normal"/>
+    <w:basedOn w:val="1"/>
+    <w:next w:val="1"/>
     <w:semiHidden/>
     <w:unhideWhenUsed/>
     <w:qFormat/>
+    <w:uiPriority w:val="0"/>
     <w:pPr>
       <w:keepNext/>
       <w:keepLines/>
@@ -5937,13 +6023,14 @@
       <w:sz w:val="24"/>
     </w:rPr>
   </w:style>
-  <w:style w:type="paragraph" w:styleId="Heading8">
+  <w:style w:type="paragraph" w:styleId="9">
     <w:name w:val="heading 8"/>
-    <w:basedOn w:val="Normal"/>
-    <w:next w:val="Normal"/>
+    <w:basedOn w:val="1"/>
+    <w:next w:val="1"/>
     <w:semiHidden/>
     <w:unhideWhenUsed/>
     <w:qFormat/>
+    <w:uiPriority w:val="0"/>
     <w:pPr>
       <w:keepNext/>
       <w:keepLines/>
@@ -5956,17 +6043,18 @@
       <w:outlineLvl w:val="7"/>
     </w:pPr>
     <w:rPr>
-      <w:rFonts w:ascii="Arial" w:eastAsia="黑体" w:hAnsi="Arial"/>
+      <w:rFonts w:ascii="Arial" w:hAnsi="Arial" w:eastAsia="黑体"/>
       <w:sz w:val="24"/>
     </w:rPr>
   </w:style>
-  <w:style w:type="paragraph" w:styleId="Heading9">
+  <w:style w:type="paragraph" w:styleId="10">
     <w:name w:val="heading 9"/>
-    <w:basedOn w:val="Normal"/>
-    <w:next w:val="Normal"/>
+    <w:basedOn w:val="1"/>
+    <w:next w:val="1"/>
     <w:semiHidden/>
     <w:unhideWhenUsed/>
     <w:qFormat/>
+    <w:uiPriority w:val="0"/>
     <w:pPr>
       <w:keepNext/>
       <w:keepLines/>
@@ -5979,19 +6067,21 @@
       <w:outlineLvl w:val="8"/>
     </w:pPr>
     <w:rPr>
-      <w:rFonts w:ascii="Arial" w:eastAsia="黑体" w:hAnsi="Arial"/>
+      <w:rFonts w:ascii="Arial" w:hAnsi="Arial" w:eastAsia="黑体"/>
       <w:sz w:val="21"/>
     </w:rPr>
   </w:style>
-  <w:style w:type="character" w:default="1" w:styleId="DefaultParagraphFont">
+  <w:style w:type="character" w:default="1" w:styleId="22">
     <w:name w:val="Default Paragraph Font"/>
     <w:semiHidden/>
     <w:qFormat/>
+    <w:uiPriority w:val="0"/>
   </w:style>
-  <w:style w:type="table" w:default="1" w:styleId="TableNormal">
+  <w:style w:type="table" w:default="1" w:styleId="20">
     <w:name w:val="Normal Table"/>
     <w:semiHidden/>
     <w:qFormat/>
+    <w:uiPriority w:val="0"/>
     <w:tblPr>
       <w:tblCellMar>
         <w:top w:w="0" w:type="dxa"/>
@@ -6001,39 +6091,43 @@
       </w:tblCellMar>
     </w:tblPr>
   </w:style>
-  <w:style w:type="paragraph" w:styleId="CommentText">
+  <w:style w:type="paragraph" w:styleId="11">
     <w:name w:val="annotation text"/>
-    <w:basedOn w:val="Normal"/>
+    <w:basedOn w:val="1"/>
     <w:qFormat/>
+    <w:uiPriority w:val="0"/>
     <w:pPr>
       <w:jc w:val="left"/>
     </w:pPr>
   </w:style>
-  <w:style w:type="paragraph" w:styleId="BodyText">
+  <w:style w:type="paragraph" w:styleId="12">
     <w:name w:val="Body Text"/>
-    <w:basedOn w:val="Normal"/>
+    <w:basedOn w:val="1"/>
     <w:semiHidden/>
     <w:qFormat/>
+    <w:uiPriority w:val="0"/>
     <w:rPr>
-      <w:rFonts w:ascii="Arial" w:eastAsia="Arial" w:hAnsi="Arial" w:cs="Arial"/>
+      <w:rFonts w:ascii="Arial" w:hAnsi="Arial" w:eastAsia="Arial" w:cs="Arial"/>
       <w:sz w:val="21"/>
       <w:szCs w:val="21"/>
       <w:lang w:val="en-US" w:eastAsia="en-US" w:bidi="ar-SA"/>
     </w:rPr>
   </w:style>
-  <w:style w:type="paragraph" w:styleId="TOC3">
+  <w:style w:type="paragraph" w:styleId="13">
     <w:name w:val="toc 3"/>
-    <w:basedOn w:val="Normal"/>
-    <w:next w:val="Normal"/>
+    <w:basedOn w:val="1"/>
+    <w:next w:val="1"/>
     <w:qFormat/>
+    <w:uiPriority w:val="0"/>
     <w:pPr>
       <w:ind w:left="840" w:leftChars="400"/>
     </w:pPr>
   </w:style>
-  <w:style w:type="paragraph" w:styleId="Footer">
+  <w:style w:type="paragraph" w:styleId="14">
     <w:name w:val="footer"/>
-    <w:basedOn w:val="Normal"/>
+    <w:basedOn w:val="1"/>
     <w:qFormat/>
+    <w:uiPriority w:val="0"/>
     <w:pPr>
       <w:tabs>
         <w:tab w:val="center" w:pos="4153"/>
@@ -6046,16 +6140,17 @@
       <w:sz w:val="18"/>
     </w:rPr>
   </w:style>
-  <w:style w:type="paragraph" w:styleId="Header">
+  <w:style w:type="paragraph" w:styleId="15">
     <w:name w:val="header"/>
-    <w:basedOn w:val="Normal"/>
+    <w:basedOn w:val="1"/>
     <w:qFormat/>
+    <w:uiPriority w:val="0"/>
     <w:pPr>
       <w:pBdr>
-        <w:top w:val="nil"/>
-        <w:left w:val="nil"/>
-        <w:bottom w:val="nil"/>
-        <w:right w:val="nil"/>
+        <w:top w:val="none" w:color="auto" w:sz="0" w:space="0"/>
+        <w:left w:val="none" w:color="auto" w:sz="0" w:space="0"/>
+        <w:bottom w:val="none" w:color="auto" w:sz="0" w:space="0"/>
+        <w:right w:val="none" w:color="auto" w:sz="0" w:space="0"/>
       </w:pBdr>
       <w:tabs>
         <w:tab w:val="center" w:pos="4153"/>
@@ -6070,37 +6165,41 @@
       <w:sz w:val="18"/>
     </w:rPr>
   </w:style>
-  <w:style w:type="paragraph" w:styleId="TOC1">
+  <w:style w:type="paragraph" w:styleId="16">
     <w:name w:val="toc 1"/>
-    <w:basedOn w:val="Normal"/>
-    <w:next w:val="Normal"/>
+    <w:basedOn w:val="1"/>
+    <w:next w:val="1"/>
     <w:qFormat/>
+    <w:uiPriority w:val="0"/>
     <w:rPr>
-      <w:rFonts w:ascii="Arial" w:eastAsia="Microsoft JhengHei" w:hAnsi="Arial"/>
+      <w:rFonts w:ascii="Arial" w:hAnsi="Arial" w:eastAsia="Microsoft JhengHei"/>
       <w:sz w:val="24"/>
     </w:rPr>
   </w:style>
-  <w:style w:type="paragraph" w:styleId="TOC2">
+  <w:style w:type="paragraph" w:styleId="17">
     <w:name w:val="toc 2"/>
-    <w:basedOn w:val="Normal"/>
-    <w:next w:val="Normal"/>
+    <w:basedOn w:val="1"/>
+    <w:next w:val="1"/>
     <w:qFormat/>
+    <w:uiPriority w:val="0"/>
     <w:pPr>
       <w:ind w:left="420" w:leftChars="200"/>
     </w:pPr>
   </w:style>
-  <w:style w:type="paragraph" w:styleId="NormalWeb">
+  <w:style w:type="paragraph" w:styleId="18">
     <w:name w:val="Normal (Web)"/>
-    <w:basedOn w:val="Normal"/>
+    <w:basedOn w:val="1"/>
     <w:qFormat/>
+    <w:uiPriority w:val="0"/>
     <w:rPr>
       <w:sz w:val="24"/>
     </w:rPr>
   </w:style>
-  <w:style w:type="paragraph" w:styleId="Title">
+  <w:style w:type="paragraph" w:styleId="19">
     <w:name w:val="Title"/>
-    <w:basedOn w:val="Normal"/>
+    <w:basedOn w:val="1"/>
     <w:qFormat/>
+    <w:uiPriority w:val="0"/>
     <w:pPr>
       <w:spacing w:before="240" w:beforeLines="0" w:beforeAutospacing="0" w:after="60" w:afterLines="0" w:afterAutospacing="0"/>
       <w:jc w:val="center"/>
@@ -6112,68 +6211,73 @@
       <w:sz w:val="32"/>
     </w:rPr>
   </w:style>
-  <w:style w:type="table" w:styleId="TableGrid">
+  <w:style w:type="table" w:styleId="21">
     <w:name w:val="Table Grid"/>
-    <w:basedOn w:val="TableNormal"/>
+    <w:basedOn w:val="20"/>
     <w:qFormat/>
+    <w:uiPriority w:val="0"/>
     <w:pPr>
       <w:widowControl w:val="0"/>
       <w:jc w:val="both"/>
     </w:pPr>
     <w:tblPr>
       <w:tblBorders>
-        <w:top w:val="single" w:sz="4" w:space="0" w:color="auto"/>
-        <w:left w:val="single" w:sz="4" w:space="0" w:color="auto"/>
-        <w:bottom w:val="single" w:sz="4" w:space="0" w:color="auto"/>
-        <w:right w:val="single" w:sz="4" w:space="0" w:color="auto"/>
-        <w:insideH w:val="single" w:sz="4" w:space="0" w:color="auto"/>
-        <w:insideV w:val="single" w:sz="4" w:space="0" w:color="auto"/>
+        <w:top w:val="single" w:color="auto" w:sz="4" w:space="0"/>
+        <w:left w:val="single" w:color="auto" w:sz="4" w:space="0"/>
+        <w:bottom w:val="single" w:color="auto" w:sz="4" w:space="0"/>
+        <w:right w:val="single" w:color="auto" w:sz="4" w:space="0"/>
+        <w:insideH w:val="single" w:color="auto" w:sz="4" w:space="0"/>
+        <w:insideV w:val="single" w:color="auto" w:sz="4" w:space="0"/>
       </w:tblBorders>
     </w:tblPr>
   </w:style>
-  <w:style w:type="character" w:styleId="Strong">
+  <w:style w:type="character" w:styleId="23">
     <w:name w:val="Strong"/>
-    <w:basedOn w:val="DefaultParagraphFont"/>
+    <w:basedOn w:val="22"/>
     <w:qFormat/>
+    <w:uiPriority w:val="0"/>
     <w:rPr>
       <w:b/>
     </w:rPr>
   </w:style>
-  <w:style w:type="paragraph" w:customStyle="1" w:styleId="a">
+  <w:style w:type="paragraph" w:customStyle="1" w:styleId="24">
     <w:name w:val="柴_公司名"/>
-    <w:basedOn w:val="Title"/>
+    <w:basedOn w:val="19"/>
     <w:qFormat/>
+    <w:uiPriority w:val="0"/>
     <w:pPr>
       <w:spacing w:after="600" w:afterLines="600"/>
     </w:pPr>
     <w:rPr>
-      <w:rFonts w:ascii="宋体" w:eastAsia="宋体" w:hAnsi="宋体" w:cs="宋体" w:hint="eastAsia"/>
+      <w:rFonts w:hint="eastAsia" w:ascii="宋体" w:hAnsi="宋体" w:eastAsia="宋体" w:cs="宋体"/>
       <w:bCs/>
       <w:spacing w:val="-6"/>
       <w:sz w:val="52"/>
       <w:szCs w:val="52"/>
     </w:rPr>
   </w:style>
-  <w:style w:type="paragraph" w:customStyle="1" w:styleId="a0">
+  <w:style w:type="paragraph" w:customStyle="1" w:styleId="25">
     <w:name w:val="柴_文档名"/>
-    <w:basedOn w:val="Title"/>
+    <w:basedOn w:val="19"/>
     <w:qFormat/>
+    <w:uiPriority w:val="0"/>
     <w:pPr>
       <w:spacing w:after="900" w:afterLines="900"/>
     </w:pPr>
     <w:rPr>
-      <w:rFonts w:ascii="黑体" w:eastAsia="黑体" w:hAnsi="黑体" w:cs="黑体"/>
+      <w:rFonts w:ascii="黑体" w:hAnsi="黑体" w:eastAsia="黑体" w:cs="黑体"/>
       <w:bCs/>
       <w:spacing w:val="-7"/>
       <w:sz w:val="52"/>
       <w:szCs w:val="52"/>
     </w:rPr>
   </w:style>
-  <w:style w:type="table" w:customStyle="1" w:styleId="TableNormal0">
+  <w:style w:type="table" w:customStyle="1" w:styleId="26">
     <w:name w:val="Table Normal_0"/>
     <w:semiHidden/>
     <w:unhideWhenUsed/>
     <w:qFormat/>
+    <w:uiPriority w:val="0"/>
     <w:tblPr>
       <w:tblCellMar>
         <w:top w:w="0" w:type="dxa"/>
@@ -6183,81 +6287,87 @@
       </w:tblCellMar>
     </w:tblPr>
   </w:style>
-  <w:style w:type="paragraph" w:customStyle="1" w:styleId="TableText">
+  <w:style w:type="paragraph" w:customStyle="1" w:styleId="27">
     <w:name w:val="Table Text"/>
-    <w:basedOn w:val="Normal"/>
+    <w:basedOn w:val="1"/>
     <w:semiHidden/>
     <w:qFormat/>
+    <w:uiPriority w:val="0"/>
     <w:rPr>
-      <w:rFonts w:ascii="宋体" w:eastAsia="宋体" w:hAnsi="宋体" w:cs="宋体"/>
+      <w:rFonts w:ascii="宋体" w:hAnsi="宋体" w:eastAsia="宋体" w:cs="宋体"/>
       <w:sz w:val="21"/>
       <w:szCs w:val="21"/>
       <w:lang w:val="en-US" w:eastAsia="en-US" w:bidi="ar-SA"/>
     </w:rPr>
   </w:style>
-  <w:style w:type="paragraph" w:customStyle="1" w:styleId="1">
+  <w:style w:type="paragraph" w:customStyle="1" w:styleId="28">
     <w:name w:val="柴_标题1"/>
-    <w:basedOn w:val="Heading1"/>
-    <w:next w:val="a1"/>
-    <w:link w:val="1Char"/>
+    <w:basedOn w:val="2"/>
+    <w:next w:val="29"/>
+    <w:link w:val="38"/>
     <w:qFormat/>
+    <w:uiPriority w:val="0"/>
     <w:pPr>
       <w:spacing w:before="100" w:after="90" w:line="360" w:lineRule="auto"/>
     </w:pPr>
     <w:rPr>
-      <w:rFonts w:ascii="Arial" w:eastAsia="宋体" w:hAnsi="Arial"/>
+      <w:rFonts w:ascii="Arial" w:hAnsi="Arial" w:eastAsia="宋体"/>
       <w:sz w:val="32"/>
     </w:rPr>
   </w:style>
-  <w:style w:type="paragraph" w:customStyle="1" w:styleId="a1">
+  <w:style w:type="paragraph" w:customStyle="1" w:styleId="29">
     <w:name w:val="柴_正文"/>
-    <w:basedOn w:val="BodyText"/>
-    <w:link w:val="Char"/>
+    <w:basedOn w:val="12"/>
+    <w:link w:val="42"/>
     <w:qFormat/>
+    <w:uiPriority w:val="0"/>
     <w:pPr>
       <w:spacing w:line="360" w:lineRule="auto"/>
       <w:ind w:firstLine="470" w:firstLineChars="200"/>
     </w:pPr>
     <w:rPr>
-      <w:rFonts w:ascii="Arial" w:eastAsia="宋体" w:hAnsi="Arial"/>
+      <w:rFonts w:ascii="Arial" w:hAnsi="Arial" w:eastAsia="宋体"/>
       <w:sz w:val="24"/>
       <w:lang w:eastAsia="zh-CN"/>
     </w:rPr>
   </w:style>
-  <w:style w:type="paragraph" w:customStyle="1" w:styleId="2">
+  <w:style w:type="paragraph" w:customStyle="1" w:styleId="30">
     <w:name w:val="柴_标题2"/>
-    <w:basedOn w:val="Heading2"/>
-    <w:next w:val="a1"/>
+    <w:basedOn w:val="3"/>
+    <w:next w:val="29"/>
     <w:qFormat/>
+    <w:uiPriority w:val="0"/>
     <w:pPr>
       <w:spacing w:line="360" w:lineRule="auto"/>
     </w:pPr>
     <w:rPr>
-      <w:rFonts w:ascii="Arial" w:eastAsia="宋体" w:hAnsi="Arial"/>
+      <w:rFonts w:ascii="Arial" w:hAnsi="Arial" w:eastAsia="宋体"/>
       <w:sz w:val="28"/>
     </w:rPr>
   </w:style>
-  <w:style w:type="paragraph" w:customStyle="1" w:styleId="3">
+  <w:style w:type="paragraph" w:customStyle="1" w:styleId="31">
     <w:name w:val="柴_标题3"/>
-    <w:basedOn w:val="Heading3"/>
-    <w:next w:val="a1"/>
+    <w:basedOn w:val="4"/>
+    <w:next w:val="29"/>
     <w:qFormat/>
+    <w:uiPriority w:val="0"/>
     <w:pPr>
       <w:spacing w:line="360" w:lineRule="auto"/>
       <w:ind w:left="0" w:firstLine="472" w:firstLineChars="200"/>
     </w:pPr>
     <w:rPr>
-      <w:rFonts w:ascii="宋体" w:eastAsia="宋体" w:hAnsi="宋体" w:cs="宋体"/>
+      <w:rFonts w:ascii="宋体" w:hAnsi="宋体" w:eastAsia="宋体" w:cs="宋体"/>
       <w:spacing w:val="-2"/>
       <w:sz w:val="24"/>
       <w:szCs w:val="24"/>
     </w:rPr>
   </w:style>
-  <w:style w:type="paragraph" w:customStyle="1" w:styleId="a2">
+  <w:style w:type="paragraph" w:customStyle="1" w:styleId="32">
     <w:name w:val="柴_目录"/>
-    <w:basedOn w:val="Normal"/>
-    <w:next w:val="BodyText"/>
+    <w:basedOn w:val="1"/>
+    <w:next w:val="12"/>
     <w:qFormat/>
+    <w:uiPriority w:val="0"/>
     <w:pPr>
       <w:tabs>
         <w:tab w:val="right" w:leader="dot" w:pos="8442"/>
@@ -6265,59 +6375,64 @@
       <w:ind w:left="0" w:leftChars="0"/>
     </w:pPr>
     <w:rPr>
-      <w:rFonts w:ascii="Arial" w:eastAsia="Microsoft JhengHei" w:hAnsi="Arial"/>
+      <w:rFonts w:ascii="Arial" w:hAnsi="Arial" w:eastAsia="Microsoft JhengHei"/>
       <w:sz w:val="24"/>
     </w:rPr>
   </w:style>
-  <w:style w:type="paragraph" w:customStyle="1" w:styleId="WPSOffice1">
+  <w:style w:type="paragraph" w:customStyle="1" w:styleId="33">
     <w:name w:val="WPSOffice手动目录 1"/>
     <w:qFormat/>
+    <w:uiPriority w:val="0"/>
     <w:pPr>
       <w:ind w:leftChars="0"/>
     </w:pPr>
     <w:rPr>
-      <w:rFonts w:ascii="Times New Roman" w:eastAsia="宋体" w:hAnsi="Times New Roman" w:cs="Times New Roman"/>
+      <w:rFonts w:ascii="Times New Roman" w:hAnsi="Times New Roman" w:eastAsia="宋体" w:cs="Times New Roman"/>
       <w:sz w:val="20"/>
       <w:szCs w:val="20"/>
     </w:rPr>
   </w:style>
-  <w:style w:type="paragraph" w:customStyle="1" w:styleId="WPSOffice2">
+  <w:style w:type="paragraph" w:customStyle="1" w:styleId="34">
     <w:name w:val="WPSOffice手动目录 2"/>
     <w:qFormat/>
+    <w:uiPriority w:val="0"/>
     <w:pPr>
       <w:ind w:leftChars="200"/>
     </w:pPr>
     <w:rPr>
-      <w:rFonts w:ascii="Times New Roman" w:eastAsia="宋体" w:hAnsi="Times New Roman" w:cs="Times New Roman"/>
+      <w:rFonts w:ascii="Times New Roman" w:hAnsi="Times New Roman" w:eastAsia="宋体" w:cs="Times New Roman"/>
       <w:sz w:val="20"/>
       <w:szCs w:val="20"/>
     </w:rPr>
   </w:style>
-  <w:style w:type="paragraph" w:customStyle="1" w:styleId="WPSOffice3">
+  <w:style w:type="paragraph" w:customStyle="1" w:styleId="35">
     <w:name w:val="WPSOffice手动目录 3"/>
     <w:qFormat/>
+    <w:uiPriority w:val="0"/>
     <w:pPr>
       <w:ind w:leftChars="400"/>
     </w:pPr>
     <w:rPr>
-      <w:rFonts w:ascii="Times New Roman" w:eastAsia="宋体" w:hAnsi="Times New Roman" w:cs="Times New Roman"/>
+      <w:rFonts w:ascii="Times New Roman" w:hAnsi="Times New Roman" w:eastAsia="宋体" w:cs="Times New Roman"/>
       <w:sz w:val="20"/>
       <w:szCs w:val="20"/>
     </w:rPr>
   </w:style>
-  <w:style w:type="paragraph" w:customStyle="1" w:styleId="Compact">
+  <w:style w:type="paragraph" w:customStyle="1" w:styleId="36">
     <w:name w:val="Compact"/>
-    <w:basedOn w:val="BodyText"/>
+    <w:basedOn w:val="12"/>
     <w:qFormat/>
+    <w:uiPriority w:val="0"/>
     <w:pPr>
       <w:spacing w:before="36" w:after="36"/>
     </w:pPr>
   </w:style>
-  <w:style w:type="table" w:customStyle="1" w:styleId="Table">
+  <w:style w:type="table" w:customStyle="1" w:styleId="37">
     <w:name w:val="Table"/>
     <w:semiHidden/>
     <w:unhideWhenUsed/>
     <w:qFormat/>
+    <w:uiPriority w:val="0"/>
     <w:tblPr>
       <w:tblCellMar>
         <w:top w:w="0" w:type="dxa"/>
@@ -6329,26 +6444,28 @@
     <w:tblStylePr w:type="firstRow">
       <w:tcPr>
         <w:tcBorders>
-          <w:bottom w:val="single" w:sz="0" w:space="0" w:color="auto"/>
+          <w:bottom w:val="single" w:color="auto" w:sz="0" w:space="0"/>
         </w:tcBorders>
         <w:vAlign w:val="bottom"/>
       </w:tcPr>
     </w:tblStylePr>
   </w:style>
-  <w:style w:type="character" w:customStyle="1" w:styleId="1Char">
+  <w:style w:type="character" w:customStyle="1" w:styleId="38">
     <w:name w:val="柴_标题1 Char"/>
-    <w:link w:val="1"/>
+    <w:link w:val="28"/>
     <w:qFormat/>
+    <w:uiPriority w:val="0"/>
     <w:rPr>
-      <w:rFonts w:ascii="Arial" w:eastAsia="宋体" w:hAnsi="Arial"/>
+      <w:rFonts w:ascii="Arial" w:hAnsi="Arial" w:eastAsia="宋体"/>
       <w:sz w:val="32"/>
     </w:rPr>
   </w:style>
-  <w:style w:type="table" w:customStyle="1" w:styleId="TableNormal1">
+  <w:style w:type="table" w:customStyle="1" w:styleId="39">
     <w:name w:val="Table Normal_1"/>
     <w:semiHidden/>
     <w:unhideWhenUsed/>
     <w:qFormat/>
+    <w:uiPriority w:val="0"/>
     <w:tblPr>
       <w:tblCellMar>
         <w:top w:w="0" w:type="dxa"/>
@@ -6358,10 +6475,11 @@
       </w:tblCellMar>
     </w:tblPr>
   </w:style>
-  <w:style w:type="paragraph" w:customStyle="1" w:styleId="a3">
+  <w:style w:type="paragraph" w:customStyle="1" w:styleId="40">
     <w:name w:val="柴_正文_无缩进"/>
-    <w:basedOn w:val="Normal"/>
+    <w:basedOn w:val="1"/>
     <w:qFormat/>
+    <w:uiPriority w:val="0"/>
     <w:pPr>
       <w:ind w:firstLine="0" w:firstLineChars="0"/>
     </w:pPr>
@@ -6371,29 +6489,31 @@
       <w:lang w:eastAsia="zh-CN"/>
     </w:rPr>
   </w:style>
-  <w:style w:type="paragraph" w:customStyle="1" w:styleId="4">
+  <w:style w:type="paragraph" w:customStyle="1" w:styleId="41">
     <w:name w:val="柴_标题4"/>
-    <w:basedOn w:val="Heading4"/>
-    <w:next w:val="Normal"/>
+    <w:basedOn w:val="5"/>
+    <w:next w:val="1"/>
     <w:qFormat/>
+    <w:uiPriority w:val="0"/>
     <w:pPr>
       <w:widowControl w:val="0"/>
       <w:spacing w:before="160" w:line="360" w:lineRule="auto"/>
-      <w:ind w:left="981" w:hanging="862" w:leftChars="300"/>
+      <w:ind w:left="981" w:leftChars="300" w:hanging="862"/>
     </w:pPr>
     <w:rPr>
-      <w:rFonts w:ascii="Calibri" w:eastAsia="宋体" w:hAnsi="Calibri" w:cs="宋体" w:hint="eastAsia"/>
+      <w:rFonts w:hint="eastAsia" w:ascii="Calibri" w:hAnsi="Calibri" w:eastAsia="宋体" w:cs="宋体"/>
       <w:sz w:val="24"/>
       <w:szCs w:val="24"/>
       <w:lang w:eastAsia="zh-CN" w:bidi="zh-CN"/>
     </w:rPr>
   </w:style>
-  <w:style w:type="character" w:customStyle="1" w:styleId="Char">
+  <w:style w:type="character" w:customStyle="1" w:styleId="42">
     <w:name w:val="柴_正文 Char"/>
-    <w:link w:val="a1"/>
+    <w:link w:val="29"/>
     <w:qFormat/>
+    <w:uiPriority w:val="0"/>
     <w:rPr>
-      <w:rFonts w:ascii="Arial" w:eastAsia="宋体" w:hAnsi="Arial"/>
+      <w:rFonts w:ascii="Arial" w:hAnsi="Arial" w:eastAsia="宋体"/>
       <w:sz w:val="24"/>
       <w:lang w:eastAsia="zh-CN"/>
     </w:rPr>
